--- a/Weekly/03/Kotlin/Topics.docx
+++ b/Weekly/03/Kotlin/Topics.docx
@@ -1,6 +1,7 @@
 
 <file path=word/document.xml><?xml version="1.0" encoding="utf-8"?>
 <w:document xmlns:wpc="http://schemas.microsoft.com/office/word/2010/wordprocessingCanvas" xmlns:mc="http://schemas.openxmlformats.org/markup-compatibility/2006" xmlns:o="urn:schemas-microsoft-com:office:office" xmlns:r="http://schemas.openxmlformats.org/officeDocument/2006/relationships" xmlns:m="http://schemas.openxmlformats.org/officeDocument/2006/math" xmlns:v="urn:schemas-microsoft-com:vml" xmlns:wp14="http://schemas.microsoft.com/office/word/2010/wordprocessingDrawing" xmlns:wp="http://schemas.openxmlformats.org/drawingml/2006/wordprocessingDrawing" xmlns:w="http://schemas.openxmlformats.org/wordprocessingml/2006/main" xmlns:w14="http://schemas.microsoft.com/office/word/2010/wordml" xmlns:w10="urn:schemas-microsoft-com:office:word" xmlns:w15="http://schemas.microsoft.com/office/word/2012/wordml" xmlns:wpg="http://schemas.microsoft.com/office/word/2010/wordprocessingGroup" xmlns:wpi="http://schemas.microsoft.com/office/word/2010/wordprocessingInk" xmlns:wne="http://schemas.microsoft.com/office/word/2006/wordml" xmlns:wps="http://schemas.microsoft.com/office/word/2010/wordprocessingShape" xmlns:wpsCustomData="http://www.wps.cn/officeDocument/2013/wpsCustomData" mc:Ignorable="w14 w15 wp14">
+  <w:background w:color="000000" w:themeColor="text1"/>
   <w:body>
     <w:tbl>
       <w:tblPr>
@@ -80,6 +81,7 @@
                 <w:rFonts w:hint="default" w:ascii="Times New Roman" w:hAnsi="Times New Roman" w:cs="Times New Roman"/>
                 <w:b/>
                 <w:bCs/>
+                <w:color w:val="D2D3D3"/>
                 <w:sz w:val="72"/>
                 <w:szCs w:val="72"/>
                 <w:lang w:val="en-US"/>
@@ -90,6 +92,7 @@
                 <w:rFonts w:hint="default" w:ascii="Times New Roman" w:hAnsi="Times New Roman" w:cs="Times New Roman"/>
                 <w:b/>
                 <w:bCs/>
+                <w:color w:val="D2D3D3"/>
                 <w:sz w:val="72"/>
                 <w:szCs w:val="72"/>
                 <w:lang w:val="en-US"/>
@@ -119,6 +122,7 @@
                 <w:rFonts w:hint="default" w:ascii="Times New Roman" w:hAnsi="Times New Roman" w:cs="Times New Roman"/>
                 <w:b/>
                 <w:bCs/>
+                <w:color w:val="D2D3D3"/>
                 <w:sz w:val="72"/>
                 <w:szCs w:val="72"/>
                 <w:lang w:val="en-US"/>
@@ -129,6 +133,7 @@
                 <w:rFonts w:hint="default" w:ascii="Times New Roman" w:hAnsi="Times New Roman" w:cs="Times New Roman"/>
                 <w:b/>
                 <w:bCs/>
+                <w:color w:val="D2D3D3"/>
                 <w:sz w:val="72"/>
                 <w:szCs w:val="72"/>
                 <w:lang w:val="en-US"/>
@@ -156,6 +161,7 @@
               <w:textAlignment w:val="auto"/>
               <w:rPr>
                 <w:rFonts w:hint="default" w:ascii="Times New Roman" w:hAnsi="Times New Roman" w:cs="Times New Roman"/>
+                <w:color w:val="D2D3D3"/>
                 <w:sz w:val="28"/>
                 <w:szCs w:val="28"/>
                 <w:lang w:val="en-US"/>
@@ -189,6 +195,7 @@
                 <w:rFonts w:hint="default" w:ascii="Times New Roman" w:hAnsi="Times New Roman" w:cs="Times New Roman"/>
                 <w:b/>
                 <w:bCs/>
+                <w:color w:val="D2D3D3"/>
                 <w:sz w:val="28"/>
                 <w:szCs w:val="28"/>
                 <w:lang w:val="en-US"/>
@@ -199,6 +206,7 @@
                 <w:rFonts w:hint="default" w:ascii="Times New Roman" w:hAnsi="Times New Roman" w:cs="Times New Roman"/>
                 <w:b/>
                 <w:bCs/>
+                <w:color w:val="D2D3D3"/>
                 <w:sz w:val="28"/>
                 <w:szCs w:val="28"/>
                 <w:lang w:val="en-US"/>
@@ -231,14 +239,16 @@
               <w:textAlignment w:val="auto"/>
               <w:rPr>
                 <w:rFonts w:hint="default" w:ascii="Times New Roman" w:hAnsi="Times New Roman" w:cs="Times New Roman"/>
-                <w:sz w:val="28"/>
-                <w:szCs w:val="28"/>
-                <w:lang w:val="en-US"/>
-              </w:rPr>
-            </w:pPr>
-            <w:r>
-              <w:rPr>
-                <w:rFonts w:hint="default" w:ascii="Times New Roman" w:hAnsi="Times New Roman" w:cs="Times New Roman"/>
+                <w:color w:val="D2D3D3"/>
+                <w:sz w:val="28"/>
+                <w:szCs w:val="28"/>
+                <w:lang w:val="en-US"/>
+              </w:rPr>
+            </w:pPr>
+            <w:r>
+              <w:rPr>
+                <w:rFonts w:hint="default" w:ascii="Times New Roman" w:hAnsi="Times New Roman" w:cs="Times New Roman"/>
+                <w:color w:val="D2D3D3"/>
                 <w:sz w:val="28"/>
                 <w:szCs w:val="28"/>
                 <w:lang w:val="en-US"/>
@@ -271,14 +281,16 @@
               <w:textAlignment w:val="auto"/>
               <w:rPr>
                 <w:rFonts w:hint="default" w:ascii="Times New Roman" w:hAnsi="Times New Roman" w:cs="Times New Roman"/>
-                <w:sz w:val="28"/>
-                <w:szCs w:val="28"/>
-                <w:lang w:val="en-US"/>
-              </w:rPr>
-            </w:pPr>
-            <w:r>
-              <w:rPr>
-                <w:rFonts w:hint="default" w:ascii="Times New Roman" w:hAnsi="Times New Roman" w:cs="Times New Roman"/>
+                <w:color w:val="D2D3D3"/>
+                <w:sz w:val="28"/>
+                <w:szCs w:val="28"/>
+                <w:lang w:val="en-US"/>
+              </w:rPr>
+            </w:pPr>
+            <w:r>
+              <w:rPr>
+                <w:rFonts w:hint="default" w:ascii="Times New Roman" w:hAnsi="Times New Roman" w:cs="Times New Roman"/>
+                <w:color w:val="D2D3D3"/>
                 <w:sz w:val="28"/>
                 <w:szCs w:val="28"/>
                 <w:lang w:val="en-US"/>
@@ -313,6 +325,7 @@
                 <w:rFonts w:hint="default" w:ascii="Times New Roman" w:hAnsi="Times New Roman" w:cs="Times New Roman"/>
                 <w:b/>
                 <w:bCs/>
+                <w:color w:val="D2D3D3"/>
                 <w:sz w:val="28"/>
                 <w:szCs w:val="28"/>
                 <w:lang w:val="en-US"/>
@@ -323,6 +336,7 @@
                 <w:rFonts w:hint="default" w:ascii="Times New Roman" w:hAnsi="Times New Roman" w:cs="Times New Roman"/>
                 <w:b/>
                 <w:bCs/>
+                <w:color w:val="D2D3D3"/>
                 <w:sz w:val="28"/>
                 <w:szCs w:val="28"/>
                 <w:lang w:val="en-US"/>
@@ -355,14 +369,16 @@
               <w:textAlignment w:val="auto"/>
               <w:rPr>
                 <w:rFonts w:hint="default" w:ascii="Times New Roman" w:hAnsi="Times New Roman" w:cs="Times New Roman"/>
-                <w:sz w:val="28"/>
-                <w:szCs w:val="28"/>
-                <w:lang w:val="en-US"/>
-              </w:rPr>
-            </w:pPr>
-            <w:r>
-              <w:rPr>
-                <w:rFonts w:hint="default" w:ascii="Times New Roman" w:hAnsi="Times New Roman" w:cs="Times New Roman"/>
+                <w:color w:val="D2D3D3"/>
+                <w:sz w:val="28"/>
+                <w:szCs w:val="28"/>
+                <w:lang w:val="en-US"/>
+              </w:rPr>
+            </w:pPr>
+            <w:r>
+              <w:rPr>
+                <w:rFonts w:hint="default" w:ascii="Times New Roman" w:hAnsi="Times New Roman" w:cs="Times New Roman"/>
+                <w:color w:val="D2D3D3"/>
                 <w:sz w:val="28"/>
                 <w:szCs w:val="28"/>
                 <w:lang w:val="en-US"/>
@@ -395,14 +411,16 @@
               <w:textAlignment w:val="auto"/>
               <w:rPr>
                 <w:rFonts w:hint="default" w:ascii="Times New Roman" w:hAnsi="Times New Roman" w:cs="Times New Roman"/>
-                <w:sz w:val="28"/>
-                <w:szCs w:val="28"/>
-                <w:lang w:val="en-US"/>
-              </w:rPr>
-            </w:pPr>
-            <w:r>
-              <w:rPr>
-                <w:rFonts w:hint="default" w:ascii="Times New Roman" w:hAnsi="Times New Roman" w:cs="Times New Roman"/>
+                <w:color w:val="D2D3D3"/>
+                <w:sz w:val="28"/>
+                <w:szCs w:val="28"/>
+                <w:lang w:val="en-US"/>
+              </w:rPr>
+            </w:pPr>
+            <w:r>
+              <w:rPr>
+                <w:rFonts w:hint="default" w:ascii="Times New Roman" w:hAnsi="Times New Roman" w:cs="Times New Roman"/>
+                <w:color w:val="D2D3D3"/>
                 <w:sz w:val="28"/>
                 <w:szCs w:val="28"/>
                 <w:lang w:val="en-US"/>
@@ -435,14 +453,16 @@
               <w:textAlignment w:val="auto"/>
               <w:rPr>
                 <w:rFonts w:hint="default" w:ascii="Times New Roman" w:hAnsi="Times New Roman" w:cs="Times New Roman"/>
-                <w:sz w:val="28"/>
-                <w:szCs w:val="28"/>
-                <w:lang w:val="en-US"/>
-              </w:rPr>
-            </w:pPr>
-            <w:r>
-              <w:rPr>
-                <w:rFonts w:hint="default" w:ascii="Times New Roman" w:hAnsi="Times New Roman" w:cs="Times New Roman"/>
+                <w:color w:val="D2D3D3"/>
+                <w:sz w:val="28"/>
+                <w:szCs w:val="28"/>
+                <w:lang w:val="en-US"/>
+              </w:rPr>
+            </w:pPr>
+            <w:r>
+              <w:rPr>
+                <w:rFonts w:hint="default" w:ascii="Times New Roman" w:hAnsi="Times New Roman" w:cs="Times New Roman"/>
+                <w:color w:val="D2D3D3"/>
                 <w:sz w:val="28"/>
                 <w:szCs w:val="28"/>
                 <w:lang w:val="en-US"/>
@@ -475,14 +495,16 @@
               <w:textAlignment w:val="auto"/>
               <w:rPr>
                 <w:rFonts w:hint="default" w:ascii="Times New Roman" w:hAnsi="Times New Roman" w:cs="Times New Roman"/>
-                <w:sz w:val="28"/>
-                <w:szCs w:val="28"/>
-                <w:lang w:val="en-US"/>
-              </w:rPr>
-            </w:pPr>
-            <w:r>
-              <w:rPr>
-                <w:rFonts w:hint="default" w:ascii="Times New Roman" w:hAnsi="Times New Roman" w:cs="Times New Roman"/>
+                <w:color w:val="D2D3D3"/>
+                <w:sz w:val="28"/>
+                <w:szCs w:val="28"/>
+                <w:lang w:val="en-US"/>
+              </w:rPr>
+            </w:pPr>
+            <w:r>
+              <w:rPr>
+                <w:rFonts w:hint="default" w:ascii="Times New Roman" w:hAnsi="Times New Roman" w:cs="Times New Roman"/>
+                <w:color w:val="D2D3D3"/>
                 <w:sz w:val="28"/>
                 <w:szCs w:val="28"/>
                 <w:lang w:val="en-US"/>
@@ -515,14 +537,16 @@
               <w:textAlignment w:val="auto"/>
               <w:rPr>
                 <w:rFonts w:hint="default" w:ascii="Times New Roman" w:hAnsi="Times New Roman" w:cs="Times New Roman"/>
-                <w:sz w:val="28"/>
-                <w:szCs w:val="28"/>
-                <w:lang w:val="en-US"/>
-              </w:rPr>
-            </w:pPr>
-            <w:r>
-              <w:rPr>
-                <w:rFonts w:hint="default" w:ascii="Times New Roman" w:hAnsi="Times New Roman" w:cs="Times New Roman"/>
+                <w:color w:val="D2D3D3"/>
+                <w:sz w:val="28"/>
+                <w:szCs w:val="28"/>
+                <w:lang w:val="en-US"/>
+              </w:rPr>
+            </w:pPr>
+            <w:r>
+              <w:rPr>
+                <w:rFonts w:hint="default" w:ascii="Times New Roman" w:hAnsi="Times New Roman" w:cs="Times New Roman"/>
+                <w:color w:val="D2D3D3"/>
                 <w:sz w:val="28"/>
                 <w:szCs w:val="28"/>
                 <w:lang w:val="en-US"/>
@@ -555,14 +579,16 @@
               <w:textAlignment w:val="auto"/>
               <w:rPr>
                 <w:rFonts w:hint="default" w:ascii="Times New Roman" w:hAnsi="Times New Roman" w:cs="Times New Roman"/>
-                <w:sz w:val="28"/>
-                <w:szCs w:val="28"/>
-                <w:lang w:val="en-US"/>
-              </w:rPr>
-            </w:pPr>
-            <w:r>
-              <w:rPr>
-                <w:rFonts w:hint="default" w:ascii="Times New Roman" w:hAnsi="Times New Roman" w:cs="Times New Roman"/>
+                <w:color w:val="D2D3D3"/>
+                <w:sz w:val="28"/>
+                <w:szCs w:val="28"/>
+                <w:lang w:val="en-US"/>
+              </w:rPr>
+            </w:pPr>
+            <w:r>
+              <w:rPr>
+                <w:rFonts w:hint="default" w:ascii="Times New Roman" w:hAnsi="Times New Roman" w:cs="Times New Roman"/>
+                <w:color w:val="D2D3D3"/>
                 <w:sz w:val="28"/>
                 <w:szCs w:val="28"/>
                 <w:lang w:val="en-US"/>
@@ -597,6 +623,7 @@
                 <w:rFonts w:hint="default" w:ascii="Times New Roman" w:hAnsi="Times New Roman" w:cs="Times New Roman"/>
                 <w:b/>
                 <w:bCs/>
+                <w:color w:val="D2D3D3"/>
                 <w:sz w:val="28"/>
                 <w:szCs w:val="28"/>
                 <w:lang w:val="en-US"/>
@@ -607,6 +634,7 @@
                 <w:rFonts w:hint="default" w:ascii="Times New Roman" w:hAnsi="Times New Roman" w:cs="Times New Roman"/>
                 <w:b/>
                 <w:bCs/>
+                <w:color w:val="D2D3D3"/>
                 <w:sz w:val="28"/>
                 <w:szCs w:val="28"/>
                 <w:lang w:val="en-US"/>
@@ -639,14 +667,16 @@
               <w:textAlignment w:val="auto"/>
               <w:rPr>
                 <w:rFonts w:hint="default" w:ascii="Times New Roman" w:hAnsi="Times New Roman" w:cs="Times New Roman"/>
-                <w:sz w:val="28"/>
-                <w:szCs w:val="28"/>
-                <w:lang w:val="en-US"/>
-              </w:rPr>
-            </w:pPr>
-            <w:r>
-              <w:rPr>
-                <w:rFonts w:hint="default" w:ascii="Times New Roman" w:hAnsi="Times New Roman" w:cs="Times New Roman"/>
+                <w:color w:val="D2D3D3"/>
+                <w:sz w:val="28"/>
+                <w:szCs w:val="28"/>
+                <w:lang w:val="en-US"/>
+              </w:rPr>
+            </w:pPr>
+            <w:r>
+              <w:rPr>
+                <w:rFonts w:hint="default" w:ascii="Times New Roman" w:hAnsi="Times New Roman" w:cs="Times New Roman"/>
+                <w:color w:val="D2D3D3"/>
                 <w:sz w:val="28"/>
                 <w:szCs w:val="28"/>
                 <w:lang w:val="en-US"/>
@@ -679,14 +709,16 @@
               <w:textAlignment w:val="auto"/>
               <w:rPr>
                 <w:rFonts w:hint="default" w:ascii="Times New Roman" w:hAnsi="Times New Roman" w:cs="Times New Roman"/>
-                <w:sz w:val="28"/>
-                <w:szCs w:val="28"/>
-                <w:lang w:val="en-US"/>
-              </w:rPr>
-            </w:pPr>
-            <w:r>
-              <w:rPr>
-                <w:rFonts w:hint="default" w:ascii="Times New Roman" w:hAnsi="Times New Roman" w:cs="Times New Roman"/>
+                <w:color w:val="D2D3D3"/>
+                <w:sz w:val="28"/>
+                <w:szCs w:val="28"/>
+                <w:lang w:val="en-US"/>
+              </w:rPr>
+            </w:pPr>
+            <w:r>
+              <w:rPr>
+                <w:rFonts w:hint="default" w:ascii="Times New Roman" w:hAnsi="Times New Roman" w:cs="Times New Roman"/>
+                <w:color w:val="D2D3D3"/>
                 <w:sz w:val="28"/>
                 <w:szCs w:val="28"/>
                 <w:lang w:val="en-US"/>
@@ -719,14 +751,16 @@
               <w:textAlignment w:val="auto"/>
               <w:rPr>
                 <w:rFonts w:hint="default" w:ascii="Times New Roman" w:hAnsi="Times New Roman" w:cs="Times New Roman"/>
-                <w:sz w:val="28"/>
-                <w:szCs w:val="28"/>
-                <w:lang w:val="en-US"/>
-              </w:rPr>
-            </w:pPr>
-            <w:r>
-              <w:rPr>
-                <w:rFonts w:hint="default" w:ascii="Times New Roman" w:hAnsi="Times New Roman" w:cs="Times New Roman"/>
+                <w:color w:val="D2D3D3"/>
+                <w:sz w:val="28"/>
+                <w:szCs w:val="28"/>
+                <w:lang w:val="en-US"/>
+              </w:rPr>
+            </w:pPr>
+            <w:r>
+              <w:rPr>
+                <w:rFonts w:hint="default" w:ascii="Times New Roman" w:hAnsi="Times New Roman" w:cs="Times New Roman"/>
+                <w:color w:val="D2D3D3"/>
                 <w:sz w:val="28"/>
                 <w:szCs w:val="28"/>
                 <w:lang w:val="en-US"/>
@@ -761,6 +795,7 @@
                 <w:rFonts w:hint="default" w:ascii="Times New Roman" w:hAnsi="Times New Roman" w:cs="Times New Roman"/>
                 <w:b/>
                 <w:bCs/>
+                <w:color w:val="D2D3D3"/>
                 <w:sz w:val="28"/>
                 <w:szCs w:val="28"/>
                 <w:lang w:val="en-US"/>
@@ -771,6 +806,7 @@
                 <w:rFonts w:hint="default" w:ascii="Times New Roman" w:hAnsi="Times New Roman" w:cs="Times New Roman"/>
                 <w:b/>
                 <w:bCs/>
+                <w:color w:val="D2D3D3"/>
                 <w:sz w:val="28"/>
                 <w:szCs w:val="28"/>
                 <w:lang w:val="en-US"/>
@@ -803,14 +839,16 @@
               <w:textAlignment w:val="auto"/>
               <w:rPr>
                 <w:rFonts w:hint="default" w:ascii="Times New Roman" w:hAnsi="Times New Roman" w:cs="Times New Roman"/>
-                <w:sz w:val="28"/>
-                <w:szCs w:val="28"/>
-                <w:lang w:val="en-US"/>
-              </w:rPr>
-            </w:pPr>
-            <w:r>
-              <w:rPr>
-                <w:rFonts w:hint="default" w:ascii="Times New Roman" w:hAnsi="Times New Roman" w:cs="Times New Roman"/>
+                <w:color w:val="D2D3D3"/>
+                <w:sz w:val="28"/>
+                <w:szCs w:val="28"/>
+                <w:lang w:val="en-US"/>
+              </w:rPr>
+            </w:pPr>
+            <w:r>
+              <w:rPr>
+                <w:rFonts w:hint="default" w:ascii="Times New Roman" w:hAnsi="Times New Roman" w:cs="Times New Roman"/>
+                <w:color w:val="D2D3D3"/>
                 <w:sz w:val="28"/>
                 <w:szCs w:val="28"/>
                 <w:lang w:val="en-US"/>
@@ -843,14 +881,16 @@
               <w:textAlignment w:val="auto"/>
               <w:rPr>
                 <w:rFonts w:hint="default" w:ascii="Times New Roman" w:hAnsi="Times New Roman" w:cs="Times New Roman"/>
-                <w:sz w:val="28"/>
-                <w:szCs w:val="28"/>
-                <w:lang w:val="en-US"/>
-              </w:rPr>
-            </w:pPr>
-            <w:r>
-              <w:rPr>
-                <w:rFonts w:hint="default" w:ascii="Times New Roman" w:hAnsi="Times New Roman" w:cs="Times New Roman"/>
+                <w:color w:val="D2D3D3"/>
+                <w:sz w:val="28"/>
+                <w:szCs w:val="28"/>
+                <w:lang w:val="en-US"/>
+              </w:rPr>
+            </w:pPr>
+            <w:r>
+              <w:rPr>
+                <w:rFonts w:hint="default" w:ascii="Times New Roman" w:hAnsi="Times New Roman" w:cs="Times New Roman"/>
+                <w:color w:val="D2D3D3"/>
                 <w:sz w:val="28"/>
                 <w:szCs w:val="28"/>
                 <w:lang w:val="en-US"/>
@@ -883,14 +923,16 @@
               <w:textAlignment w:val="auto"/>
               <w:rPr>
                 <w:rFonts w:hint="default" w:ascii="Times New Roman" w:hAnsi="Times New Roman" w:cs="Times New Roman"/>
-                <w:sz w:val="28"/>
-                <w:szCs w:val="28"/>
-                <w:lang w:val="en-US"/>
-              </w:rPr>
-            </w:pPr>
-            <w:r>
-              <w:rPr>
-                <w:rFonts w:hint="default" w:ascii="Times New Roman" w:hAnsi="Times New Roman" w:cs="Times New Roman"/>
+                <w:color w:val="D2D3D3"/>
+                <w:sz w:val="28"/>
+                <w:szCs w:val="28"/>
+                <w:lang w:val="en-US"/>
+              </w:rPr>
+            </w:pPr>
+            <w:r>
+              <w:rPr>
+                <w:rFonts w:hint="default" w:ascii="Times New Roman" w:hAnsi="Times New Roman" w:cs="Times New Roman"/>
+                <w:color w:val="D2D3D3"/>
                 <w:sz w:val="28"/>
                 <w:szCs w:val="28"/>
                 <w:lang w:val="en-US"/>
@@ -923,14 +965,16 @@
               <w:textAlignment w:val="auto"/>
               <w:rPr>
                 <w:rFonts w:hint="default" w:ascii="Times New Roman" w:hAnsi="Times New Roman" w:cs="Times New Roman"/>
-                <w:sz w:val="28"/>
-                <w:szCs w:val="28"/>
-                <w:lang w:val="en-US"/>
-              </w:rPr>
-            </w:pPr>
-            <w:r>
-              <w:rPr>
-                <w:rFonts w:hint="default" w:ascii="Times New Roman" w:hAnsi="Times New Roman" w:cs="Times New Roman"/>
+                <w:color w:val="D2D3D3"/>
+                <w:sz w:val="28"/>
+                <w:szCs w:val="28"/>
+                <w:lang w:val="en-US"/>
+              </w:rPr>
+            </w:pPr>
+            <w:r>
+              <w:rPr>
+                <w:rFonts w:hint="default" w:ascii="Times New Roman" w:hAnsi="Times New Roman" w:cs="Times New Roman"/>
+                <w:color w:val="D2D3D3"/>
                 <w:sz w:val="28"/>
                 <w:szCs w:val="28"/>
                 <w:lang w:val="en-US"/>
@@ -963,14 +1007,16 @@
               <w:textAlignment w:val="auto"/>
               <w:rPr>
                 <w:rFonts w:hint="default" w:ascii="Times New Roman" w:hAnsi="Times New Roman" w:cs="Times New Roman"/>
-                <w:sz w:val="28"/>
-                <w:szCs w:val="28"/>
-                <w:lang w:val="en-US"/>
-              </w:rPr>
-            </w:pPr>
-            <w:r>
-              <w:rPr>
-                <w:rFonts w:hint="default" w:ascii="Times New Roman" w:hAnsi="Times New Roman" w:cs="Times New Roman"/>
+                <w:color w:val="D2D3D3"/>
+                <w:sz w:val="28"/>
+                <w:szCs w:val="28"/>
+                <w:lang w:val="en-US"/>
+              </w:rPr>
+            </w:pPr>
+            <w:r>
+              <w:rPr>
+                <w:rFonts w:hint="default" w:ascii="Times New Roman" w:hAnsi="Times New Roman" w:cs="Times New Roman"/>
+                <w:color w:val="D2D3D3"/>
                 <w:sz w:val="28"/>
                 <w:szCs w:val="28"/>
                 <w:lang w:val="en-US"/>
@@ -1003,14 +1049,16 @@
               <w:textAlignment w:val="auto"/>
               <w:rPr>
                 <w:rFonts w:hint="default" w:ascii="Times New Roman" w:hAnsi="Times New Roman" w:cs="Times New Roman"/>
-                <w:sz w:val="28"/>
-                <w:szCs w:val="28"/>
-                <w:lang w:val="en-US"/>
-              </w:rPr>
-            </w:pPr>
-            <w:r>
-              <w:rPr>
-                <w:rFonts w:hint="default" w:ascii="Times New Roman" w:hAnsi="Times New Roman" w:cs="Times New Roman"/>
+                <w:color w:val="D2D3D3"/>
+                <w:sz w:val="28"/>
+                <w:szCs w:val="28"/>
+                <w:lang w:val="en-US"/>
+              </w:rPr>
+            </w:pPr>
+            <w:r>
+              <w:rPr>
+                <w:rFonts w:hint="default" w:ascii="Times New Roman" w:hAnsi="Times New Roman" w:cs="Times New Roman"/>
+                <w:color w:val="D2D3D3"/>
                 <w:sz w:val="28"/>
                 <w:szCs w:val="28"/>
                 <w:lang w:val="en-US"/>
@@ -1043,14 +1091,16 @@
               <w:textAlignment w:val="auto"/>
               <w:rPr>
                 <w:rFonts w:hint="default" w:ascii="Times New Roman" w:hAnsi="Times New Roman" w:cs="Times New Roman"/>
-                <w:sz w:val="28"/>
-                <w:szCs w:val="28"/>
-                <w:lang w:val="en-US"/>
-              </w:rPr>
-            </w:pPr>
-            <w:r>
-              <w:rPr>
-                <w:rFonts w:hint="default" w:ascii="Times New Roman" w:hAnsi="Times New Roman" w:cs="Times New Roman"/>
+                <w:color w:val="D2D3D3"/>
+                <w:sz w:val="28"/>
+                <w:szCs w:val="28"/>
+                <w:lang w:val="en-US"/>
+              </w:rPr>
+            </w:pPr>
+            <w:r>
+              <w:rPr>
+                <w:rFonts w:hint="default" w:ascii="Times New Roman" w:hAnsi="Times New Roman" w:cs="Times New Roman"/>
+                <w:color w:val="D2D3D3"/>
                 <w:sz w:val="28"/>
                 <w:szCs w:val="28"/>
                 <w:lang w:val="en-US"/>
@@ -1083,14 +1133,16 @@
               <w:textAlignment w:val="auto"/>
               <w:rPr>
                 <w:rFonts w:hint="default" w:ascii="Times New Roman" w:hAnsi="Times New Roman" w:cs="Times New Roman"/>
-                <w:sz w:val="28"/>
-                <w:szCs w:val="28"/>
-                <w:lang w:val="en-US"/>
-              </w:rPr>
-            </w:pPr>
-            <w:r>
-              <w:rPr>
-                <w:rFonts w:hint="default" w:ascii="Times New Roman" w:hAnsi="Times New Roman" w:cs="Times New Roman"/>
+                <w:color w:val="D2D3D3"/>
+                <w:sz w:val="28"/>
+                <w:szCs w:val="28"/>
+                <w:lang w:val="en-US"/>
+              </w:rPr>
+            </w:pPr>
+            <w:r>
+              <w:rPr>
+                <w:rFonts w:hint="default" w:ascii="Times New Roman" w:hAnsi="Times New Roman" w:cs="Times New Roman"/>
+                <w:color w:val="D2D3D3"/>
                 <w:sz w:val="28"/>
                 <w:szCs w:val="28"/>
                 <w:lang w:val="en-US"/>
@@ -1125,6 +1177,7 @@
                 <w:rFonts w:hint="default" w:ascii="Times New Roman" w:hAnsi="Times New Roman" w:cs="Times New Roman"/>
                 <w:b/>
                 <w:bCs/>
+                <w:color w:val="D2D3D3"/>
                 <w:sz w:val="28"/>
                 <w:szCs w:val="28"/>
                 <w:lang w:val="en-US"/>
@@ -1135,6 +1188,7 @@
                 <w:rFonts w:hint="default" w:ascii="Times New Roman" w:hAnsi="Times New Roman" w:cs="Times New Roman"/>
                 <w:b/>
                 <w:bCs/>
+                <w:color w:val="D2D3D3"/>
                 <w:sz w:val="28"/>
                 <w:szCs w:val="28"/>
                 <w:lang w:val="en-US"/>
@@ -1167,14 +1221,16 @@
               <w:textAlignment w:val="auto"/>
               <w:rPr>
                 <w:rFonts w:hint="default" w:ascii="Times New Roman" w:hAnsi="Times New Roman" w:cs="Times New Roman"/>
-                <w:sz w:val="28"/>
-                <w:szCs w:val="28"/>
-                <w:lang w:val="en-US"/>
-              </w:rPr>
-            </w:pPr>
-            <w:r>
-              <w:rPr>
-                <w:rFonts w:hint="default" w:ascii="Times New Roman" w:hAnsi="Times New Roman" w:cs="Times New Roman"/>
+                <w:color w:val="D2D3D3"/>
+                <w:sz w:val="28"/>
+                <w:szCs w:val="28"/>
+                <w:lang w:val="en-US"/>
+              </w:rPr>
+            </w:pPr>
+            <w:r>
+              <w:rPr>
+                <w:rFonts w:hint="default" w:ascii="Times New Roman" w:hAnsi="Times New Roman" w:cs="Times New Roman"/>
+                <w:color w:val="D2D3D3"/>
                 <w:sz w:val="28"/>
                 <w:szCs w:val="28"/>
                 <w:lang w:val="en-US"/>
@@ -1219,14 +1275,16 @@
               <w:textAlignment w:val="auto"/>
               <w:rPr>
                 <w:rFonts w:hint="default" w:ascii="Times New Roman" w:hAnsi="Times New Roman" w:cs="Times New Roman"/>
-                <w:sz w:val="28"/>
-                <w:szCs w:val="28"/>
-                <w:lang w:val="en-US"/>
-              </w:rPr>
-            </w:pPr>
-            <w:r>
-              <w:rPr>
-                <w:rFonts w:hint="default" w:ascii="Times New Roman" w:hAnsi="Times New Roman" w:cs="Times New Roman"/>
+                <w:color w:val="D2D3D3"/>
+                <w:sz w:val="28"/>
+                <w:szCs w:val="28"/>
+                <w:lang w:val="en-US"/>
+              </w:rPr>
+            </w:pPr>
+            <w:r>
+              <w:rPr>
+                <w:rFonts w:hint="default" w:ascii="Times New Roman" w:hAnsi="Times New Roman" w:cs="Times New Roman"/>
+                <w:color w:val="D2D3D3"/>
                 <w:sz w:val="28"/>
                 <w:szCs w:val="28"/>
                 <w:lang w:val="en-US"/>
@@ -1259,14 +1317,16 @@
               <w:textAlignment w:val="auto"/>
               <w:rPr>
                 <w:rFonts w:hint="default" w:ascii="Times New Roman" w:hAnsi="Times New Roman" w:cs="Times New Roman"/>
-                <w:sz w:val="28"/>
-                <w:szCs w:val="28"/>
-                <w:lang w:val="en-US"/>
-              </w:rPr>
-            </w:pPr>
-            <w:r>
-              <w:rPr>
-                <w:rFonts w:hint="default" w:ascii="Times New Roman" w:hAnsi="Times New Roman" w:cs="Times New Roman"/>
+                <w:color w:val="D2D3D3"/>
+                <w:sz w:val="28"/>
+                <w:szCs w:val="28"/>
+                <w:lang w:val="en-US"/>
+              </w:rPr>
+            </w:pPr>
+            <w:r>
+              <w:rPr>
+                <w:rFonts w:hint="default" w:ascii="Times New Roman" w:hAnsi="Times New Roman" w:cs="Times New Roman"/>
+                <w:color w:val="D2D3D3"/>
                 <w:sz w:val="28"/>
                 <w:szCs w:val="28"/>
                 <w:lang w:val="en-US"/>
@@ -1299,14 +1359,16 @@
               <w:textAlignment w:val="auto"/>
               <w:rPr>
                 <w:rFonts w:hint="default" w:ascii="Times New Roman" w:hAnsi="Times New Roman" w:cs="Times New Roman"/>
-                <w:sz w:val="28"/>
-                <w:szCs w:val="28"/>
-                <w:lang w:val="en-US"/>
-              </w:rPr>
-            </w:pPr>
-            <w:r>
-              <w:rPr>
-                <w:rFonts w:hint="default" w:ascii="Times New Roman" w:hAnsi="Times New Roman" w:cs="Times New Roman"/>
+                <w:color w:val="D2D3D3"/>
+                <w:sz w:val="28"/>
+                <w:szCs w:val="28"/>
+                <w:lang w:val="en-US"/>
+              </w:rPr>
+            </w:pPr>
+            <w:r>
+              <w:rPr>
+                <w:rFonts w:hint="default" w:ascii="Times New Roman" w:hAnsi="Times New Roman" w:cs="Times New Roman"/>
+                <w:color w:val="D2D3D3"/>
                 <w:sz w:val="28"/>
                 <w:szCs w:val="28"/>
                 <w:lang w:val="en-US"/>
@@ -1339,14 +1401,16 @@
               <w:textAlignment w:val="auto"/>
               <w:rPr>
                 <w:rFonts w:hint="default" w:ascii="Times New Roman" w:hAnsi="Times New Roman" w:cs="Times New Roman"/>
-                <w:sz w:val="28"/>
-                <w:szCs w:val="28"/>
-                <w:lang w:val="en-US"/>
-              </w:rPr>
-            </w:pPr>
-            <w:r>
-              <w:rPr>
-                <w:rFonts w:hint="default" w:ascii="Times New Roman" w:hAnsi="Times New Roman" w:cs="Times New Roman"/>
+                <w:color w:val="D2D3D3"/>
+                <w:sz w:val="28"/>
+                <w:szCs w:val="28"/>
+                <w:lang w:val="en-US"/>
+              </w:rPr>
+            </w:pPr>
+            <w:r>
+              <w:rPr>
+                <w:rFonts w:hint="default" w:ascii="Times New Roman" w:hAnsi="Times New Roman" w:cs="Times New Roman"/>
+                <w:color w:val="D2D3D3"/>
                 <w:sz w:val="28"/>
                 <w:szCs w:val="28"/>
                 <w:lang w:val="en-US"/>
@@ -1379,14 +1443,16 @@
               <w:textAlignment w:val="auto"/>
               <w:rPr>
                 <w:rFonts w:hint="default" w:ascii="Times New Roman" w:hAnsi="Times New Roman" w:cs="Times New Roman"/>
-                <w:sz w:val="28"/>
-                <w:szCs w:val="28"/>
-                <w:lang w:val="en-US"/>
-              </w:rPr>
-            </w:pPr>
-            <w:r>
-              <w:rPr>
-                <w:rFonts w:hint="default" w:ascii="Times New Roman" w:hAnsi="Times New Roman" w:cs="Times New Roman"/>
+                <w:color w:val="D2D3D3"/>
+                <w:sz w:val="28"/>
+                <w:szCs w:val="28"/>
+                <w:lang w:val="en-US"/>
+              </w:rPr>
+            </w:pPr>
+            <w:r>
+              <w:rPr>
+                <w:rFonts w:hint="default" w:ascii="Times New Roman" w:hAnsi="Times New Roman" w:cs="Times New Roman"/>
+                <w:color w:val="D2D3D3"/>
                 <w:sz w:val="28"/>
                 <w:szCs w:val="28"/>
                 <w:lang w:val="en-US"/>
@@ -1419,14 +1485,16 @@
               <w:textAlignment w:val="auto"/>
               <w:rPr>
                 <w:rFonts w:hint="default" w:ascii="Times New Roman" w:hAnsi="Times New Roman" w:cs="Times New Roman"/>
-                <w:sz w:val="28"/>
-                <w:szCs w:val="28"/>
-                <w:lang w:val="en-US"/>
-              </w:rPr>
-            </w:pPr>
-            <w:r>
-              <w:rPr>
-                <w:rFonts w:hint="default" w:ascii="Times New Roman" w:hAnsi="Times New Roman" w:cs="Times New Roman"/>
+                <w:color w:val="D2D3D3"/>
+                <w:sz w:val="28"/>
+                <w:szCs w:val="28"/>
+                <w:lang w:val="en-US"/>
+              </w:rPr>
+            </w:pPr>
+            <w:r>
+              <w:rPr>
+                <w:rFonts w:hint="default" w:ascii="Times New Roman" w:hAnsi="Times New Roman" w:cs="Times New Roman"/>
+                <w:color w:val="D2D3D3"/>
                 <w:sz w:val="28"/>
                 <w:szCs w:val="28"/>
                 <w:lang w:val="en-US"/>
@@ -1459,14 +1527,16 @@
               <w:textAlignment w:val="auto"/>
               <w:rPr>
                 <w:rFonts w:hint="default" w:ascii="Times New Roman" w:hAnsi="Times New Roman" w:cs="Times New Roman"/>
-                <w:sz w:val="28"/>
-                <w:szCs w:val="28"/>
-                <w:lang w:val="en-US"/>
-              </w:rPr>
-            </w:pPr>
-            <w:r>
-              <w:rPr>
-                <w:rFonts w:hint="default" w:ascii="Times New Roman" w:hAnsi="Times New Roman" w:cs="Times New Roman"/>
+                <w:color w:val="D2D3D3"/>
+                <w:sz w:val="28"/>
+                <w:szCs w:val="28"/>
+                <w:lang w:val="en-US"/>
+              </w:rPr>
+            </w:pPr>
+            <w:r>
+              <w:rPr>
+                <w:rFonts w:hint="default" w:ascii="Times New Roman" w:hAnsi="Times New Roman" w:cs="Times New Roman"/>
+                <w:color w:val="D2D3D3"/>
                 <w:sz w:val="28"/>
                 <w:szCs w:val="28"/>
                 <w:lang w:val="en-US"/>
@@ -1499,14 +1569,16 @@
               <w:textAlignment w:val="auto"/>
               <w:rPr>
                 <w:rFonts w:hint="default" w:ascii="Times New Roman" w:hAnsi="Times New Roman" w:cs="Times New Roman"/>
-                <w:sz w:val="28"/>
-                <w:szCs w:val="28"/>
-                <w:lang w:val="en-US"/>
-              </w:rPr>
-            </w:pPr>
-            <w:r>
-              <w:rPr>
-                <w:rFonts w:hint="default" w:ascii="Times New Roman" w:hAnsi="Times New Roman" w:cs="Times New Roman"/>
+                <w:color w:val="D2D3D3"/>
+                <w:sz w:val="28"/>
+                <w:szCs w:val="28"/>
+                <w:lang w:val="en-US"/>
+              </w:rPr>
+            </w:pPr>
+            <w:r>
+              <w:rPr>
+                <w:rFonts w:hint="default" w:ascii="Times New Roman" w:hAnsi="Times New Roman" w:cs="Times New Roman"/>
+                <w:color w:val="D2D3D3"/>
                 <w:sz w:val="28"/>
                 <w:szCs w:val="28"/>
                 <w:lang w:val="en-US"/>
@@ -1539,15 +1611,17 @@
               <w:textAlignment w:val="auto"/>
               <w:rPr>
                 <w:rFonts w:hint="default" w:ascii="Times New Roman" w:hAnsi="Times New Roman" w:cs="Times New Roman"/>
-                <w:sz w:val="28"/>
-                <w:szCs w:val="28"/>
-                <w:vertAlign w:val="baseline"/>
-                <w:lang w:val="en-US"/>
-              </w:rPr>
-            </w:pPr>
-            <w:r>
-              <w:rPr>
-                <w:rFonts w:hint="default" w:ascii="Times New Roman" w:hAnsi="Times New Roman" w:cs="Times New Roman"/>
+                <w:color w:val="D2D3D3"/>
+                <w:sz w:val="28"/>
+                <w:szCs w:val="28"/>
+                <w:vertAlign w:val="baseline"/>
+                <w:lang w:val="en-US"/>
+              </w:rPr>
+            </w:pPr>
+            <w:r>
+              <w:rPr>
+                <w:rFonts w:hint="default" w:ascii="Times New Roman" w:hAnsi="Times New Roman" w:cs="Times New Roman"/>
+                <w:color w:val="D2D3D3"/>
                 <w:sz w:val="28"/>
                 <w:szCs w:val="28"/>
                 <w:lang w:val="en-US"/>
@@ -1580,15 +1654,17 @@
               <w:textAlignment w:val="auto"/>
               <w:rPr>
                 <w:rFonts w:hint="default" w:ascii="Times New Roman" w:hAnsi="Times New Roman" w:cs="Times New Roman"/>
-                <w:sz w:val="28"/>
-                <w:szCs w:val="28"/>
-                <w:vertAlign w:val="baseline"/>
-                <w:lang w:val="en-US"/>
-              </w:rPr>
-            </w:pPr>
-            <w:r>
-              <w:rPr>
-                <w:rFonts w:hint="default" w:ascii="Times New Roman" w:hAnsi="Times New Roman" w:cs="Times New Roman"/>
+                <w:color w:val="D2D3D3"/>
+                <w:sz w:val="28"/>
+                <w:szCs w:val="28"/>
+                <w:vertAlign w:val="baseline"/>
+                <w:lang w:val="en-US"/>
+              </w:rPr>
+            </w:pPr>
+            <w:r>
+              <w:rPr>
+                <w:rFonts w:hint="default" w:ascii="Times New Roman" w:hAnsi="Times New Roman" w:cs="Times New Roman"/>
+                <w:color w:val="D2D3D3"/>
                 <w:sz w:val="28"/>
                 <w:szCs w:val="28"/>
                 <w:lang w:val="en-US"/>
@@ -1621,15 +1697,17 @@
               <w:textAlignment w:val="auto"/>
               <w:rPr>
                 <w:rFonts w:hint="default" w:ascii="Times New Roman" w:hAnsi="Times New Roman" w:cs="Times New Roman"/>
-                <w:sz w:val="28"/>
-                <w:szCs w:val="28"/>
-                <w:vertAlign w:val="baseline"/>
-                <w:lang w:val="en-US"/>
-              </w:rPr>
-            </w:pPr>
-            <w:r>
-              <w:rPr>
-                <w:rFonts w:hint="default" w:ascii="Times New Roman" w:hAnsi="Times New Roman" w:cs="Times New Roman"/>
+                <w:color w:val="D2D3D3"/>
+                <w:sz w:val="28"/>
+                <w:szCs w:val="28"/>
+                <w:vertAlign w:val="baseline"/>
+                <w:lang w:val="en-US"/>
+              </w:rPr>
+            </w:pPr>
+            <w:r>
+              <w:rPr>
+                <w:rFonts w:hint="default" w:ascii="Times New Roman" w:hAnsi="Times New Roman" w:cs="Times New Roman"/>
+                <w:color w:val="D2D3D3"/>
                 <w:sz w:val="28"/>
                 <w:szCs w:val="28"/>
                 <w:vertAlign w:val="baseline"/>
@@ -1665,6 +1743,7 @@
                 <w:rFonts w:hint="default" w:ascii="Times New Roman" w:hAnsi="Times New Roman" w:cs="Times New Roman"/>
                 <w:b/>
                 <w:bCs/>
+                <w:color w:val="D2D3D3"/>
                 <w:sz w:val="28"/>
                 <w:szCs w:val="28"/>
                 <w:vertAlign w:val="baseline"/>
@@ -1676,6 +1755,7 @@
                 <w:rFonts w:hint="default" w:ascii="Times New Roman" w:hAnsi="Times New Roman" w:cs="Times New Roman"/>
                 <w:b/>
                 <w:bCs/>
+                <w:color w:val="D2D3D3"/>
                 <w:sz w:val="28"/>
                 <w:szCs w:val="28"/>
                 <w:vertAlign w:val="baseline"/>
@@ -1709,15 +1789,17 @@
               <w:textAlignment w:val="auto"/>
               <w:rPr>
                 <w:rFonts w:hint="default" w:ascii="Times New Roman" w:hAnsi="Times New Roman" w:cs="Times New Roman"/>
-                <w:sz w:val="28"/>
-                <w:szCs w:val="28"/>
-                <w:vertAlign w:val="baseline"/>
-                <w:lang w:val="en-US"/>
-              </w:rPr>
-            </w:pPr>
-            <w:r>
-              <w:rPr>
-                <w:rFonts w:hint="default" w:ascii="Times New Roman" w:hAnsi="Times New Roman" w:cs="Times New Roman"/>
+                <w:color w:val="D2D3D3"/>
+                <w:sz w:val="28"/>
+                <w:szCs w:val="28"/>
+                <w:vertAlign w:val="baseline"/>
+                <w:lang w:val="en-US"/>
+              </w:rPr>
+            </w:pPr>
+            <w:r>
+              <w:rPr>
+                <w:rFonts w:hint="default" w:ascii="Times New Roman" w:hAnsi="Times New Roman" w:cs="Times New Roman"/>
+                <w:color w:val="D2D3D3"/>
                 <w:sz w:val="28"/>
                 <w:szCs w:val="28"/>
                 <w:vertAlign w:val="baseline"/>
@@ -1751,15 +1833,17 @@
               <w:textAlignment w:val="auto"/>
               <w:rPr>
                 <w:rFonts w:hint="default" w:ascii="Times New Roman" w:hAnsi="Times New Roman" w:cs="Times New Roman"/>
-                <w:sz w:val="28"/>
-                <w:szCs w:val="28"/>
-                <w:vertAlign w:val="baseline"/>
-                <w:lang w:val="en-US"/>
-              </w:rPr>
-            </w:pPr>
-            <w:r>
-              <w:rPr>
-                <w:rFonts w:hint="default" w:ascii="Times New Roman" w:hAnsi="Times New Roman" w:cs="Times New Roman"/>
+                <w:color w:val="D2D3D3"/>
+                <w:sz w:val="28"/>
+                <w:szCs w:val="28"/>
+                <w:vertAlign w:val="baseline"/>
+                <w:lang w:val="en-US"/>
+              </w:rPr>
+            </w:pPr>
+            <w:r>
+              <w:rPr>
+                <w:rFonts w:hint="default" w:ascii="Times New Roman" w:hAnsi="Times New Roman" w:cs="Times New Roman"/>
+                <w:color w:val="D2D3D3"/>
                 <w:sz w:val="28"/>
                 <w:szCs w:val="28"/>
                 <w:vertAlign w:val="baseline"/>
@@ -1793,15 +1877,17 @@
               <w:textAlignment w:val="auto"/>
               <w:rPr>
                 <w:rFonts w:hint="default" w:ascii="Times New Roman" w:hAnsi="Times New Roman" w:cs="Times New Roman"/>
-                <w:sz w:val="28"/>
-                <w:szCs w:val="28"/>
-                <w:vertAlign w:val="baseline"/>
-                <w:lang w:val="en-US"/>
-              </w:rPr>
-            </w:pPr>
-            <w:r>
-              <w:rPr>
-                <w:rFonts w:hint="default" w:ascii="Times New Roman" w:hAnsi="Times New Roman" w:cs="Times New Roman"/>
+                <w:color w:val="D2D3D3"/>
+                <w:sz w:val="28"/>
+                <w:szCs w:val="28"/>
+                <w:vertAlign w:val="baseline"/>
+                <w:lang w:val="en-US"/>
+              </w:rPr>
+            </w:pPr>
+            <w:r>
+              <w:rPr>
+                <w:rFonts w:hint="default" w:ascii="Times New Roman" w:hAnsi="Times New Roman" w:cs="Times New Roman"/>
+                <w:color w:val="D2D3D3"/>
                 <w:sz w:val="28"/>
                 <w:szCs w:val="28"/>
                 <w:vertAlign w:val="baseline"/>
@@ -1835,15 +1921,17 @@
               <w:textAlignment w:val="auto"/>
               <w:rPr>
                 <w:rFonts w:hint="default" w:ascii="Times New Roman" w:hAnsi="Times New Roman" w:cs="Times New Roman"/>
-                <w:sz w:val="28"/>
-                <w:szCs w:val="28"/>
-                <w:vertAlign w:val="baseline"/>
-                <w:lang w:val="en-US"/>
-              </w:rPr>
-            </w:pPr>
-            <w:r>
-              <w:rPr>
-                <w:rFonts w:hint="default" w:ascii="Times New Roman" w:hAnsi="Times New Roman" w:cs="Times New Roman"/>
+                <w:color w:val="D2D3D3"/>
+                <w:sz w:val="28"/>
+                <w:szCs w:val="28"/>
+                <w:vertAlign w:val="baseline"/>
+                <w:lang w:val="en-US"/>
+              </w:rPr>
+            </w:pPr>
+            <w:r>
+              <w:rPr>
+                <w:rFonts w:hint="default" w:ascii="Times New Roman" w:hAnsi="Times New Roman" w:cs="Times New Roman"/>
+                <w:color w:val="D2D3D3"/>
                 <w:sz w:val="28"/>
                 <w:szCs w:val="28"/>
                 <w:vertAlign w:val="baseline"/>
@@ -1877,15 +1965,17 @@
               <w:textAlignment w:val="auto"/>
               <w:rPr>
                 <w:rFonts w:hint="default" w:ascii="Times New Roman" w:hAnsi="Times New Roman" w:cs="Times New Roman"/>
-                <w:sz w:val="28"/>
-                <w:szCs w:val="28"/>
-                <w:vertAlign w:val="baseline"/>
-                <w:lang w:val="en-US"/>
-              </w:rPr>
-            </w:pPr>
-            <w:r>
-              <w:rPr>
-                <w:rFonts w:hint="default" w:ascii="Times New Roman" w:hAnsi="Times New Roman" w:cs="Times New Roman"/>
+                <w:color w:val="D2D3D3"/>
+                <w:sz w:val="28"/>
+                <w:szCs w:val="28"/>
+                <w:vertAlign w:val="baseline"/>
+                <w:lang w:val="en-US"/>
+              </w:rPr>
+            </w:pPr>
+            <w:r>
+              <w:rPr>
+                <w:rFonts w:hint="default" w:ascii="Times New Roman" w:hAnsi="Times New Roman" w:cs="Times New Roman"/>
+                <w:color w:val="D2D3D3"/>
                 <w:sz w:val="28"/>
                 <w:szCs w:val="28"/>
                 <w:vertAlign w:val="baseline"/>
@@ -1919,15 +2009,17 @@
               <w:textAlignment w:val="auto"/>
               <w:rPr>
                 <w:rFonts w:hint="default" w:ascii="Times New Roman" w:hAnsi="Times New Roman" w:cs="Times New Roman"/>
-                <w:sz w:val="28"/>
-                <w:szCs w:val="28"/>
-                <w:vertAlign w:val="baseline"/>
-                <w:lang w:val="en-US"/>
-              </w:rPr>
-            </w:pPr>
-            <w:r>
-              <w:rPr>
-                <w:rFonts w:hint="default" w:ascii="Times New Roman" w:hAnsi="Times New Roman" w:cs="Times New Roman"/>
+                <w:color w:val="D2D3D3"/>
+                <w:sz w:val="28"/>
+                <w:szCs w:val="28"/>
+                <w:vertAlign w:val="baseline"/>
+                <w:lang w:val="en-US"/>
+              </w:rPr>
+            </w:pPr>
+            <w:r>
+              <w:rPr>
+                <w:rFonts w:hint="default" w:ascii="Times New Roman" w:hAnsi="Times New Roman" w:cs="Times New Roman"/>
+                <w:color w:val="D2D3D3"/>
                 <w:sz w:val="28"/>
                 <w:szCs w:val="28"/>
                 <w:vertAlign w:val="baseline"/>
@@ -1961,15 +2053,17 @@
               <w:textAlignment w:val="auto"/>
               <w:rPr>
                 <w:rFonts w:hint="default" w:ascii="Times New Roman" w:hAnsi="Times New Roman" w:cs="Times New Roman"/>
-                <w:sz w:val="28"/>
-                <w:szCs w:val="28"/>
-                <w:vertAlign w:val="baseline"/>
-                <w:lang w:val="en-US"/>
-              </w:rPr>
-            </w:pPr>
-            <w:r>
-              <w:rPr>
-                <w:rFonts w:hint="default" w:ascii="Times New Roman" w:hAnsi="Times New Roman" w:cs="Times New Roman"/>
+                <w:color w:val="D2D3D3"/>
+                <w:sz w:val="28"/>
+                <w:szCs w:val="28"/>
+                <w:vertAlign w:val="baseline"/>
+                <w:lang w:val="en-US"/>
+              </w:rPr>
+            </w:pPr>
+            <w:r>
+              <w:rPr>
+                <w:rFonts w:hint="default" w:ascii="Times New Roman" w:hAnsi="Times New Roman" w:cs="Times New Roman"/>
+                <w:color w:val="D2D3D3"/>
                 <w:sz w:val="28"/>
                 <w:szCs w:val="28"/>
                 <w:vertAlign w:val="baseline"/>
@@ -2003,15 +2097,17 @@
               <w:textAlignment w:val="auto"/>
               <w:rPr>
                 <w:rFonts w:hint="default" w:ascii="Times New Roman" w:hAnsi="Times New Roman" w:cs="Times New Roman"/>
-                <w:sz w:val="28"/>
-                <w:szCs w:val="28"/>
-                <w:vertAlign w:val="baseline"/>
-                <w:lang w:val="en-US"/>
-              </w:rPr>
-            </w:pPr>
-            <w:r>
-              <w:rPr>
-                <w:rFonts w:hint="default" w:ascii="Times New Roman" w:hAnsi="Times New Roman" w:cs="Times New Roman"/>
+                <w:color w:val="D2D3D3"/>
+                <w:sz w:val="28"/>
+                <w:szCs w:val="28"/>
+                <w:vertAlign w:val="baseline"/>
+                <w:lang w:val="en-US"/>
+              </w:rPr>
+            </w:pPr>
+            <w:r>
+              <w:rPr>
+                <w:rFonts w:hint="default" w:ascii="Times New Roman" w:hAnsi="Times New Roman" w:cs="Times New Roman"/>
+                <w:color w:val="D2D3D3"/>
                 <w:sz w:val="28"/>
                 <w:szCs w:val="28"/>
                 <w:vertAlign w:val="baseline"/>
@@ -2045,15 +2141,17 @@
               <w:textAlignment w:val="auto"/>
               <w:rPr>
                 <w:rFonts w:hint="default" w:ascii="Times New Roman" w:hAnsi="Times New Roman" w:cs="Times New Roman"/>
-                <w:sz w:val="28"/>
-                <w:szCs w:val="28"/>
-                <w:vertAlign w:val="baseline"/>
-                <w:lang w:val="en-US"/>
-              </w:rPr>
-            </w:pPr>
-            <w:r>
-              <w:rPr>
-                <w:rFonts w:hint="default" w:ascii="Times New Roman" w:hAnsi="Times New Roman" w:cs="Times New Roman"/>
+                <w:color w:val="D2D3D3"/>
+                <w:sz w:val="28"/>
+                <w:szCs w:val="28"/>
+                <w:vertAlign w:val="baseline"/>
+                <w:lang w:val="en-US"/>
+              </w:rPr>
+            </w:pPr>
+            <w:r>
+              <w:rPr>
+                <w:rFonts w:hint="default" w:ascii="Times New Roman" w:hAnsi="Times New Roman" w:cs="Times New Roman"/>
+                <w:color w:val="D2D3D3"/>
                 <w:sz w:val="28"/>
                 <w:szCs w:val="28"/>
                 <w:vertAlign w:val="baseline"/>
@@ -2089,6 +2187,7 @@
                 <w:rFonts w:hint="default" w:ascii="Times New Roman" w:hAnsi="Times New Roman" w:cs="Times New Roman"/>
                 <w:b/>
                 <w:bCs/>
+                <w:color w:val="D2D3D3"/>
                 <w:sz w:val="28"/>
                 <w:szCs w:val="28"/>
                 <w:vertAlign w:val="baseline"/>
@@ -2100,6 +2199,7 @@
                 <w:rFonts w:hint="default" w:ascii="Times New Roman" w:hAnsi="Times New Roman" w:cs="Times New Roman"/>
                 <w:b/>
                 <w:bCs/>
+                <w:color w:val="D2D3D3"/>
                 <w:sz w:val="28"/>
                 <w:szCs w:val="28"/>
                 <w:vertAlign w:val="baseline"/>
@@ -2133,15 +2233,17 @@
               <w:textAlignment w:val="auto"/>
               <w:rPr>
                 <w:rFonts w:hint="default" w:ascii="Times New Roman" w:hAnsi="Times New Roman" w:cs="Times New Roman"/>
-                <w:sz w:val="28"/>
-                <w:szCs w:val="28"/>
-                <w:vertAlign w:val="baseline"/>
-                <w:lang w:val="en-US"/>
-              </w:rPr>
-            </w:pPr>
-            <w:r>
-              <w:rPr>
-                <w:rFonts w:hint="default" w:ascii="Times New Roman" w:hAnsi="Times New Roman" w:cs="Times New Roman"/>
+                <w:color w:val="D2D3D3"/>
+                <w:sz w:val="28"/>
+                <w:szCs w:val="28"/>
+                <w:vertAlign w:val="baseline"/>
+                <w:lang w:val="en-US"/>
+              </w:rPr>
+            </w:pPr>
+            <w:r>
+              <w:rPr>
+                <w:rFonts w:hint="default" w:ascii="Times New Roman" w:hAnsi="Times New Roman" w:cs="Times New Roman"/>
+                <w:color w:val="D2D3D3"/>
                 <w:sz w:val="28"/>
                 <w:szCs w:val="28"/>
                 <w:vertAlign w:val="baseline"/>
@@ -2175,15 +2277,17 @@
               <w:textAlignment w:val="auto"/>
               <w:rPr>
                 <w:rFonts w:hint="default" w:ascii="Times New Roman" w:hAnsi="Times New Roman" w:cs="Times New Roman"/>
-                <w:sz w:val="28"/>
-                <w:szCs w:val="28"/>
-                <w:vertAlign w:val="baseline"/>
-                <w:lang w:val="en-US"/>
-              </w:rPr>
-            </w:pPr>
-            <w:r>
-              <w:rPr>
-                <w:rFonts w:hint="default" w:ascii="Times New Roman" w:hAnsi="Times New Roman" w:cs="Times New Roman"/>
+                <w:color w:val="D2D3D3"/>
+                <w:sz w:val="28"/>
+                <w:szCs w:val="28"/>
+                <w:vertAlign w:val="baseline"/>
+                <w:lang w:val="en-US"/>
+              </w:rPr>
+            </w:pPr>
+            <w:r>
+              <w:rPr>
+                <w:rFonts w:hint="default" w:ascii="Times New Roman" w:hAnsi="Times New Roman" w:cs="Times New Roman"/>
+                <w:color w:val="D2D3D3"/>
                 <w:sz w:val="28"/>
                 <w:szCs w:val="28"/>
                 <w:vertAlign w:val="baseline"/>
@@ -2217,15 +2321,17 @@
               <w:textAlignment w:val="auto"/>
               <w:rPr>
                 <w:rFonts w:hint="default" w:ascii="Times New Roman" w:hAnsi="Times New Roman" w:cs="Times New Roman"/>
-                <w:sz w:val="28"/>
-                <w:szCs w:val="28"/>
-                <w:vertAlign w:val="baseline"/>
-                <w:lang w:val="en-US"/>
-              </w:rPr>
-            </w:pPr>
-            <w:r>
-              <w:rPr>
-                <w:rFonts w:hint="default" w:ascii="Times New Roman" w:hAnsi="Times New Roman" w:cs="Times New Roman"/>
+                <w:color w:val="D2D3D3"/>
+                <w:sz w:val="28"/>
+                <w:szCs w:val="28"/>
+                <w:vertAlign w:val="baseline"/>
+                <w:lang w:val="en-US"/>
+              </w:rPr>
+            </w:pPr>
+            <w:r>
+              <w:rPr>
+                <w:rFonts w:hint="default" w:ascii="Times New Roman" w:hAnsi="Times New Roman" w:cs="Times New Roman"/>
+                <w:color w:val="D2D3D3"/>
                 <w:sz w:val="28"/>
                 <w:szCs w:val="28"/>
                 <w:vertAlign w:val="baseline"/>
@@ -2259,15 +2365,17 @@
               <w:textAlignment w:val="auto"/>
               <w:rPr>
                 <w:rFonts w:hint="default" w:ascii="Times New Roman" w:hAnsi="Times New Roman" w:cs="Times New Roman"/>
-                <w:sz w:val="28"/>
-                <w:szCs w:val="28"/>
-                <w:vertAlign w:val="baseline"/>
-                <w:lang w:val="en-US"/>
-              </w:rPr>
-            </w:pPr>
-            <w:r>
-              <w:rPr>
-                <w:rFonts w:hint="default" w:ascii="Times New Roman" w:hAnsi="Times New Roman" w:cs="Times New Roman"/>
+                <w:color w:val="D2D3D3"/>
+                <w:sz w:val="28"/>
+                <w:szCs w:val="28"/>
+                <w:vertAlign w:val="baseline"/>
+                <w:lang w:val="en-US"/>
+              </w:rPr>
+            </w:pPr>
+            <w:r>
+              <w:rPr>
+                <w:rFonts w:hint="default" w:ascii="Times New Roman" w:hAnsi="Times New Roman" w:cs="Times New Roman"/>
+                <w:color w:val="D2D3D3"/>
                 <w:sz w:val="28"/>
                 <w:szCs w:val="28"/>
                 <w:vertAlign w:val="baseline"/>
@@ -2301,15 +2409,17 @@
               <w:textAlignment w:val="auto"/>
               <w:rPr>
                 <w:rFonts w:hint="default" w:ascii="Times New Roman" w:hAnsi="Times New Roman" w:cs="Times New Roman"/>
-                <w:sz w:val="28"/>
-                <w:szCs w:val="28"/>
-                <w:vertAlign w:val="baseline"/>
-                <w:lang w:val="en-US"/>
-              </w:rPr>
-            </w:pPr>
-            <w:r>
-              <w:rPr>
-                <w:rFonts w:hint="default" w:ascii="Times New Roman" w:hAnsi="Times New Roman" w:cs="Times New Roman"/>
+                <w:color w:val="D2D3D3"/>
+                <w:sz w:val="28"/>
+                <w:szCs w:val="28"/>
+                <w:vertAlign w:val="baseline"/>
+                <w:lang w:val="en-US"/>
+              </w:rPr>
+            </w:pPr>
+            <w:r>
+              <w:rPr>
+                <w:rFonts w:hint="default" w:ascii="Times New Roman" w:hAnsi="Times New Roman" w:cs="Times New Roman"/>
+                <w:color w:val="D2D3D3"/>
                 <w:sz w:val="28"/>
                 <w:szCs w:val="28"/>
                 <w:vertAlign w:val="baseline"/>
@@ -2381,6 +2491,7 @@
                 <w:rFonts w:hint="default" w:ascii="Times New Roman" w:hAnsi="Times New Roman" w:cs="Times New Roman"/>
                 <w:b/>
                 <w:bCs/>
+                <w:color w:val="D2D3D3"/>
                 <w:sz w:val="28"/>
                 <w:szCs w:val="28"/>
                 <w:lang w:val="en-US"/>
@@ -2391,6 +2502,7 @@
                 <w:rFonts w:hint="default" w:ascii="Times New Roman" w:hAnsi="Times New Roman" w:cs="Times New Roman"/>
                 <w:b/>
                 <w:bCs/>
+                <w:color w:val="D2D3D3"/>
                 <w:sz w:val="28"/>
                 <w:szCs w:val="28"/>
                 <w:lang w:val="en-US"/>
@@ -2426,14 +2538,16 @@
               <w:textAlignment w:val="auto"/>
               <w:rPr>
                 <w:rFonts w:hint="default" w:ascii="Times New Roman" w:hAnsi="Times New Roman" w:cs="Times New Roman"/>
-                <w:sz w:val="28"/>
-                <w:szCs w:val="28"/>
-                <w:lang w:val="en-US"/>
-              </w:rPr>
-            </w:pPr>
-            <w:r>
-              <w:rPr>
-                <w:rFonts w:hint="default" w:ascii="Times New Roman" w:hAnsi="Times New Roman" w:cs="Times New Roman"/>
+                <w:color w:val="D2D3D3"/>
+                <w:sz w:val="28"/>
+                <w:szCs w:val="28"/>
+                <w:lang w:val="en-US"/>
+              </w:rPr>
+            </w:pPr>
+            <w:r>
+              <w:rPr>
+                <w:rFonts w:hint="default" w:ascii="Times New Roman" w:hAnsi="Times New Roman" w:cs="Times New Roman"/>
+                <w:color w:val="D2D3D3"/>
                 <w:sz w:val="28"/>
                 <w:szCs w:val="28"/>
                 <w:lang w:val="en-US"/>
@@ -2469,14 +2583,16 @@
               <w:textAlignment w:val="auto"/>
               <w:rPr>
                 <w:rFonts w:hint="default" w:ascii="Times New Roman" w:hAnsi="Times New Roman" w:cs="Times New Roman"/>
-                <w:sz w:val="28"/>
-                <w:szCs w:val="28"/>
-                <w:lang w:val="en-US"/>
-              </w:rPr>
-            </w:pPr>
-            <w:r>
-              <w:rPr>
-                <w:rFonts w:hint="default" w:ascii="Times New Roman" w:hAnsi="Times New Roman" w:cs="Times New Roman"/>
+                <w:color w:val="D2D3D3"/>
+                <w:sz w:val="28"/>
+                <w:szCs w:val="28"/>
+                <w:lang w:val="en-US"/>
+              </w:rPr>
+            </w:pPr>
+            <w:r>
+              <w:rPr>
+                <w:rFonts w:hint="default" w:ascii="Times New Roman" w:hAnsi="Times New Roman" w:cs="Times New Roman"/>
+                <w:color w:val="D2D3D3"/>
                 <w:sz w:val="28"/>
                 <w:szCs w:val="28"/>
                 <w:lang w:val="en-US"/>
@@ -2512,14 +2628,16 @@
               <w:textAlignment w:val="auto"/>
               <w:rPr>
                 <w:rFonts w:hint="default" w:ascii="Times New Roman" w:hAnsi="Times New Roman" w:cs="Times New Roman"/>
-                <w:sz w:val="28"/>
-                <w:szCs w:val="28"/>
-                <w:lang w:val="en-US"/>
-              </w:rPr>
-            </w:pPr>
-            <w:r>
-              <w:rPr>
-                <w:rFonts w:hint="default" w:ascii="Times New Roman" w:hAnsi="Times New Roman" w:cs="Times New Roman"/>
+                <w:color w:val="D2D3D3"/>
+                <w:sz w:val="28"/>
+                <w:szCs w:val="28"/>
+                <w:lang w:val="en-US"/>
+              </w:rPr>
+            </w:pPr>
+            <w:r>
+              <w:rPr>
+                <w:rFonts w:hint="default" w:ascii="Times New Roman" w:hAnsi="Times New Roman" w:cs="Times New Roman"/>
+                <w:color w:val="D2D3D3"/>
                 <w:sz w:val="28"/>
                 <w:szCs w:val="28"/>
                 <w:lang w:val="en-US"/>
@@ -2555,14 +2673,16 @@
               <w:textAlignment w:val="auto"/>
               <w:rPr>
                 <w:rFonts w:hint="default" w:ascii="Times New Roman" w:hAnsi="Times New Roman" w:cs="Times New Roman"/>
-                <w:sz w:val="28"/>
-                <w:szCs w:val="28"/>
-                <w:lang w:val="en-US"/>
-              </w:rPr>
-            </w:pPr>
-            <w:r>
-              <w:rPr>
-                <w:rFonts w:hint="default" w:ascii="Times New Roman" w:hAnsi="Times New Roman" w:cs="Times New Roman"/>
+                <w:color w:val="D2D3D3"/>
+                <w:sz w:val="28"/>
+                <w:szCs w:val="28"/>
+                <w:lang w:val="en-US"/>
+              </w:rPr>
+            </w:pPr>
+            <w:r>
+              <w:rPr>
+                <w:rFonts w:hint="default" w:ascii="Times New Roman" w:hAnsi="Times New Roman" w:cs="Times New Roman"/>
+                <w:color w:val="D2D3D3"/>
                 <w:sz w:val="28"/>
                 <w:szCs w:val="28"/>
                 <w:lang w:val="en-US"/>
@@ -2598,14 +2718,16 @@
               <w:textAlignment w:val="auto"/>
               <w:rPr>
                 <w:rFonts w:hint="default" w:ascii="Times New Roman" w:hAnsi="Times New Roman" w:cs="Times New Roman"/>
-                <w:sz w:val="28"/>
-                <w:szCs w:val="28"/>
-                <w:lang w:val="en-US"/>
-              </w:rPr>
-            </w:pPr>
-            <w:r>
-              <w:rPr>
-                <w:rFonts w:hint="default" w:ascii="Times New Roman" w:hAnsi="Times New Roman" w:cs="Times New Roman"/>
+                <w:color w:val="D2D3D3"/>
+                <w:sz w:val="28"/>
+                <w:szCs w:val="28"/>
+                <w:lang w:val="en-US"/>
+              </w:rPr>
+            </w:pPr>
+            <w:r>
+              <w:rPr>
+                <w:rFonts w:hint="default" w:ascii="Times New Roman" w:hAnsi="Times New Roman" w:cs="Times New Roman"/>
+                <w:color w:val="D2D3D3"/>
                 <w:sz w:val="28"/>
                 <w:szCs w:val="28"/>
                 <w:lang w:val="en-US"/>
@@ -2641,14 +2763,16 @@
               <w:textAlignment w:val="auto"/>
               <w:rPr>
                 <w:rFonts w:hint="default" w:ascii="Times New Roman" w:hAnsi="Times New Roman" w:cs="Times New Roman"/>
-                <w:sz w:val="28"/>
-                <w:szCs w:val="28"/>
-                <w:lang w:val="en-US"/>
-              </w:rPr>
-            </w:pPr>
-            <w:r>
-              <w:rPr>
-                <w:rFonts w:hint="default" w:ascii="Times New Roman" w:hAnsi="Times New Roman" w:cs="Times New Roman"/>
+                <w:color w:val="D2D3D3"/>
+                <w:sz w:val="28"/>
+                <w:szCs w:val="28"/>
+                <w:lang w:val="en-US"/>
+              </w:rPr>
+            </w:pPr>
+            <w:r>
+              <w:rPr>
+                <w:rFonts w:hint="default" w:ascii="Times New Roman" w:hAnsi="Times New Roman" w:cs="Times New Roman"/>
+                <w:color w:val="D2D3D3"/>
                 <w:sz w:val="28"/>
                 <w:szCs w:val="28"/>
                 <w:lang w:val="en-US"/>
@@ -2684,14 +2808,16 @@
               <w:textAlignment w:val="auto"/>
               <w:rPr>
                 <w:rFonts w:hint="default" w:ascii="Times New Roman" w:hAnsi="Times New Roman" w:cs="Times New Roman"/>
-                <w:sz w:val="28"/>
-                <w:szCs w:val="28"/>
-                <w:lang w:val="en-US"/>
-              </w:rPr>
-            </w:pPr>
-            <w:r>
-              <w:rPr>
-                <w:rFonts w:hint="default" w:ascii="Times New Roman" w:hAnsi="Times New Roman" w:cs="Times New Roman"/>
+                <w:color w:val="D2D3D3"/>
+                <w:sz w:val="28"/>
+                <w:szCs w:val="28"/>
+                <w:lang w:val="en-US"/>
+              </w:rPr>
+            </w:pPr>
+            <w:r>
+              <w:rPr>
+                <w:rFonts w:hint="default" w:ascii="Times New Roman" w:hAnsi="Times New Roman" w:cs="Times New Roman"/>
+                <w:color w:val="D2D3D3"/>
                 <w:sz w:val="28"/>
                 <w:szCs w:val="28"/>
                 <w:lang w:val="en-US"/>
@@ -2727,14 +2853,16 @@
               <w:textAlignment w:val="auto"/>
               <w:rPr>
                 <w:rFonts w:hint="default" w:ascii="Times New Roman" w:hAnsi="Times New Roman" w:cs="Times New Roman"/>
-                <w:sz w:val="28"/>
-                <w:szCs w:val="28"/>
-                <w:lang w:val="en-US"/>
-              </w:rPr>
-            </w:pPr>
-            <w:r>
-              <w:rPr>
-                <w:rFonts w:hint="default" w:ascii="Times New Roman" w:hAnsi="Times New Roman" w:cs="Times New Roman"/>
+                <w:color w:val="D2D3D3"/>
+                <w:sz w:val="28"/>
+                <w:szCs w:val="28"/>
+                <w:lang w:val="en-US"/>
+              </w:rPr>
+            </w:pPr>
+            <w:r>
+              <w:rPr>
+                <w:rFonts w:hint="default" w:ascii="Times New Roman" w:hAnsi="Times New Roman" w:cs="Times New Roman"/>
+                <w:color w:val="D2D3D3"/>
                 <w:sz w:val="28"/>
                 <w:szCs w:val="28"/>
                 <w:lang w:val="en-US"/>
@@ -2770,14 +2898,16 @@
               <w:textAlignment w:val="auto"/>
               <w:rPr>
                 <w:rFonts w:hint="default" w:ascii="Times New Roman" w:hAnsi="Times New Roman" w:cs="Times New Roman"/>
-                <w:sz w:val="28"/>
-                <w:szCs w:val="28"/>
-                <w:lang w:val="en-US"/>
-              </w:rPr>
-            </w:pPr>
-            <w:r>
-              <w:rPr>
-                <w:rFonts w:hint="default" w:ascii="Times New Roman" w:hAnsi="Times New Roman" w:cs="Times New Roman"/>
+                <w:color w:val="D2D3D3"/>
+                <w:sz w:val="28"/>
+                <w:szCs w:val="28"/>
+                <w:lang w:val="en-US"/>
+              </w:rPr>
+            </w:pPr>
+            <w:r>
+              <w:rPr>
+                <w:rFonts w:hint="default" w:ascii="Times New Roman" w:hAnsi="Times New Roman" w:cs="Times New Roman"/>
+                <w:color w:val="D2D3D3"/>
                 <w:sz w:val="28"/>
                 <w:szCs w:val="28"/>
                 <w:lang w:val="en-US"/>
@@ -2813,14 +2943,16 @@
               <w:textAlignment w:val="auto"/>
               <w:rPr>
                 <w:rFonts w:hint="default" w:ascii="Times New Roman" w:hAnsi="Times New Roman" w:cs="Times New Roman"/>
-                <w:sz w:val="28"/>
-                <w:szCs w:val="28"/>
-                <w:lang w:val="en-US"/>
-              </w:rPr>
-            </w:pPr>
-            <w:r>
-              <w:rPr>
-                <w:rFonts w:hint="default" w:ascii="Times New Roman" w:hAnsi="Times New Roman" w:cs="Times New Roman"/>
+                <w:color w:val="D2D3D3"/>
+                <w:sz w:val="28"/>
+                <w:szCs w:val="28"/>
+                <w:lang w:val="en-US"/>
+              </w:rPr>
+            </w:pPr>
+            <w:r>
+              <w:rPr>
+                <w:rFonts w:hint="default" w:ascii="Times New Roman" w:hAnsi="Times New Roman" w:cs="Times New Roman"/>
+                <w:color w:val="D2D3D3"/>
                 <w:sz w:val="28"/>
                 <w:szCs w:val="28"/>
                 <w:lang w:val="en-US"/>
@@ -2856,14 +2988,16 @@
               <w:textAlignment w:val="auto"/>
               <w:rPr>
                 <w:rFonts w:hint="default" w:ascii="Times New Roman" w:hAnsi="Times New Roman" w:cs="Times New Roman"/>
-                <w:sz w:val="28"/>
-                <w:szCs w:val="28"/>
-                <w:lang w:val="en-US"/>
-              </w:rPr>
-            </w:pPr>
-            <w:r>
-              <w:rPr>
-                <w:rFonts w:hint="default" w:ascii="Times New Roman" w:hAnsi="Times New Roman" w:cs="Times New Roman"/>
+                <w:color w:val="D2D3D3"/>
+                <w:sz w:val="28"/>
+                <w:szCs w:val="28"/>
+                <w:lang w:val="en-US"/>
+              </w:rPr>
+            </w:pPr>
+            <w:r>
+              <w:rPr>
+                <w:rFonts w:hint="default" w:ascii="Times New Roman" w:hAnsi="Times New Roman" w:cs="Times New Roman"/>
+                <w:color w:val="D2D3D3"/>
                 <w:sz w:val="28"/>
                 <w:szCs w:val="28"/>
                 <w:lang w:val="en-US"/>
@@ -2899,14 +3033,16 @@
               <w:textAlignment w:val="auto"/>
               <w:rPr>
                 <w:rFonts w:hint="default" w:ascii="Times New Roman" w:hAnsi="Times New Roman" w:cs="Times New Roman"/>
-                <w:sz w:val="28"/>
-                <w:szCs w:val="28"/>
-                <w:lang w:val="en-US"/>
-              </w:rPr>
-            </w:pPr>
-            <w:r>
-              <w:rPr>
-                <w:rFonts w:hint="default" w:ascii="Times New Roman" w:hAnsi="Times New Roman" w:cs="Times New Roman"/>
+                <w:color w:val="D2D3D3"/>
+                <w:sz w:val="28"/>
+                <w:szCs w:val="28"/>
+                <w:lang w:val="en-US"/>
+              </w:rPr>
+            </w:pPr>
+            <w:r>
+              <w:rPr>
+                <w:rFonts w:hint="default" w:ascii="Times New Roman" w:hAnsi="Times New Roman" w:cs="Times New Roman"/>
+                <w:color w:val="D2D3D3"/>
                 <w:sz w:val="28"/>
                 <w:szCs w:val="28"/>
                 <w:lang w:val="en-US"/>
@@ -2942,14 +3078,16 @@
               <w:textAlignment w:val="auto"/>
               <w:rPr>
                 <w:rFonts w:hint="default" w:ascii="Times New Roman" w:hAnsi="Times New Roman" w:cs="Times New Roman"/>
-                <w:sz w:val="28"/>
-                <w:szCs w:val="28"/>
-                <w:lang w:val="en-US"/>
-              </w:rPr>
-            </w:pPr>
-            <w:r>
-              <w:rPr>
-                <w:rFonts w:hint="default" w:ascii="Times New Roman" w:hAnsi="Times New Roman" w:cs="Times New Roman"/>
+                <w:color w:val="D2D3D3"/>
+                <w:sz w:val="28"/>
+                <w:szCs w:val="28"/>
+                <w:lang w:val="en-US"/>
+              </w:rPr>
+            </w:pPr>
+            <w:r>
+              <w:rPr>
+                <w:rFonts w:hint="default" w:ascii="Times New Roman" w:hAnsi="Times New Roman" w:cs="Times New Roman"/>
+                <w:color w:val="D2D3D3"/>
                 <w:sz w:val="28"/>
                 <w:szCs w:val="28"/>
                 <w:lang w:val="en-US"/>
@@ -2985,14 +3123,16 @@
               <w:textAlignment w:val="auto"/>
               <w:rPr>
                 <w:rFonts w:hint="default" w:ascii="Times New Roman" w:hAnsi="Times New Roman" w:cs="Times New Roman"/>
-                <w:sz w:val="28"/>
-                <w:szCs w:val="28"/>
-                <w:lang w:val="en-US"/>
-              </w:rPr>
-            </w:pPr>
-            <w:r>
-              <w:rPr>
-                <w:rFonts w:hint="default" w:ascii="Times New Roman" w:hAnsi="Times New Roman" w:cs="Times New Roman"/>
+                <w:color w:val="D2D3D3"/>
+                <w:sz w:val="28"/>
+                <w:szCs w:val="28"/>
+                <w:lang w:val="en-US"/>
+              </w:rPr>
+            </w:pPr>
+            <w:r>
+              <w:rPr>
+                <w:rFonts w:hint="default" w:ascii="Times New Roman" w:hAnsi="Times New Roman" w:cs="Times New Roman"/>
+                <w:color w:val="D2D3D3"/>
                 <w:sz w:val="28"/>
                 <w:szCs w:val="28"/>
                 <w:lang w:val="en-US"/>
@@ -3028,14 +3168,16 @@
               <w:textAlignment w:val="auto"/>
               <w:rPr>
                 <w:rFonts w:hint="default" w:ascii="Times New Roman" w:hAnsi="Times New Roman" w:cs="Times New Roman"/>
-                <w:sz w:val="28"/>
-                <w:szCs w:val="28"/>
-                <w:lang w:val="en-US"/>
-              </w:rPr>
-            </w:pPr>
-            <w:r>
-              <w:rPr>
-                <w:rFonts w:hint="default" w:ascii="Times New Roman" w:hAnsi="Times New Roman" w:cs="Times New Roman"/>
+                <w:color w:val="D2D3D3"/>
+                <w:sz w:val="28"/>
+                <w:szCs w:val="28"/>
+                <w:lang w:val="en-US"/>
+              </w:rPr>
+            </w:pPr>
+            <w:r>
+              <w:rPr>
+                <w:rFonts w:hint="default" w:ascii="Times New Roman" w:hAnsi="Times New Roman" w:cs="Times New Roman"/>
+                <w:color w:val="D2D3D3"/>
                 <w:sz w:val="28"/>
                 <w:szCs w:val="28"/>
                 <w:lang w:val="en-US"/>
@@ -3073,6 +3215,7 @@
                 <w:rFonts w:hint="default" w:ascii="Times New Roman" w:hAnsi="Times New Roman" w:cs="Times New Roman"/>
                 <w:b/>
                 <w:bCs/>
+                <w:color w:val="D2D3D3"/>
                 <w:sz w:val="28"/>
                 <w:szCs w:val="28"/>
                 <w:lang w:val="en-US"/>
@@ -3083,6 +3226,7 @@
                 <w:rFonts w:hint="default" w:ascii="Times New Roman" w:hAnsi="Times New Roman" w:cs="Times New Roman"/>
                 <w:b/>
                 <w:bCs/>
+                <w:color w:val="D2D3D3"/>
                 <w:sz w:val="28"/>
                 <w:szCs w:val="28"/>
                 <w:lang w:val="en-US"/>
@@ -3118,14 +3262,16 @@
               <w:textAlignment w:val="auto"/>
               <w:rPr>
                 <w:rFonts w:hint="default" w:ascii="Times New Roman" w:hAnsi="Times New Roman" w:cs="Times New Roman"/>
-                <w:sz w:val="28"/>
-                <w:szCs w:val="28"/>
-                <w:lang w:val="en-US"/>
-              </w:rPr>
-            </w:pPr>
-            <w:r>
-              <w:rPr>
-                <w:rFonts w:hint="default" w:ascii="Times New Roman" w:hAnsi="Times New Roman" w:cs="Times New Roman"/>
+                <w:color w:val="D2D3D3"/>
+                <w:sz w:val="28"/>
+                <w:szCs w:val="28"/>
+                <w:lang w:val="en-US"/>
+              </w:rPr>
+            </w:pPr>
+            <w:r>
+              <w:rPr>
+                <w:rFonts w:hint="default" w:ascii="Times New Roman" w:hAnsi="Times New Roman" w:cs="Times New Roman"/>
+                <w:color w:val="D2D3D3"/>
                 <w:sz w:val="28"/>
                 <w:szCs w:val="28"/>
                 <w:lang w:val="en-US"/>
@@ -3161,14 +3307,16 @@
               <w:textAlignment w:val="auto"/>
               <w:rPr>
                 <w:rFonts w:hint="default" w:ascii="Times New Roman" w:hAnsi="Times New Roman" w:cs="Times New Roman"/>
-                <w:sz w:val="28"/>
-                <w:szCs w:val="28"/>
-                <w:lang w:val="en-US"/>
-              </w:rPr>
-            </w:pPr>
-            <w:r>
-              <w:rPr>
-                <w:rFonts w:hint="default" w:ascii="Times New Roman" w:hAnsi="Times New Roman" w:cs="Times New Roman"/>
+                <w:color w:val="D2D3D3"/>
+                <w:sz w:val="28"/>
+                <w:szCs w:val="28"/>
+                <w:lang w:val="en-US"/>
+              </w:rPr>
+            </w:pPr>
+            <w:r>
+              <w:rPr>
+                <w:rFonts w:hint="default" w:ascii="Times New Roman" w:hAnsi="Times New Roman" w:cs="Times New Roman"/>
+                <w:color w:val="D2D3D3"/>
                 <w:sz w:val="28"/>
                 <w:szCs w:val="28"/>
                 <w:lang w:val="en-US"/>
@@ -3204,14 +3352,16 @@
               <w:textAlignment w:val="auto"/>
               <w:rPr>
                 <w:rFonts w:hint="default" w:ascii="Times New Roman" w:hAnsi="Times New Roman" w:cs="Times New Roman"/>
-                <w:sz w:val="28"/>
-                <w:szCs w:val="28"/>
-                <w:lang w:val="en-US"/>
-              </w:rPr>
-            </w:pPr>
-            <w:r>
-              <w:rPr>
-                <w:rFonts w:hint="default" w:ascii="Times New Roman" w:hAnsi="Times New Roman" w:cs="Times New Roman"/>
+                <w:color w:val="D2D3D3"/>
+                <w:sz w:val="28"/>
+                <w:szCs w:val="28"/>
+                <w:lang w:val="en-US"/>
+              </w:rPr>
+            </w:pPr>
+            <w:r>
+              <w:rPr>
+                <w:rFonts w:hint="default" w:ascii="Times New Roman" w:hAnsi="Times New Roman" w:cs="Times New Roman"/>
+                <w:color w:val="D2D3D3"/>
                 <w:sz w:val="28"/>
                 <w:szCs w:val="28"/>
                 <w:lang w:val="en-US"/>
@@ -3247,14 +3397,16 @@
               <w:textAlignment w:val="auto"/>
               <w:rPr>
                 <w:rFonts w:hint="default" w:ascii="Times New Roman" w:hAnsi="Times New Roman" w:cs="Times New Roman"/>
-                <w:sz w:val="28"/>
-                <w:szCs w:val="28"/>
-                <w:lang w:val="en-US"/>
-              </w:rPr>
-            </w:pPr>
-            <w:r>
-              <w:rPr>
-                <w:rFonts w:hint="default" w:ascii="Times New Roman" w:hAnsi="Times New Roman" w:cs="Times New Roman"/>
+                <w:color w:val="D2D3D3"/>
+                <w:sz w:val="28"/>
+                <w:szCs w:val="28"/>
+                <w:lang w:val="en-US"/>
+              </w:rPr>
+            </w:pPr>
+            <w:r>
+              <w:rPr>
+                <w:rFonts w:hint="default" w:ascii="Times New Roman" w:hAnsi="Times New Roman" w:cs="Times New Roman"/>
+                <w:color w:val="D2D3D3"/>
                 <w:sz w:val="28"/>
                 <w:szCs w:val="28"/>
                 <w:lang w:val="en-US"/>
@@ -3290,14 +3442,16 @@
               <w:textAlignment w:val="auto"/>
               <w:rPr>
                 <w:rFonts w:hint="default" w:ascii="Times New Roman" w:hAnsi="Times New Roman" w:cs="Times New Roman"/>
-                <w:sz w:val="28"/>
-                <w:szCs w:val="28"/>
-                <w:lang w:val="en-US"/>
-              </w:rPr>
-            </w:pPr>
-            <w:r>
-              <w:rPr>
-                <w:rFonts w:hint="default" w:ascii="Times New Roman" w:hAnsi="Times New Roman" w:cs="Times New Roman"/>
+                <w:color w:val="D2D3D3"/>
+                <w:sz w:val="28"/>
+                <w:szCs w:val="28"/>
+                <w:lang w:val="en-US"/>
+              </w:rPr>
+            </w:pPr>
+            <w:r>
+              <w:rPr>
+                <w:rFonts w:hint="default" w:ascii="Times New Roman" w:hAnsi="Times New Roman" w:cs="Times New Roman"/>
+                <w:color w:val="D2D3D3"/>
                 <w:sz w:val="28"/>
                 <w:szCs w:val="28"/>
                 <w:lang w:val="en-US"/>
@@ -3333,14 +3487,16 @@
               <w:textAlignment w:val="auto"/>
               <w:rPr>
                 <w:rFonts w:hint="default" w:ascii="Times New Roman" w:hAnsi="Times New Roman" w:cs="Times New Roman"/>
-                <w:sz w:val="28"/>
-                <w:szCs w:val="28"/>
-                <w:lang w:val="en-US"/>
-              </w:rPr>
-            </w:pPr>
-            <w:r>
-              <w:rPr>
-                <w:rFonts w:hint="default" w:ascii="Times New Roman" w:hAnsi="Times New Roman" w:cs="Times New Roman"/>
+                <w:color w:val="D2D3D3"/>
+                <w:sz w:val="28"/>
+                <w:szCs w:val="28"/>
+                <w:lang w:val="en-US"/>
+              </w:rPr>
+            </w:pPr>
+            <w:r>
+              <w:rPr>
+                <w:rFonts w:hint="default" w:ascii="Times New Roman" w:hAnsi="Times New Roman" w:cs="Times New Roman"/>
+                <w:color w:val="D2D3D3"/>
                 <w:sz w:val="28"/>
                 <w:szCs w:val="28"/>
                 <w:lang w:val="en-US"/>
@@ -3376,14 +3532,16 @@
               <w:textAlignment w:val="auto"/>
               <w:rPr>
                 <w:rFonts w:hint="default" w:ascii="Times New Roman" w:hAnsi="Times New Roman" w:cs="Times New Roman"/>
-                <w:sz w:val="28"/>
-                <w:szCs w:val="28"/>
-                <w:lang w:val="en-US"/>
-              </w:rPr>
-            </w:pPr>
-            <w:r>
-              <w:rPr>
-                <w:rFonts w:hint="default" w:ascii="Times New Roman" w:hAnsi="Times New Roman" w:cs="Times New Roman"/>
+                <w:color w:val="D2D3D3"/>
+                <w:sz w:val="28"/>
+                <w:szCs w:val="28"/>
+                <w:lang w:val="en-US"/>
+              </w:rPr>
+            </w:pPr>
+            <w:r>
+              <w:rPr>
+                <w:rFonts w:hint="default" w:ascii="Times New Roman" w:hAnsi="Times New Roman" w:cs="Times New Roman"/>
+                <w:color w:val="D2D3D3"/>
                 <w:sz w:val="28"/>
                 <w:szCs w:val="28"/>
                 <w:lang w:val="en-US"/>
@@ -3419,14 +3577,16 @@
               <w:textAlignment w:val="auto"/>
               <w:rPr>
                 <w:rFonts w:hint="default" w:ascii="Times New Roman" w:hAnsi="Times New Roman" w:cs="Times New Roman"/>
-                <w:sz w:val="28"/>
-                <w:szCs w:val="28"/>
-                <w:lang w:val="en-US"/>
-              </w:rPr>
-            </w:pPr>
-            <w:r>
-              <w:rPr>
-                <w:rFonts w:hint="default" w:ascii="Times New Roman" w:hAnsi="Times New Roman" w:cs="Times New Roman"/>
+                <w:color w:val="D2D3D3"/>
+                <w:sz w:val="28"/>
+                <w:szCs w:val="28"/>
+                <w:lang w:val="en-US"/>
+              </w:rPr>
+            </w:pPr>
+            <w:r>
+              <w:rPr>
+                <w:rFonts w:hint="default" w:ascii="Times New Roman" w:hAnsi="Times New Roman" w:cs="Times New Roman"/>
+                <w:color w:val="D2D3D3"/>
                 <w:sz w:val="28"/>
                 <w:szCs w:val="28"/>
                 <w:lang w:val="en-US"/>
@@ -3462,14 +3622,16 @@
               <w:textAlignment w:val="auto"/>
               <w:rPr>
                 <w:rFonts w:hint="default" w:ascii="Times New Roman" w:hAnsi="Times New Roman" w:cs="Times New Roman"/>
-                <w:sz w:val="28"/>
-                <w:szCs w:val="28"/>
-                <w:lang w:val="en-US"/>
-              </w:rPr>
-            </w:pPr>
-            <w:r>
-              <w:rPr>
-                <w:rFonts w:hint="default" w:ascii="Times New Roman" w:hAnsi="Times New Roman" w:cs="Times New Roman"/>
+                <w:color w:val="D2D3D3"/>
+                <w:sz w:val="28"/>
+                <w:szCs w:val="28"/>
+                <w:lang w:val="en-US"/>
+              </w:rPr>
+            </w:pPr>
+            <w:r>
+              <w:rPr>
+                <w:rFonts w:hint="default" w:ascii="Times New Roman" w:hAnsi="Times New Roman" w:cs="Times New Roman"/>
+                <w:color w:val="D2D3D3"/>
                 <w:sz w:val="28"/>
                 <w:szCs w:val="28"/>
                 <w:lang w:val="en-US"/>
@@ -3505,14 +3667,16 @@
               <w:textAlignment w:val="auto"/>
               <w:rPr>
                 <w:rFonts w:hint="default" w:ascii="Times New Roman" w:hAnsi="Times New Roman" w:cs="Times New Roman"/>
-                <w:sz w:val="28"/>
-                <w:szCs w:val="28"/>
-                <w:lang w:val="en-US"/>
-              </w:rPr>
-            </w:pPr>
-            <w:r>
-              <w:rPr>
-                <w:rFonts w:hint="default" w:ascii="Times New Roman" w:hAnsi="Times New Roman" w:cs="Times New Roman"/>
+                <w:color w:val="D2D3D3"/>
+                <w:sz w:val="28"/>
+                <w:szCs w:val="28"/>
+                <w:lang w:val="en-US"/>
+              </w:rPr>
+            </w:pPr>
+            <w:r>
+              <w:rPr>
+                <w:rFonts w:hint="default" w:ascii="Times New Roman" w:hAnsi="Times New Roman" w:cs="Times New Roman"/>
+                <w:color w:val="D2D3D3"/>
                 <w:sz w:val="28"/>
                 <w:szCs w:val="28"/>
                 <w:lang w:val="en-US"/>
@@ -3548,14 +3712,16 @@
               <w:textAlignment w:val="auto"/>
               <w:rPr>
                 <w:rFonts w:hint="default" w:ascii="Times New Roman" w:hAnsi="Times New Roman" w:cs="Times New Roman"/>
-                <w:sz w:val="28"/>
-                <w:szCs w:val="28"/>
-                <w:lang w:val="en-US"/>
-              </w:rPr>
-            </w:pPr>
-            <w:r>
-              <w:rPr>
-                <w:rFonts w:hint="default" w:ascii="Times New Roman" w:hAnsi="Times New Roman" w:cs="Times New Roman"/>
+                <w:color w:val="D2D3D3"/>
+                <w:sz w:val="28"/>
+                <w:szCs w:val="28"/>
+                <w:lang w:val="en-US"/>
+              </w:rPr>
+            </w:pPr>
+            <w:r>
+              <w:rPr>
+                <w:rFonts w:hint="default" w:ascii="Times New Roman" w:hAnsi="Times New Roman" w:cs="Times New Roman"/>
+                <w:color w:val="D2D3D3"/>
                 <w:sz w:val="28"/>
                 <w:szCs w:val="28"/>
                 <w:lang w:val="en-US"/>
@@ -3605,6 +3771,7 @@
                 <w:rFonts w:hint="default" w:ascii="Times New Roman" w:hAnsi="Times New Roman" w:cs="Times New Roman"/>
                 <w:b/>
                 <w:bCs/>
+                <w:color w:val="D2D3D3"/>
                 <w:sz w:val="28"/>
                 <w:szCs w:val="28"/>
                 <w:lang w:val="en-US"/>
@@ -3615,6 +3782,7 @@
                 <w:rFonts w:hint="default" w:ascii="Times New Roman" w:hAnsi="Times New Roman" w:cs="Times New Roman"/>
                 <w:b/>
                 <w:bCs/>
+                <w:color w:val="D2D3D3"/>
                 <w:sz w:val="28"/>
                 <w:szCs w:val="28"/>
                 <w:lang w:val="en-US"/>
@@ -3650,14 +3818,16 @@
               <w:textAlignment w:val="auto"/>
               <w:rPr>
                 <w:rFonts w:hint="default" w:ascii="Times New Roman" w:hAnsi="Times New Roman" w:cs="Times New Roman"/>
-                <w:sz w:val="28"/>
-                <w:szCs w:val="28"/>
-                <w:lang w:val="en-US"/>
-              </w:rPr>
-            </w:pPr>
-            <w:r>
-              <w:rPr>
-                <w:rFonts w:hint="default" w:ascii="Times New Roman" w:hAnsi="Times New Roman" w:cs="Times New Roman"/>
+                <w:color w:val="D2D3D3"/>
+                <w:sz w:val="28"/>
+                <w:szCs w:val="28"/>
+                <w:lang w:val="en-US"/>
+              </w:rPr>
+            </w:pPr>
+            <w:r>
+              <w:rPr>
+                <w:rFonts w:hint="default" w:ascii="Times New Roman" w:hAnsi="Times New Roman" w:cs="Times New Roman"/>
+                <w:color w:val="D2D3D3"/>
                 <w:sz w:val="28"/>
                 <w:szCs w:val="28"/>
                 <w:lang w:val="en-US"/>
@@ -3693,14 +3863,16 @@
               <w:textAlignment w:val="auto"/>
               <w:rPr>
                 <w:rFonts w:hint="default" w:ascii="Times New Roman" w:hAnsi="Times New Roman" w:cs="Times New Roman"/>
-                <w:sz w:val="28"/>
-                <w:szCs w:val="28"/>
-                <w:lang w:val="en-US"/>
-              </w:rPr>
-            </w:pPr>
-            <w:r>
-              <w:rPr>
-                <w:rFonts w:hint="default" w:ascii="Times New Roman" w:hAnsi="Times New Roman" w:cs="Times New Roman"/>
+                <w:color w:val="D2D3D3"/>
+                <w:sz w:val="28"/>
+                <w:szCs w:val="28"/>
+                <w:lang w:val="en-US"/>
+              </w:rPr>
+            </w:pPr>
+            <w:r>
+              <w:rPr>
+                <w:rFonts w:hint="default" w:ascii="Times New Roman" w:hAnsi="Times New Roman" w:cs="Times New Roman"/>
+                <w:color w:val="D2D3D3"/>
                 <w:sz w:val="28"/>
                 <w:szCs w:val="28"/>
                 <w:lang w:val="en-US"/>
@@ -3736,14 +3908,16 @@
               <w:textAlignment w:val="auto"/>
               <w:rPr>
                 <w:rFonts w:hint="default" w:ascii="Times New Roman" w:hAnsi="Times New Roman" w:cs="Times New Roman"/>
-                <w:sz w:val="28"/>
-                <w:szCs w:val="28"/>
-                <w:lang w:val="en-US"/>
-              </w:rPr>
-            </w:pPr>
-            <w:r>
-              <w:rPr>
-                <w:rFonts w:hint="default" w:ascii="Times New Roman" w:hAnsi="Times New Roman" w:cs="Times New Roman"/>
+                <w:color w:val="D2D3D3"/>
+                <w:sz w:val="28"/>
+                <w:szCs w:val="28"/>
+                <w:lang w:val="en-US"/>
+              </w:rPr>
+            </w:pPr>
+            <w:r>
+              <w:rPr>
+                <w:rFonts w:hint="default" w:ascii="Times New Roman" w:hAnsi="Times New Roman" w:cs="Times New Roman"/>
+                <w:color w:val="D2D3D3"/>
                 <w:sz w:val="28"/>
                 <w:szCs w:val="28"/>
                 <w:lang w:val="en-US"/>
@@ -3779,14 +3953,16 @@
               <w:textAlignment w:val="auto"/>
               <w:rPr>
                 <w:rFonts w:hint="default" w:ascii="Times New Roman" w:hAnsi="Times New Roman" w:cs="Times New Roman"/>
-                <w:sz w:val="28"/>
-                <w:szCs w:val="28"/>
-                <w:lang w:val="en-US"/>
-              </w:rPr>
-            </w:pPr>
-            <w:r>
-              <w:rPr>
-                <w:rFonts w:hint="default" w:ascii="Times New Roman" w:hAnsi="Times New Roman" w:cs="Times New Roman"/>
+                <w:color w:val="D2D3D3"/>
+                <w:sz w:val="28"/>
+                <w:szCs w:val="28"/>
+                <w:lang w:val="en-US"/>
+              </w:rPr>
+            </w:pPr>
+            <w:r>
+              <w:rPr>
+                <w:rFonts w:hint="default" w:ascii="Times New Roman" w:hAnsi="Times New Roman" w:cs="Times New Roman"/>
+                <w:color w:val="D2D3D3"/>
                 <w:sz w:val="28"/>
                 <w:szCs w:val="28"/>
                 <w:lang w:val="en-US"/>
@@ -3822,14 +3998,16 @@
               <w:textAlignment w:val="auto"/>
               <w:rPr>
                 <w:rFonts w:hint="default" w:ascii="Times New Roman" w:hAnsi="Times New Roman" w:cs="Times New Roman"/>
-                <w:sz w:val="28"/>
-                <w:szCs w:val="28"/>
-                <w:lang w:val="en-US"/>
-              </w:rPr>
-            </w:pPr>
-            <w:r>
-              <w:rPr>
-                <w:rFonts w:hint="default" w:ascii="Times New Roman" w:hAnsi="Times New Roman" w:cs="Times New Roman"/>
+                <w:color w:val="D2D3D3"/>
+                <w:sz w:val="28"/>
+                <w:szCs w:val="28"/>
+                <w:lang w:val="en-US"/>
+              </w:rPr>
+            </w:pPr>
+            <w:r>
+              <w:rPr>
+                <w:rFonts w:hint="default" w:ascii="Times New Roman" w:hAnsi="Times New Roman" w:cs="Times New Roman"/>
+                <w:color w:val="D2D3D3"/>
                 <w:sz w:val="28"/>
                 <w:szCs w:val="28"/>
                 <w:lang w:val="en-US"/>
@@ -3865,15 +4043,17 @@
               <w:textAlignment w:val="auto"/>
               <w:rPr>
                 <w:rFonts w:hint="default" w:ascii="Times New Roman" w:hAnsi="Times New Roman" w:cs="Times New Roman"/>
-                <w:sz w:val="28"/>
-                <w:szCs w:val="28"/>
-                <w:vertAlign w:val="baseline"/>
-                <w:lang w:val="en-US"/>
-              </w:rPr>
-            </w:pPr>
-            <w:r>
-              <w:rPr>
-                <w:rFonts w:hint="default" w:ascii="Times New Roman" w:hAnsi="Times New Roman" w:cs="Times New Roman"/>
+                <w:color w:val="D2D3D3"/>
+                <w:sz w:val="28"/>
+                <w:szCs w:val="28"/>
+                <w:vertAlign w:val="baseline"/>
+                <w:lang w:val="en-US"/>
+              </w:rPr>
+            </w:pPr>
+            <w:r>
+              <w:rPr>
+                <w:rFonts w:hint="default" w:ascii="Times New Roman" w:hAnsi="Times New Roman" w:cs="Times New Roman"/>
+                <w:color w:val="D2D3D3"/>
                 <w:sz w:val="28"/>
                 <w:szCs w:val="28"/>
                 <w:lang w:val="en-US"/>
@@ -3909,15 +4089,17 @@
               <w:textAlignment w:val="auto"/>
               <w:rPr>
                 <w:rFonts w:hint="default" w:ascii="Times New Roman" w:hAnsi="Times New Roman" w:cs="Times New Roman"/>
-                <w:sz w:val="28"/>
-                <w:szCs w:val="28"/>
-                <w:vertAlign w:val="baseline"/>
-                <w:lang w:val="en-US"/>
-              </w:rPr>
-            </w:pPr>
-            <w:r>
-              <w:rPr>
-                <w:rFonts w:hint="default" w:ascii="Times New Roman" w:hAnsi="Times New Roman" w:cs="Times New Roman"/>
+                <w:color w:val="D2D3D3"/>
+                <w:sz w:val="28"/>
+                <w:szCs w:val="28"/>
+                <w:vertAlign w:val="baseline"/>
+                <w:lang w:val="en-US"/>
+              </w:rPr>
+            </w:pPr>
+            <w:r>
+              <w:rPr>
+                <w:rFonts w:hint="default" w:ascii="Times New Roman" w:hAnsi="Times New Roman" w:cs="Times New Roman"/>
+                <w:color w:val="D2D3D3"/>
                 <w:sz w:val="28"/>
                 <w:szCs w:val="28"/>
                 <w:lang w:val="en-US"/>
@@ -3953,15 +4135,17 @@
               <w:textAlignment w:val="auto"/>
               <w:rPr>
                 <w:rFonts w:hint="default" w:ascii="Times New Roman" w:hAnsi="Times New Roman" w:cs="Times New Roman"/>
-                <w:sz w:val="28"/>
-                <w:szCs w:val="28"/>
-                <w:vertAlign w:val="baseline"/>
-                <w:lang w:val="en-US"/>
-              </w:rPr>
-            </w:pPr>
-            <w:r>
-              <w:rPr>
-                <w:rFonts w:hint="default" w:ascii="Times New Roman" w:hAnsi="Times New Roman" w:cs="Times New Roman"/>
+                <w:color w:val="D2D3D3"/>
+                <w:sz w:val="28"/>
+                <w:szCs w:val="28"/>
+                <w:vertAlign w:val="baseline"/>
+                <w:lang w:val="en-US"/>
+              </w:rPr>
+            </w:pPr>
+            <w:r>
+              <w:rPr>
+                <w:rFonts w:hint="default" w:ascii="Times New Roman" w:hAnsi="Times New Roman" w:cs="Times New Roman"/>
+                <w:color w:val="D2D3D3"/>
                 <w:sz w:val="28"/>
                 <w:szCs w:val="28"/>
                 <w:vertAlign w:val="baseline"/>
@@ -3997,6 +4181,7 @@
                 <w:rFonts w:hint="default" w:ascii="Times New Roman" w:hAnsi="Times New Roman" w:cs="Times New Roman"/>
                 <w:b/>
                 <w:bCs/>
+                <w:color w:val="D2D3D3"/>
                 <w:sz w:val="28"/>
                 <w:szCs w:val="28"/>
                 <w:vertAlign w:val="baseline"/>
@@ -4008,6 +4193,7 @@
                 <w:rFonts w:hint="default" w:ascii="Times New Roman" w:hAnsi="Times New Roman" w:cs="Times New Roman"/>
                 <w:b/>
                 <w:bCs/>
+                <w:color w:val="D2D3D3"/>
                 <w:sz w:val="28"/>
                 <w:szCs w:val="28"/>
                 <w:vertAlign w:val="baseline"/>
@@ -4041,15 +4227,17 @@
               <w:textAlignment w:val="auto"/>
               <w:rPr>
                 <w:rFonts w:hint="default" w:ascii="Times New Roman" w:hAnsi="Times New Roman" w:cs="Times New Roman"/>
-                <w:sz w:val="28"/>
-                <w:szCs w:val="28"/>
-                <w:vertAlign w:val="baseline"/>
-                <w:lang w:val="en-US"/>
-              </w:rPr>
-            </w:pPr>
-            <w:r>
-              <w:rPr>
-                <w:rFonts w:hint="default" w:ascii="Times New Roman" w:hAnsi="Times New Roman" w:cs="Times New Roman"/>
+                <w:color w:val="D2D3D3"/>
+                <w:sz w:val="28"/>
+                <w:szCs w:val="28"/>
+                <w:vertAlign w:val="baseline"/>
+                <w:lang w:val="en-US"/>
+              </w:rPr>
+            </w:pPr>
+            <w:r>
+              <w:rPr>
+                <w:rFonts w:hint="default" w:ascii="Times New Roman" w:hAnsi="Times New Roman" w:cs="Times New Roman"/>
+                <w:color w:val="D2D3D3"/>
                 <w:sz w:val="28"/>
                 <w:szCs w:val="28"/>
                 <w:vertAlign w:val="baseline"/>
@@ -4083,15 +4271,17 @@
               <w:textAlignment w:val="auto"/>
               <w:rPr>
                 <w:rFonts w:hint="default" w:ascii="Times New Roman" w:hAnsi="Times New Roman" w:cs="Times New Roman"/>
-                <w:sz w:val="28"/>
-                <w:szCs w:val="28"/>
-                <w:vertAlign w:val="baseline"/>
-                <w:lang w:val="en-US"/>
-              </w:rPr>
-            </w:pPr>
-            <w:r>
-              <w:rPr>
-                <w:rFonts w:hint="default" w:ascii="Times New Roman" w:hAnsi="Times New Roman" w:cs="Times New Roman"/>
+                <w:color w:val="D2D3D3"/>
+                <w:sz w:val="28"/>
+                <w:szCs w:val="28"/>
+                <w:vertAlign w:val="baseline"/>
+                <w:lang w:val="en-US"/>
+              </w:rPr>
+            </w:pPr>
+            <w:r>
+              <w:rPr>
+                <w:rFonts w:hint="default" w:ascii="Times New Roman" w:hAnsi="Times New Roman" w:cs="Times New Roman"/>
+                <w:color w:val="D2D3D3"/>
                 <w:sz w:val="28"/>
                 <w:szCs w:val="28"/>
                 <w:vertAlign w:val="baseline"/>
@@ -4125,15 +4315,17 @@
               <w:textAlignment w:val="auto"/>
               <w:rPr>
                 <w:rFonts w:hint="default" w:ascii="Times New Roman" w:hAnsi="Times New Roman" w:cs="Times New Roman"/>
-                <w:sz w:val="28"/>
-                <w:szCs w:val="28"/>
-                <w:vertAlign w:val="baseline"/>
-                <w:lang w:val="en-US"/>
-              </w:rPr>
-            </w:pPr>
-            <w:r>
-              <w:rPr>
-                <w:rFonts w:hint="default" w:ascii="Times New Roman" w:hAnsi="Times New Roman" w:cs="Times New Roman"/>
+                <w:color w:val="D2D3D3"/>
+                <w:sz w:val="28"/>
+                <w:szCs w:val="28"/>
+                <w:vertAlign w:val="baseline"/>
+                <w:lang w:val="en-US"/>
+              </w:rPr>
+            </w:pPr>
+            <w:r>
+              <w:rPr>
+                <w:rFonts w:hint="default" w:ascii="Times New Roman" w:hAnsi="Times New Roman" w:cs="Times New Roman"/>
+                <w:color w:val="D2D3D3"/>
                 <w:sz w:val="28"/>
                 <w:szCs w:val="28"/>
                 <w:vertAlign w:val="baseline"/>
@@ -4169,6 +4361,7 @@
                 <w:rFonts w:hint="default" w:ascii="Times New Roman" w:hAnsi="Times New Roman" w:cs="Times New Roman"/>
                 <w:b/>
                 <w:bCs/>
+                <w:color w:val="D2D3D3"/>
                 <w:sz w:val="28"/>
                 <w:szCs w:val="28"/>
                 <w:vertAlign w:val="baseline"/>
@@ -4180,6 +4373,7 @@
                 <w:rFonts w:hint="default" w:ascii="Times New Roman" w:hAnsi="Times New Roman" w:cs="Times New Roman"/>
                 <w:b/>
                 <w:bCs/>
+                <w:color w:val="D2D3D3"/>
                 <w:sz w:val="28"/>
                 <w:szCs w:val="28"/>
                 <w:vertAlign w:val="baseline"/>
@@ -4213,15 +4407,17 @@
               <w:textAlignment w:val="auto"/>
               <w:rPr>
                 <w:rFonts w:hint="default" w:ascii="Times New Roman" w:hAnsi="Times New Roman" w:cs="Times New Roman"/>
-                <w:sz w:val="28"/>
-                <w:szCs w:val="28"/>
-                <w:vertAlign w:val="baseline"/>
-                <w:lang w:val="en-US"/>
-              </w:rPr>
-            </w:pPr>
-            <w:r>
-              <w:rPr>
-                <w:rFonts w:hint="default" w:ascii="Times New Roman" w:hAnsi="Times New Roman" w:cs="Times New Roman"/>
+                <w:color w:val="D2D3D3"/>
+                <w:sz w:val="28"/>
+                <w:szCs w:val="28"/>
+                <w:vertAlign w:val="baseline"/>
+                <w:lang w:val="en-US"/>
+              </w:rPr>
+            </w:pPr>
+            <w:r>
+              <w:rPr>
+                <w:rFonts w:hint="default" w:ascii="Times New Roman" w:hAnsi="Times New Roman" w:cs="Times New Roman"/>
+                <w:color w:val="D2D3D3"/>
                 <w:sz w:val="28"/>
                 <w:szCs w:val="28"/>
                 <w:vertAlign w:val="baseline"/>
@@ -4255,15 +4451,17 @@
               <w:textAlignment w:val="auto"/>
               <w:rPr>
                 <w:rFonts w:hint="default" w:ascii="Times New Roman" w:hAnsi="Times New Roman" w:cs="Times New Roman"/>
-                <w:sz w:val="28"/>
-                <w:szCs w:val="28"/>
-                <w:vertAlign w:val="baseline"/>
-                <w:lang w:val="en-US"/>
-              </w:rPr>
-            </w:pPr>
-            <w:r>
-              <w:rPr>
-                <w:rFonts w:hint="default" w:ascii="Times New Roman" w:hAnsi="Times New Roman" w:cs="Times New Roman"/>
+                <w:color w:val="D2D3D3"/>
+                <w:sz w:val="28"/>
+                <w:szCs w:val="28"/>
+                <w:vertAlign w:val="baseline"/>
+                <w:lang w:val="en-US"/>
+              </w:rPr>
+            </w:pPr>
+            <w:r>
+              <w:rPr>
+                <w:rFonts w:hint="default" w:ascii="Times New Roman" w:hAnsi="Times New Roman" w:cs="Times New Roman"/>
+                <w:color w:val="D2D3D3"/>
                 <w:sz w:val="28"/>
                 <w:szCs w:val="28"/>
                 <w:vertAlign w:val="baseline"/>
@@ -4297,15 +4495,17 @@
               <w:textAlignment w:val="auto"/>
               <w:rPr>
                 <w:rFonts w:hint="default" w:ascii="Times New Roman" w:hAnsi="Times New Roman" w:cs="Times New Roman"/>
-                <w:sz w:val="28"/>
-                <w:szCs w:val="28"/>
-                <w:vertAlign w:val="baseline"/>
-                <w:lang w:val="en-US"/>
-              </w:rPr>
-            </w:pPr>
-            <w:r>
-              <w:rPr>
-                <w:rFonts w:hint="default" w:ascii="Times New Roman" w:hAnsi="Times New Roman" w:cs="Times New Roman"/>
+                <w:color w:val="D2D3D3"/>
+                <w:sz w:val="28"/>
+                <w:szCs w:val="28"/>
+                <w:vertAlign w:val="baseline"/>
+                <w:lang w:val="en-US"/>
+              </w:rPr>
+            </w:pPr>
+            <w:r>
+              <w:rPr>
+                <w:rFonts w:hint="default" w:ascii="Times New Roman" w:hAnsi="Times New Roman" w:cs="Times New Roman"/>
+                <w:color w:val="D2D3D3"/>
                 <w:sz w:val="28"/>
                 <w:szCs w:val="28"/>
                 <w:vertAlign w:val="baseline"/>
@@ -4339,15 +4539,17 @@
               <w:textAlignment w:val="auto"/>
               <w:rPr>
                 <w:rFonts w:hint="default" w:ascii="Times New Roman" w:hAnsi="Times New Roman" w:cs="Times New Roman"/>
-                <w:sz w:val="28"/>
-                <w:szCs w:val="28"/>
-                <w:vertAlign w:val="baseline"/>
-                <w:lang w:val="en-US"/>
-              </w:rPr>
-            </w:pPr>
-            <w:r>
-              <w:rPr>
-                <w:rFonts w:hint="default" w:ascii="Times New Roman" w:hAnsi="Times New Roman" w:cs="Times New Roman"/>
+                <w:color w:val="D2D3D3"/>
+                <w:sz w:val="28"/>
+                <w:szCs w:val="28"/>
+                <w:vertAlign w:val="baseline"/>
+                <w:lang w:val="en-US"/>
+              </w:rPr>
+            </w:pPr>
+            <w:r>
+              <w:rPr>
+                <w:rFonts w:hint="default" w:ascii="Times New Roman" w:hAnsi="Times New Roman" w:cs="Times New Roman"/>
+                <w:color w:val="D2D3D3"/>
                 <w:sz w:val="28"/>
                 <w:szCs w:val="28"/>
                 <w:vertAlign w:val="baseline"/>
@@ -4381,15 +4583,17 @@
               <w:textAlignment w:val="auto"/>
               <w:rPr>
                 <w:rFonts w:hint="default" w:ascii="Times New Roman" w:hAnsi="Times New Roman" w:cs="Times New Roman"/>
-                <w:sz w:val="28"/>
-                <w:szCs w:val="28"/>
-                <w:vertAlign w:val="baseline"/>
-                <w:lang w:val="en-US"/>
-              </w:rPr>
-            </w:pPr>
-            <w:r>
-              <w:rPr>
-                <w:rFonts w:hint="default" w:ascii="Times New Roman" w:hAnsi="Times New Roman" w:cs="Times New Roman"/>
+                <w:color w:val="D2D3D3"/>
+                <w:sz w:val="28"/>
+                <w:szCs w:val="28"/>
+                <w:vertAlign w:val="baseline"/>
+                <w:lang w:val="en-US"/>
+              </w:rPr>
+            </w:pPr>
+            <w:r>
+              <w:rPr>
+                <w:rFonts w:hint="default" w:ascii="Times New Roman" w:hAnsi="Times New Roman" w:cs="Times New Roman"/>
+                <w:color w:val="D2D3D3"/>
                 <w:sz w:val="28"/>
                 <w:szCs w:val="28"/>
                 <w:vertAlign w:val="baseline"/>
@@ -4423,15 +4627,17 @@
               <w:textAlignment w:val="auto"/>
               <w:rPr>
                 <w:rFonts w:hint="default" w:ascii="Times New Roman" w:hAnsi="Times New Roman" w:cs="Times New Roman"/>
-                <w:sz w:val="28"/>
-                <w:szCs w:val="28"/>
-                <w:vertAlign w:val="baseline"/>
-                <w:lang w:val="en-US"/>
-              </w:rPr>
-            </w:pPr>
-            <w:r>
-              <w:rPr>
-                <w:rFonts w:hint="default" w:ascii="Times New Roman" w:hAnsi="Times New Roman" w:cs="Times New Roman"/>
+                <w:color w:val="D2D3D3"/>
+                <w:sz w:val="28"/>
+                <w:szCs w:val="28"/>
+                <w:vertAlign w:val="baseline"/>
+                <w:lang w:val="en-US"/>
+              </w:rPr>
+            </w:pPr>
+            <w:r>
+              <w:rPr>
+                <w:rFonts w:hint="default" w:ascii="Times New Roman" w:hAnsi="Times New Roman" w:cs="Times New Roman"/>
+                <w:color w:val="D2D3D3"/>
                 <w:sz w:val="28"/>
                 <w:szCs w:val="28"/>
                 <w:vertAlign w:val="baseline"/>
@@ -4465,15 +4671,17 @@
               <w:textAlignment w:val="auto"/>
               <w:rPr>
                 <w:rFonts w:hint="default" w:ascii="Times New Roman" w:hAnsi="Times New Roman" w:cs="Times New Roman"/>
-                <w:sz w:val="28"/>
-                <w:szCs w:val="28"/>
-                <w:vertAlign w:val="baseline"/>
-                <w:lang w:val="en-US"/>
-              </w:rPr>
-            </w:pPr>
-            <w:r>
-              <w:rPr>
-                <w:rFonts w:hint="default" w:ascii="Times New Roman" w:hAnsi="Times New Roman" w:cs="Times New Roman"/>
+                <w:color w:val="D2D3D3"/>
+                <w:sz w:val="28"/>
+                <w:szCs w:val="28"/>
+                <w:vertAlign w:val="baseline"/>
+                <w:lang w:val="en-US"/>
+              </w:rPr>
+            </w:pPr>
+            <w:r>
+              <w:rPr>
+                <w:rFonts w:hint="default" w:ascii="Times New Roman" w:hAnsi="Times New Roman" w:cs="Times New Roman"/>
+                <w:color w:val="D2D3D3"/>
                 <w:sz w:val="28"/>
                 <w:szCs w:val="28"/>
                 <w:vertAlign w:val="baseline"/>
@@ -4507,15 +4715,17 @@
               <w:textAlignment w:val="auto"/>
               <w:rPr>
                 <w:rFonts w:hint="default" w:ascii="Times New Roman" w:hAnsi="Times New Roman" w:cs="Times New Roman"/>
-                <w:sz w:val="28"/>
-                <w:szCs w:val="28"/>
-                <w:vertAlign w:val="baseline"/>
-                <w:lang w:val="en-US"/>
-              </w:rPr>
-            </w:pPr>
-            <w:r>
-              <w:rPr>
-                <w:rFonts w:hint="default" w:ascii="Times New Roman" w:hAnsi="Times New Roman" w:cs="Times New Roman"/>
+                <w:color w:val="D2D3D3"/>
+                <w:sz w:val="28"/>
+                <w:szCs w:val="28"/>
+                <w:vertAlign w:val="baseline"/>
+                <w:lang w:val="en-US"/>
+              </w:rPr>
+            </w:pPr>
+            <w:r>
+              <w:rPr>
+                <w:rFonts w:hint="default" w:ascii="Times New Roman" w:hAnsi="Times New Roman" w:cs="Times New Roman"/>
+                <w:color w:val="D2D3D3"/>
                 <w:sz w:val="28"/>
                 <w:szCs w:val="28"/>
                 <w:vertAlign w:val="baseline"/>
@@ -4549,15 +4759,17 @@
               <w:textAlignment w:val="auto"/>
               <w:rPr>
                 <w:rFonts w:hint="default" w:ascii="Times New Roman" w:hAnsi="Times New Roman" w:cs="Times New Roman"/>
-                <w:sz w:val="28"/>
-                <w:szCs w:val="28"/>
-                <w:vertAlign w:val="baseline"/>
-                <w:lang w:val="en-US"/>
-              </w:rPr>
-            </w:pPr>
-            <w:r>
-              <w:rPr>
-                <w:rFonts w:hint="default" w:ascii="Times New Roman" w:hAnsi="Times New Roman" w:cs="Times New Roman"/>
+                <w:color w:val="D2D3D3"/>
+                <w:sz w:val="28"/>
+                <w:szCs w:val="28"/>
+                <w:vertAlign w:val="baseline"/>
+                <w:lang w:val="en-US"/>
+              </w:rPr>
+            </w:pPr>
+            <w:r>
+              <w:rPr>
+                <w:rFonts w:hint="default" w:ascii="Times New Roman" w:hAnsi="Times New Roman" w:cs="Times New Roman"/>
+                <w:color w:val="D2D3D3"/>
                 <w:sz w:val="28"/>
                 <w:szCs w:val="28"/>
                 <w:vertAlign w:val="baseline"/>
@@ -4591,15 +4803,17 @@
               <w:textAlignment w:val="auto"/>
               <w:rPr>
                 <w:rFonts w:hint="default" w:ascii="Times New Roman" w:hAnsi="Times New Roman" w:cs="Times New Roman"/>
-                <w:sz w:val="28"/>
-                <w:szCs w:val="28"/>
-                <w:vertAlign w:val="baseline"/>
-                <w:lang w:val="en-US"/>
-              </w:rPr>
-            </w:pPr>
-            <w:r>
-              <w:rPr>
-                <w:rFonts w:hint="default" w:ascii="Times New Roman" w:hAnsi="Times New Roman" w:cs="Times New Roman"/>
+                <w:color w:val="D2D3D3"/>
+                <w:sz w:val="28"/>
+                <w:szCs w:val="28"/>
+                <w:vertAlign w:val="baseline"/>
+                <w:lang w:val="en-US"/>
+              </w:rPr>
+            </w:pPr>
+            <w:r>
+              <w:rPr>
+                <w:rFonts w:hint="default" w:ascii="Times New Roman" w:hAnsi="Times New Roman" w:cs="Times New Roman"/>
+                <w:color w:val="D2D3D3"/>
                 <w:sz w:val="28"/>
                 <w:szCs w:val="28"/>
                 <w:vertAlign w:val="baseline"/>
@@ -4633,15 +4847,17 @@
               <w:textAlignment w:val="auto"/>
               <w:rPr>
                 <w:rFonts w:hint="default" w:ascii="Times New Roman" w:hAnsi="Times New Roman" w:cs="Times New Roman"/>
-                <w:sz w:val="28"/>
-                <w:szCs w:val="28"/>
-                <w:vertAlign w:val="baseline"/>
-                <w:lang w:val="en-US"/>
-              </w:rPr>
-            </w:pPr>
-            <w:r>
-              <w:rPr>
-                <w:rFonts w:hint="default" w:ascii="Times New Roman" w:hAnsi="Times New Roman" w:cs="Times New Roman"/>
+                <w:color w:val="D2D3D3"/>
+                <w:sz w:val="28"/>
+                <w:szCs w:val="28"/>
+                <w:vertAlign w:val="baseline"/>
+                <w:lang w:val="en-US"/>
+              </w:rPr>
+            </w:pPr>
+            <w:r>
+              <w:rPr>
+                <w:rFonts w:hint="default" w:ascii="Times New Roman" w:hAnsi="Times New Roman" w:cs="Times New Roman"/>
+                <w:color w:val="D2D3D3"/>
                 <w:sz w:val="28"/>
                 <w:szCs w:val="28"/>
                 <w:vertAlign w:val="baseline"/>
@@ -4675,15 +4891,17 @@
               <w:textAlignment w:val="auto"/>
               <w:rPr>
                 <w:rFonts w:hint="default" w:ascii="Times New Roman" w:hAnsi="Times New Roman" w:cs="Times New Roman"/>
-                <w:sz w:val="28"/>
-                <w:szCs w:val="28"/>
-                <w:vertAlign w:val="baseline"/>
-                <w:lang w:val="en-US"/>
-              </w:rPr>
-            </w:pPr>
-            <w:r>
-              <w:rPr>
-                <w:rFonts w:hint="default" w:ascii="Times New Roman" w:hAnsi="Times New Roman" w:cs="Times New Roman"/>
+                <w:color w:val="D2D3D3"/>
+                <w:sz w:val="28"/>
+                <w:szCs w:val="28"/>
+                <w:vertAlign w:val="baseline"/>
+                <w:lang w:val="en-US"/>
+              </w:rPr>
+            </w:pPr>
+            <w:r>
+              <w:rPr>
+                <w:rFonts w:hint="default" w:ascii="Times New Roman" w:hAnsi="Times New Roman" w:cs="Times New Roman"/>
+                <w:color w:val="D2D3D3"/>
                 <w:sz w:val="28"/>
                 <w:szCs w:val="28"/>
                 <w:vertAlign w:val="baseline"/>
@@ -4717,15 +4935,17 @@
               <w:textAlignment w:val="auto"/>
               <w:rPr>
                 <w:rFonts w:hint="default" w:ascii="Times New Roman" w:hAnsi="Times New Roman" w:cs="Times New Roman"/>
-                <w:sz w:val="28"/>
-                <w:szCs w:val="28"/>
-                <w:vertAlign w:val="baseline"/>
-                <w:lang w:val="en-US"/>
-              </w:rPr>
-            </w:pPr>
-            <w:r>
-              <w:rPr>
-                <w:rFonts w:hint="default" w:ascii="Times New Roman" w:hAnsi="Times New Roman" w:cs="Times New Roman"/>
+                <w:color w:val="D2D3D3"/>
+                <w:sz w:val="28"/>
+                <w:szCs w:val="28"/>
+                <w:vertAlign w:val="baseline"/>
+                <w:lang w:val="en-US"/>
+              </w:rPr>
+            </w:pPr>
+            <w:r>
+              <w:rPr>
+                <w:rFonts w:hint="default" w:ascii="Times New Roman" w:hAnsi="Times New Roman" w:cs="Times New Roman"/>
+                <w:color w:val="D2D3D3"/>
                 <w:sz w:val="28"/>
                 <w:szCs w:val="28"/>
                 <w:vertAlign w:val="baseline"/>
@@ -4759,15 +4979,17 @@
               <w:textAlignment w:val="auto"/>
               <w:rPr>
                 <w:rFonts w:hint="default" w:ascii="Times New Roman" w:hAnsi="Times New Roman" w:cs="Times New Roman"/>
-                <w:sz w:val="28"/>
-                <w:szCs w:val="28"/>
-                <w:vertAlign w:val="baseline"/>
-                <w:lang w:val="en-US"/>
-              </w:rPr>
-            </w:pPr>
-            <w:r>
-              <w:rPr>
-                <w:rFonts w:hint="default" w:ascii="Times New Roman" w:hAnsi="Times New Roman" w:cs="Times New Roman"/>
+                <w:color w:val="D2D3D3"/>
+                <w:sz w:val="28"/>
+                <w:szCs w:val="28"/>
+                <w:vertAlign w:val="baseline"/>
+                <w:lang w:val="en-US"/>
+              </w:rPr>
+            </w:pPr>
+            <w:r>
+              <w:rPr>
+                <w:rFonts w:hint="default" w:ascii="Times New Roman" w:hAnsi="Times New Roman" w:cs="Times New Roman"/>
+                <w:color w:val="D2D3D3"/>
                 <w:sz w:val="28"/>
                 <w:szCs w:val="28"/>
                 <w:vertAlign w:val="baseline"/>
@@ -4801,15 +5023,17 @@
               <w:textAlignment w:val="auto"/>
               <w:rPr>
                 <w:rFonts w:hint="default" w:ascii="Times New Roman" w:hAnsi="Times New Roman" w:cs="Times New Roman"/>
-                <w:sz w:val="28"/>
-                <w:szCs w:val="28"/>
-                <w:vertAlign w:val="baseline"/>
-                <w:lang w:val="en-US"/>
-              </w:rPr>
-            </w:pPr>
-            <w:r>
-              <w:rPr>
-                <w:rFonts w:hint="default" w:ascii="Times New Roman" w:hAnsi="Times New Roman" w:cs="Times New Roman"/>
+                <w:color w:val="D2D3D3"/>
+                <w:sz w:val="28"/>
+                <w:szCs w:val="28"/>
+                <w:vertAlign w:val="baseline"/>
+                <w:lang w:val="en-US"/>
+              </w:rPr>
+            </w:pPr>
+            <w:r>
+              <w:rPr>
+                <w:rFonts w:hint="default" w:ascii="Times New Roman" w:hAnsi="Times New Roman" w:cs="Times New Roman"/>
+                <w:color w:val="D2D3D3"/>
                 <w:sz w:val="28"/>
                 <w:szCs w:val="28"/>
                 <w:vertAlign w:val="baseline"/>
@@ -4843,15 +5067,17 @@
               <w:textAlignment w:val="auto"/>
               <w:rPr>
                 <w:rFonts w:hint="default" w:ascii="Times New Roman" w:hAnsi="Times New Roman" w:cs="Times New Roman"/>
-                <w:sz w:val="28"/>
-                <w:szCs w:val="28"/>
-                <w:vertAlign w:val="baseline"/>
-                <w:lang w:val="en-US"/>
-              </w:rPr>
-            </w:pPr>
-            <w:r>
-              <w:rPr>
-                <w:rFonts w:hint="default" w:ascii="Times New Roman" w:hAnsi="Times New Roman" w:cs="Times New Roman"/>
+                <w:color w:val="D2D3D3"/>
+                <w:sz w:val="28"/>
+                <w:szCs w:val="28"/>
+                <w:vertAlign w:val="baseline"/>
+                <w:lang w:val="en-US"/>
+              </w:rPr>
+            </w:pPr>
+            <w:r>
+              <w:rPr>
+                <w:rFonts w:hint="default" w:ascii="Times New Roman" w:hAnsi="Times New Roman" w:cs="Times New Roman"/>
+                <w:color w:val="D2D3D3"/>
                 <w:sz w:val="28"/>
                 <w:szCs w:val="28"/>
                 <w:vertAlign w:val="baseline"/>
@@ -4885,15 +5111,17 @@
               <w:textAlignment w:val="auto"/>
               <w:rPr>
                 <w:rFonts w:hint="default" w:ascii="Times New Roman" w:hAnsi="Times New Roman" w:cs="Times New Roman"/>
-                <w:sz w:val="28"/>
-                <w:szCs w:val="28"/>
-                <w:vertAlign w:val="baseline"/>
-                <w:lang w:val="en-US"/>
-              </w:rPr>
-            </w:pPr>
-            <w:r>
-              <w:rPr>
-                <w:rFonts w:hint="default" w:ascii="Times New Roman" w:hAnsi="Times New Roman" w:cs="Times New Roman"/>
+                <w:color w:val="D2D3D3"/>
+                <w:sz w:val="28"/>
+                <w:szCs w:val="28"/>
+                <w:vertAlign w:val="baseline"/>
+                <w:lang w:val="en-US"/>
+              </w:rPr>
+            </w:pPr>
+            <w:r>
+              <w:rPr>
+                <w:rFonts w:hint="default" w:ascii="Times New Roman" w:hAnsi="Times New Roman" w:cs="Times New Roman"/>
+                <w:color w:val="D2D3D3"/>
                 <w:sz w:val="28"/>
                 <w:szCs w:val="28"/>
                 <w:vertAlign w:val="baseline"/>
@@ -4915,7 +5143,9 @@
             <w:insideV w:val="single" w:color="auto" w:sz="4" w:space="0"/>
           </w:tblBorders>
           <w:tblCellMar>
+            <w:top w:w="0" w:type="dxa"/>
             <w:left w:w="108" w:type="dxa"/>
+            <w:bottom w:w="0" w:type="dxa"/>
             <w:right w:w="108" w:type="dxa"/>
           </w:tblCellMar>
         </w:tblPrEx>
@@ -4960,6 +5190,7 @@
                 <w:rFonts w:hint="default" w:ascii="Times New Roman" w:hAnsi="Times New Roman" w:cs="Times New Roman"/>
                 <w:b/>
                 <w:bCs/>
+                <w:color w:val="D2D3D3"/>
                 <w:sz w:val="28"/>
                 <w:szCs w:val="28"/>
                 <w:vertAlign w:val="baseline"/>
@@ -4971,6 +5202,7 @@
                 <w:rFonts w:hint="default" w:ascii="Times New Roman" w:hAnsi="Times New Roman" w:cs="Times New Roman"/>
                 <w:b/>
                 <w:bCs/>
+                <w:color w:val="D2D3D3"/>
                 <w:sz w:val="28"/>
                 <w:szCs w:val="28"/>
                 <w:vertAlign w:val="baseline"/>
@@ -5004,15 +5236,17 @@
               <w:textAlignment w:val="auto"/>
               <w:rPr>
                 <w:rFonts w:hint="default" w:ascii="Times New Roman" w:hAnsi="Times New Roman" w:cs="Times New Roman"/>
-                <w:sz w:val="28"/>
-                <w:szCs w:val="28"/>
-                <w:vertAlign w:val="baseline"/>
-                <w:lang w:val="en-US"/>
-              </w:rPr>
-            </w:pPr>
-            <w:r>
-              <w:rPr>
-                <w:rFonts w:hint="default" w:ascii="Times New Roman" w:hAnsi="Times New Roman" w:cs="Times New Roman"/>
+                <w:color w:val="D2D3D3"/>
+                <w:sz w:val="28"/>
+                <w:szCs w:val="28"/>
+                <w:vertAlign w:val="baseline"/>
+                <w:lang w:val="en-US"/>
+              </w:rPr>
+            </w:pPr>
+            <w:r>
+              <w:rPr>
+                <w:rFonts w:hint="default" w:ascii="Times New Roman" w:hAnsi="Times New Roman" w:cs="Times New Roman"/>
+                <w:color w:val="D2D3D3"/>
                 <w:sz w:val="28"/>
                 <w:szCs w:val="28"/>
                 <w:vertAlign w:val="baseline"/>
@@ -5046,15 +5280,17 @@
               <w:textAlignment w:val="auto"/>
               <w:rPr>
                 <w:rFonts w:hint="default" w:ascii="Times New Roman" w:hAnsi="Times New Roman" w:cs="Times New Roman"/>
-                <w:sz w:val="28"/>
-                <w:szCs w:val="28"/>
-                <w:vertAlign w:val="baseline"/>
-                <w:lang w:val="en-US"/>
-              </w:rPr>
-            </w:pPr>
-            <w:r>
-              <w:rPr>
-                <w:rFonts w:hint="default" w:ascii="Times New Roman" w:hAnsi="Times New Roman" w:cs="Times New Roman"/>
+                <w:color w:val="D2D3D3"/>
+                <w:sz w:val="28"/>
+                <w:szCs w:val="28"/>
+                <w:vertAlign w:val="baseline"/>
+                <w:lang w:val="en-US"/>
+              </w:rPr>
+            </w:pPr>
+            <w:r>
+              <w:rPr>
+                <w:rFonts w:hint="default" w:ascii="Times New Roman" w:hAnsi="Times New Roman" w:cs="Times New Roman"/>
+                <w:color w:val="D2D3D3"/>
                 <w:sz w:val="28"/>
                 <w:szCs w:val="28"/>
                 <w:vertAlign w:val="baseline"/>
@@ -5088,15 +5324,17 @@
               <w:textAlignment w:val="auto"/>
               <w:rPr>
                 <w:rFonts w:hint="default" w:ascii="Times New Roman" w:hAnsi="Times New Roman" w:cs="Times New Roman"/>
-                <w:sz w:val="28"/>
-                <w:szCs w:val="28"/>
-                <w:vertAlign w:val="baseline"/>
-                <w:lang w:val="en-US"/>
-              </w:rPr>
-            </w:pPr>
-            <w:r>
-              <w:rPr>
-                <w:rFonts w:hint="default" w:ascii="Times New Roman" w:hAnsi="Times New Roman" w:cs="Times New Roman"/>
+                <w:color w:val="D2D3D3"/>
+                <w:sz w:val="28"/>
+                <w:szCs w:val="28"/>
+                <w:vertAlign w:val="baseline"/>
+                <w:lang w:val="en-US"/>
+              </w:rPr>
+            </w:pPr>
+            <w:r>
+              <w:rPr>
+                <w:rFonts w:hint="default" w:ascii="Times New Roman" w:hAnsi="Times New Roman" w:cs="Times New Roman"/>
+                <w:color w:val="D2D3D3"/>
                 <w:sz w:val="28"/>
                 <w:szCs w:val="28"/>
                 <w:vertAlign w:val="baseline"/>
@@ -5130,15 +5368,17 @@
               <w:textAlignment w:val="auto"/>
               <w:rPr>
                 <w:rFonts w:hint="default" w:ascii="Times New Roman" w:hAnsi="Times New Roman" w:cs="Times New Roman"/>
-                <w:sz w:val="28"/>
-                <w:szCs w:val="28"/>
-                <w:vertAlign w:val="baseline"/>
-                <w:lang w:val="en-US"/>
-              </w:rPr>
-            </w:pPr>
-            <w:r>
-              <w:rPr>
-                <w:rFonts w:hint="default" w:ascii="Times New Roman" w:hAnsi="Times New Roman" w:cs="Times New Roman"/>
+                <w:color w:val="D2D3D3"/>
+                <w:sz w:val="28"/>
+                <w:szCs w:val="28"/>
+                <w:vertAlign w:val="baseline"/>
+                <w:lang w:val="en-US"/>
+              </w:rPr>
+            </w:pPr>
+            <w:r>
+              <w:rPr>
+                <w:rFonts w:hint="default" w:ascii="Times New Roman" w:hAnsi="Times New Roman" w:cs="Times New Roman"/>
+                <w:color w:val="D2D3D3"/>
                 <w:sz w:val="28"/>
                 <w:szCs w:val="28"/>
                 <w:vertAlign w:val="baseline"/>
@@ -5172,15 +5412,17 @@
               <w:textAlignment w:val="auto"/>
               <w:rPr>
                 <w:rFonts w:hint="default" w:ascii="Times New Roman" w:hAnsi="Times New Roman" w:cs="Times New Roman"/>
-                <w:sz w:val="28"/>
-                <w:szCs w:val="28"/>
-                <w:vertAlign w:val="baseline"/>
-                <w:lang w:val="en-US"/>
-              </w:rPr>
-            </w:pPr>
-            <w:r>
-              <w:rPr>
-                <w:rFonts w:hint="default" w:ascii="Times New Roman" w:hAnsi="Times New Roman" w:cs="Times New Roman"/>
+                <w:color w:val="D2D3D3"/>
+                <w:sz w:val="28"/>
+                <w:szCs w:val="28"/>
+                <w:vertAlign w:val="baseline"/>
+                <w:lang w:val="en-US"/>
+              </w:rPr>
+            </w:pPr>
+            <w:r>
+              <w:rPr>
+                <w:rFonts w:hint="default" w:ascii="Times New Roman" w:hAnsi="Times New Roman" w:cs="Times New Roman"/>
+                <w:color w:val="D2D3D3"/>
                 <w:sz w:val="28"/>
                 <w:szCs w:val="28"/>
                 <w:vertAlign w:val="baseline"/>
@@ -5216,6 +5458,7 @@
                 <w:rFonts w:hint="default" w:ascii="Times New Roman" w:hAnsi="Times New Roman" w:cs="Times New Roman"/>
                 <w:b/>
                 <w:bCs/>
+                <w:color w:val="D2D3D3"/>
                 <w:sz w:val="28"/>
                 <w:szCs w:val="28"/>
                 <w:vertAlign w:val="baseline"/>
@@ -5227,6 +5470,7 @@
                 <w:rFonts w:hint="default" w:ascii="Times New Roman" w:hAnsi="Times New Roman" w:cs="Times New Roman"/>
                 <w:b/>
                 <w:bCs/>
+                <w:color w:val="D2D3D3"/>
                 <w:sz w:val="28"/>
                 <w:szCs w:val="28"/>
                 <w:vertAlign w:val="baseline"/>
@@ -5260,15 +5504,17 @@
               <w:textAlignment w:val="auto"/>
               <w:rPr>
                 <w:rFonts w:hint="default" w:ascii="Times New Roman" w:hAnsi="Times New Roman" w:cs="Times New Roman"/>
-                <w:sz w:val="28"/>
-                <w:szCs w:val="28"/>
-                <w:vertAlign w:val="baseline"/>
-                <w:lang w:val="en-US"/>
-              </w:rPr>
-            </w:pPr>
-            <w:r>
-              <w:rPr>
-                <w:rFonts w:hint="default" w:ascii="Times New Roman" w:hAnsi="Times New Roman" w:cs="Times New Roman"/>
+                <w:color w:val="D2D3D3"/>
+                <w:sz w:val="28"/>
+                <w:szCs w:val="28"/>
+                <w:vertAlign w:val="baseline"/>
+                <w:lang w:val="en-US"/>
+              </w:rPr>
+            </w:pPr>
+            <w:r>
+              <w:rPr>
+                <w:rFonts w:hint="default" w:ascii="Times New Roman" w:hAnsi="Times New Roman" w:cs="Times New Roman"/>
+                <w:color w:val="D2D3D3"/>
                 <w:sz w:val="28"/>
                 <w:szCs w:val="28"/>
                 <w:vertAlign w:val="baseline"/>
@@ -5302,15 +5548,17 @@
               <w:textAlignment w:val="auto"/>
               <w:rPr>
                 <w:rFonts w:hint="default" w:ascii="Times New Roman" w:hAnsi="Times New Roman" w:cs="Times New Roman"/>
-                <w:sz w:val="28"/>
-                <w:szCs w:val="28"/>
-                <w:vertAlign w:val="baseline"/>
-                <w:lang w:val="en-US"/>
-              </w:rPr>
-            </w:pPr>
-            <w:r>
-              <w:rPr>
-                <w:rFonts w:hint="default" w:ascii="Times New Roman" w:hAnsi="Times New Roman" w:cs="Times New Roman"/>
+                <w:color w:val="D2D3D3"/>
+                <w:sz w:val="28"/>
+                <w:szCs w:val="28"/>
+                <w:vertAlign w:val="baseline"/>
+                <w:lang w:val="en-US"/>
+              </w:rPr>
+            </w:pPr>
+            <w:r>
+              <w:rPr>
+                <w:rFonts w:hint="default" w:ascii="Times New Roman" w:hAnsi="Times New Roman" w:cs="Times New Roman"/>
+                <w:color w:val="D2D3D3"/>
                 <w:sz w:val="28"/>
                 <w:szCs w:val="28"/>
                 <w:vertAlign w:val="baseline"/>
@@ -5344,15 +5592,17 @@
               <w:textAlignment w:val="auto"/>
               <w:rPr>
                 <w:rFonts w:hint="default" w:ascii="Times New Roman" w:hAnsi="Times New Roman" w:cs="Times New Roman"/>
-                <w:sz w:val="28"/>
-                <w:szCs w:val="28"/>
-                <w:vertAlign w:val="baseline"/>
-                <w:lang w:val="en-US"/>
-              </w:rPr>
-            </w:pPr>
-            <w:r>
-              <w:rPr>
-                <w:rFonts w:hint="default" w:ascii="Times New Roman" w:hAnsi="Times New Roman" w:cs="Times New Roman"/>
+                <w:color w:val="D2D3D3"/>
+                <w:sz w:val="28"/>
+                <w:szCs w:val="28"/>
+                <w:vertAlign w:val="baseline"/>
+                <w:lang w:val="en-US"/>
+              </w:rPr>
+            </w:pPr>
+            <w:r>
+              <w:rPr>
+                <w:rFonts w:hint="default" w:ascii="Times New Roman" w:hAnsi="Times New Roman" w:cs="Times New Roman"/>
+                <w:color w:val="D2D3D3"/>
                 <w:sz w:val="28"/>
                 <w:szCs w:val="28"/>
                 <w:vertAlign w:val="baseline"/>
@@ -5386,15 +5636,17 @@
               <w:textAlignment w:val="auto"/>
               <w:rPr>
                 <w:rFonts w:hint="default" w:ascii="Times New Roman" w:hAnsi="Times New Roman" w:cs="Times New Roman"/>
-                <w:sz w:val="28"/>
-                <w:szCs w:val="28"/>
-                <w:vertAlign w:val="baseline"/>
-                <w:lang w:val="en-US"/>
-              </w:rPr>
-            </w:pPr>
-            <w:r>
-              <w:rPr>
-                <w:rFonts w:hint="default" w:ascii="Times New Roman" w:hAnsi="Times New Roman" w:cs="Times New Roman"/>
+                <w:color w:val="D2D3D3"/>
+                <w:sz w:val="28"/>
+                <w:szCs w:val="28"/>
+                <w:vertAlign w:val="baseline"/>
+                <w:lang w:val="en-US"/>
+              </w:rPr>
+            </w:pPr>
+            <w:r>
+              <w:rPr>
+                <w:rFonts w:hint="default" w:ascii="Times New Roman" w:hAnsi="Times New Roman" w:cs="Times New Roman"/>
+                <w:color w:val="D2D3D3"/>
                 <w:sz w:val="28"/>
                 <w:szCs w:val="28"/>
                 <w:vertAlign w:val="baseline"/>
@@ -5428,15 +5680,17 @@
               <w:textAlignment w:val="auto"/>
               <w:rPr>
                 <w:rFonts w:hint="default" w:ascii="Times New Roman" w:hAnsi="Times New Roman" w:cs="Times New Roman"/>
-                <w:sz w:val="28"/>
-                <w:szCs w:val="28"/>
-                <w:vertAlign w:val="baseline"/>
-                <w:lang w:val="en-US"/>
-              </w:rPr>
-            </w:pPr>
-            <w:r>
-              <w:rPr>
-                <w:rFonts w:hint="default" w:ascii="Times New Roman" w:hAnsi="Times New Roman" w:cs="Times New Roman"/>
+                <w:color w:val="D2D3D3"/>
+                <w:sz w:val="28"/>
+                <w:szCs w:val="28"/>
+                <w:vertAlign w:val="baseline"/>
+                <w:lang w:val="en-US"/>
+              </w:rPr>
+            </w:pPr>
+            <w:r>
+              <w:rPr>
+                <w:rFonts w:hint="default" w:ascii="Times New Roman" w:hAnsi="Times New Roman" w:cs="Times New Roman"/>
+                <w:color w:val="D2D3D3"/>
                 <w:sz w:val="28"/>
                 <w:szCs w:val="28"/>
                 <w:vertAlign w:val="baseline"/>
@@ -5472,6 +5726,7 @@
                 <w:rFonts w:hint="default" w:ascii="Times New Roman" w:hAnsi="Times New Roman" w:cs="Times New Roman"/>
                 <w:b/>
                 <w:bCs/>
+                <w:color w:val="D2D3D3"/>
                 <w:sz w:val="28"/>
                 <w:szCs w:val="28"/>
                 <w:vertAlign w:val="baseline"/>
@@ -5483,6 +5738,7 @@
                 <w:rFonts w:hint="default" w:ascii="Times New Roman" w:hAnsi="Times New Roman" w:cs="Times New Roman"/>
                 <w:b/>
                 <w:bCs/>
+                <w:color w:val="D2D3D3"/>
                 <w:sz w:val="28"/>
                 <w:szCs w:val="28"/>
                 <w:vertAlign w:val="baseline"/>
@@ -5516,15 +5772,17 @@
               <w:textAlignment w:val="auto"/>
               <w:rPr>
                 <w:rFonts w:hint="default" w:ascii="Times New Roman" w:hAnsi="Times New Roman" w:cs="Times New Roman"/>
-                <w:sz w:val="28"/>
-                <w:szCs w:val="28"/>
-                <w:vertAlign w:val="baseline"/>
-                <w:lang w:val="en-US"/>
-              </w:rPr>
-            </w:pPr>
-            <w:r>
-              <w:rPr>
-                <w:rFonts w:hint="default" w:ascii="Times New Roman" w:hAnsi="Times New Roman" w:cs="Times New Roman"/>
+                <w:color w:val="D2D3D3"/>
+                <w:sz w:val="28"/>
+                <w:szCs w:val="28"/>
+                <w:vertAlign w:val="baseline"/>
+                <w:lang w:val="en-US"/>
+              </w:rPr>
+            </w:pPr>
+            <w:r>
+              <w:rPr>
+                <w:rFonts w:hint="default" w:ascii="Times New Roman" w:hAnsi="Times New Roman" w:cs="Times New Roman"/>
+                <w:color w:val="D2D3D3"/>
                 <w:sz w:val="28"/>
                 <w:szCs w:val="28"/>
                 <w:vertAlign w:val="baseline"/>
@@ -5532,8 +5790,6 @@
               </w:rPr>
               <w:t>Named arguments</w:t>
             </w:r>
-            <w:bookmarkStart w:id="0" w:name="_GoBack"/>
-            <w:bookmarkEnd w:id="0"/>
           </w:p>
           <w:p>
             <w:pPr>
@@ -5560,15 +5816,17 @@
               <w:textAlignment w:val="auto"/>
               <w:rPr>
                 <w:rFonts w:hint="default" w:ascii="Times New Roman" w:hAnsi="Times New Roman" w:cs="Times New Roman"/>
-                <w:sz w:val="28"/>
-                <w:szCs w:val="28"/>
-                <w:vertAlign w:val="baseline"/>
-                <w:lang w:val="en-US"/>
-              </w:rPr>
-            </w:pPr>
-            <w:r>
-              <w:rPr>
-                <w:rFonts w:hint="default" w:ascii="Times New Roman" w:hAnsi="Times New Roman" w:cs="Times New Roman"/>
+                <w:color w:val="D2D3D3"/>
+                <w:sz w:val="28"/>
+                <w:szCs w:val="28"/>
+                <w:vertAlign w:val="baseline"/>
+                <w:lang w:val="en-US"/>
+              </w:rPr>
+            </w:pPr>
+            <w:r>
+              <w:rPr>
+                <w:rFonts w:hint="default" w:ascii="Times New Roman" w:hAnsi="Times New Roman" w:cs="Times New Roman"/>
+                <w:color w:val="D2D3D3"/>
                 <w:sz w:val="28"/>
                 <w:szCs w:val="28"/>
                 <w:vertAlign w:val="baseline"/>
@@ -5602,15 +5860,17 @@
               <w:textAlignment w:val="auto"/>
               <w:rPr>
                 <w:rFonts w:hint="default" w:ascii="Times New Roman" w:hAnsi="Times New Roman" w:cs="Times New Roman"/>
-                <w:sz w:val="28"/>
-                <w:szCs w:val="28"/>
-                <w:vertAlign w:val="baseline"/>
-                <w:lang w:val="en-US"/>
-              </w:rPr>
-            </w:pPr>
-            <w:r>
-              <w:rPr>
-                <w:rFonts w:hint="default" w:ascii="Times New Roman" w:hAnsi="Times New Roman" w:cs="Times New Roman"/>
+                <w:color w:val="D2D3D3"/>
+                <w:sz w:val="28"/>
+                <w:szCs w:val="28"/>
+                <w:vertAlign w:val="baseline"/>
+                <w:lang w:val="en-US"/>
+              </w:rPr>
+            </w:pPr>
+            <w:r>
+              <w:rPr>
+                <w:rFonts w:hint="default" w:ascii="Times New Roman" w:hAnsi="Times New Roman" w:cs="Times New Roman"/>
+                <w:color w:val="D2D3D3"/>
                 <w:sz w:val="28"/>
                 <w:szCs w:val="28"/>
                 <w:vertAlign w:val="baseline"/>
@@ -5644,15 +5904,17 @@
               <w:textAlignment w:val="auto"/>
               <w:rPr>
                 <w:rFonts w:hint="default" w:ascii="Times New Roman" w:hAnsi="Times New Roman" w:cs="Times New Roman"/>
-                <w:sz w:val="28"/>
-                <w:szCs w:val="28"/>
-                <w:vertAlign w:val="baseline"/>
-                <w:lang w:val="en-US"/>
-              </w:rPr>
-            </w:pPr>
-            <w:r>
-              <w:rPr>
-                <w:rFonts w:hint="default" w:ascii="Times New Roman" w:hAnsi="Times New Roman" w:cs="Times New Roman"/>
+                <w:color w:val="D2D3D3"/>
+                <w:sz w:val="28"/>
+                <w:szCs w:val="28"/>
+                <w:vertAlign w:val="baseline"/>
+                <w:lang w:val="en-US"/>
+              </w:rPr>
+            </w:pPr>
+            <w:r>
+              <w:rPr>
+                <w:rFonts w:hint="default" w:ascii="Times New Roman" w:hAnsi="Times New Roman" w:cs="Times New Roman"/>
+                <w:color w:val="D2D3D3"/>
                 <w:sz w:val="28"/>
                 <w:szCs w:val="28"/>
                 <w:vertAlign w:val="baseline"/>
@@ -5675,9 +5937,11 @@
           </w:tcPr>
           <w:p>
             <w:pPr>
-              <w:jc w:val="left"/>
-              <w:rPr>
-                <w:rFonts w:hint="default" w:ascii="Times New Roman" w:hAnsi="Times New Roman" w:cs="Times New Roman"/>
+              <w:widowControl w:val="0"/>
+              <w:jc w:val="left"/>
+              <w:rPr>
+                <w:rFonts w:hint="default" w:ascii="Times New Roman" w:hAnsi="Times New Roman" w:cs="Times New Roman"/>
+                <w:color w:val="D2D3D3"/>
                 <w:sz w:val="28"/>
                 <w:szCs w:val="28"/>
                 <w:vertAlign w:val="baseline"/>
@@ -5690,8 +5954,5814 @@
     </w:tbl>
     <w:p>
       <w:pPr>
-        <w:rPr>
-          <w:rFonts w:hint="default" w:ascii="Times New Roman" w:hAnsi="Times New Roman" w:cs="Times New Roman"/>
+        <w:keepNext w:val="0"/>
+        <w:keepLines w:val="0"/>
+        <w:pageBreakBefore w:val="0"/>
+        <w:widowControl/>
+        <w:numPr>
+          <w:ilvl w:val="0"/>
+          <w:numId w:val="3"/>
+        </w:numPr>
+        <w:tabs>
+          <w:tab w:val="clear" w:pos="425"/>
+        </w:tabs>
+        <w:kinsoku/>
+        <w:wordWrap/>
+        <w:overflowPunct/>
+        <w:topLinePunct w:val="0"/>
+        <w:autoSpaceDE/>
+        <w:autoSpaceDN/>
+        <w:bidi w:val="0"/>
+        <w:adjustRightInd/>
+        <w:snapToGrid/>
+        <w:spacing w:after="181" w:afterLines="50"/>
+        <w:ind w:left="432" w:leftChars="0" w:hanging="432" w:firstLineChars="0"/>
+        <w:textAlignment w:val="auto"/>
+        <w:rPr>
+          <w:rFonts w:hint="default" w:ascii="Times New Roman" w:hAnsi="Times New Roman" w:cs="Times New Roman"/>
+          <w:b/>
+          <w:bCs/>
+          <w:color w:val="D2D3D3"/>
+          <w:sz w:val="28"/>
+          <w:szCs w:val="28"/>
+          <w:lang w:val="en-US"/>
+        </w:rPr>
+      </w:pPr>
+      <w:r>
+        <w:rPr>
+          <w:rFonts w:hint="default" w:ascii="Times New Roman" w:hAnsi="Times New Roman" w:cs="Times New Roman"/>
+          <w:b/>
+          <w:bCs/>
+          <w:color w:val="D2D3D3"/>
+          <w:sz w:val="28"/>
+          <w:szCs w:val="28"/>
+          <w:lang w:val="en-US"/>
+        </w:rPr>
+        <w:t>Top-Level Functions</w:t>
+      </w:r>
+    </w:p>
+    <w:p>
+      <w:pPr>
+        <w:rPr>
+          <w:rFonts w:hint="default" w:ascii="Times New Roman" w:hAnsi="Times New Roman" w:cs="Times New Roman"/>
+          <w:color w:val="D2D3D3"/>
+          <w:sz w:val="28"/>
+          <w:szCs w:val="28"/>
+          <w:lang w:val="en-US"/>
+        </w:rPr>
+      </w:pPr>
+      <w:r>
+        <w:rPr>
+          <w:rFonts w:hint="default" w:ascii="Times New Roman" w:hAnsi="Times New Roman" w:cs="Times New Roman"/>
+          <w:color w:val="D2D3D3"/>
+          <w:sz w:val="28"/>
+          <w:szCs w:val="28"/>
+          <w:lang w:val="en-US"/>
+        </w:rPr>
+        <w:t>These functions are defined outside of any class, object, or interface.</w:t>
+      </w:r>
+    </w:p>
+    <w:p>
+      <w:pPr>
+        <w:rPr>
+          <w:rFonts w:hint="default" w:ascii="Times New Roman" w:hAnsi="Times New Roman" w:cs="Times New Roman"/>
+          <w:color w:val="D2D3D3"/>
+          <w:sz w:val="28"/>
+          <w:szCs w:val="28"/>
+          <w:lang w:val="en-US"/>
+        </w:rPr>
+      </w:pPr>
+    </w:p>
+    <w:p>
+      <w:pPr>
+        <w:keepNext w:val="0"/>
+        <w:keepLines w:val="0"/>
+        <w:pageBreakBefore w:val="0"/>
+        <w:widowControl/>
+        <w:numPr>
+          <w:ilvl w:val="0"/>
+          <w:numId w:val="3"/>
+        </w:numPr>
+        <w:kinsoku/>
+        <w:wordWrap/>
+        <w:overflowPunct/>
+        <w:topLinePunct w:val="0"/>
+        <w:autoSpaceDE/>
+        <w:autoSpaceDN/>
+        <w:bidi w:val="0"/>
+        <w:adjustRightInd/>
+        <w:snapToGrid/>
+        <w:spacing w:after="181" w:afterLines="50"/>
+        <w:ind w:left="432" w:leftChars="0" w:hanging="432" w:firstLineChars="0"/>
+        <w:textAlignment w:val="auto"/>
+        <w:rPr>
+          <w:rFonts w:hint="default" w:ascii="Times New Roman" w:hAnsi="Times New Roman" w:cs="Times New Roman"/>
+          <w:b/>
+          <w:bCs/>
+          <w:color w:val="D2D3D3"/>
+          <w:sz w:val="28"/>
+          <w:szCs w:val="28"/>
+          <w:lang w:val="en-US"/>
+        </w:rPr>
+      </w:pPr>
+      <w:r>
+        <w:rPr>
+          <w:rFonts w:hint="default" w:ascii="Times New Roman" w:hAnsi="Times New Roman" w:cs="Times New Roman"/>
+          <w:b/>
+          <w:bCs/>
+          <w:color w:val="D2D3D3"/>
+          <w:sz w:val="28"/>
+          <w:szCs w:val="28"/>
+          <w:lang w:val="en-US"/>
+        </w:rPr>
+        <w:t>Member Functions</w:t>
+      </w:r>
+    </w:p>
+    <w:p>
+      <w:pPr>
+        <w:rPr>
+          <w:rFonts w:hint="default" w:ascii="Times New Roman" w:hAnsi="Times New Roman" w:cs="Times New Roman"/>
+          <w:color w:val="D2D3D3"/>
+          <w:sz w:val="28"/>
+          <w:szCs w:val="28"/>
+          <w:lang w:val="en-US"/>
+        </w:rPr>
+      </w:pPr>
+      <w:r>
+        <w:rPr>
+          <w:rFonts w:hint="default" w:ascii="Times New Roman" w:hAnsi="Times New Roman" w:cs="Times New Roman"/>
+          <w:color w:val="D2D3D3"/>
+          <w:sz w:val="28"/>
+          <w:szCs w:val="28"/>
+          <w:lang w:val="en-US"/>
+        </w:rPr>
+        <w:t>Functions that are defined within a class or object.</w:t>
+      </w:r>
+    </w:p>
+    <w:p>
+      <w:pPr>
+        <w:rPr>
+          <w:rFonts w:hint="default" w:ascii="Times New Roman" w:hAnsi="Times New Roman" w:cs="Times New Roman"/>
+          <w:color w:val="D2D3D3"/>
+          <w:sz w:val="28"/>
+          <w:szCs w:val="28"/>
+          <w:lang w:val="en-US"/>
+        </w:rPr>
+      </w:pPr>
+    </w:p>
+    <w:p>
+      <w:pPr>
+        <w:keepNext w:val="0"/>
+        <w:keepLines w:val="0"/>
+        <w:pageBreakBefore w:val="0"/>
+        <w:widowControl/>
+        <w:numPr>
+          <w:ilvl w:val="0"/>
+          <w:numId w:val="3"/>
+        </w:numPr>
+        <w:kinsoku/>
+        <w:wordWrap/>
+        <w:overflowPunct/>
+        <w:topLinePunct w:val="0"/>
+        <w:autoSpaceDE/>
+        <w:autoSpaceDN/>
+        <w:bidi w:val="0"/>
+        <w:adjustRightInd/>
+        <w:snapToGrid/>
+        <w:spacing w:after="181" w:afterLines="50"/>
+        <w:ind w:left="432" w:leftChars="0" w:hanging="432" w:firstLineChars="0"/>
+        <w:textAlignment w:val="auto"/>
+        <w:rPr>
+          <w:rFonts w:hint="default" w:ascii="Times New Roman" w:hAnsi="Times New Roman" w:cs="Times New Roman"/>
+          <w:b/>
+          <w:bCs/>
+          <w:color w:val="D2D3D3"/>
+          <w:sz w:val="28"/>
+          <w:szCs w:val="28"/>
+          <w:lang w:val="en-US"/>
+        </w:rPr>
+      </w:pPr>
+      <w:r>
+        <w:rPr>
+          <w:rFonts w:hint="default" w:ascii="Times New Roman" w:hAnsi="Times New Roman" w:cs="Times New Roman"/>
+          <w:b/>
+          <w:bCs/>
+          <w:color w:val="D2D3D3"/>
+          <w:sz w:val="28"/>
+          <w:szCs w:val="28"/>
+          <w:lang w:val="en-US"/>
+        </w:rPr>
+        <w:t>Extension Functions</w:t>
+      </w:r>
+    </w:p>
+    <w:p>
+      <w:pPr>
+        <w:rPr>
+          <w:rFonts w:hint="default" w:ascii="Times New Roman" w:hAnsi="Times New Roman" w:cs="Times New Roman"/>
+          <w:color w:val="D2D3D3"/>
+          <w:sz w:val="28"/>
+          <w:szCs w:val="28"/>
+          <w:lang w:val="en-US"/>
+        </w:rPr>
+      </w:pPr>
+      <w:r>
+        <w:rPr>
+          <w:rFonts w:hint="default" w:ascii="Times New Roman" w:hAnsi="Times New Roman" w:cs="Times New Roman"/>
+          <w:color w:val="D2D3D3"/>
+          <w:sz w:val="28"/>
+          <w:szCs w:val="28"/>
+          <w:lang w:val="en-US"/>
+        </w:rPr>
+        <w:t>Functions that add new functionality to existing classes without modifying their source code.</w:t>
+      </w:r>
+    </w:p>
+    <w:p>
+      <w:pPr>
+        <w:rPr>
+          <w:rFonts w:hint="default" w:ascii="Times New Roman" w:hAnsi="Times New Roman" w:cs="Times New Roman"/>
+          <w:color w:val="D2D3D3"/>
+          <w:sz w:val="28"/>
+          <w:szCs w:val="28"/>
+          <w:lang w:val="en-US"/>
+        </w:rPr>
+      </w:pPr>
+    </w:p>
+    <w:p>
+      <w:pPr>
+        <w:keepNext w:val="0"/>
+        <w:keepLines w:val="0"/>
+        <w:pageBreakBefore w:val="0"/>
+        <w:widowControl/>
+        <w:numPr>
+          <w:ilvl w:val="0"/>
+          <w:numId w:val="3"/>
+        </w:numPr>
+        <w:kinsoku/>
+        <w:wordWrap/>
+        <w:overflowPunct/>
+        <w:topLinePunct w:val="0"/>
+        <w:autoSpaceDE/>
+        <w:autoSpaceDN/>
+        <w:bidi w:val="0"/>
+        <w:adjustRightInd/>
+        <w:snapToGrid/>
+        <w:spacing w:after="181" w:afterLines="50"/>
+        <w:ind w:left="432" w:leftChars="0" w:hanging="432" w:firstLineChars="0"/>
+        <w:textAlignment w:val="auto"/>
+        <w:rPr>
+          <w:rFonts w:hint="default" w:ascii="Times New Roman" w:hAnsi="Times New Roman" w:cs="Times New Roman"/>
+          <w:b/>
+          <w:bCs/>
+          <w:color w:val="D2D3D3"/>
+          <w:sz w:val="28"/>
+          <w:szCs w:val="28"/>
+          <w:lang w:val="en-US"/>
+        </w:rPr>
+      </w:pPr>
+      <w:r>
+        <w:rPr>
+          <w:rFonts w:hint="default" w:ascii="Times New Roman" w:hAnsi="Times New Roman" w:cs="Times New Roman"/>
+          <w:b/>
+          <w:bCs/>
+          <w:color w:val="D2D3D3"/>
+          <w:sz w:val="28"/>
+          <w:szCs w:val="28"/>
+          <w:lang w:val="en-US"/>
+        </w:rPr>
+        <w:t>Inline Functions</w:t>
+      </w:r>
+    </w:p>
+    <w:p>
+      <w:pPr>
+        <w:rPr>
+          <w:rFonts w:hint="default" w:ascii="Times New Roman" w:hAnsi="Times New Roman" w:cs="Times New Roman"/>
+          <w:b w:val="0"/>
+          <w:bCs w:val="0"/>
+          <w:color w:val="D2D3D3"/>
+          <w:sz w:val="28"/>
+          <w:szCs w:val="28"/>
+          <w:lang w:val="en-US"/>
+        </w:rPr>
+      </w:pPr>
+      <w:r>
+        <w:rPr>
+          <w:rFonts w:hint="default" w:ascii="Times New Roman" w:hAnsi="Times New Roman" w:cs="Times New Roman"/>
+          <w:b w:val="0"/>
+          <w:bCs w:val="0"/>
+          <w:color w:val="D2D3D3"/>
+          <w:sz w:val="28"/>
+          <w:szCs w:val="28"/>
+          <w:lang w:val="en-US"/>
+        </w:rPr>
+        <w:t>An inline function in programming is a function where the compiler replaces the function call with the actual code of the function.</w:t>
+      </w:r>
+    </w:p>
+    <w:p>
+      <w:pPr>
+        <w:rPr>
+          <w:rFonts w:hint="default" w:ascii="Times New Roman" w:hAnsi="Times New Roman" w:cs="Times New Roman"/>
+          <w:b w:val="0"/>
+          <w:bCs w:val="0"/>
+          <w:color w:val="D2D3D3"/>
+          <w:sz w:val="28"/>
+          <w:szCs w:val="28"/>
+          <w:lang w:val="en-US"/>
+        </w:rPr>
+      </w:pPr>
+      <w:r>
+        <w:rPr>
+          <w:rFonts w:hint="default" w:ascii="Times New Roman" w:hAnsi="Times New Roman" w:cs="Times New Roman"/>
+          <w:b w:val="0"/>
+          <w:bCs w:val="0"/>
+          <w:color w:val="D2D3D3"/>
+          <w:sz w:val="28"/>
+          <w:szCs w:val="28"/>
+          <w:lang w:val="en-US"/>
+        </w:rPr>
+        <w:t>Normally, when you call a function, the program needs to jump to the function's code, execute it, and then return to the place where it was called.</w:t>
+      </w:r>
+    </w:p>
+    <w:p>
+      <w:pPr>
+        <w:rPr>
+          <w:rFonts w:hint="default" w:ascii="Times New Roman" w:hAnsi="Times New Roman" w:cs="Times New Roman"/>
+          <w:b w:val="0"/>
+          <w:bCs w:val="0"/>
+          <w:color w:val="D2D3D3"/>
+          <w:sz w:val="28"/>
+          <w:szCs w:val="28"/>
+          <w:lang w:val="en-US"/>
+        </w:rPr>
+      </w:pPr>
+      <w:r>
+        <w:rPr>
+          <w:rFonts w:hint="default" w:ascii="Times New Roman" w:hAnsi="Times New Roman" w:cs="Times New Roman"/>
+          <w:b w:val="0"/>
+          <w:bCs w:val="0"/>
+          <w:color w:val="D2D3D3"/>
+          <w:sz w:val="28"/>
+          <w:szCs w:val="28"/>
+          <w:lang w:val="en-US"/>
+        </w:rPr>
+        <w:t>With an inline function, instead of jumping to the function, the program directly puts the code of the function wherever it’s called.</w:t>
+      </w:r>
+    </w:p>
+    <w:p>
+      <w:pPr>
+        <w:rPr>
+          <w:rFonts w:hint="default" w:ascii="Times New Roman" w:hAnsi="Times New Roman" w:cs="Times New Roman"/>
+          <w:b w:val="0"/>
+          <w:bCs w:val="0"/>
+          <w:color w:val="D2D3D3"/>
+          <w:sz w:val="28"/>
+          <w:szCs w:val="28"/>
+          <w:lang w:val="en-US"/>
+        </w:rPr>
+      </w:pPr>
+    </w:p>
+    <w:p>
+      <w:pPr>
+        <w:keepNext w:val="0"/>
+        <w:keepLines w:val="0"/>
+        <w:pageBreakBefore w:val="0"/>
+        <w:widowControl/>
+        <w:numPr>
+          <w:ilvl w:val="0"/>
+          <w:numId w:val="3"/>
+        </w:numPr>
+        <w:kinsoku/>
+        <w:wordWrap/>
+        <w:overflowPunct/>
+        <w:topLinePunct w:val="0"/>
+        <w:autoSpaceDE/>
+        <w:autoSpaceDN/>
+        <w:bidi w:val="0"/>
+        <w:adjustRightInd/>
+        <w:snapToGrid/>
+        <w:spacing w:after="181" w:afterLines="50"/>
+        <w:ind w:left="432" w:leftChars="0" w:hanging="432" w:firstLineChars="0"/>
+        <w:textAlignment w:val="auto"/>
+        <w:rPr>
+          <w:rFonts w:hint="default" w:ascii="Times New Roman" w:hAnsi="Times New Roman" w:cs="Times New Roman"/>
+          <w:b/>
+          <w:bCs/>
+          <w:color w:val="D2D3D3"/>
+          <w:sz w:val="28"/>
+          <w:szCs w:val="28"/>
+          <w:lang w:val="en-US"/>
+        </w:rPr>
+      </w:pPr>
+      <w:r>
+        <w:rPr>
+          <w:rFonts w:hint="default" w:ascii="Times New Roman" w:hAnsi="Times New Roman" w:cs="Times New Roman"/>
+          <w:b/>
+          <w:bCs/>
+          <w:color w:val="D2D3D3"/>
+          <w:sz w:val="28"/>
+          <w:szCs w:val="28"/>
+          <w:lang w:val="en-US"/>
+        </w:rPr>
+        <w:t>Lambda Functions</w:t>
+      </w:r>
+    </w:p>
+    <w:p>
+      <w:pPr>
+        <w:rPr>
+          <w:rFonts w:hint="default" w:ascii="Times New Roman" w:hAnsi="Times New Roman" w:cs="Times New Roman"/>
+          <w:b w:val="0"/>
+          <w:bCs w:val="0"/>
+          <w:color w:val="D2D3D3"/>
+          <w:sz w:val="28"/>
+          <w:szCs w:val="28"/>
+          <w:lang w:val="en-US"/>
+        </w:rPr>
+      </w:pPr>
+      <w:r>
+        <w:rPr>
+          <w:rFonts w:hint="default" w:ascii="Times New Roman" w:hAnsi="Times New Roman" w:cs="Times New Roman"/>
+          <w:b w:val="0"/>
+          <w:bCs w:val="0"/>
+          <w:color w:val="D2D3D3"/>
+          <w:sz w:val="28"/>
+          <w:szCs w:val="28"/>
+          <w:lang w:val="en-US"/>
+        </w:rPr>
+        <w:t>Lambda functions are anonymous functions (i.e., functions without a name) that can be passed as parameters or assigned to variables.</w:t>
+      </w:r>
+    </w:p>
+    <w:p>
+      <w:pPr>
+        <w:rPr>
+          <w:rFonts w:hint="default" w:ascii="Times New Roman" w:hAnsi="Times New Roman" w:cs="Times New Roman"/>
+          <w:b w:val="0"/>
+          <w:bCs w:val="0"/>
+          <w:color w:val="D2D3D3"/>
+          <w:sz w:val="28"/>
+          <w:szCs w:val="28"/>
+          <w:lang w:val="en-US"/>
+        </w:rPr>
+      </w:pPr>
+    </w:p>
+    <w:p>
+      <w:pPr>
+        <w:keepNext w:val="0"/>
+        <w:keepLines w:val="0"/>
+        <w:pageBreakBefore w:val="0"/>
+        <w:widowControl/>
+        <w:numPr>
+          <w:ilvl w:val="0"/>
+          <w:numId w:val="3"/>
+        </w:numPr>
+        <w:kinsoku/>
+        <w:wordWrap/>
+        <w:overflowPunct/>
+        <w:topLinePunct w:val="0"/>
+        <w:autoSpaceDE/>
+        <w:autoSpaceDN/>
+        <w:bidi w:val="0"/>
+        <w:adjustRightInd/>
+        <w:snapToGrid/>
+        <w:spacing w:after="181" w:afterLines="50"/>
+        <w:ind w:left="432" w:leftChars="0" w:hanging="432" w:firstLineChars="0"/>
+        <w:textAlignment w:val="auto"/>
+        <w:rPr>
+          <w:rFonts w:hint="default" w:ascii="Times New Roman" w:hAnsi="Times New Roman" w:cs="Times New Roman"/>
+          <w:b/>
+          <w:bCs/>
+          <w:color w:val="D2D3D3"/>
+          <w:sz w:val="28"/>
+          <w:szCs w:val="28"/>
+          <w:lang w:val="en-US"/>
+        </w:rPr>
+      </w:pPr>
+      <w:r>
+        <w:rPr>
+          <w:rFonts w:hint="default" w:ascii="Times New Roman" w:hAnsi="Times New Roman" w:cs="Times New Roman"/>
+          <w:b/>
+          <w:bCs/>
+          <w:color w:val="D2D3D3"/>
+          <w:sz w:val="28"/>
+          <w:szCs w:val="28"/>
+          <w:lang w:val="en-US"/>
+        </w:rPr>
+        <w:t>Higher-Order Functions</w:t>
+      </w:r>
+    </w:p>
+    <w:p>
+      <w:pPr>
+        <w:rPr>
+          <w:rFonts w:hint="default" w:ascii="Times New Roman" w:hAnsi="Times New Roman" w:cs="Times New Roman"/>
+          <w:b w:val="0"/>
+          <w:bCs w:val="0"/>
+          <w:color w:val="D2D3D3"/>
+          <w:sz w:val="28"/>
+          <w:szCs w:val="28"/>
+          <w:lang w:val="en-US"/>
+        </w:rPr>
+      </w:pPr>
+      <w:r>
+        <w:rPr>
+          <w:rFonts w:hint="default" w:ascii="Times New Roman" w:hAnsi="Times New Roman" w:cs="Times New Roman"/>
+          <w:b w:val="0"/>
+          <w:bCs w:val="0"/>
+          <w:color w:val="D2D3D3"/>
+          <w:sz w:val="28"/>
+          <w:szCs w:val="28"/>
+          <w:lang w:val="en-US"/>
+        </w:rPr>
+        <w:t>Functions that take other functions as parameters or return them as results.</w:t>
+      </w:r>
+    </w:p>
+    <w:p>
+      <w:pPr>
+        <w:rPr>
+          <w:rFonts w:hint="default" w:ascii="Times New Roman" w:hAnsi="Times New Roman" w:cs="Times New Roman"/>
+          <w:b w:val="0"/>
+          <w:bCs w:val="0"/>
+          <w:color w:val="D2D3D3"/>
+          <w:sz w:val="28"/>
+          <w:szCs w:val="28"/>
+          <w:lang w:val="en-US"/>
+        </w:rPr>
+      </w:pPr>
+    </w:p>
+    <w:p>
+      <w:pPr>
+        <w:keepNext w:val="0"/>
+        <w:keepLines w:val="0"/>
+        <w:pageBreakBefore w:val="0"/>
+        <w:widowControl/>
+        <w:numPr>
+          <w:ilvl w:val="0"/>
+          <w:numId w:val="3"/>
+        </w:numPr>
+        <w:tabs>
+          <w:tab w:val="clear" w:pos="425"/>
+        </w:tabs>
+        <w:kinsoku/>
+        <w:wordWrap/>
+        <w:overflowPunct/>
+        <w:topLinePunct w:val="0"/>
+        <w:autoSpaceDE/>
+        <w:autoSpaceDN/>
+        <w:bidi w:val="0"/>
+        <w:adjustRightInd/>
+        <w:snapToGrid/>
+        <w:spacing w:after="181" w:afterLines="50"/>
+        <w:ind w:left="432" w:leftChars="0" w:hanging="432" w:firstLineChars="0"/>
+        <w:textAlignment w:val="auto"/>
+        <w:rPr>
+          <w:rFonts w:hint="default" w:ascii="Times New Roman" w:hAnsi="Times New Roman" w:cs="Times New Roman"/>
+          <w:b/>
+          <w:bCs/>
+          <w:color w:val="D2D3D3"/>
+          <w:sz w:val="28"/>
+          <w:szCs w:val="28"/>
+          <w:lang w:val="en-US"/>
+        </w:rPr>
+      </w:pPr>
+      <w:r>
+        <w:rPr>
+          <w:rFonts w:hint="default" w:ascii="Times New Roman" w:hAnsi="Times New Roman" w:cs="Times New Roman"/>
+          <w:b/>
+          <w:bCs/>
+          <w:color w:val="D2D3D3"/>
+          <w:sz w:val="28"/>
+          <w:szCs w:val="28"/>
+          <w:lang w:val="en-US"/>
+        </w:rPr>
+        <w:t>Local Functions</w:t>
+      </w:r>
+    </w:p>
+    <w:p>
+      <w:pPr>
+        <w:rPr>
+          <w:rFonts w:hint="default" w:ascii="Times New Roman" w:hAnsi="Times New Roman" w:cs="Times New Roman"/>
+          <w:b w:val="0"/>
+          <w:bCs w:val="0"/>
+          <w:color w:val="D2D3D3"/>
+          <w:sz w:val="28"/>
+          <w:szCs w:val="28"/>
+          <w:lang w:val="en-US"/>
+        </w:rPr>
+      </w:pPr>
+      <w:r>
+        <w:rPr>
+          <w:rFonts w:hint="default" w:ascii="Times New Roman" w:hAnsi="Times New Roman" w:cs="Times New Roman"/>
+          <w:b w:val="0"/>
+          <w:bCs w:val="0"/>
+          <w:color w:val="D2D3D3"/>
+          <w:sz w:val="28"/>
+          <w:szCs w:val="28"/>
+          <w:lang w:val="en-US"/>
+        </w:rPr>
+        <w:t>Functions defined inside another function. They are only accessible within the outer function.</w:t>
+      </w:r>
+    </w:p>
+    <w:p>
+      <w:pPr>
+        <w:rPr>
+          <w:rFonts w:hint="default" w:ascii="Times New Roman" w:hAnsi="Times New Roman" w:cs="Times New Roman"/>
+          <w:b w:val="0"/>
+          <w:bCs w:val="0"/>
+          <w:color w:val="D2D3D3"/>
+          <w:sz w:val="28"/>
+          <w:szCs w:val="28"/>
+          <w:lang w:val="en-US"/>
+        </w:rPr>
+      </w:pPr>
+    </w:p>
+    <w:p>
+      <w:pPr>
+        <w:keepNext w:val="0"/>
+        <w:keepLines w:val="0"/>
+        <w:pageBreakBefore w:val="0"/>
+        <w:widowControl/>
+        <w:numPr>
+          <w:ilvl w:val="0"/>
+          <w:numId w:val="3"/>
+        </w:numPr>
+        <w:tabs>
+          <w:tab w:val="clear" w:pos="425"/>
+        </w:tabs>
+        <w:kinsoku/>
+        <w:wordWrap/>
+        <w:overflowPunct/>
+        <w:topLinePunct w:val="0"/>
+        <w:autoSpaceDE/>
+        <w:autoSpaceDN/>
+        <w:bidi w:val="0"/>
+        <w:adjustRightInd/>
+        <w:snapToGrid/>
+        <w:spacing w:after="181" w:afterLines="50"/>
+        <w:ind w:left="432" w:leftChars="0" w:hanging="432" w:firstLineChars="0"/>
+        <w:textAlignment w:val="auto"/>
+        <w:rPr>
+          <w:rFonts w:hint="default" w:ascii="Times New Roman" w:hAnsi="Times New Roman" w:cs="Times New Roman"/>
+          <w:b/>
+          <w:bCs/>
+          <w:color w:val="D2D3D3"/>
+          <w:sz w:val="28"/>
+          <w:szCs w:val="28"/>
+          <w:lang w:val="en-US"/>
+        </w:rPr>
+      </w:pPr>
+      <w:r>
+        <w:rPr>
+          <w:rFonts w:hint="default" w:ascii="Times New Roman" w:hAnsi="Times New Roman" w:cs="Times New Roman"/>
+          <w:b/>
+          <w:bCs/>
+          <w:color w:val="D2D3D3"/>
+          <w:sz w:val="28"/>
+          <w:szCs w:val="28"/>
+          <w:lang w:val="en-US"/>
+        </w:rPr>
+        <w:t>Anonymous Functions</w:t>
+      </w:r>
+    </w:p>
+    <w:p>
+      <w:pPr>
+        <w:rPr>
+          <w:rFonts w:hint="default" w:ascii="Times New Roman" w:hAnsi="Times New Roman" w:cs="Times New Roman"/>
+          <w:b w:val="0"/>
+          <w:bCs w:val="0"/>
+          <w:color w:val="D2D3D3"/>
+          <w:sz w:val="28"/>
+          <w:szCs w:val="28"/>
+          <w:lang w:val="en-US"/>
+        </w:rPr>
+      </w:pPr>
+      <w:r>
+        <w:rPr>
+          <w:rFonts w:hint="default" w:ascii="Times New Roman" w:hAnsi="Times New Roman" w:cs="Times New Roman"/>
+          <w:b w:val="0"/>
+          <w:bCs w:val="0"/>
+          <w:color w:val="D2D3D3"/>
+          <w:sz w:val="28"/>
+          <w:szCs w:val="28"/>
+          <w:lang w:val="en-US"/>
+        </w:rPr>
+        <w:t>Similar to lambda expressions but with the full function declaration syntax.</w:t>
+      </w:r>
+    </w:p>
+    <w:p>
+      <w:pPr>
+        <w:rPr>
+          <w:rFonts w:hint="default" w:ascii="Times New Roman" w:hAnsi="Times New Roman" w:cs="Times New Roman"/>
+          <w:b w:val="0"/>
+          <w:bCs w:val="0"/>
+          <w:color w:val="D2D3D3"/>
+          <w:sz w:val="28"/>
+          <w:szCs w:val="28"/>
+          <w:lang w:val="en-US"/>
+        </w:rPr>
+      </w:pPr>
+    </w:p>
+    <w:p>
+      <w:pPr>
+        <w:keepNext w:val="0"/>
+        <w:keepLines w:val="0"/>
+        <w:pageBreakBefore w:val="0"/>
+        <w:widowControl/>
+        <w:numPr>
+          <w:ilvl w:val="0"/>
+          <w:numId w:val="3"/>
+        </w:numPr>
+        <w:tabs>
+          <w:tab w:val="clear" w:pos="425"/>
+        </w:tabs>
+        <w:kinsoku/>
+        <w:wordWrap/>
+        <w:overflowPunct/>
+        <w:topLinePunct w:val="0"/>
+        <w:autoSpaceDE/>
+        <w:autoSpaceDN/>
+        <w:bidi w:val="0"/>
+        <w:adjustRightInd/>
+        <w:snapToGrid/>
+        <w:spacing w:after="181" w:afterLines="50"/>
+        <w:ind w:left="432" w:leftChars="0" w:hanging="432" w:firstLineChars="0"/>
+        <w:textAlignment w:val="auto"/>
+        <w:rPr>
+          <w:rFonts w:hint="default" w:ascii="Times New Roman" w:hAnsi="Times New Roman" w:cs="Times New Roman"/>
+          <w:b/>
+          <w:bCs/>
+          <w:color w:val="D2D3D3"/>
+          <w:sz w:val="28"/>
+          <w:szCs w:val="28"/>
+          <w:lang w:val="en-US"/>
+        </w:rPr>
+      </w:pPr>
+      <w:r>
+        <w:rPr>
+          <w:rFonts w:hint="default" w:ascii="Times New Roman" w:hAnsi="Times New Roman" w:cs="Times New Roman"/>
+          <w:b/>
+          <w:bCs/>
+          <w:color w:val="D2D3D3"/>
+          <w:sz w:val="28"/>
+          <w:szCs w:val="28"/>
+          <w:lang w:val="en-US"/>
+        </w:rPr>
+        <w:t>Suspend Functions</w:t>
+      </w:r>
+    </w:p>
+    <w:p>
+      <w:pPr>
+        <w:rPr>
+          <w:rFonts w:hint="default" w:ascii="Times New Roman" w:hAnsi="Times New Roman" w:cs="Times New Roman"/>
+          <w:b w:val="0"/>
+          <w:bCs w:val="0"/>
+          <w:color w:val="D2D3D3"/>
+          <w:sz w:val="28"/>
+          <w:szCs w:val="28"/>
+          <w:lang w:val="en-US"/>
+        </w:rPr>
+      </w:pPr>
+      <w:r>
+        <w:rPr>
+          <w:rFonts w:hint="default" w:ascii="Times New Roman" w:hAnsi="Times New Roman" w:cs="Times New Roman"/>
+          <w:b w:val="0"/>
+          <w:bCs w:val="0"/>
+          <w:color w:val="D2D3D3"/>
+          <w:sz w:val="28"/>
+          <w:szCs w:val="28"/>
+          <w:lang w:val="en-US"/>
+        </w:rPr>
+        <w:t>Functions that can be paused and resumed, used in Kotlin's coroutines for asynchronous programming. They are marked with the suspend keyword.</w:t>
+      </w:r>
+    </w:p>
+    <w:p>
+      <w:pPr>
+        <w:rPr>
+          <w:rFonts w:hint="default" w:ascii="Times New Roman" w:hAnsi="Times New Roman" w:cs="Times New Roman"/>
+          <w:b w:val="0"/>
+          <w:bCs w:val="0"/>
+          <w:color w:val="D2D3D3"/>
+          <w:sz w:val="28"/>
+          <w:szCs w:val="28"/>
+          <w:lang w:val="en-US"/>
+        </w:rPr>
+      </w:pPr>
+      <w:r>
+        <w:rPr>
+          <w:rFonts w:hint="default" w:ascii="Times New Roman" w:hAnsi="Times New Roman" w:cs="Times New Roman"/>
+          <w:b w:val="0"/>
+          <w:bCs w:val="0"/>
+          <w:color w:val="D2D3D3"/>
+          <w:sz w:val="28"/>
+          <w:szCs w:val="28"/>
+          <w:lang w:val="en-US"/>
+        </w:rPr>
+        <w:br w:type="page"/>
+      </w:r>
+    </w:p>
+    <w:p>
+      <w:pPr>
+        <w:rPr>
+          <w:rFonts w:hint="default" w:ascii="Times New Roman" w:hAnsi="Times New Roman" w:cs="Times New Roman"/>
+          <w:b w:val="0"/>
+          <w:bCs w:val="0"/>
+          <w:color w:val="D2D3D3"/>
+          <w:sz w:val="28"/>
+          <w:szCs w:val="28"/>
+          <w:lang w:val="en-US"/>
+        </w:rPr>
+      </w:pPr>
+    </w:p>
+    <w:p>
+      <w:pPr>
+        <w:keepNext w:val="0"/>
+        <w:keepLines w:val="0"/>
+        <w:pageBreakBefore w:val="0"/>
+        <w:widowControl/>
+        <w:numPr>
+          <w:ilvl w:val="0"/>
+          <w:numId w:val="3"/>
+        </w:numPr>
+        <w:tabs>
+          <w:tab w:val="clear" w:pos="425"/>
+        </w:tabs>
+        <w:kinsoku/>
+        <w:wordWrap/>
+        <w:overflowPunct/>
+        <w:topLinePunct w:val="0"/>
+        <w:autoSpaceDE/>
+        <w:autoSpaceDN/>
+        <w:bidi w:val="0"/>
+        <w:adjustRightInd/>
+        <w:snapToGrid/>
+        <w:spacing w:after="181" w:afterLines="50"/>
+        <w:ind w:left="432" w:leftChars="0" w:hanging="432" w:firstLineChars="0"/>
+        <w:textAlignment w:val="auto"/>
+        <w:rPr>
+          <w:rFonts w:hint="default" w:ascii="Times New Roman" w:hAnsi="Times New Roman" w:cs="Times New Roman"/>
+          <w:b/>
+          <w:bCs/>
+          <w:color w:val="D2D3D3"/>
+          <w:sz w:val="28"/>
+          <w:szCs w:val="28"/>
+          <w:lang w:val="en-US"/>
+        </w:rPr>
+      </w:pPr>
+      <w:r>
+        <w:rPr>
+          <w:rFonts w:hint="default" w:ascii="Times New Roman" w:hAnsi="Times New Roman" w:cs="Times New Roman"/>
+          <w:b/>
+          <w:bCs/>
+          <w:color w:val="D2D3D3"/>
+          <w:sz w:val="28"/>
+          <w:szCs w:val="28"/>
+          <w:lang w:val="en-US"/>
+        </w:rPr>
+        <w:t>Infix Functions</w:t>
+      </w:r>
+    </w:p>
+    <w:p>
+      <w:pPr>
+        <w:rPr>
+          <w:rFonts w:hint="default" w:ascii="Times New Roman" w:hAnsi="Times New Roman" w:cs="Times New Roman"/>
+          <w:b w:val="0"/>
+          <w:bCs w:val="0"/>
+          <w:color w:val="D2D3D3"/>
+          <w:sz w:val="28"/>
+          <w:szCs w:val="28"/>
+          <w:lang w:val="en-US"/>
+        </w:rPr>
+      </w:pPr>
+      <w:r>
+        <w:rPr>
+          <w:rFonts w:hint="default" w:ascii="Times New Roman" w:hAnsi="Times New Roman" w:cs="Times New Roman"/>
+          <w:b w:val="0"/>
+          <w:bCs w:val="0"/>
+          <w:color w:val="D2D3D3"/>
+          <w:sz w:val="28"/>
+          <w:szCs w:val="28"/>
+          <w:lang w:val="en-US"/>
+        </w:rPr>
+        <w:t>Special type of function that allows you to call it without using the usual dot and parentheses syntax. Instead, you can use it in a more natural, human-readable way, similar to an operator.</w:t>
+      </w:r>
+    </w:p>
+    <w:p>
+      <w:pPr>
+        <w:rPr>
+          <w:rFonts w:hint="default" w:ascii="Times New Roman" w:hAnsi="Times New Roman" w:cs="Times New Roman"/>
+          <w:b w:val="0"/>
+          <w:bCs w:val="0"/>
+          <w:color w:val="D2D3D3"/>
+          <w:sz w:val="28"/>
+          <w:szCs w:val="28"/>
+          <w:lang w:val="en-US"/>
+        </w:rPr>
+      </w:pPr>
+    </w:p>
+    <w:p>
+      <w:pPr>
+        <w:keepNext w:val="0"/>
+        <w:keepLines w:val="0"/>
+        <w:pageBreakBefore w:val="0"/>
+        <w:widowControl/>
+        <w:numPr>
+          <w:ilvl w:val="0"/>
+          <w:numId w:val="3"/>
+        </w:numPr>
+        <w:kinsoku/>
+        <w:wordWrap/>
+        <w:overflowPunct/>
+        <w:topLinePunct w:val="0"/>
+        <w:autoSpaceDE/>
+        <w:autoSpaceDN/>
+        <w:bidi w:val="0"/>
+        <w:adjustRightInd/>
+        <w:snapToGrid/>
+        <w:spacing w:after="181" w:afterLines="50"/>
+        <w:ind w:left="432" w:leftChars="0" w:hanging="432" w:firstLineChars="0"/>
+        <w:textAlignment w:val="auto"/>
+        <w:rPr>
+          <w:rFonts w:hint="default" w:ascii="Times New Roman" w:hAnsi="Times New Roman" w:cs="Times New Roman"/>
+          <w:b/>
+          <w:bCs/>
+          <w:color w:val="D2D3D3"/>
+          <w:sz w:val="28"/>
+          <w:szCs w:val="28"/>
+          <w:lang w:val="en-US"/>
+        </w:rPr>
+      </w:pPr>
+      <w:r>
+        <w:rPr>
+          <w:rFonts w:hint="default" w:ascii="Times New Roman" w:hAnsi="Times New Roman" w:cs="Times New Roman"/>
+          <w:b/>
+          <w:bCs/>
+          <w:color w:val="D2D3D3"/>
+          <w:sz w:val="28"/>
+          <w:szCs w:val="28"/>
+          <w:lang w:val="en-US"/>
+        </w:rPr>
+        <w:t>Operator Functions</w:t>
+      </w:r>
+    </w:p>
+    <w:p>
+      <w:pPr>
+        <w:rPr>
+          <w:rFonts w:hint="default" w:ascii="Times New Roman" w:hAnsi="Times New Roman" w:cs="Times New Roman"/>
+          <w:b w:val="0"/>
+          <w:bCs w:val="0"/>
+          <w:color w:val="D2D3D3"/>
+          <w:sz w:val="28"/>
+          <w:szCs w:val="28"/>
+          <w:lang w:val="en-US"/>
+        </w:rPr>
+      </w:pPr>
+      <w:r>
+        <w:rPr>
+          <w:rFonts w:hint="default" w:ascii="Times New Roman" w:hAnsi="Times New Roman" w:cs="Times New Roman"/>
+          <w:b w:val="0"/>
+          <w:bCs w:val="0"/>
+          <w:color w:val="D2D3D3"/>
+          <w:sz w:val="28"/>
+          <w:szCs w:val="28"/>
+          <w:lang w:val="en-US"/>
+        </w:rPr>
+        <w:t>Special type of function that allows you to define or overload operators for custom types. By using operator functions, you can specify how operators like +, -, *, /, etc., behave when applied to instances of your classes or data types.</w:t>
+      </w:r>
+    </w:p>
+    <w:p>
+      <w:pPr>
+        <w:rPr>
+          <w:rFonts w:hint="default" w:ascii="Times New Roman" w:hAnsi="Times New Roman" w:cs="Times New Roman"/>
+          <w:b w:val="0"/>
+          <w:bCs w:val="0"/>
+          <w:color w:val="D2D3D3"/>
+          <w:sz w:val="28"/>
+          <w:szCs w:val="28"/>
+          <w:lang w:val="en-US"/>
+        </w:rPr>
+      </w:pPr>
+    </w:p>
+    <w:p>
+      <w:pPr>
+        <w:keepNext w:val="0"/>
+        <w:keepLines w:val="0"/>
+        <w:pageBreakBefore w:val="0"/>
+        <w:widowControl/>
+        <w:numPr>
+          <w:ilvl w:val="0"/>
+          <w:numId w:val="3"/>
+        </w:numPr>
+        <w:kinsoku/>
+        <w:wordWrap/>
+        <w:overflowPunct/>
+        <w:topLinePunct w:val="0"/>
+        <w:autoSpaceDE/>
+        <w:autoSpaceDN/>
+        <w:bidi w:val="0"/>
+        <w:adjustRightInd/>
+        <w:snapToGrid/>
+        <w:spacing w:after="181" w:afterLines="50"/>
+        <w:ind w:left="432" w:leftChars="0" w:hanging="432" w:firstLineChars="0"/>
+        <w:textAlignment w:val="auto"/>
+        <w:rPr>
+          <w:rFonts w:hint="default" w:ascii="Times New Roman" w:hAnsi="Times New Roman" w:cs="Times New Roman"/>
+          <w:b w:val="0"/>
+          <w:bCs w:val="0"/>
+          <w:color w:val="D2D3D3"/>
+          <w:sz w:val="28"/>
+          <w:szCs w:val="28"/>
+          <w:lang w:val="en-US"/>
+        </w:rPr>
+      </w:pPr>
+      <w:r>
+        <w:rPr>
+          <w:rFonts w:hint="default" w:ascii="Times New Roman" w:hAnsi="Times New Roman" w:cs="Times New Roman"/>
+          <w:b/>
+          <w:bCs/>
+          <w:color w:val="D2D3D3"/>
+          <w:sz w:val="28"/>
+          <w:szCs w:val="28"/>
+          <w:lang w:val="en-US"/>
+        </w:rPr>
+        <w:t>Tail-Recursive Functions</w:t>
+      </w:r>
+    </w:p>
+    <w:p>
+      <w:pPr>
+        <w:numPr>
+          <w:ilvl w:val="0"/>
+          <w:numId w:val="0"/>
+        </w:numPr>
+        <w:ind w:leftChars="0"/>
+        <w:rPr>
+          <w:rFonts w:hint="default" w:ascii="Times New Roman" w:hAnsi="Times New Roman" w:cs="Times New Roman"/>
+          <w:b w:val="0"/>
+          <w:bCs w:val="0"/>
+          <w:color w:val="D2D3D3"/>
+          <w:sz w:val="28"/>
+          <w:szCs w:val="28"/>
+          <w:lang w:val="en-US"/>
+        </w:rPr>
+      </w:pPr>
+      <w:r>
+        <w:rPr>
+          <w:rFonts w:hint="default" w:ascii="Times New Roman" w:hAnsi="Times New Roman" w:cs="Times New Roman"/>
+          <w:b w:val="0"/>
+          <w:bCs w:val="0"/>
+          <w:color w:val="D2D3D3"/>
+          <w:sz w:val="28"/>
+          <w:szCs w:val="28"/>
+          <w:lang w:val="en-US"/>
+        </w:rPr>
+        <w:t>A special form of recursion that can be optimized by the compiler to prevent stack overflow. These functions are marked with the tailrec keyword.</w:t>
+      </w:r>
+    </w:p>
+    <w:p>
+      <w:pPr>
+        <w:rPr>
+          <w:rFonts w:hint="default" w:ascii="Times New Roman" w:hAnsi="Times New Roman" w:cs="Times New Roman"/>
+          <w:b w:val="0"/>
+          <w:bCs w:val="0"/>
+          <w:color w:val="D2D3D3"/>
+          <w:sz w:val="28"/>
+          <w:szCs w:val="28"/>
+          <w:lang w:val="en-US"/>
+        </w:rPr>
+      </w:pPr>
+    </w:p>
+    <w:p>
+      <w:pPr>
+        <w:keepNext w:val="0"/>
+        <w:keepLines w:val="0"/>
+        <w:pageBreakBefore w:val="0"/>
+        <w:widowControl/>
+        <w:numPr>
+          <w:ilvl w:val="0"/>
+          <w:numId w:val="3"/>
+        </w:numPr>
+        <w:kinsoku/>
+        <w:wordWrap/>
+        <w:overflowPunct/>
+        <w:topLinePunct w:val="0"/>
+        <w:autoSpaceDE/>
+        <w:autoSpaceDN/>
+        <w:bidi w:val="0"/>
+        <w:adjustRightInd/>
+        <w:snapToGrid/>
+        <w:spacing w:after="181" w:afterLines="50"/>
+        <w:ind w:left="432" w:leftChars="0" w:hanging="432" w:firstLineChars="0"/>
+        <w:textAlignment w:val="auto"/>
+        <w:rPr>
+          <w:rFonts w:hint="default" w:ascii="Times New Roman" w:hAnsi="Times New Roman" w:cs="Times New Roman"/>
+          <w:b w:val="0"/>
+          <w:bCs w:val="0"/>
+          <w:color w:val="D2D3D3"/>
+          <w:sz w:val="28"/>
+          <w:szCs w:val="28"/>
+          <w:lang w:val="en-US"/>
+        </w:rPr>
+      </w:pPr>
+      <w:r>
+        <w:rPr>
+          <w:rFonts w:hint="default" w:ascii="Times New Roman" w:hAnsi="Times New Roman" w:cs="Times New Roman"/>
+          <w:b/>
+          <w:bCs/>
+          <w:color w:val="D2D3D3"/>
+          <w:sz w:val="28"/>
+          <w:szCs w:val="28"/>
+          <w:lang w:val="en-US"/>
+        </w:rPr>
+        <w:t>Scope Functions</w:t>
+      </w:r>
+    </w:p>
+    <w:p>
+      <w:pPr>
+        <w:numPr>
+          <w:ilvl w:val="0"/>
+          <w:numId w:val="0"/>
+        </w:numPr>
+        <w:ind w:leftChars="0"/>
+        <w:rPr>
+          <w:rFonts w:hint="default" w:ascii="Times New Roman" w:hAnsi="Times New Roman" w:cs="Times New Roman"/>
+          <w:b w:val="0"/>
+          <w:bCs w:val="0"/>
+          <w:color w:val="D2D3D3"/>
+          <w:sz w:val="28"/>
+          <w:szCs w:val="28"/>
+          <w:lang w:val="en-US"/>
+        </w:rPr>
+      </w:pPr>
+      <w:r>
+        <w:rPr>
+          <w:rFonts w:hint="default" w:ascii="Times New Roman" w:hAnsi="Times New Roman" w:cs="Times New Roman"/>
+          <w:b w:val="0"/>
+          <w:bCs w:val="0"/>
+          <w:color w:val="D2D3D3"/>
+          <w:sz w:val="28"/>
+          <w:szCs w:val="28"/>
+          <w:lang w:val="en-US"/>
+        </w:rPr>
+        <w:t>A set of functions that allow you to execute a block of code within the context of an object.</w:t>
+      </w:r>
+    </w:p>
+    <w:p>
+      <w:pPr>
+        <w:numPr>
+          <w:ilvl w:val="0"/>
+          <w:numId w:val="4"/>
+        </w:numPr>
+        <w:ind w:left="420" w:leftChars="0" w:hanging="420" w:firstLineChars="0"/>
+        <w:rPr>
+          <w:rFonts w:hint="default" w:ascii="Times New Roman" w:hAnsi="Times New Roman" w:cs="Times New Roman"/>
+          <w:b w:val="0"/>
+          <w:bCs w:val="0"/>
+          <w:color w:val="D2D3D3"/>
+          <w:sz w:val="28"/>
+          <w:szCs w:val="28"/>
+          <w:lang w:val="en-US"/>
+        </w:rPr>
+      </w:pPr>
+      <w:r>
+        <w:rPr>
+          <w:rFonts w:hint="default" w:ascii="Times New Roman" w:hAnsi="Times New Roman" w:cs="Times New Roman"/>
+          <w:b/>
+          <w:bCs/>
+          <w:color w:val="D2D3D3"/>
+          <w:sz w:val="28"/>
+          <w:szCs w:val="28"/>
+          <w:lang w:val="en-US"/>
+        </w:rPr>
+        <w:t>let:</w:t>
+      </w:r>
+      <w:r>
+        <w:rPr>
+          <w:rFonts w:hint="default" w:ascii="Times New Roman" w:hAnsi="Times New Roman" w:cs="Times New Roman"/>
+          <w:b w:val="0"/>
+          <w:bCs w:val="0"/>
+          <w:color w:val="D2D3D3"/>
+          <w:sz w:val="28"/>
+          <w:szCs w:val="28"/>
+          <w:lang w:val="en-US"/>
+        </w:rPr>
+        <w:t xml:space="preserve"> Useful when you want to perform operations on a nullable object or want to transform the result.</w:t>
+      </w:r>
+    </w:p>
+    <w:p>
+      <w:pPr>
+        <w:numPr>
+          <w:ilvl w:val="0"/>
+          <w:numId w:val="4"/>
+        </w:numPr>
+        <w:ind w:left="420" w:leftChars="0" w:hanging="420" w:firstLineChars="0"/>
+        <w:rPr>
+          <w:rFonts w:hint="default" w:ascii="Times New Roman" w:hAnsi="Times New Roman" w:cs="Times New Roman"/>
+          <w:b w:val="0"/>
+          <w:bCs w:val="0"/>
+          <w:color w:val="D2D3D3"/>
+          <w:sz w:val="28"/>
+          <w:szCs w:val="28"/>
+          <w:lang w:val="en-US"/>
+        </w:rPr>
+      </w:pPr>
+      <w:r>
+        <w:rPr>
+          <w:rFonts w:hint="default" w:ascii="Times New Roman" w:hAnsi="Times New Roman" w:cs="Times New Roman"/>
+          <w:b/>
+          <w:bCs/>
+          <w:color w:val="D2D3D3"/>
+          <w:sz w:val="28"/>
+          <w:szCs w:val="28"/>
+          <w:lang w:val="en-US"/>
+        </w:rPr>
+        <w:t>run:</w:t>
+      </w:r>
+      <w:r>
+        <w:rPr>
+          <w:rFonts w:hint="default" w:ascii="Times New Roman" w:hAnsi="Times New Roman" w:cs="Times New Roman"/>
+          <w:b w:val="0"/>
+          <w:bCs w:val="0"/>
+          <w:color w:val="D2D3D3"/>
+          <w:sz w:val="28"/>
+          <w:szCs w:val="28"/>
+          <w:lang w:val="en-US"/>
+        </w:rPr>
+        <w:t xml:space="preserve"> Often used to perform a series of operations on an object and return the result.</w:t>
+      </w:r>
+      <w:r>
+        <w:rPr>
+          <w:rFonts w:hint="default" w:ascii="Times New Roman" w:hAnsi="Times New Roman" w:cs="Times New Roman"/>
+          <w:b w:val="0"/>
+          <w:bCs w:val="0"/>
+          <w:color w:val="D2D3D3"/>
+          <w:sz w:val="28"/>
+          <w:szCs w:val="28"/>
+          <w:lang w:val="en-US"/>
+        </w:rPr>
+        <w:br w:type="textWrapping"/>
+      </w:r>
+      <w:r>
+        <w:rPr>
+          <w:rFonts w:hint="default" w:ascii="Times New Roman" w:hAnsi="Times New Roman" w:cs="Times New Roman"/>
+          <w:b/>
+          <w:bCs/>
+          <w:color w:val="D2D3D3"/>
+          <w:sz w:val="28"/>
+          <w:szCs w:val="28"/>
+          <w:lang w:val="en-US"/>
+        </w:rPr>
+        <w:t>with:</w:t>
+      </w:r>
+      <w:r>
+        <w:rPr>
+          <w:rFonts w:hint="default" w:ascii="Times New Roman" w:hAnsi="Times New Roman" w:cs="Times New Roman"/>
+          <w:b w:val="0"/>
+          <w:bCs w:val="0"/>
+          <w:color w:val="D2D3D3"/>
+          <w:sz w:val="28"/>
+          <w:szCs w:val="28"/>
+          <w:lang w:val="en-US"/>
+        </w:rPr>
+        <w:t xml:space="preserve"> Typically used when you want to perform multiple operations on an object without returning the object itself.</w:t>
+      </w:r>
+    </w:p>
+    <w:p>
+      <w:pPr>
+        <w:numPr>
+          <w:ilvl w:val="0"/>
+          <w:numId w:val="4"/>
+        </w:numPr>
+        <w:ind w:left="420" w:leftChars="0" w:hanging="420" w:firstLineChars="0"/>
+        <w:rPr>
+          <w:rFonts w:hint="default" w:ascii="Times New Roman" w:hAnsi="Times New Roman" w:cs="Times New Roman"/>
+          <w:b w:val="0"/>
+          <w:bCs w:val="0"/>
+          <w:color w:val="D2D3D3"/>
+          <w:sz w:val="28"/>
+          <w:szCs w:val="28"/>
+          <w:lang w:val="en-US"/>
+        </w:rPr>
+      </w:pPr>
+      <w:r>
+        <w:rPr>
+          <w:rFonts w:hint="default" w:ascii="Times New Roman" w:hAnsi="Times New Roman" w:cs="Times New Roman"/>
+          <w:b/>
+          <w:bCs/>
+          <w:color w:val="D2D3D3"/>
+          <w:sz w:val="28"/>
+          <w:szCs w:val="28"/>
+          <w:lang w:val="en-US"/>
+        </w:rPr>
+        <w:t>apply:</w:t>
+      </w:r>
+      <w:r>
+        <w:rPr>
+          <w:rFonts w:hint="default" w:ascii="Times New Roman" w:hAnsi="Times New Roman" w:cs="Times New Roman"/>
+          <w:b w:val="0"/>
+          <w:bCs w:val="0"/>
+          <w:color w:val="D2D3D3"/>
+          <w:sz w:val="28"/>
+          <w:szCs w:val="28"/>
+          <w:lang w:val="en-US"/>
+        </w:rPr>
+        <w:t xml:space="preserve"> Ideal for initializing or configuring an object. It’s used to apply multiple properties to an object.</w:t>
+      </w:r>
+    </w:p>
+    <w:p>
+      <w:pPr>
+        <w:numPr>
+          <w:ilvl w:val="0"/>
+          <w:numId w:val="4"/>
+        </w:numPr>
+        <w:ind w:left="420" w:leftChars="0" w:hanging="420" w:firstLineChars="0"/>
+        <w:rPr>
+          <w:rFonts w:hint="default" w:ascii="Times New Roman" w:hAnsi="Times New Roman" w:cs="Times New Roman"/>
+          <w:b w:val="0"/>
+          <w:bCs w:val="0"/>
+          <w:color w:val="D2D3D3"/>
+          <w:sz w:val="28"/>
+          <w:szCs w:val="28"/>
+          <w:lang w:val="en-US"/>
+        </w:rPr>
+        <w:sectPr>
+          <w:pgSz w:w="11906" w:h="16838"/>
+          <w:pgMar w:top="1440" w:right="1080" w:bottom="1440" w:left="1080" w:header="720" w:footer="720" w:gutter="0"/>
+          <w:pgBorders>
+            <w:top w:val="none" w:sz="0" w:space="0"/>
+            <w:left w:val="none" w:sz="0" w:space="0"/>
+            <w:bottom w:val="none" w:sz="0" w:space="0"/>
+            <w:right w:val="none" w:sz="0" w:space="0"/>
+          </w:pgBorders>
+          <w:cols w:space="720" w:num="1"/>
+          <w:docGrid w:linePitch="360" w:charSpace="0"/>
+        </w:sectPr>
+      </w:pPr>
+      <w:r>
+        <w:rPr>
+          <w:rFonts w:hint="default" w:ascii="Times New Roman" w:hAnsi="Times New Roman" w:cs="Times New Roman"/>
+          <w:b/>
+          <w:bCs/>
+          <w:color w:val="D2D3D3"/>
+          <w:sz w:val="28"/>
+          <w:szCs w:val="28"/>
+          <w:lang w:val="en-US"/>
+        </w:rPr>
+        <w:t>also:</w:t>
+      </w:r>
+      <w:r>
+        <w:rPr>
+          <w:rFonts w:hint="default" w:ascii="Times New Roman" w:hAnsi="Times New Roman" w:cs="Times New Roman"/>
+          <w:b w:val="0"/>
+          <w:bCs w:val="0"/>
+          <w:color w:val="D2D3D3"/>
+          <w:sz w:val="28"/>
+          <w:szCs w:val="28"/>
+          <w:lang w:val="en-US"/>
+        </w:rPr>
+        <w:t xml:space="preserve"> Best used when you want to perform additional actions that don't modify the object, such as logging or debugging.</w:t>
+      </w:r>
+    </w:p>
+    <w:p>
+      <w:pPr>
+        <w:keepNext w:val="0"/>
+        <w:keepLines w:val="0"/>
+        <w:pageBreakBefore w:val="0"/>
+        <w:widowControl/>
+        <w:numPr>
+          <w:ilvl w:val="0"/>
+          <w:numId w:val="5"/>
+        </w:numPr>
+        <w:kinsoku/>
+        <w:wordWrap/>
+        <w:overflowPunct/>
+        <w:topLinePunct w:val="0"/>
+        <w:autoSpaceDE/>
+        <w:autoSpaceDN/>
+        <w:bidi w:val="0"/>
+        <w:adjustRightInd/>
+        <w:snapToGrid/>
+        <w:spacing w:after="181" w:afterLines="50"/>
+        <w:ind w:left="432" w:leftChars="0" w:hanging="432" w:firstLineChars="0"/>
+        <w:textAlignment w:val="auto"/>
+        <w:rPr>
+          <w:rFonts w:hint="default" w:ascii="Times New Roman" w:hAnsi="Times New Roman" w:cs="Times New Roman"/>
+          <w:b/>
+          <w:bCs/>
+          <w:color w:val="D2D3D3"/>
+          <w:sz w:val="28"/>
+          <w:szCs w:val="28"/>
+          <w:lang w:val="en-US"/>
+        </w:rPr>
+      </w:pPr>
+      <w:r>
+        <w:rPr>
+          <w:rFonts w:hint="default" w:ascii="Times New Roman" w:hAnsi="Times New Roman" w:cs="Times New Roman"/>
+          <w:b/>
+          <w:bCs/>
+          <w:color w:val="D2D3D3"/>
+          <w:sz w:val="28"/>
+          <w:szCs w:val="28"/>
+          <w:lang w:val="en-US"/>
+        </w:rPr>
+        <w:t>Regular Classes</w:t>
+      </w:r>
+    </w:p>
+    <w:p>
+      <w:pPr>
+        <w:numPr>
+          <w:ilvl w:val="0"/>
+          <w:numId w:val="0"/>
+        </w:numPr>
+        <w:rPr>
+          <w:rFonts w:hint="default" w:ascii="Times New Roman" w:hAnsi="Times New Roman" w:cs="Times New Roman"/>
+          <w:b w:val="0"/>
+          <w:bCs w:val="0"/>
+          <w:color w:val="D2D3D3"/>
+          <w:sz w:val="28"/>
+          <w:szCs w:val="28"/>
+          <w:lang w:val="en-US"/>
+        </w:rPr>
+      </w:pPr>
+      <w:r>
+        <w:rPr>
+          <w:rFonts w:hint="default" w:ascii="Times New Roman" w:hAnsi="Times New Roman" w:cs="Times New Roman"/>
+          <w:b w:val="0"/>
+          <w:bCs w:val="0"/>
+          <w:color w:val="D2D3D3"/>
+          <w:sz w:val="28"/>
+          <w:szCs w:val="28"/>
+          <w:lang w:val="en-US"/>
+        </w:rPr>
+        <w:t>The most basic type of class.</w:t>
+      </w:r>
+    </w:p>
+    <w:p>
+      <w:pPr>
+        <w:numPr>
+          <w:ilvl w:val="0"/>
+          <w:numId w:val="0"/>
+        </w:numPr>
+        <w:rPr>
+          <w:rFonts w:hint="default" w:ascii="Times New Roman" w:hAnsi="Times New Roman" w:cs="Times New Roman"/>
+          <w:b w:val="0"/>
+          <w:bCs w:val="0"/>
+          <w:color w:val="D2D3D3"/>
+          <w:sz w:val="28"/>
+          <w:szCs w:val="28"/>
+          <w:lang w:val="en-US"/>
+        </w:rPr>
+      </w:pPr>
+    </w:p>
+    <w:p>
+      <w:pPr>
+        <w:keepNext w:val="0"/>
+        <w:keepLines w:val="0"/>
+        <w:pageBreakBefore w:val="0"/>
+        <w:widowControl/>
+        <w:numPr>
+          <w:ilvl w:val="0"/>
+          <w:numId w:val="5"/>
+        </w:numPr>
+        <w:kinsoku/>
+        <w:wordWrap/>
+        <w:overflowPunct/>
+        <w:topLinePunct w:val="0"/>
+        <w:autoSpaceDE/>
+        <w:autoSpaceDN/>
+        <w:bidi w:val="0"/>
+        <w:adjustRightInd/>
+        <w:snapToGrid/>
+        <w:spacing w:after="181" w:afterLines="50"/>
+        <w:ind w:left="432" w:leftChars="0" w:hanging="432" w:firstLineChars="0"/>
+        <w:textAlignment w:val="auto"/>
+        <w:rPr>
+          <w:rFonts w:hint="default" w:ascii="Times New Roman" w:hAnsi="Times New Roman" w:cs="Times New Roman"/>
+          <w:b/>
+          <w:bCs/>
+          <w:color w:val="D2D3D3"/>
+          <w:sz w:val="28"/>
+          <w:szCs w:val="28"/>
+          <w:lang w:val="en-US"/>
+        </w:rPr>
+      </w:pPr>
+      <w:r>
+        <w:rPr>
+          <w:rFonts w:hint="default" w:ascii="Times New Roman" w:hAnsi="Times New Roman" w:cs="Times New Roman"/>
+          <w:b/>
+          <w:bCs/>
+          <w:color w:val="D2D3D3"/>
+          <w:sz w:val="28"/>
+          <w:szCs w:val="28"/>
+          <w:lang w:val="en-US"/>
+        </w:rPr>
+        <w:t>Data Classes</w:t>
+      </w:r>
+    </w:p>
+    <w:p>
+      <w:pPr>
+        <w:numPr>
+          <w:ilvl w:val="0"/>
+          <w:numId w:val="0"/>
+        </w:numPr>
+        <w:rPr>
+          <w:rFonts w:hint="default" w:ascii="Times New Roman" w:hAnsi="Times New Roman" w:cs="Times New Roman"/>
+          <w:b w:val="0"/>
+          <w:bCs w:val="0"/>
+          <w:color w:val="D2D3D3"/>
+          <w:sz w:val="28"/>
+          <w:szCs w:val="28"/>
+          <w:lang w:val="en-US"/>
+        </w:rPr>
+      </w:pPr>
+      <w:r>
+        <w:rPr>
+          <w:rFonts w:hint="default" w:ascii="Times New Roman" w:hAnsi="Times New Roman" w:cs="Times New Roman"/>
+          <w:b w:val="0"/>
+          <w:bCs w:val="0"/>
+          <w:color w:val="D2D3D3"/>
+          <w:sz w:val="28"/>
+          <w:szCs w:val="28"/>
+          <w:lang w:val="en-US"/>
+        </w:rPr>
+        <w:t>Special classes used for holding data, automatically providing methods like toString(), equals(), hashCode(), and copy().</w:t>
+      </w:r>
+    </w:p>
+    <w:p>
+      <w:pPr>
+        <w:numPr>
+          <w:ilvl w:val="0"/>
+          <w:numId w:val="0"/>
+        </w:numPr>
+        <w:rPr>
+          <w:rFonts w:hint="default" w:ascii="Times New Roman" w:hAnsi="Times New Roman" w:cs="Times New Roman"/>
+          <w:b w:val="0"/>
+          <w:bCs w:val="0"/>
+          <w:color w:val="D2D3D3"/>
+          <w:sz w:val="28"/>
+          <w:szCs w:val="28"/>
+          <w:lang w:val="en-US"/>
+        </w:rPr>
+      </w:pPr>
+    </w:p>
+    <w:p>
+      <w:pPr>
+        <w:keepNext w:val="0"/>
+        <w:keepLines w:val="0"/>
+        <w:pageBreakBefore w:val="0"/>
+        <w:widowControl/>
+        <w:numPr>
+          <w:ilvl w:val="0"/>
+          <w:numId w:val="5"/>
+        </w:numPr>
+        <w:kinsoku/>
+        <w:wordWrap/>
+        <w:overflowPunct/>
+        <w:topLinePunct w:val="0"/>
+        <w:autoSpaceDE/>
+        <w:autoSpaceDN/>
+        <w:bidi w:val="0"/>
+        <w:adjustRightInd/>
+        <w:snapToGrid/>
+        <w:spacing w:after="181" w:afterLines="50"/>
+        <w:ind w:left="432" w:leftChars="0" w:hanging="432" w:firstLineChars="0"/>
+        <w:textAlignment w:val="auto"/>
+        <w:rPr>
+          <w:rFonts w:hint="default" w:ascii="Times New Roman" w:hAnsi="Times New Roman" w:cs="Times New Roman"/>
+          <w:b/>
+          <w:bCs/>
+          <w:color w:val="D2D3D3"/>
+          <w:sz w:val="28"/>
+          <w:szCs w:val="28"/>
+          <w:lang w:val="en-US"/>
+        </w:rPr>
+      </w:pPr>
+      <w:r>
+        <w:rPr>
+          <w:rFonts w:hint="default" w:ascii="Times New Roman" w:hAnsi="Times New Roman" w:cs="Times New Roman"/>
+          <w:b/>
+          <w:bCs/>
+          <w:color w:val="D2D3D3"/>
+          <w:sz w:val="28"/>
+          <w:szCs w:val="28"/>
+          <w:lang w:val="en-US"/>
+        </w:rPr>
+        <w:t>Sealed Classes</w:t>
+      </w:r>
+    </w:p>
+    <w:p>
+      <w:pPr>
+        <w:numPr>
+          <w:ilvl w:val="0"/>
+          <w:numId w:val="0"/>
+        </w:numPr>
+        <w:rPr>
+          <w:rFonts w:hint="default" w:ascii="Times New Roman" w:hAnsi="Times New Roman" w:cs="Times New Roman"/>
+          <w:b w:val="0"/>
+          <w:bCs w:val="0"/>
+          <w:color w:val="D2D3D3"/>
+          <w:sz w:val="28"/>
+          <w:szCs w:val="28"/>
+          <w:lang w:val="en-US"/>
+        </w:rPr>
+      </w:pPr>
+      <w:r>
+        <w:rPr>
+          <w:rFonts w:hint="default" w:ascii="Times New Roman" w:hAnsi="Times New Roman" w:cs="Times New Roman"/>
+          <w:b w:val="0"/>
+          <w:bCs w:val="0"/>
+          <w:color w:val="D2D3D3"/>
+          <w:sz w:val="28"/>
+          <w:szCs w:val="28"/>
+          <w:lang w:val="en-US"/>
+        </w:rPr>
+        <w:t>Classes that represent a restricted hierarchy, allowing a limited set of subclasses. Useful for representing a fixed set of types.</w:t>
+      </w:r>
+    </w:p>
+    <w:p>
+      <w:pPr>
+        <w:numPr>
+          <w:ilvl w:val="0"/>
+          <w:numId w:val="0"/>
+        </w:numPr>
+        <w:rPr>
+          <w:rFonts w:hint="default" w:ascii="Times New Roman" w:hAnsi="Times New Roman" w:cs="Times New Roman"/>
+          <w:b w:val="0"/>
+          <w:bCs w:val="0"/>
+          <w:color w:val="D2D3D3"/>
+          <w:sz w:val="28"/>
+          <w:szCs w:val="28"/>
+          <w:lang w:val="en-US"/>
+        </w:rPr>
+      </w:pPr>
+      <w:r>
+        <w:rPr>
+          <w:rFonts w:hint="default" w:ascii="Times New Roman" w:hAnsi="Times New Roman" w:cs="Times New Roman"/>
+          <w:b w:val="0"/>
+          <w:bCs w:val="0"/>
+          <w:color w:val="D2D3D3"/>
+          <w:sz w:val="28"/>
+          <w:szCs w:val="28"/>
+          <w:lang w:val="en-US"/>
+        </w:rPr>
+        <w:t>Sealed classes are ideal for representing a state machine or other situations where you have a finite set of possible states. For example, in a network operation, you might represent states like Loading, Success, and Error.</w:t>
+      </w:r>
+    </w:p>
+    <w:p>
+      <w:pPr>
+        <w:numPr>
+          <w:ilvl w:val="0"/>
+          <w:numId w:val="0"/>
+        </w:numPr>
+        <w:rPr>
+          <w:rFonts w:hint="default" w:ascii="Times New Roman" w:hAnsi="Times New Roman" w:cs="Times New Roman"/>
+          <w:b w:val="0"/>
+          <w:bCs w:val="0"/>
+          <w:color w:val="D2D3D3"/>
+          <w:sz w:val="28"/>
+          <w:szCs w:val="28"/>
+          <w:lang w:val="en-US"/>
+        </w:rPr>
+      </w:pPr>
+    </w:p>
+    <w:p>
+      <w:pPr>
+        <w:keepNext w:val="0"/>
+        <w:keepLines w:val="0"/>
+        <w:pageBreakBefore w:val="0"/>
+        <w:widowControl/>
+        <w:numPr>
+          <w:ilvl w:val="0"/>
+          <w:numId w:val="5"/>
+        </w:numPr>
+        <w:kinsoku/>
+        <w:wordWrap/>
+        <w:overflowPunct/>
+        <w:topLinePunct w:val="0"/>
+        <w:autoSpaceDE/>
+        <w:autoSpaceDN/>
+        <w:bidi w:val="0"/>
+        <w:adjustRightInd/>
+        <w:snapToGrid/>
+        <w:spacing w:after="181" w:afterLines="50"/>
+        <w:ind w:left="432" w:leftChars="0" w:hanging="432" w:firstLineChars="0"/>
+        <w:textAlignment w:val="auto"/>
+        <w:rPr>
+          <w:rFonts w:hint="default" w:ascii="Times New Roman" w:hAnsi="Times New Roman" w:cs="Times New Roman"/>
+          <w:b/>
+          <w:bCs/>
+          <w:color w:val="D2D3D3"/>
+          <w:sz w:val="28"/>
+          <w:szCs w:val="28"/>
+          <w:lang w:val="en-US"/>
+        </w:rPr>
+      </w:pPr>
+      <w:r>
+        <w:rPr>
+          <w:rFonts w:hint="default" w:ascii="Times New Roman" w:hAnsi="Times New Roman" w:cs="Times New Roman"/>
+          <w:b/>
+          <w:bCs/>
+          <w:color w:val="D2D3D3"/>
+          <w:sz w:val="28"/>
+          <w:szCs w:val="28"/>
+          <w:lang w:val="en-US"/>
+        </w:rPr>
+        <w:t>Abstract Classes</w:t>
+      </w:r>
+    </w:p>
+    <w:p>
+      <w:pPr>
+        <w:numPr>
+          <w:ilvl w:val="0"/>
+          <w:numId w:val="0"/>
+        </w:numPr>
+        <w:rPr>
+          <w:rFonts w:hint="default" w:ascii="Times New Roman" w:hAnsi="Times New Roman" w:cs="Times New Roman"/>
+          <w:b w:val="0"/>
+          <w:bCs w:val="0"/>
+          <w:color w:val="D2D3D3"/>
+          <w:sz w:val="28"/>
+          <w:szCs w:val="28"/>
+          <w:lang w:val="en-US"/>
+        </w:rPr>
+      </w:pPr>
+      <w:r>
+        <w:rPr>
+          <w:rFonts w:hint="default" w:ascii="Times New Roman" w:hAnsi="Times New Roman" w:cs="Times New Roman"/>
+          <w:b w:val="0"/>
+          <w:bCs w:val="0"/>
+          <w:color w:val="D2D3D3"/>
+          <w:sz w:val="28"/>
+          <w:szCs w:val="28"/>
+          <w:lang w:val="en-US"/>
+        </w:rPr>
+        <w:t>Classes that cannot be instantiated and are meant to be subclassed. They can have abstract members that must be implemented in subclasses.</w:t>
+      </w:r>
+    </w:p>
+    <w:p>
+      <w:pPr>
+        <w:numPr>
+          <w:ilvl w:val="0"/>
+          <w:numId w:val="0"/>
+        </w:numPr>
+        <w:rPr>
+          <w:rFonts w:hint="default" w:ascii="Times New Roman" w:hAnsi="Times New Roman" w:cs="Times New Roman"/>
+          <w:b w:val="0"/>
+          <w:bCs w:val="0"/>
+          <w:color w:val="D2D3D3"/>
+          <w:sz w:val="28"/>
+          <w:szCs w:val="28"/>
+          <w:lang w:val="en-US"/>
+        </w:rPr>
+      </w:pPr>
+    </w:p>
+    <w:p>
+      <w:pPr>
+        <w:keepNext w:val="0"/>
+        <w:keepLines w:val="0"/>
+        <w:pageBreakBefore w:val="0"/>
+        <w:widowControl/>
+        <w:numPr>
+          <w:ilvl w:val="0"/>
+          <w:numId w:val="5"/>
+        </w:numPr>
+        <w:kinsoku/>
+        <w:wordWrap/>
+        <w:overflowPunct/>
+        <w:topLinePunct w:val="0"/>
+        <w:autoSpaceDE/>
+        <w:autoSpaceDN/>
+        <w:bidi w:val="0"/>
+        <w:adjustRightInd/>
+        <w:snapToGrid/>
+        <w:spacing w:after="181" w:afterLines="50"/>
+        <w:ind w:left="432" w:leftChars="0" w:hanging="432" w:firstLineChars="0"/>
+        <w:textAlignment w:val="auto"/>
+        <w:rPr>
+          <w:rFonts w:hint="default" w:ascii="Times New Roman" w:hAnsi="Times New Roman" w:cs="Times New Roman"/>
+          <w:b/>
+          <w:bCs/>
+          <w:color w:val="D2D3D3"/>
+          <w:sz w:val="28"/>
+          <w:szCs w:val="28"/>
+          <w:lang w:val="en-US"/>
+        </w:rPr>
+      </w:pPr>
+      <w:r>
+        <w:rPr>
+          <w:rFonts w:hint="default" w:ascii="Times New Roman" w:hAnsi="Times New Roman" w:cs="Times New Roman"/>
+          <w:b/>
+          <w:bCs/>
+          <w:color w:val="D2D3D3"/>
+          <w:sz w:val="28"/>
+          <w:szCs w:val="28"/>
+          <w:lang w:val="en-US"/>
+        </w:rPr>
+        <w:t>Interface Classes</w:t>
+      </w:r>
+    </w:p>
+    <w:p>
+      <w:pPr>
+        <w:numPr>
+          <w:ilvl w:val="0"/>
+          <w:numId w:val="0"/>
+        </w:numPr>
+        <w:rPr>
+          <w:rFonts w:hint="default" w:ascii="Times New Roman" w:hAnsi="Times New Roman" w:cs="Times New Roman"/>
+          <w:b w:val="0"/>
+          <w:bCs w:val="0"/>
+          <w:color w:val="D2D3D3"/>
+          <w:sz w:val="28"/>
+          <w:szCs w:val="28"/>
+          <w:lang w:val="en-US"/>
+        </w:rPr>
+      </w:pPr>
+      <w:r>
+        <w:rPr>
+          <w:rFonts w:hint="default" w:ascii="Times New Roman" w:hAnsi="Times New Roman" w:cs="Times New Roman"/>
+          <w:b w:val="0"/>
+          <w:bCs w:val="0"/>
+          <w:color w:val="D2D3D3"/>
+          <w:sz w:val="28"/>
+          <w:szCs w:val="28"/>
+          <w:lang w:val="en-US"/>
+        </w:rPr>
+        <w:t>Similar to abstract classes but cannot hold state. Interfaces can contain abstract methods as well as method implementations.</w:t>
+      </w:r>
+    </w:p>
+    <w:p>
+      <w:pPr>
+        <w:numPr>
+          <w:ilvl w:val="0"/>
+          <w:numId w:val="0"/>
+        </w:numPr>
+        <w:rPr>
+          <w:rFonts w:hint="default" w:ascii="Times New Roman" w:hAnsi="Times New Roman" w:cs="Times New Roman"/>
+          <w:b w:val="0"/>
+          <w:bCs w:val="0"/>
+          <w:color w:val="D2D3D3"/>
+          <w:sz w:val="28"/>
+          <w:szCs w:val="28"/>
+          <w:lang w:val="en-US"/>
+        </w:rPr>
+      </w:pPr>
+    </w:p>
+    <w:p>
+      <w:pPr>
+        <w:keepNext w:val="0"/>
+        <w:keepLines w:val="0"/>
+        <w:pageBreakBefore w:val="0"/>
+        <w:widowControl/>
+        <w:numPr>
+          <w:ilvl w:val="0"/>
+          <w:numId w:val="5"/>
+        </w:numPr>
+        <w:kinsoku/>
+        <w:wordWrap/>
+        <w:overflowPunct/>
+        <w:topLinePunct w:val="0"/>
+        <w:autoSpaceDE/>
+        <w:autoSpaceDN/>
+        <w:bidi w:val="0"/>
+        <w:adjustRightInd/>
+        <w:snapToGrid/>
+        <w:spacing w:after="181" w:afterLines="50"/>
+        <w:ind w:left="432" w:leftChars="0" w:hanging="432" w:firstLineChars="0"/>
+        <w:textAlignment w:val="auto"/>
+        <w:rPr>
+          <w:rFonts w:hint="default" w:ascii="Times New Roman" w:hAnsi="Times New Roman" w:cs="Times New Roman"/>
+          <w:b/>
+          <w:bCs/>
+          <w:color w:val="D2D3D3"/>
+          <w:sz w:val="28"/>
+          <w:szCs w:val="28"/>
+          <w:lang w:val="en-US"/>
+        </w:rPr>
+      </w:pPr>
+      <w:r>
+        <w:rPr>
+          <w:rFonts w:hint="default" w:ascii="Times New Roman" w:hAnsi="Times New Roman" w:cs="Times New Roman"/>
+          <w:b/>
+          <w:bCs/>
+          <w:color w:val="D2D3D3"/>
+          <w:sz w:val="28"/>
+          <w:szCs w:val="28"/>
+          <w:lang w:val="en-US"/>
+        </w:rPr>
+        <w:t>Enum Classes</w:t>
+      </w:r>
+    </w:p>
+    <w:p>
+      <w:pPr>
+        <w:numPr>
+          <w:ilvl w:val="0"/>
+          <w:numId w:val="0"/>
+        </w:numPr>
+        <w:rPr>
+          <w:rFonts w:hint="default" w:ascii="Times New Roman" w:hAnsi="Times New Roman" w:cs="Times New Roman"/>
+          <w:b w:val="0"/>
+          <w:bCs w:val="0"/>
+          <w:color w:val="D2D3D3"/>
+          <w:sz w:val="28"/>
+          <w:szCs w:val="28"/>
+          <w:lang w:val="en-US"/>
+        </w:rPr>
+      </w:pPr>
+      <w:r>
+        <w:rPr>
+          <w:rFonts w:hint="default" w:ascii="Times New Roman" w:hAnsi="Times New Roman" w:cs="Times New Roman"/>
+          <w:b w:val="0"/>
+          <w:bCs w:val="0"/>
+          <w:color w:val="D2D3D3"/>
+          <w:sz w:val="28"/>
+          <w:szCs w:val="28"/>
+          <w:lang w:val="en-US"/>
+        </w:rPr>
+        <w:t>Classes that represent a fixed set of constants.</w:t>
+      </w:r>
+    </w:p>
+    <w:p>
+      <w:pPr>
+        <w:numPr>
+          <w:ilvl w:val="0"/>
+          <w:numId w:val="0"/>
+        </w:numPr>
+        <w:rPr>
+          <w:rFonts w:hint="default" w:ascii="Times New Roman" w:hAnsi="Times New Roman" w:cs="Times New Roman"/>
+          <w:b w:val="0"/>
+          <w:bCs w:val="0"/>
+          <w:color w:val="D2D3D3"/>
+          <w:sz w:val="28"/>
+          <w:szCs w:val="28"/>
+          <w:lang w:val="en-US"/>
+        </w:rPr>
+      </w:pPr>
+    </w:p>
+    <w:p>
+      <w:pPr>
+        <w:keepNext w:val="0"/>
+        <w:keepLines w:val="0"/>
+        <w:pageBreakBefore w:val="0"/>
+        <w:widowControl/>
+        <w:numPr>
+          <w:ilvl w:val="0"/>
+          <w:numId w:val="5"/>
+        </w:numPr>
+        <w:kinsoku/>
+        <w:wordWrap/>
+        <w:overflowPunct/>
+        <w:topLinePunct w:val="0"/>
+        <w:autoSpaceDE/>
+        <w:autoSpaceDN/>
+        <w:bidi w:val="0"/>
+        <w:adjustRightInd/>
+        <w:snapToGrid/>
+        <w:spacing w:after="181" w:afterLines="50"/>
+        <w:ind w:left="432" w:leftChars="0" w:hanging="432" w:firstLineChars="0"/>
+        <w:textAlignment w:val="auto"/>
+        <w:rPr>
+          <w:rFonts w:hint="default" w:ascii="Times New Roman" w:hAnsi="Times New Roman" w:cs="Times New Roman"/>
+          <w:b/>
+          <w:bCs/>
+          <w:color w:val="D2D3D3"/>
+          <w:sz w:val="28"/>
+          <w:szCs w:val="28"/>
+          <w:lang w:val="en-US"/>
+        </w:rPr>
+      </w:pPr>
+      <w:r>
+        <w:rPr>
+          <w:rFonts w:hint="default" w:ascii="Times New Roman" w:hAnsi="Times New Roman" w:cs="Times New Roman"/>
+          <w:b/>
+          <w:bCs/>
+          <w:color w:val="D2D3D3"/>
+          <w:sz w:val="28"/>
+          <w:szCs w:val="28"/>
+          <w:lang w:val="en-US"/>
+        </w:rPr>
+        <w:t>Inner Classes</w:t>
+      </w:r>
+    </w:p>
+    <w:p>
+      <w:pPr>
+        <w:numPr>
+          <w:ilvl w:val="0"/>
+          <w:numId w:val="0"/>
+        </w:numPr>
+        <w:rPr>
+          <w:rFonts w:hint="default" w:ascii="Times New Roman" w:hAnsi="Times New Roman" w:cs="Times New Roman"/>
+          <w:b w:val="0"/>
+          <w:bCs w:val="0"/>
+          <w:color w:val="D2D3D3"/>
+          <w:sz w:val="28"/>
+          <w:szCs w:val="28"/>
+          <w:lang w:val="en-US"/>
+        </w:rPr>
+      </w:pPr>
+      <w:r>
+        <w:rPr>
+          <w:rFonts w:hint="default" w:ascii="Times New Roman" w:hAnsi="Times New Roman" w:cs="Times New Roman"/>
+          <w:b w:val="0"/>
+          <w:bCs w:val="0"/>
+          <w:color w:val="D2D3D3"/>
+          <w:sz w:val="28"/>
+          <w:szCs w:val="28"/>
+          <w:lang w:val="en-US"/>
+        </w:rPr>
+        <w:t>Classes that are nested within another class and can access the members of the outer class.</w:t>
+      </w:r>
+    </w:p>
+    <w:p>
+      <w:pPr>
+        <w:numPr>
+          <w:ilvl w:val="0"/>
+          <w:numId w:val="0"/>
+        </w:numPr>
+        <w:rPr>
+          <w:rFonts w:hint="default" w:ascii="Times New Roman" w:hAnsi="Times New Roman" w:cs="Times New Roman"/>
+          <w:b w:val="0"/>
+          <w:bCs w:val="0"/>
+          <w:color w:val="D2D3D3"/>
+          <w:sz w:val="28"/>
+          <w:szCs w:val="28"/>
+          <w:lang w:val="en-US"/>
+        </w:rPr>
+      </w:pPr>
+    </w:p>
+    <w:p>
+      <w:pPr>
+        <w:keepNext w:val="0"/>
+        <w:keepLines w:val="0"/>
+        <w:pageBreakBefore w:val="0"/>
+        <w:widowControl/>
+        <w:numPr>
+          <w:ilvl w:val="0"/>
+          <w:numId w:val="5"/>
+        </w:numPr>
+        <w:kinsoku/>
+        <w:wordWrap/>
+        <w:overflowPunct/>
+        <w:topLinePunct w:val="0"/>
+        <w:autoSpaceDE/>
+        <w:autoSpaceDN/>
+        <w:bidi w:val="0"/>
+        <w:adjustRightInd/>
+        <w:snapToGrid/>
+        <w:spacing w:after="181" w:afterLines="50"/>
+        <w:ind w:left="432" w:leftChars="0" w:hanging="432" w:firstLineChars="0"/>
+        <w:textAlignment w:val="auto"/>
+        <w:rPr>
+          <w:rFonts w:hint="default" w:ascii="Times New Roman" w:hAnsi="Times New Roman" w:cs="Times New Roman"/>
+          <w:b/>
+          <w:bCs/>
+          <w:color w:val="D2D3D3"/>
+          <w:sz w:val="28"/>
+          <w:szCs w:val="28"/>
+          <w:lang w:val="en-US"/>
+        </w:rPr>
+      </w:pPr>
+      <w:r>
+        <w:rPr>
+          <w:rFonts w:hint="default" w:ascii="Times New Roman" w:hAnsi="Times New Roman" w:cs="Times New Roman"/>
+          <w:b/>
+          <w:bCs/>
+          <w:color w:val="D2D3D3"/>
+          <w:sz w:val="28"/>
+          <w:szCs w:val="28"/>
+          <w:lang w:val="en-US"/>
+        </w:rPr>
+        <w:t>Nested Classes</w:t>
+      </w:r>
+    </w:p>
+    <w:p>
+      <w:pPr>
+        <w:numPr>
+          <w:ilvl w:val="0"/>
+          <w:numId w:val="0"/>
+        </w:numPr>
+        <w:rPr>
+          <w:rFonts w:hint="default" w:ascii="Times New Roman" w:hAnsi="Times New Roman" w:cs="Times New Roman"/>
+          <w:b w:val="0"/>
+          <w:bCs w:val="0"/>
+          <w:color w:val="D2D3D3"/>
+          <w:sz w:val="28"/>
+          <w:szCs w:val="28"/>
+          <w:lang w:val="en-US"/>
+        </w:rPr>
+      </w:pPr>
+      <w:r>
+        <w:rPr>
+          <w:rFonts w:hint="default" w:ascii="Times New Roman" w:hAnsi="Times New Roman" w:cs="Times New Roman"/>
+          <w:b w:val="0"/>
+          <w:bCs w:val="0"/>
+          <w:color w:val="D2D3D3"/>
+          <w:sz w:val="28"/>
+          <w:szCs w:val="28"/>
+          <w:lang w:val="en-US"/>
+        </w:rPr>
+        <w:t>Classes defined within another class but cannot access the members of the outer class unless they are marked as inner.</w:t>
+      </w:r>
+    </w:p>
+    <w:p>
+      <w:pPr>
+        <w:numPr>
+          <w:ilvl w:val="0"/>
+          <w:numId w:val="0"/>
+        </w:numPr>
+        <w:rPr>
+          <w:rFonts w:hint="default" w:ascii="Times New Roman" w:hAnsi="Times New Roman" w:cs="Times New Roman"/>
+          <w:b w:val="0"/>
+          <w:bCs w:val="0"/>
+          <w:color w:val="D2D3D3"/>
+          <w:sz w:val="28"/>
+          <w:szCs w:val="28"/>
+          <w:lang w:val="en-US"/>
+        </w:rPr>
+      </w:pPr>
+    </w:p>
+    <w:p>
+      <w:pPr>
+        <w:keepNext w:val="0"/>
+        <w:keepLines w:val="0"/>
+        <w:pageBreakBefore w:val="0"/>
+        <w:widowControl/>
+        <w:numPr>
+          <w:ilvl w:val="0"/>
+          <w:numId w:val="5"/>
+        </w:numPr>
+        <w:kinsoku/>
+        <w:wordWrap/>
+        <w:overflowPunct/>
+        <w:topLinePunct w:val="0"/>
+        <w:autoSpaceDE/>
+        <w:autoSpaceDN/>
+        <w:bidi w:val="0"/>
+        <w:adjustRightInd/>
+        <w:snapToGrid/>
+        <w:spacing w:after="181" w:afterLines="50"/>
+        <w:ind w:left="432" w:leftChars="0" w:hanging="432" w:firstLineChars="0"/>
+        <w:textAlignment w:val="auto"/>
+        <w:rPr>
+          <w:rFonts w:hint="default" w:ascii="Times New Roman" w:hAnsi="Times New Roman" w:cs="Times New Roman"/>
+          <w:b/>
+          <w:bCs/>
+          <w:color w:val="D2D3D3"/>
+          <w:sz w:val="28"/>
+          <w:szCs w:val="28"/>
+          <w:lang w:val="en-US"/>
+        </w:rPr>
+      </w:pPr>
+      <w:r>
+        <w:rPr>
+          <w:rFonts w:hint="default" w:ascii="Times New Roman" w:hAnsi="Times New Roman" w:cs="Times New Roman"/>
+          <w:b/>
+          <w:bCs/>
+          <w:color w:val="D2D3D3"/>
+          <w:sz w:val="28"/>
+          <w:szCs w:val="28"/>
+          <w:lang w:val="en-US"/>
+        </w:rPr>
+        <w:t>Singleton Classes (Object)</w:t>
+      </w:r>
+    </w:p>
+    <w:p>
+      <w:pPr>
+        <w:numPr>
+          <w:ilvl w:val="0"/>
+          <w:numId w:val="0"/>
+        </w:numPr>
+        <w:rPr>
+          <w:rFonts w:hint="default" w:ascii="Times New Roman" w:hAnsi="Times New Roman" w:cs="Times New Roman"/>
+          <w:b w:val="0"/>
+          <w:bCs w:val="0"/>
+          <w:color w:val="D2D3D3"/>
+          <w:sz w:val="28"/>
+          <w:szCs w:val="28"/>
+          <w:lang w:val="en-US"/>
+        </w:rPr>
+      </w:pPr>
+      <w:r>
+        <w:rPr>
+          <w:rFonts w:hint="default" w:ascii="Times New Roman" w:hAnsi="Times New Roman" w:cs="Times New Roman"/>
+          <w:b w:val="0"/>
+          <w:bCs w:val="0"/>
+          <w:color w:val="D2D3D3"/>
+          <w:sz w:val="28"/>
+          <w:szCs w:val="28"/>
+          <w:lang w:val="en-US"/>
+        </w:rPr>
+        <w:t>Kotlin's way of creating a singleton class, meaning only one instance of this class can exist.</w:t>
+      </w:r>
+    </w:p>
+    <w:p>
+      <w:pPr>
+        <w:numPr>
+          <w:ilvl w:val="0"/>
+          <w:numId w:val="0"/>
+        </w:numPr>
+        <w:rPr>
+          <w:rFonts w:hint="default" w:ascii="Times New Roman" w:hAnsi="Times New Roman" w:cs="Times New Roman"/>
+          <w:b w:val="0"/>
+          <w:bCs w:val="0"/>
+          <w:color w:val="D2D3D3"/>
+          <w:sz w:val="28"/>
+          <w:szCs w:val="28"/>
+          <w:lang w:val="en-US"/>
+        </w:rPr>
+      </w:pPr>
+    </w:p>
+    <w:p>
+      <w:pPr>
+        <w:keepNext w:val="0"/>
+        <w:keepLines w:val="0"/>
+        <w:pageBreakBefore w:val="0"/>
+        <w:widowControl/>
+        <w:numPr>
+          <w:ilvl w:val="0"/>
+          <w:numId w:val="5"/>
+        </w:numPr>
+        <w:kinsoku/>
+        <w:wordWrap/>
+        <w:overflowPunct/>
+        <w:topLinePunct w:val="0"/>
+        <w:autoSpaceDE/>
+        <w:autoSpaceDN/>
+        <w:bidi w:val="0"/>
+        <w:adjustRightInd/>
+        <w:snapToGrid/>
+        <w:spacing w:after="181" w:afterLines="50"/>
+        <w:ind w:left="432" w:leftChars="0" w:hanging="432" w:firstLineChars="0"/>
+        <w:textAlignment w:val="auto"/>
+        <w:rPr>
+          <w:rFonts w:hint="default" w:ascii="Times New Roman" w:hAnsi="Times New Roman" w:cs="Times New Roman"/>
+          <w:b/>
+          <w:bCs/>
+          <w:color w:val="D2D3D3"/>
+          <w:sz w:val="28"/>
+          <w:szCs w:val="28"/>
+          <w:lang w:val="en-US"/>
+        </w:rPr>
+      </w:pPr>
+      <w:r>
+        <w:rPr>
+          <w:rFonts w:hint="default" w:ascii="Times New Roman" w:hAnsi="Times New Roman" w:cs="Times New Roman"/>
+          <w:b/>
+          <w:bCs/>
+          <w:color w:val="D2D3D3"/>
+          <w:sz w:val="28"/>
+          <w:szCs w:val="28"/>
+          <w:lang w:val="en-US"/>
+        </w:rPr>
+        <w:t>Companion Object</w:t>
+      </w:r>
+    </w:p>
+    <w:p>
+      <w:pPr>
+        <w:numPr>
+          <w:ilvl w:val="0"/>
+          <w:numId w:val="0"/>
+        </w:numPr>
+        <w:rPr>
+          <w:rFonts w:hint="default" w:ascii="Times New Roman" w:hAnsi="Times New Roman" w:cs="Times New Roman"/>
+          <w:b w:val="0"/>
+          <w:bCs w:val="0"/>
+          <w:color w:val="D2D3D3"/>
+          <w:sz w:val="28"/>
+          <w:szCs w:val="28"/>
+          <w:lang w:val="en-US"/>
+        </w:rPr>
+      </w:pPr>
+      <w:r>
+        <w:rPr>
+          <w:rFonts w:hint="default" w:ascii="Times New Roman" w:hAnsi="Times New Roman" w:cs="Times New Roman"/>
+          <w:b w:val="0"/>
+          <w:bCs w:val="0"/>
+          <w:color w:val="D2D3D3"/>
+          <w:sz w:val="28"/>
+          <w:szCs w:val="28"/>
+          <w:lang w:val="en-US"/>
+        </w:rPr>
+        <w:t>An object that is associated with a class and can access its private members.</w:t>
+      </w:r>
+    </w:p>
+    <w:p>
+      <w:pPr>
+        <w:numPr>
+          <w:ilvl w:val="0"/>
+          <w:numId w:val="0"/>
+        </w:numPr>
+        <w:rPr>
+          <w:rFonts w:hint="default" w:ascii="Times New Roman" w:hAnsi="Times New Roman" w:cs="Times New Roman"/>
+          <w:b w:val="0"/>
+          <w:bCs w:val="0"/>
+          <w:color w:val="D2D3D3"/>
+          <w:sz w:val="28"/>
+          <w:szCs w:val="28"/>
+          <w:lang w:val="en-US"/>
+        </w:rPr>
+      </w:pPr>
+    </w:p>
+    <w:p>
+      <w:pPr>
+        <w:keepNext w:val="0"/>
+        <w:keepLines w:val="0"/>
+        <w:pageBreakBefore w:val="0"/>
+        <w:widowControl/>
+        <w:numPr>
+          <w:ilvl w:val="0"/>
+          <w:numId w:val="5"/>
+        </w:numPr>
+        <w:kinsoku/>
+        <w:wordWrap/>
+        <w:overflowPunct/>
+        <w:topLinePunct w:val="0"/>
+        <w:autoSpaceDE/>
+        <w:autoSpaceDN/>
+        <w:bidi w:val="0"/>
+        <w:adjustRightInd/>
+        <w:snapToGrid/>
+        <w:spacing w:after="181" w:afterLines="50"/>
+        <w:ind w:left="432" w:leftChars="0" w:hanging="432" w:firstLineChars="0"/>
+        <w:textAlignment w:val="auto"/>
+        <w:rPr>
+          <w:rFonts w:hint="default" w:ascii="Times New Roman" w:hAnsi="Times New Roman" w:cs="Times New Roman"/>
+          <w:b/>
+          <w:bCs/>
+          <w:color w:val="D2D3D3"/>
+          <w:sz w:val="28"/>
+          <w:szCs w:val="28"/>
+          <w:lang w:val="en-US"/>
+        </w:rPr>
+      </w:pPr>
+      <w:r>
+        <w:rPr>
+          <w:rFonts w:hint="default" w:ascii="Times New Roman" w:hAnsi="Times New Roman" w:cs="Times New Roman"/>
+          <w:b/>
+          <w:bCs/>
+          <w:color w:val="D2D3D3"/>
+          <w:sz w:val="28"/>
+          <w:szCs w:val="28"/>
+          <w:lang w:val="en-US"/>
+        </w:rPr>
+        <w:t>Open Classes</w:t>
+      </w:r>
+    </w:p>
+    <w:p>
+      <w:pPr>
+        <w:numPr>
+          <w:ilvl w:val="0"/>
+          <w:numId w:val="0"/>
+        </w:numPr>
+        <w:rPr>
+          <w:rFonts w:hint="default" w:ascii="Times New Roman" w:hAnsi="Times New Roman" w:cs="Times New Roman"/>
+          <w:b w:val="0"/>
+          <w:bCs w:val="0"/>
+          <w:color w:val="D2D3D3"/>
+          <w:sz w:val="28"/>
+          <w:szCs w:val="28"/>
+          <w:vertAlign w:val="baseline"/>
+          <w:lang w:val="en-US"/>
+        </w:rPr>
+      </w:pPr>
+      <w:r>
+        <w:rPr>
+          <w:rFonts w:hint="default" w:ascii="Times New Roman" w:hAnsi="Times New Roman" w:cs="Times New Roman"/>
+          <w:b w:val="0"/>
+          <w:bCs w:val="0"/>
+          <w:color w:val="D2D3D3"/>
+          <w:sz w:val="28"/>
+          <w:szCs w:val="28"/>
+          <w:lang w:val="en-US"/>
+        </w:rPr>
+        <w:t>By marking a class with the open keyword, you allow it to be subclassed.</w:t>
+      </w:r>
+      <w:r>
+        <w:rPr>
+          <w:rFonts w:hint="default" w:ascii="Times New Roman" w:hAnsi="Times New Roman" w:cs="Times New Roman"/>
+          <w:b w:val="0"/>
+          <w:bCs w:val="0"/>
+          <w:color w:val="D2D3D3"/>
+          <w:sz w:val="28"/>
+          <w:szCs w:val="28"/>
+          <w:lang w:val="en-US"/>
+        </w:rPr>
+        <w:br w:type="textWrapping"/>
+      </w:r>
+      <w:r>
+        <w:rPr>
+          <w:rFonts w:hint="default" w:ascii="Times New Roman" w:hAnsi="Times New Roman" w:cs="Times New Roman"/>
+          <w:b w:val="0"/>
+          <w:bCs w:val="0"/>
+          <w:color w:val="D2D3D3"/>
+          <w:sz w:val="28"/>
+          <w:szCs w:val="28"/>
+          <w:lang w:val="en-US"/>
+        </w:rPr>
+        <w:br w:type="textWrapping"/>
+      </w:r>
+    </w:p>
+    <w:tbl>
+      <w:tblPr>
+        <w:tblStyle w:val="6"/>
+        <w:tblW w:w="0" w:type="auto"/>
+        <w:tblInd w:w="0" w:type="dxa"/>
+        <w:tblBorders>
+          <w:top w:val="single" w:color="D2D3D3" w:sz="4" w:space="0"/>
+          <w:left w:val="single" w:color="D2D3D3" w:sz="4" w:space="0"/>
+          <w:bottom w:val="single" w:color="D2D3D3" w:sz="4" w:space="0"/>
+          <w:right w:val="single" w:color="D2D3D3" w:sz="4" w:space="0"/>
+          <w:insideH w:val="single" w:color="D2D3D3" w:sz="4" w:space="0"/>
+          <w:insideV w:val="single" w:color="D2D3D3" w:sz="4" w:space="0"/>
+        </w:tblBorders>
+        <w:tblLayout w:type="autofit"/>
+        <w:tblCellMar>
+          <w:top w:w="0" w:type="dxa"/>
+          <w:left w:w="108" w:type="dxa"/>
+          <w:bottom w:w="0" w:type="dxa"/>
+          <w:right w:w="108" w:type="dxa"/>
+        </w:tblCellMar>
+      </w:tblPr>
+      <w:tblGrid>
+        <w:gridCol w:w="3320"/>
+        <w:gridCol w:w="3321"/>
+        <w:gridCol w:w="3321"/>
+      </w:tblGrid>
+      <w:tr>
+        <w:tblPrEx>
+          <w:tblBorders>
+            <w:top w:val="single" w:color="D2D3D3" w:sz="4" w:space="0"/>
+            <w:left w:val="single" w:color="D2D3D3" w:sz="4" w:space="0"/>
+            <w:bottom w:val="single" w:color="D2D3D3" w:sz="4" w:space="0"/>
+            <w:right w:val="single" w:color="D2D3D3" w:sz="4" w:space="0"/>
+            <w:insideH w:val="single" w:color="D2D3D3" w:sz="4" w:space="0"/>
+            <w:insideV w:val="single" w:color="D2D3D3" w:sz="4" w:space="0"/>
+          </w:tblBorders>
+          <w:tblCellMar>
+            <w:top w:w="0" w:type="dxa"/>
+            <w:left w:w="108" w:type="dxa"/>
+            <w:bottom w:w="0" w:type="dxa"/>
+            <w:right w:w="108" w:type="dxa"/>
+          </w:tblCellMar>
+        </w:tblPrEx>
+        <w:tc>
+          <w:tcPr>
+            <w:tcW w:w="3320" w:type="dxa"/>
+            <w:tcBorders>
+              <w:tl2br w:val="nil"/>
+              <w:tr2bl w:val="nil"/>
+            </w:tcBorders>
+          </w:tcPr>
+          <w:p>
+            <w:pPr>
+              <w:widowControl w:val="0"/>
+              <w:numPr>
+                <w:ilvl w:val="0"/>
+                <w:numId w:val="0"/>
+              </w:numPr>
+              <w:jc w:val="center"/>
+              <w:rPr>
+                <w:rFonts w:hint="default" w:ascii="Times New Roman" w:hAnsi="Times New Roman" w:cs="Times New Roman"/>
+                <w:b w:val="0"/>
+                <w:bCs w:val="0"/>
+                <w:color w:val="D2D3D3"/>
+                <w:sz w:val="28"/>
+                <w:szCs w:val="28"/>
+                <w:vertAlign w:val="baseline"/>
+                <w:lang w:val="en-US"/>
+              </w:rPr>
+            </w:pPr>
+            <w:r>
+              <w:rPr>
+                <w:rFonts w:hint="default" w:ascii="Times New Roman" w:hAnsi="Times New Roman" w:cs="Times New Roman"/>
+                <w:b w:val="0"/>
+                <w:bCs w:val="0"/>
+                <w:color w:val="D2D3D3"/>
+                <w:sz w:val="28"/>
+                <w:szCs w:val="28"/>
+                <w:vertAlign w:val="baseline"/>
+                <w:lang w:val="en-US"/>
+              </w:rPr>
+              <w:t>OPEN CLASS</w:t>
+            </w:r>
+          </w:p>
+        </w:tc>
+        <w:tc>
+          <w:tcPr>
+            <w:tcW w:w="3321" w:type="dxa"/>
+            <w:tcBorders>
+              <w:tl2br w:val="nil"/>
+              <w:tr2bl w:val="nil"/>
+            </w:tcBorders>
+          </w:tcPr>
+          <w:p>
+            <w:pPr>
+              <w:widowControl w:val="0"/>
+              <w:numPr>
+                <w:ilvl w:val="0"/>
+                <w:numId w:val="0"/>
+              </w:numPr>
+              <w:jc w:val="center"/>
+              <w:rPr>
+                <w:rFonts w:hint="default" w:ascii="Times New Roman" w:hAnsi="Times New Roman" w:cs="Times New Roman"/>
+                <w:b w:val="0"/>
+                <w:bCs w:val="0"/>
+                <w:color w:val="D2D3D3"/>
+                <w:sz w:val="28"/>
+                <w:szCs w:val="28"/>
+                <w:vertAlign w:val="baseline"/>
+                <w:lang w:val="en-US"/>
+              </w:rPr>
+            </w:pPr>
+            <w:r>
+              <w:rPr>
+                <w:rFonts w:hint="default" w:ascii="Times New Roman" w:hAnsi="Times New Roman" w:cs="Times New Roman"/>
+                <w:b w:val="0"/>
+                <w:bCs w:val="0"/>
+                <w:color w:val="D2D3D3"/>
+                <w:sz w:val="28"/>
+                <w:szCs w:val="28"/>
+                <w:vertAlign w:val="baseline"/>
+                <w:lang w:val="en-US"/>
+              </w:rPr>
+              <w:t>INTERFACE</w:t>
+            </w:r>
+          </w:p>
+        </w:tc>
+        <w:tc>
+          <w:tcPr>
+            <w:tcW w:w="3321" w:type="dxa"/>
+            <w:tcBorders>
+              <w:tl2br w:val="nil"/>
+              <w:tr2bl w:val="nil"/>
+            </w:tcBorders>
+          </w:tcPr>
+          <w:p>
+            <w:pPr>
+              <w:widowControl w:val="0"/>
+              <w:numPr>
+                <w:ilvl w:val="0"/>
+                <w:numId w:val="0"/>
+              </w:numPr>
+              <w:jc w:val="center"/>
+              <w:rPr>
+                <w:rFonts w:hint="default" w:ascii="Times New Roman" w:hAnsi="Times New Roman" w:cs="Times New Roman"/>
+                <w:b w:val="0"/>
+                <w:bCs w:val="0"/>
+                <w:color w:val="D2D3D3"/>
+                <w:sz w:val="28"/>
+                <w:szCs w:val="28"/>
+                <w:vertAlign w:val="baseline"/>
+                <w:lang w:val="en-US"/>
+              </w:rPr>
+            </w:pPr>
+            <w:r>
+              <w:rPr>
+                <w:rFonts w:hint="default" w:ascii="Times New Roman" w:hAnsi="Times New Roman" w:cs="Times New Roman"/>
+                <w:b w:val="0"/>
+                <w:bCs w:val="0"/>
+                <w:color w:val="D2D3D3"/>
+                <w:sz w:val="28"/>
+                <w:szCs w:val="28"/>
+                <w:vertAlign w:val="baseline"/>
+                <w:lang w:val="en-US"/>
+              </w:rPr>
+              <w:t>ABSTRACT CLASS</w:t>
+            </w:r>
+          </w:p>
+        </w:tc>
+      </w:tr>
+      <w:tr>
+        <w:tblPrEx>
+          <w:tblBorders>
+            <w:top w:val="single" w:color="D2D3D3" w:sz="4" w:space="0"/>
+            <w:left w:val="single" w:color="D2D3D3" w:sz="4" w:space="0"/>
+            <w:bottom w:val="single" w:color="D2D3D3" w:sz="4" w:space="0"/>
+            <w:right w:val="single" w:color="D2D3D3" w:sz="4" w:space="0"/>
+            <w:insideH w:val="single" w:color="D2D3D3" w:sz="4" w:space="0"/>
+            <w:insideV w:val="single" w:color="D2D3D3" w:sz="4" w:space="0"/>
+          </w:tblBorders>
+          <w:tblCellMar>
+            <w:top w:w="0" w:type="dxa"/>
+            <w:left w:w="108" w:type="dxa"/>
+            <w:bottom w:w="0" w:type="dxa"/>
+            <w:right w:w="108" w:type="dxa"/>
+          </w:tblCellMar>
+        </w:tblPrEx>
+        <w:trPr>
+          <w:trHeight w:val="138" w:hRule="atLeast"/>
+        </w:trPr>
+        <w:tc>
+          <w:tcPr>
+            <w:tcW w:w="3320" w:type="dxa"/>
+            <w:tcBorders>
+              <w:tl2br w:val="nil"/>
+              <w:tr2bl w:val="nil"/>
+            </w:tcBorders>
+          </w:tcPr>
+          <w:p>
+            <w:pPr>
+              <w:widowControl w:val="0"/>
+              <w:numPr>
+                <w:ilvl w:val="0"/>
+                <w:numId w:val="6"/>
+              </w:numPr>
+              <w:ind w:left="420" w:leftChars="0" w:hanging="420" w:firstLineChars="0"/>
+              <w:jc w:val="left"/>
+              <w:rPr>
+                <w:rFonts w:hint="default" w:ascii="Times New Roman" w:hAnsi="Times New Roman" w:cs="Times New Roman"/>
+                <w:b w:val="0"/>
+                <w:bCs w:val="0"/>
+                <w:color w:val="D2D3D3"/>
+                <w:sz w:val="28"/>
+                <w:szCs w:val="28"/>
+                <w:vertAlign w:val="baseline"/>
+                <w:lang w:val="en-US"/>
+              </w:rPr>
+            </w:pPr>
+            <w:r>
+              <w:rPr>
+                <w:rFonts w:hint="default" w:ascii="Times New Roman" w:hAnsi="Times New Roman" w:cs="Times New Roman"/>
+                <w:b w:val="0"/>
+                <w:bCs w:val="0"/>
+                <w:color w:val="D2D3D3"/>
+                <w:sz w:val="28"/>
+                <w:szCs w:val="28"/>
+                <w:vertAlign w:val="baseline"/>
+                <w:lang w:val="en-US"/>
+              </w:rPr>
+              <w:t>open class</w:t>
+            </w:r>
+          </w:p>
+        </w:tc>
+        <w:tc>
+          <w:tcPr>
+            <w:tcW w:w="3321" w:type="dxa"/>
+            <w:tcBorders>
+              <w:tl2br w:val="nil"/>
+              <w:tr2bl w:val="nil"/>
+            </w:tcBorders>
+          </w:tcPr>
+          <w:p>
+            <w:pPr>
+              <w:widowControl w:val="0"/>
+              <w:numPr>
+                <w:ilvl w:val="0"/>
+                <w:numId w:val="6"/>
+              </w:numPr>
+              <w:ind w:left="420" w:leftChars="0" w:hanging="420" w:firstLineChars="0"/>
+              <w:jc w:val="left"/>
+              <w:rPr>
+                <w:rFonts w:hint="default" w:ascii="Times New Roman" w:hAnsi="Times New Roman" w:cs="Times New Roman"/>
+                <w:b w:val="0"/>
+                <w:bCs w:val="0"/>
+                <w:color w:val="D2D3D3"/>
+                <w:sz w:val="28"/>
+                <w:szCs w:val="28"/>
+                <w:vertAlign w:val="baseline"/>
+                <w:lang w:val="en-US"/>
+              </w:rPr>
+            </w:pPr>
+            <w:r>
+              <w:rPr>
+                <w:rFonts w:hint="default" w:ascii="Times New Roman" w:hAnsi="Times New Roman" w:cs="Times New Roman"/>
+                <w:b w:val="0"/>
+                <w:bCs w:val="0"/>
+                <w:color w:val="D2D3D3"/>
+                <w:sz w:val="28"/>
+                <w:szCs w:val="28"/>
+                <w:vertAlign w:val="baseline"/>
+                <w:lang w:val="en-US"/>
+              </w:rPr>
+              <w:t>interface</w:t>
+            </w:r>
+          </w:p>
+        </w:tc>
+        <w:tc>
+          <w:tcPr>
+            <w:tcW w:w="3321" w:type="dxa"/>
+            <w:tcBorders>
+              <w:tl2br w:val="nil"/>
+              <w:tr2bl w:val="nil"/>
+            </w:tcBorders>
+          </w:tcPr>
+          <w:p>
+            <w:pPr>
+              <w:widowControl w:val="0"/>
+              <w:numPr>
+                <w:ilvl w:val="0"/>
+                <w:numId w:val="6"/>
+              </w:numPr>
+              <w:ind w:left="420" w:leftChars="0" w:hanging="420" w:firstLineChars="0"/>
+              <w:jc w:val="left"/>
+              <w:rPr>
+                <w:rFonts w:hint="default" w:ascii="Times New Roman" w:hAnsi="Times New Roman" w:cs="Times New Roman"/>
+                <w:b w:val="0"/>
+                <w:bCs w:val="0"/>
+                <w:color w:val="D2D3D3"/>
+                <w:sz w:val="28"/>
+                <w:szCs w:val="28"/>
+                <w:vertAlign w:val="baseline"/>
+                <w:lang w:val="en-US"/>
+              </w:rPr>
+            </w:pPr>
+            <w:r>
+              <w:rPr>
+                <w:rFonts w:hint="default" w:ascii="Times New Roman" w:hAnsi="Times New Roman" w:cs="Times New Roman"/>
+                <w:b w:val="0"/>
+                <w:bCs w:val="0"/>
+                <w:color w:val="D2D3D3"/>
+                <w:sz w:val="28"/>
+                <w:szCs w:val="28"/>
+                <w:vertAlign w:val="baseline"/>
+                <w:lang w:val="en-US"/>
+              </w:rPr>
+              <w:t>abstract class</w:t>
+            </w:r>
+          </w:p>
+        </w:tc>
+      </w:tr>
+      <w:tr>
+        <w:tblPrEx>
+          <w:tblBorders>
+            <w:top w:val="single" w:color="D2D3D3" w:sz="4" w:space="0"/>
+            <w:left w:val="single" w:color="D2D3D3" w:sz="4" w:space="0"/>
+            <w:bottom w:val="single" w:color="D2D3D3" w:sz="4" w:space="0"/>
+            <w:right w:val="single" w:color="D2D3D3" w:sz="4" w:space="0"/>
+            <w:insideH w:val="single" w:color="D2D3D3" w:sz="4" w:space="0"/>
+            <w:insideV w:val="single" w:color="D2D3D3" w:sz="4" w:space="0"/>
+          </w:tblBorders>
+          <w:tblCellMar>
+            <w:top w:w="0" w:type="dxa"/>
+            <w:left w:w="108" w:type="dxa"/>
+            <w:bottom w:w="0" w:type="dxa"/>
+            <w:right w:w="108" w:type="dxa"/>
+          </w:tblCellMar>
+        </w:tblPrEx>
+        <w:trPr>
+          <w:trHeight w:val="544" w:hRule="atLeast"/>
+        </w:trPr>
+        <w:tc>
+          <w:tcPr>
+            <w:tcW w:w="3320" w:type="dxa"/>
+            <w:tcBorders>
+              <w:tl2br w:val="nil"/>
+              <w:tr2bl w:val="nil"/>
+            </w:tcBorders>
+          </w:tcPr>
+          <w:p>
+            <w:pPr>
+              <w:widowControl w:val="0"/>
+              <w:numPr>
+                <w:ilvl w:val="0"/>
+                <w:numId w:val="6"/>
+              </w:numPr>
+              <w:ind w:left="420" w:leftChars="0" w:hanging="420" w:firstLineChars="0"/>
+              <w:jc w:val="left"/>
+              <w:rPr>
+                <w:rFonts w:hint="default" w:ascii="Times New Roman" w:hAnsi="Times New Roman" w:cs="Times New Roman"/>
+                <w:b w:val="0"/>
+                <w:bCs w:val="0"/>
+                <w:color w:val="D2D3D3"/>
+                <w:sz w:val="28"/>
+                <w:szCs w:val="28"/>
+                <w:vertAlign w:val="baseline"/>
+                <w:lang w:val="en-US"/>
+              </w:rPr>
+            </w:pPr>
+            <w:r>
+              <w:rPr>
+                <w:rFonts w:hint="default" w:ascii="Times New Roman" w:hAnsi="Times New Roman" w:cs="Times New Roman"/>
+                <w:b w:val="0"/>
+                <w:bCs w:val="0"/>
+                <w:color w:val="D2D3D3"/>
+                <w:sz w:val="28"/>
+                <w:szCs w:val="28"/>
+                <w:vertAlign w:val="baseline"/>
+                <w:lang w:val="en-US"/>
+              </w:rPr>
+              <w:t>Methods with implementations</w:t>
+            </w:r>
+          </w:p>
+        </w:tc>
+        <w:tc>
+          <w:tcPr>
+            <w:tcW w:w="3321" w:type="dxa"/>
+            <w:tcBorders>
+              <w:tl2br w:val="nil"/>
+              <w:tr2bl w:val="nil"/>
+            </w:tcBorders>
+          </w:tcPr>
+          <w:p>
+            <w:pPr>
+              <w:widowControl w:val="0"/>
+              <w:numPr>
+                <w:ilvl w:val="0"/>
+                <w:numId w:val="6"/>
+              </w:numPr>
+              <w:ind w:left="420" w:leftChars="0" w:hanging="420" w:firstLineChars="0"/>
+              <w:jc w:val="left"/>
+              <w:rPr>
+                <w:rFonts w:hint="default" w:ascii="Times New Roman" w:hAnsi="Times New Roman" w:cs="Times New Roman"/>
+                <w:b w:val="0"/>
+                <w:bCs w:val="0"/>
+                <w:color w:val="D2D3D3"/>
+                <w:sz w:val="28"/>
+                <w:szCs w:val="28"/>
+                <w:vertAlign w:val="baseline"/>
+                <w:lang w:val="en-US"/>
+              </w:rPr>
+            </w:pPr>
+            <w:r>
+              <w:rPr>
+                <w:rFonts w:hint="default" w:ascii="Times New Roman" w:hAnsi="Times New Roman" w:cs="Times New Roman"/>
+                <w:b w:val="0"/>
+                <w:bCs w:val="0"/>
+                <w:color w:val="D2D3D3"/>
+                <w:sz w:val="28"/>
+                <w:szCs w:val="28"/>
+                <w:vertAlign w:val="baseline"/>
+                <w:lang w:val="en-US"/>
+              </w:rPr>
+              <w:t>Methods with and without implementations</w:t>
+            </w:r>
+          </w:p>
+        </w:tc>
+        <w:tc>
+          <w:tcPr>
+            <w:tcW w:w="3321" w:type="dxa"/>
+            <w:tcBorders>
+              <w:tl2br w:val="nil"/>
+              <w:tr2bl w:val="nil"/>
+            </w:tcBorders>
+          </w:tcPr>
+          <w:p>
+            <w:pPr>
+              <w:widowControl w:val="0"/>
+              <w:numPr>
+                <w:ilvl w:val="0"/>
+                <w:numId w:val="6"/>
+              </w:numPr>
+              <w:ind w:left="420" w:leftChars="0" w:hanging="420" w:firstLineChars="0"/>
+              <w:jc w:val="left"/>
+              <w:rPr>
+                <w:rFonts w:hint="default" w:ascii="Times New Roman" w:hAnsi="Times New Roman" w:cs="Times New Roman"/>
+                <w:b w:val="0"/>
+                <w:bCs w:val="0"/>
+                <w:color w:val="D2D3D3"/>
+                <w:sz w:val="28"/>
+                <w:szCs w:val="28"/>
+                <w:vertAlign w:val="baseline"/>
+                <w:lang w:val="en-US"/>
+              </w:rPr>
+            </w:pPr>
+            <w:r>
+              <w:rPr>
+                <w:rFonts w:hint="default" w:ascii="Times New Roman" w:hAnsi="Times New Roman" w:cs="Times New Roman"/>
+                <w:b w:val="0"/>
+                <w:bCs w:val="0"/>
+                <w:color w:val="D2D3D3"/>
+                <w:sz w:val="28"/>
+                <w:szCs w:val="28"/>
+                <w:vertAlign w:val="baseline"/>
+                <w:lang w:val="en-US"/>
+              </w:rPr>
+              <w:t>Method with and without (abstract fun) implementations</w:t>
+            </w:r>
+          </w:p>
+        </w:tc>
+      </w:tr>
+      <w:tr>
+        <w:tblPrEx>
+          <w:tblBorders>
+            <w:top w:val="single" w:color="D2D3D3" w:sz="4" w:space="0"/>
+            <w:left w:val="single" w:color="D2D3D3" w:sz="4" w:space="0"/>
+            <w:bottom w:val="single" w:color="D2D3D3" w:sz="4" w:space="0"/>
+            <w:right w:val="single" w:color="D2D3D3" w:sz="4" w:space="0"/>
+            <w:insideH w:val="single" w:color="D2D3D3" w:sz="4" w:space="0"/>
+            <w:insideV w:val="single" w:color="D2D3D3" w:sz="4" w:space="0"/>
+          </w:tblBorders>
+          <w:tblCellMar>
+            <w:top w:w="0" w:type="dxa"/>
+            <w:left w:w="108" w:type="dxa"/>
+            <w:bottom w:w="0" w:type="dxa"/>
+            <w:right w:w="108" w:type="dxa"/>
+          </w:tblCellMar>
+        </w:tblPrEx>
+        <w:tc>
+          <w:tcPr>
+            <w:tcW w:w="3320" w:type="dxa"/>
+            <w:tcBorders>
+              <w:tl2br w:val="nil"/>
+              <w:tr2bl w:val="nil"/>
+            </w:tcBorders>
+          </w:tcPr>
+          <w:p>
+            <w:pPr>
+              <w:widowControl w:val="0"/>
+              <w:numPr>
+                <w:ilvl w:val="0"/>
+                <w:numId w:val="6"/>
+              </w:numPr>
+              <w:ind w:left="420" w:leftChars="0" w:hanging="420" w:firstLineChars="0"/>
+              <w:jc w:val="left"/>
+              <w:rPr>
+                <w:rFonts w:hint="default" w:ascii="Times New Roman" w:hAnsi="Times New Roman" w:cs="Times New Roman"/>
+                <w:b w:val="0"/>
+                <w:bCs w:val="0"/>
+                <w:color w:val="D2D3D3"/>
+                <w:sz w:val="28"/>
+                <w:szCs w:val="28"/>
+                <w:vertAlign w:val="baseline"/>
+                <w:lang w:val="en-US"/>
+              </w:rPr>
+            </w:pPr>
+            <w:r>
+              <w:rPr>
+                <w:rFonts w:hint="default" w:ascii="Times New Roman" w:hAnsi="Times New Roman" w:cs="Times New Roman"/>
+                <w:b w:val="0"/>
+                <w:bCs w:val="0"/>
+                <w:color w:val="D2D3D3"/>
+                <w:sz w:val="28"/>
+                <w:szCs w:val="28"/>
+                <w:vertAlign w:val="baseline"/>
+                <w:lang w:val="en-US"/>
+              </w:rPr>
+              <w:t>Should not have method without implementation</w:t>
+            </w:r>
+          </w:p>
+        </w:tc>
+        <w:tc>
+          <w:tcPr>
+            <w:tcW w:w="3321" w:type="dxa"/>
+            <w:tcBorders>
+              <w:tl2br w:val="nil"/>
+              <w:tr2bl w:val="nil"/>
+            </w:tcBorders>
+          </w:tcPr>
+          <w:p>
+            <w:pPr>
+              <w:widowControl w:val="0"/>
+              <w:numPr>
+                <w:ilvl w:val="0"/>
+                <w:numId w:val="6"/>
+              </w:numPr>
+              <w:ind w:left="420" w:leftChars="0" w:hanging="420" w:firstLineChars="0"/>
+              <w:jc w:val="left"/>
+              <w:rPr>
+                <w:rFonts w:hint="default" w:ascii="Times New Roman" w:hAnsi="Times New Roman" w:cs="Times New Roman"/>
+                <w:b w:val="0"/>
+                <w:bCs w:val="0"/>
+                <w:color w:val="D2D3D3"/>
+                <w:sz w:val="28"/>
+                <w:szCs w:val="28"/>
+                <w:vertAlign w:val="baseline"/>
+                <w:lang w:val="en-US"/>
+              </w:rPr>
+            </w:pPr>
+            <w:r>
+              <w:rPr>
+                <w:rFonts w:hint="default" w:ascii="Times New Roman" w:hAnsi="Times New Roman" w:cs="Times New Roman"/>
+                <w:b w:val="0"/>
+                <w:bCs w:val="0"/>
+                <w:color w:val="D2D3D3"/>
+                <w:sz w:val="28"/>
+                <w:szCs w:val="28"/>
+                <w:vertAlign w:val="baseline"/>
+                <w:lang w:val="en-US"/>
+              </w:rPr>
+              <w:t>Should override method without implementation</w:t>
+            </w:r>
+          </w:p>
+        </w:tc>
+        <w:tc>
+          <w:tcPr>
+            <w:tcW w:w="3321" w:type="dxa"/>
+            <w:tcBorders>
+              <w:tl2br w:val="nil"/>
+              <w:tr2bl w:val="nil"/>
+            </w:tcBorders>
+          </w:tcPr>
+          <w:p>
+            <w:pPr>
+              <w:widowControl w:val="0"/>
+              <w:numPr>
+                <w:ilvl w:val="0"/>
+                <w:numId w:val="6"/>
+              </w:numPr>
+              <w:ind w:left="420" w:leftChars="0" w:hanging="420" w:firstLineChars="0"/>
+              <w:jc w:val="left"/>
+              <w:rPr>
+                <w:rFonts w:hint="default" w:ascii="Times New Roman" w:hAnsi="Times New Roman" w:cs="Times New Roman"/>
+                <w:b w:val="0"/>
+                <w:bCs w:val="0"/>
+                <w:color w:val="D2D3D3"/>
+                <w:sz w:val="28"/>
+                <w:szCs w:val="28"/>
+                <w:vertAlign w:val="baseline"/>
+                <w:lang w:val="en-US"/>
+              </w:rPr>
+            </w:pPr>
+            <w:r>
+              <w:rPr>
+                <w:rFonts w:hint="default" w:ascii="Times New Roman" w:hAnsi="Times New Roman" w:cs="Times New Roman"/>
+                <w:b w:val="0"/>
+                <w:bCs w:val="0"/>
+                <w:color w:val="D2D3D3"/>
+                <w:sz w:val="28"/>
+                <w:szCs w:val="28"/>
+                <w:vertAlign w:val="baseline"/>
+                <w:lang w:val="en-US"/>
+              </w:rPr>
+              <w:t>Should override method without implementation (abstract fun)</w:t>
+            </w:r>
+          </w:p>
+        </w:tc>
+      </w:tr>
+      <w:tr>
+        <w:tblPrEx>
+          <w:tblBorders>
+            <w:top w:val="single" w:color="D2D3D3" w:sz="4" w:space="0"/>
+            <w:left w:val="single" w:color="D2D3D3" w:sz="4" w:space="0"/>
+            <w:bottom w:val="single" w:color="D2D3D3" w:sz="4" w:space="0"/>
+            <w:right w:val="single" w:color="D2D3D3" w:sz="4" w:space="0"/>
+            <w:insideH w:val="single" w:color="D2D3D3" w:sz="4" w:space="0"/>
+            <w:insideV w:val="single" w:color="D2D3D3" w:sz="4" w:space="0"/>
+          </w:tblBorders>
+          <w:tblCellMar>
+            <w:top w:w="0" w:type="dxa"/>
+            <w:left w:w="108" w:type="dxa"/>
+            <w:bottom w:w="0" w:type="dxa"/>
+            <w:right w:w="108" w:type="dxa"/>
+          </w:tblCellMar>
+        </w:tblPrEx>
+        <w:tc>
+          <w:tcPr>
+            <w:tcW w:w="3320" w:type="dxa"/>
+            <w:tcBorders>
+              <w:tl2br w:val="nil"/>
+              <w:tr2bl w:val="nil"/>
+            </w:tcBorders>
+          </w:tcPr>
+          <w:p>
+            <w:pPr>
+              <w:widowControl w:val="0"/>
+              <w:numPr>
+                <w:ilvl w:val="0"/>
+                <w:numId w:val="6"/>
+              </w:numPr>
+              <w:ind w:left="420" w:leftChars="0" w:hanging="420" w:firstLineChars="0"/>
+              <w:jc w:val="left"/>
+              <w:rPr>
+                <w:rFonts w:hint="default" w:ascii="Times New Roman" w:hAnsi="Times New Roman" w:cs="Times New Roman"/>
+                <w:b w:val="0"/>
+                <w:bCs w:val="0"/>
+                <w:color w:val="D2D3D3"/>
+                <w:sz w:val="28"/>
+                <w:szCs w:val="28"/>
+                <w:vertAlign w:val="baseline"/>
+                <w:lang w:val="en-US"/>
+              </w:rPr>
+            </w:pPr>
+            <w:r>
+              <w:rPr>
+                <w:rFonts w:hint="default" w:ascii="Times New Roman" w:hAnsi="Times New Roman" w:cs="Times New Roman"/>
+                <w:b w:val="0"/>
+                <w:bCs w:val="0"/>
+                <w:color w:val="D2D3D3"/>
+                <w:sz w:val="28"/>
+                <w:szCs w:val="28"/>
+                <w:vertAlign w:val="baseline"/>
+                <w:lang w:val="en-US"/>
+              </w:rPr>
+              <w:t>Can override methods with implementations</w:t>
+            </w:r>
+          </w:p>
+        </w:tc>
+        <w:tc>
+          <w:tcPr>
+            <w:tcW w:w="3321" w:type="dxa"/>
+            <w:tcBorders>
+              <w:tl2br w:val="nil"/>
+              <w:tr2bl w:val="nil"/>
+            </w:tcBorders>
+          </w:tcPr>
+          <w:p>
+            <w:pPr>
+              <w:widowControl w:val="0"/>
+              <w:numPr>
+                <w:ilvl w:val="0"/>
+                <w:numId w:val="6"/>
+              </w:numPr>
+              <w:ind w:left="420" w:leftChars="0" w:hanging="420" w:firstLineChars="0"/>
+              <w:jc w:val="left"/>
+              <w:rPr>
+                <w:rFonts w:hint="default" w:ascii="Times New Roman" w:hAnsi="Times New Roman" w:cs="Times New Roman"/>
+                <w:b w:val="0"/>
+                <w:bCs w:val="0"/>
+                <w:color w:val="D2D3D3"/>
+                <w:sz w:val="28"/>
+                <w:szCs w:val="28"/>
+                <w:vertAlign w:val="baseline"/>
+                <w:lang w:val="en-US"/>
+              </w:rPr>
+            </w:pPr>
+            <w:r>
+              <w:rPr>
+                <w:rFonts w:hint="default" w:ascii="Times New Roman" w:hAnsi="Times New Roman" w:cs="Times New Roman"/>
+                <w:b w:val="0"/>
+                <w:bCs w:val="0"/>
+                <w:color w:val="D2D3D3"/>
+                <w:sz w:val="28"/>
+                <w:szCs w:val="28"/>
+                <w:vertAlign w:val="baseline"/>
+                <w:lang w:val="en-US"/>
+              </w:rPr>
+              <w:t>Can override methods with implementations</w:t>
+            </w:r>
+          </w:p>
+        </w:tc>
+        <w:tc>
+          <w:tcPr>
+            <w:tcW w:w="3321" w:type="dxa"/>
+            <w:tcBorders>
+              <w:tl2br w:val="nil"/>
+              <w:tr2bl w:val="nil"/>
+            </w:tcBorders>
+          </w:tcPr>
+          <w:p>
+            <w:pPr>
+              <w:widowControl w:val="0"/>
+              <w:numPr>
+                <w:ilvl w:val="0"/>
+                <w:numId w:val="6"/>
+              </w:numPr>
+              <w:ind w:left="420" w:leftChars="0" w:hanging="420" w:firstLineChars="0"/>
+              <w:jc w:val="left"/>
+              <w:rPr>
+                <w:rFonts w:hint="default" w:ascii="Times New Roman" w:hAnsi="Times New Roman" w:cs="Times New Roman"/>
+                <w:b w:val="0"/>
+                <w:bCs w:val="0"/>
+                <w:color w:val="D2D3D3"/>
+                <w:sz w:val="28"/>
+                <w:szCs w:val="28"/>
+                <w:vertAlign w:val="baseline"/>
+                <w:lang w:val="en-US"/>
+              </w:rPr>
+            </w:pPr>
+            <w:r>
+              <w:rPr>
+                <w:rFonts w:hint="default" w:ascii="Times New Roman" w:hAnsi="Times New Roman" w:cs="Times New Roman"/>
+                <w:b w:val="0"/>
+                <w:bCs w:val="0"/>
+                <w:color w:val="D2D3D3"/>
+                <w:sz w:val="28"/>
+                <w:szCs w:val="28"/>
+                <w:vertAlign w:val="baseline"/>
+                <w:lang w:val="en-US"/>
+              </w:rPr>
+              <w:t>Cannot override methods with implementation (normal function)</w:t>
+            </w:r>
+          </w:p>
+        </w:tc>
+      </w:tr>
+      <w:tr>
+        <w:tblPrEx>
+          <w:tblBorders>
+            <w:top w:val="single" w:color="D2D3D3" w:sz="4" w:space="0"/>
+            <w:left w:val="single" w:color="D2D3D3" w:sz="4" w:space="0"/>
+            <w:bottom w:val="single" w:color="D2D3D3" w:sz="4" w:space="0"/>
+            <w:right w:val="single" w:color="D2D3D3" w:sz="4" w:space="0"/>
+            <w:insideH w:val="single" w:color="D2D3D3" w:sz="4" w:space="0"/>
+            <w:insideV w:val="single" w:color="D2D3D3" w:sz="4" w:space="0"/>
+          </w:tblBorders>
+          <w:tblCellMar>
+            <w:top w:w="0" w:type="dxa"/>
+            <w:left w:w="108" w:type="dxa"/>
+            <w:bottom w:w="0" w:type="dxa"/>
+            <w:right w:w="108" w:type="dxa"/>
+          </w:tblCellMar>
+        </w:tblPrEx>
+        <w:tc>
+          <w:tcPr>
+            <w:tcW w:w="3320" w:type="dxa"/>
+            <w:tcBorders>
+              <w:tl2br w:val="nil"/>
+              <w:tr2bl w:val="nil"/>
+            </w:tcBorders>
+          </w:tcPr>
+          <w:p>
+            <w:pPr>
+              <w:widowControl w:val="0"/>
+              <w:numPr>
+                <w:ilvl w:val="0"/>
+                <w:numId w:val="6"/>
+              </w:numPr>
+              <w:ind w:left="420" w:leftChars="0" w:hanging="420" w:firstLineChars="0"/>
+              <w:jc w:val="left"/>
+              <w:rPr>
+                <w:rFonts w:hint="default" w:ascii="Times New Roman" w:hAnsi="Times New Roman" w:cs="Times New Roman"/>
+                <w:b w:val="0"/>
+                <w:bCs w:val="0"/>
+                <w:color w:val="D2D3D3"/>
+                <w:sz w:val="28"/>
+                <w:szCs w:val="28"/>
+                <w:vertAlign w:val="baseline"/>
+                <w:lang w:val="en-US"/>
+              </w:rPr>
+            </w:pPr>
+            <w:r>
+              <w:rPr>
+                <w:rFonts w:hint="default" w:ascii="Times New Roman" w:hAnsi="Times New Roman" w:cs="Times New Roman"/>
+                <w:b w:val="0"/>
+                <w:bCs w:val="0"/>
+                <w:color w:val="D2D3D3"/>
+                <w:sz w:val="28"/>
+                <w:szCs w:val="28"/>
+                <w:vertAlign w:val="baseline"/>
+                <w:lang w:val="en-US"/>
+              </w:rPr>
+              <w:t>Can create an instance</w:t>
+            </w:r>
+          </w:p>
+        </w:tc>
+        <w:tc>
+          <w:tcPr>
+            <w:tcW w:w="3321" w:type="dxa"/>
+            <w:tcBorders>
+              <w:tl2br w:val="nil"/>
+              <w:tr2bl w:val="nil"/>
+            </w:tcBorders>
+            <w:vAlign w:val="top"/>
+          </w:tcPr>
+          <w:p>
+            <w:pPr>
+              <w:widowControl w:val="0"/>
+              <w:numPr>
+                <w:ilvl w:val="0"/>
+                <w:numId w:val="6"/>
+              </w:numPr>
+              <w:ind w:left="420" w:leftChars="0" w:hanging="420" w:firstLineChars="0"/>
+              <w:jc w:val="left"/>
+              <w:rPr>
+                <w:rFonts w:hint="default" w:ascii="Times New Roman" w:hAnsi="Times New Roman" w:cs="Times New Roman"/>
+                <w:b w:val="0"/>
+                <w:bCs w:val="0"/>
+                <w:color w:val="D2D3D3"/>
+                <w:sz w:val="28"/>
+                <w:szCs w:val="28"/>
+                <w:vertAlign w:val="baseline"/>
+                <w:lang w:val="en-US"/>
+              </w:rPr>
+            </w:pPr>
+            <w:r>
+              <w:rPr>
+                <w:rFonts w:hint="default" w:ascii="Times New Roman" w:hAnsi="Times New Roman" w:cs="Times New Roman"/>
+                <w:b w:val="0"/>
+                <w:bCs w:val="0"/>
+                <w:color w:val="D2D3D3"/>
+                <w:sz w:val="28"/>
+                <w:szCs w:val="28"/>
+                <w:vertAlign w:val="baseline"/>
+                <w:lang w:val="en-US"/>
+              </w:rPr>
+              <w:t>Cannot create an instance</w:t>
+            </w:r>
+          </w:p>
+        </w:tc>
+        <w:tc>
+          <w:tcPr>
+            <w:tcW w:w="3321" w:type="dxa"/>
+            <w:tcBorders>
+              <w:tl2br w:val="nil"/>
+              <w:tr2bl w:val="nil"/>
+            </w:tcBorders>
+          </w:tcPr>
+          <w:p>
+            <w:pPr>
+              <w:widowControl w:val="0"/>
+              <w:numPr>
+                <w:ilvl w:val="0"/>
+                <w:numId w:val="6"/>
+              </w:numPr>
+              <w:ind w:left="420" w:leftChars="0" w:hanging="420" w:firstLineChars="0"/>
+              <w:jc w:val="left"/>
+              <w:rPr>
+                <w:rFonts w:hint="default" w:ascii="Times New Roman" w:hAnsi="Times New Roman" w:cs="Times New Roman"/>
+                <w:b w:val="0"/>
+                <w:bCs w:val="0"/>
+                <w:color w:val="D2D3D3"/>
+                <w:sz w:val="28"/>
+                <w:szCs w:val="28"/>
+                <w:vertAlign w:val="baseline"/>
+                <w:lang w:val="en-US"/>
+              </w:rPr>
+            </w:pPr>
+            <w:r>
+              <w:rPr>
+                <w:rFonts w:hint="default" w:ascii="Times New Roman" w:hAnsi="Times New Roman" w:cs="Times New Roman"/>
+                <w:b w:val="0"/>
+                <w:bCs w:val="0"/>
+                <w:color w:val="D2D3D3"/>
+                <w:sz w:val="28"/>
+                <w:szCs w:val="28"/>
+                <w:vertAlign w:val="baseline"/>
+                <w:lang w:val="en-US"/>
+              </w:rPr>
+              <w:t>Cannot create an instance</w:t>
+            </w:r>
+          </w:p>
+        </w:tc>
+      </w:tr>
+      <w:tr>
+        <w:tblPrEx>
+          <w:tblBorders>
+            <w:top w:val="single" w:color="D2D3D3" w:sz="4" w:space="0"/>
+            <w:left w:val="single" w:color="D2D3D3" w:sz="4" w:space="0"/>
+            <w:bottom w:val="single" w:color="D2D3D3" w:sz="4" w:space="0"/>
+            <w:right w:val="single" w:color="D2D3D3" w:sz="4" w:space="0"/>
+            <w:insideH w:val="single" w:color="D2D3D3" w:sz="4" w:space="0"/>
+            <w:insideV w:val="single" w:color="D2D3D3" w:sz="4" w:space="0"/>
+          </w:tblBorders>
+          <w:tblCellMar>
+            <w:top w:w="0" w:type="dxa"/>
+            <w:left w:w="108" w:type="dxa"/>
+            <w:bottom w:w="0" w:type="dxa"/>
+            <w:right w:w="108" w:type="dxa"/>
+          </w:tblCellMar>
+        </w:tblPrEx>
+        <w:tc>
+          <w:tcPr>
+            <w:tcW w:w="3320" w:type="dxa"/>
+            <w:tcBorders>
+              <w:tl2br w:val="nil"/>
+              <w:tr2bl w:val="nil"/>
+            </w:tcBorders>
+          </w:tcPr>
+          <w:p>
+            <w:pPr>
+              <w:widowControl w:val="0"/>
+              <w:numPr>
+                <w:ilvl w:val="0"/>
+                <w:numId w:val="6"/>
+              </w:numPr>
+              <w:ind w:left="420" w:leftChars="0" w:hanging="420" w:firstLineChars="0"/>
+              <w:jc w:val="left"/>
+              <w:rPr>
+                <w:rFonts w:hint="default" w:ascii="Times New Roman" w:hAnsi="Times New Roman" w:cs="Times New Roman"/>
+                <w:b w:val="0"/>
+                <w:bCs w:val="0"/>
+                <w:color w:val="D2D3D3"/>
+                <w:sz w:val="28"/>
+                <w:szCs w:val="28"/>
+                <w:vertAlign w:val="baseline"/>
+                <w:lang w:val="en-US"/>
+              </w:rPr>
+            </w:pPr>
+            <w:r>
+              <w:rPr>
+                <w:rFonts w:hint="default" w:ascii="Times New Roman" w:hAnsi="Times New Roman" w:cs="Times New Roman"/>
+                <w:b w:val="0"/>
+                <w:bCs w:val="0"/>
+                <w:color w:val="D2D3D3"/>
+                <w:sz w:val="28"/>
+                <w:szCs w:val="28"/>
+                <w:vertAlign w:val="baseline"/>
+                <w:lang w:val="en-US"/>
+              </w:rPr>
+              <w:t>Cannot have a constructor</w:t>
+            </w:r>
+          </w:p>
+        </w:tc>
+        <w:tc>
+          <w:tcPr>
+            <w:tcW w:w="3321" w:type="dxa"/>
+            <w:tcBorders>
+              <w:tl2br w:val="nil"/>
+              <w:tr2bl w:val="nil"/>
+            </w:tcBorders>
+          </w:tcPr>
+          <w:p>
+            <w:pPr>
+              <w:widowControl w:val="0"/>
+              <w:numPr>
+                <w:ilvl w:val="0"/>
+                <w:numId w:val="6"/>
+              </w:numPr>
+              <w:ind w:left="420" w:leftChars="0" w:hanging="420" w:firstLineChars="0"/>
+              <w:jc w:val="left"/>
+              <w:rPr>
+                <w:rFonts w:hint="default" w:ascii="Times New Roman" w:hAnsi="Times New Roman" w:cs="Times New Roman"/>
+                <w:b w:val="0"/>
+                <w:bCs w:val="0"/>
+                <w:color w:val="D2D3D3"/>
+                <w:sz w:val="28"/>
+                <w:szCs w:val="28"/>
+                <w:vertAlign w:val="baseline"/>
+                <w:lang w:val="en-US"/>
+              </w:rPr>
+            </w:pPr>
+            <w:r>
+              <w:rPr>
+                <w:rFonts w:hint="default" w:ascii="Times New Roman" w:hAnsi="Times New Roman" w:cs="Times New Roman"/>
+                <w:b w:val="0"/>
+                <w:bCs w:val="0"/>
+                <w:color w:val="D2D3D3"/>
+                <w:sz w:val="28"/>
+                <w:szCs w:val="28"/>
+                <w:vertAlign w:val="baseline"/>
+                <w:lang w:val="en-US"/>
+              </w:rPr>
+              <w:t>Can have a constructor</w:t>
+            </w:r>
+          </w:p>
+        </w:tc>
+        <w:tc>
+          <w:tcPr>
+            <w:tcW w:w="3321" w:type="dxa"/>
+            <w:tcBorders>
+              <w:tl2br w:val="nil"/>
+              <w:tr2bl w:val="nil"/>
+            </w:tcBorders>
+          </w:tcPr>
+          <w:p>
+            <w:pPr>
+              <w:widowControl w:val="0"/>
+              <w:numPr>
+                <w:ilvl w:val="0"/>
+                <w:numId w:val="6"/>
+              </w:numPr>
+              <w:ind w:left="420" w:leftChars="0" w:hanging="420" w:firstLineChars="0"/>
+              <w:jc w:val="left"/>
+              <w:rPr>
+                <w:rFonts w:hint="default" w:ascii="Times New Roman" w:hAnsi="Times New Roman" w:cs="Times New Roman"/>
+                <w:b w:val="0"/>
+                <w:bCs w:val="0"/>
+                <w:color w:val="D2D3D3"/>
+                <w:sz w:val="28"/>
+                <w:szCs w:val="28"/>
+                <w:vertAlign w:val="baseline"/>
+                <w:lang w:val="en-US"/>
+              </w:rPr>
+            </w:pPr>
+            <w:r>
+              <w:rPr>
+                <w:rFonts w:hint="default" w:ascii="Times New Roman" w:hAnsi="Times New Roman" w:cs="Times New Roman"/>
+                <w:b w:val="0"/>
+                <w:bCs w:val="0"/>
+                <w:color w:val="D2D3D3"/>
+                <w:sz w:val="28"/>
+                <w:szCs w:val="28"/>
+                <w:vertAlign w:val="baseline"/>
+                <w:lang w:val="en-US"/>
+              </w:rPr>
+              <w:t>Can have a constructor</w:t>
+            </w:r>
+          </w:p>
+        </w:tc>
+      </w:tr>
+      <w:tr>
+        <w:tblPrEx>
+          <w:tblBorders>
+            <w:top w:val="single" w:color="D2D3D3" w:sz="4" w:space="0"/>
+            <w:left w:val="single" w:color="D2D3D3" w:sz="4" w:space="0"/>
+            <w:bottom w:val="single" w:color="D2D3D3" w:sz="4" w:space="0"/>
+            <w:right w:val="single" w:color="D2D3D3" w:sz="4" w:space="0"/>
+            <w:insideH w:val="single" w:color="D2D3D3" w:sz="4" w:space="0"/>
+            <w:insideV w:val="single" w:color="D2D3D3" w:sz="4" w:space="0"/>
+          </w:tblBorders>
+          <w:tblCellMar>
+            <w:top w:w="0" w:type="dxa"/>
+            <w:left w:w="108" w:type="dxa"/>
+            <w:bottom w:w="0" w:type="dxa"/>
+            <w:right w:w="108" w:type="dxa"/>
+          </w:tblCellMar>
+        </w:tblPrEx>
+        <w:tc>
+          <w:tcPr>
+            <w:tcW w:w="3320" w:type="dxa"/>
+            <w:tcBorders>
+              <w:tl2br w:val="nil"/>
+              <w:tr2bl w:val="nil"/>
+            </w:tcBorders>
+          </w:tcPr>
+          <w:p>
+            <w:pPr>
+              <w:widowControl w:val="0"/>
+              <w:numPr>
+                <w:ilvl w:val="0"/>
+                <w:numId w:val="6"/>
+              </w:numPr>
+              <w:ind w:left="420" w:leftChars="0" w:hanging="420" w:firstLineChars="0"/>
+              <w:jc w:val="left"/>
+              <w:rPr>
+                <w:rFonts w:hint="default" w:ascii="Times New Roman" w:hAnsi="Times New Roman" w:cs="Times New Roman"/>
+                <w:b w:val="0"/>
+                <w:bCs w:val="0"/>
+                <w:color w:val="D2D3D3"/>
+                <w:sz w:val="28"/>
+                <w:szCs w:val="28"/>
+                <w:vertAlign w:val="baseline"/>
+                <w:lang w:val="en-US"/>
+              </w:rPr>
+            </w:pPr>
+            <w:r>
+              <w:rPr>
+                <w:rFonts w:hint="default" w:ascii="Times New Roman" w:hAnsi="Times New Roman" w:cs="Times New Roman"/>
+                <w:b w:val="0"/>
+                <w:bCs w:val="0"/>
+                <w:color w:val="D2D3D3"/>
+                <w:sz w:val="28"/>
+                <w:szCs w:val="28"/>
+                <w:vertAlign w:val="baseline"/>
+                <w:lang w:val="en-US"/>
+              </w:rPr>
+              <w:t>Single inheritance</w:t>
+            </w:r>
+          </w:p>
+        </w:tc>
+        <w:tc>
+          <w:tcPr>
+            <w:tcW w:w="3321" w:type="dxa"/>
+            <w:tcBorders>
+              <w:tl2br w:val="nil"/>
+              <w:tr2bl w:val="nil"/>
+            </w:tcBorders>
+          </w:tcPr>
+          <w:p>
+            <w:pPr>
+              <w:widowControl w:val="0"/>
+              <w:numPr>
+                <w:ilvl w:val="0"/>
+                <w:numId w:val="6"/>
+              </w:numPr>
+              <w:ind w:left="420" w:leftChars="0" w:hanging="420" w:firstLineChars="0"/>
+              <w:jc w:val="left"/>
+              <w:rPr>
+                <w:rFonts w:hint="default" w:ascii="Times New Roman" w:hAnsi="Times New Roman" w:cs="Times New Roman"/>
+                <w:b w:val="0"/>
+                <w:bCs w:val="0"/>
+                <w:color w:val="D2D3D3"/>
+                <w:sz w:val="28"/>
+                <w:szCs w:val="28"/>
+                <w:vertAlign w:val="baseline"/>
+                <w:lang w:val="en-US"/>
+              </w:rPr>
+            </w:pPr>
+            <w:r>
+              <w:rPr>
+                <w:rFonts w:hint="default" w:ascii="Times New Roman" w:hAnsi="Times New Roman" w:cs="Times New Roman"/>
+                <w:b w:val="0"/>
+                <w:bCs w:val="0"/>
+                <w:color w:val="D2D3D3"/>
+                <w:sz w:val="28"/>
+                <w:szCs w:val="28"/>
+                <w:vertAlign w:val="baseline"/>
+                <w:lang w:val="en-US"/>
+              </w:rPr>
+              <w:t>Multiple inheritance</w:t>
+            </w:r>
+          </w:p>
+        </w:tc>
+        <w:tc>
+          <w:tcPr>
+            <w:tcW w:w="3321" w:type="dxa"/>
+            <w:tcBorders>
+              <w:tl2br w:val="nil"/>
+              <w:tr2bl w:val="nil"/>
+            </w:tcBorders>
+          </w:tcPr>
+          <w:p>
+            <w:pPr>
+              <w:widowControl w:val="0"/>
+              <w:numPr>
+                <w:ilvl w:val="0"/>
+                <w:numId w:val="6"/>
+              </w:numPr>
+              <w:ind w:left="420" w:leftChars="0" w:hanging="420" w:firstLineChars="0"/>
+              <w:jc w:val="left"/>
+              <w:rPr>
+                <w:rFonts w:hint="default" w:ascii="Times New Roman" w:hAnsi="Times New Roman" w:cs="Times New Roman"/>
+                <w:b w:val="0"/>
+                <w:bCs w:val="0"/>
+                <w:color w:val="D2D3D3"/>
+                <w:sz w:val="28"/>
+                <w:szCs w:val="28"/>
+                <w:vertAlign w:val="baseline"/>
+                <w:lang w:val="en-US"/>
+              </w:rPr>
+            </w:pPr>
+            <w:r>
+              <w:rPr>
+                <w:rFonts w:hint="default" w:ascii="Times New Roman" w:hAnsi="Times New Roman" w:cs="Times New Roman"/>
+                <w:b w:val="0"/>
+                <w:bCs w:val="0"/>
+                <w:color w:val="D2D3D3"/>
+                <w:sz w:val="28"/>
+                <w:szCs w:val="28"/>
+                <w:vertAlign w:val="baseline"/>
+                <w:lang w:val="en-US"/>
+              </w:rPr>
+              <w:t>Single inheritance</w:t>
+            </w:r>
+          </w:p>
+        </w:tc>
+      </w:tr>
+      <w:tr>
+        <w:tblPrEx>
+          <w:tblBorders>
+            <w:top w:val="single" w:color="D2D3D3" w:sz="4" w:space="0"/>
+            <w:left w:val="single" w:color="D2D3D3" w:sz="4" w:space="0"/>
+            <w:bottom w:val="single" w:color="D2D3D3" w:sz="4" w:space="0"/>
+            <w:right w:val="single" w:color="D2D3D3" w:sz="4" w:space="0"/>
+            <w:insideH w:val="single" w:color="D2D3D3" w:sz="4" w:space="0"/>
+            <w:insideV w:val="single" w:color="D2D3D3" w:sz="4" w:space="0"/>
+          </w:tblBorders>
+          <w:tblCellMar>
+            <w:top w:w="0" w:type="dxa"/>
+            <w:left w:w="108" w:type="dxa"/>
+            <w:bottom w:w="0" w:type="dxa"/>
+            <w:right w:w="108" w:type="dxa"/>
+          </w:tblCellMar>
+        </w:tblPrEx>
+        <w:tc>
+          <w:tcPr>
+            <w:tcW w:w="3320" w:type="dxa"/>
+            <w:tcBorders>
+              <w:tl2br w:val="nil"/>
+              <w:tr2bl w:val="nil"/>
+            </w:tcBorders>
+          </w:tcPr>
+          <w:p>
+            <w:pPr>
+              <w:widowControl w:val="0"/>
+              <w:numPr>
+                <w:ilvl w:val="0"/>
+                <w:numId w:val="6"/>
+              </w:numPr>
+              <w:ind w:left="420" w:leftChars="0" w:hanging="420" w:firstLineChars="0"/>
+              <w:jc w:val="left"/>
+              <w:rPr>
+                <w:rFonts w:hint="default" w:ascii="Times New Roman" w:hAnsi="Times New Roman" w:cs="Times New Roman"/>
+                <w:b w:val="0"/>
+                <w:bCs w:val="0"/>
+                <w:color w:val="D2D3D3"/>
+                <w:sz w:val="28"/>
+                <w:szCs w:val="28"/>
+                <w:vertAlign w:val="baseline"/>
+                <w:lang w:val="en-US"/>
+              </w:rPr>
+            </w:pPr>
+            <w:r>
+              <w:rPr>
+                <w:rFonts w:hint="default" w:ascii="Times New Roman" w:hAnsi="Times New Roman" w:cs="Times New Roman"/>
+                <w:b w:val="0"/>
+                <w:bCs w:val="0"/>
+                <w:color w:val="D2D3D3"/>
+                <w:sz w:val="28"/>
+                <w:szCs w:val="28"/>
+                <w:vertAlign w:val="baseline"/>
+                <w:lang w:val="en-US"/>
+              </w:rPr>
+              <w:t>Can have state, meaning it can hold properties with a backing field.</w:t>
+            </w:r>
+          </w:p>
+        </w:tc>
+        <w:tc>
+          <w:tcPr>
+            <w:tcW w:w="3321" w:type="dxa"/>
+            <w:tcBorders>
+              <w:tl2br w:val="nil"/>
+              <w:tr2bl w:val="nil"/>
+            </w:tcBorders>
+          </w:tcPr>
+          <w:p>
+            <w:pPr>
+              <w:widowControl w:val="0"/>
+              <w:numPr>
+                <w:ilvl w:val="0"/>
+                <w:numId w:val="6"/>
+              </w:numPr>
+              <w:ind w:left="420" w:leftChars="0" w:hanging="420" w:firstLineChars="0"/>
+              <w:jc w:val="left"/>
+              <w:rPr>
+                <w:rFonts w:hint="default" w:ascii="Times New Roman" w:hAnsi="Times New Roman" w:cs="Times New Roman"/>
+                <w:b w:val="0"/>
+                <w:bCs w:val="0"/>
+                <w:color w:val="D2D3D3"/>
+                <w:sz w:val="28"/>
+                <w:szCs w:val="28"/>
+                <w:vertAlign w:val="baseline"/>
+                <w:lang w:val="en-US"/>
+              </w:rPr>
+            </w:pPr>
+            <w:r>
+              <w:rPr>
+                <w:rFonts w:hint="default" w:ascii="Times New Roman" w:hAnsi="Times New Roman" w:cs="Times New Roman"/>
+                <w:b w:val="0"/>
+                <w:bCs w:val="0"/>
+                <w:color w:val="D2D3D3"/>
+                <w:sz w:val="28"/>
+                <w:szCs w:val="28"/>
+                <w:vertAlign w:val="baseline"/>
+                <w:lang w:val="en-US"/>
+              </w:rPr>
+              <w:t>Cannot hold state, meaning it cannot have properties with a backing field.</w:t>
+            </w:r>
+          </w:p>
+        </w:tc>
+        <w:tc>
+          <w:tcPr>
+            <w:tcW w:w="3321" w:type="dxa"/>
+            <w:tcBorders>
+              <w:tl2br w:val="nil"/>
+              <w:tr2bl w:val="nil"/>
+            </w:tcBorders>
+          </w:tcPr>
+          <w:p>
+            <w:pPr>
+              <w:widowControl w:val="0"/>
+              <w:numPr>
+                <w:ilvl w:val="0"/>
+                <w:numId w:val="6"/>
+              </w:numPr>
+              <w:ind w:left="420" w:leftChars="0" w:hanging="420" w:firstLineChars="0"/>
+              <w:jc w:val="left"/>
+              <w:rPr>
+                <w:rFonts w:hint="default" w:ascii="Times New Roman" w:hAnsi="Times New Roman" w:cs="Times New Roman"/>
+                <w:b w:val="0"/>
+                <w:bCs w:val="0"/>
+                <w:color w:val="D2D3D3"/>
+                <w:sz w:val="28"/>
+                <w:szCs w:val="28"/>
+                <w:vertAlign w:val="baseline"/>
+                <w:lang w:val="en-US"/>
+              </w:rPr>
+            </w:pPr>
+            <w:r>
+              <w:rPr>
+                <w:rFonts w:hint="default" w:ascii="Times New Roman" w:hAnsi="Times New Roman" w:cs="Times New Roman"/>
+                <w:b w:val="0"/>
+                <w:bCs w:val="0"/>
+                <w:color w:val="D2D3D3"/>
+                <w:sz w:val="28"/>
+                <w:szCs w:val="28"/>
+                <w:vertAlign w:val="baseline"/>
+                <w:lang w:val="en-US"/>
+              </w:rPr>
+              <w:t>Can have state, meaning it can hold properties with a backing field.</w:t>
+            </w:r>
+          </w:p>
+        </w:tc>
+      </w:tr>
+    </w:tbl>
+    <w:p>
+      <w:pPr>
+        <w:numPr>
+          <w:ilvl w:val="0"/>
+          <w:numId w:val="0"/>
+        </w:numPr>
+        <w:rPr>
+          <w:rFonts w:hint="default" w:ascii="Times New Roman" w:hAnsi="Times New Roman" w:cs="Times New Roman"/>
+          <w:b w:val="0"/>
+          <w:bCs w:val="0"/>
+          <w:color w:val="D2D3D3"/>
+          <w:sz w:val="28"/>
+          <w:szCs w:val="28"/>
+          <w:lang w:val="en-US"/>
+        </w:rPr>
+        <w:sectPr>
+          <w:pgSz w:w="11906" w:h="16838"/>
+          <w:pgMar w:top="1440" w:right="1080" w:bottom="1440" w:left="1080" w:header="720" w:footer="720" w:gutter="0"/>
+          <w:pgBorders>
+            <w:top w:val="none" w:sz="0" w:space="0"/>
+            <w:left w:val="none" w:sz="0" w:space="0"/>
+            <w:bottom w:val="none" w:sz="0" w:space="0"/>
+            <w:right w:val="none" w:sz="0" w:space="0"/>
+          </w:pgBorders>
+          <w:cols w:space="720" w:num="1"/>
+          <w:docGrid w:linePitch="360" w:charSpace="0"/>
+        </w:sectPr>
+      </w:pPr>
+    </w:p>
+    <w:p>
+      <w:pPr>
+        <w:keepNext w:val="0"/>
+        <w:keepLines w:val="0"/>
+        <w:pageBreakBefore w:val="0"/>
+        <w:widowControl/>
+        <w:numPr>
+          <w:ilvl w:val="0"/>
+          <w:numId w:val="7"/>
+        </w:numPr>
+        <w:tabs>
+          <w:tab w:val="clear" w:pos="425"/>
+        </w:tabs>
+        <w:kinsoku/>
+        <w:wordWrap/>
+        <w:overflowPunct/>
+        <w:topLinePunct w:val="0"/>
+        <w:autoSpaceDE/>
+        <w:autoSpaceDN/>
+        <w:bidi w:val="0"/>
+        <w:adjustRightInd/>
+        <w:snapToGrid/>
+        <w:spacing w:after="181" w:afterLines="50"/>
+        <w:ind w:left="432" w:leftChars="0" w:hanging="432" w:firstLineChars="0"/>
+        <w:textAlignment w:val="auto"/>
+        <w:rPr>
+          <w:rFonts w:hint="default" w:ascii="Times New Roman" w:hAnsi="Times New Roman" w:cs="Times New Roman"/>
+          <w:b/>
+          <w:bCs/>
+          <w:color w:val="D2D3D3"/>
+          <w:sz w:val="28"/>
+          <w:szCs w:val="28"/>
+          <w:lang w:val="en-US"/>
+        </w:rPr>
+      </w:pPr>
+      <w:r>
+        <w:rPr>
+          <w:rFonts w:hint="default" w:ascii="Times New Roman" w:hAnsi="Times New Roman" w:cs="Times New Roman"/>
+          <w:b/>
+          <w:bCs/>
+          <w:color w:val="D2D3D3"/>
+          <w:sz w:val="28"/>
+          <w:szCs w:val="28"/>
+          <w:lang w:val="en-US"/>
+        </w:rPr>
+        <w:t>Public</w:t>
+      </w:r>
+    </w:p>
+    <w:p>
+      <w:pPr>
+        <w:numPr>
+          <w:ilvl w:val="0"/>
+          <w:numId w:val="0"/>
+        </w:numPr>
+        <w:rPr>
+          <w:rFonts w:hint="default" w:ascii="Times New Roman" w:hAnsi="Times New Roman" w:cs="Times New Roman"/>
+          <w:b w:val="0"/>
+          <w:bCs w:val="0"/>
+          <w:color w:val="D2D3D3"/>
+          <w:sz w:val="28"/>
+          <w:szCs w:val="28"/>
+          <w:lang w:val="en-US"/>
+        </w:rPr>
+      </w:pPr>
+      <w:r>
+        <w:rPr>
+          <w:rFonts w:hint="default" w:ascii="Times New Roman" w:hAnsi="Times New Roman" w:cs="Times New Roman"/>
+          <w:b w:val="0"/>
+          <w:bCs w:val="0"/>
+          <w:color w:val="D2D3D3"/>
+          <w:sz w:val="28"/>
+          <w:szCs w:val="28"/>
+          <w:lang w:val="en-US"/>
+        </w:rPr>
+        <w:t>Accessible from anywhere.</w:t>
+      </w:r>
+    </w:p>
+    <w:p>
+      <w:pPr>
+        <w:numPr>
+          <w:ilvl w:val="0"/>
+          <w:numId w:val="0"/>
+        </w:numPr>
+        <w:rPr>
+          <w:rFonts w:hint="default" w:ascii="Times New Roman" w:hAnsi="Times New Roman" w:cs="Times New Roman"/>
+          <w:b w:val="0"/>
+          <w:bCs w:val="0"/>
+          <w:color w:val="D2D3D3"/>
+          <w:sz w:val="28"/>
+          <w:szCs w:val="28"/>
+          <w:lang w:val="en-US"/>
+        </w:rPr>
+      </w:pPr>
+    </w:p>
+    <w:p>
+      <w:pPr>
+        <w:keepNext w:val="0"/>
+        <w:keepLines w:val="0"/>
+        <w:pageBreakBefore w:val="0"/>
+        <w:widowControl/>
+        <w:numPr>
+          <w:ilvl w:val="0"/>
+          <w:numId w:val="7"/>
+        </w:numPr>
+        <w:tabs>
+          <w:tab w:val="clear" w:pos="425"/>
+        </w:tabs>
+        <w:kinsoku/>
+        <w:wordWrap/>
+        <w:overflowPunct/>
+        <w:topLinePunct w:val="0"/>
+        <w:autoSpaceDE/>
+        <w:autoSpaceDN/>
+        <w:bidi w:val="0"/>
+        <w:adjustRightInd/>
+        <w:snapToGrid/>
+        <w:spacing w:after="181" w:afterLines="50"/>
+        <w:ind w:left="432" w:leftChars="0" w:hanging="432" w:firstLineChars="0"/>
+        <w:textAlignment w:val="auto"/>
+        <w:rPr>
+          <w:rFonts w:hint="default" w:ascii="Times New Roman" w:hAnsi="Times New Roman" w:cs="Times New Roman"/>
+          <w:b/>
+          <w:bCs/>
+          <w:color w:val="D2D3D3"/>
+          <w:sz w:val="28"/>
+          <w:szCs w:val="28"/>
+          <w:lang w:val="en-US"/>
+        </w:rPr>
+      </w:pPr>
+      <w:r>
+        <w:rPr>
+          <w:rFonts w:hint="default" w:ascii="Times New Roman" w:hAnsi="Times New Roman" w:cs="Times New Roman"/>
+          <w:b/>
+          <w:bCs/>
+          <w:color w:val="D2D3D3"/>
+          <w:sz w:val="28"/>
+          <w:szCs w:val="28"/>
+          <w:lang w:val="en-US"/>
+        </w:rPr>
+        <w:t>Private</w:t>
+      </w:r>
+    </w:p>
+    <w:p>
+      <w:pPr>
+        <w:numPr>
+          <w:ilvl w:val="0"/>
+          <w:numId w:val="0"/>
+        </w:numPr>
+        <w:rPr>
+          <w:rFonts w:hint="default" w:ascii="Times New Roman" w:hAnsi="Times New Roman" w:cs="Times New Roman"/>
+          <w:b w:val="0"/>
+          <w:bCs w:val="0"/>
+          <w:color w:val="D2D3D3"/>
+          <w:sz w:val="28"/>
+          <w:szCs w:val="28"/>
+          <w:lang w:val="en-US"/>
+        </w:rPr>
+      </w:pPr>
+      <w:r>
+        <w:rPr>
+          <w:rFonts w:hint="default" w:ascii="Times New Roman" w:hAnsi="Times New Roman" w:cs="Times New Roman"/>
+          <w:b w:val="0"/>
+          <w:bCs w:val="0"/>
+          <w:color w:val="D2D3D3"/>
+          <w:sz w:val="28"/>
+          <w:szCs w:val="28"/>
+          <w:lang w:val="en-US"/>
+        </w:rPr>
+        <w:t>Accessible only within the same class or file.</w:t>
+      </w:r>
+    </w:p>
+    <w:p>
+      <w:pPr>
+        <w:numPr>
+          <w:ilvl w:val="0"/>
+          <w:numId w:val="0"/>
+        </w:numPr>
+        <w:rPr>
+          <w:rFonts w:hint="default" w:ascii="Times New Roman" w:hAnsi="Times New Roman" w:cs="Times New Roman"/>
+          <w:b w:val="0"/>
+          <w:bCs w:val="0"/>
+          <w:color w:val="D2D3D3"/>
+          <w:sz w:val="28"/>
+          <w:szCs w:val="28"/>
+          <w:lang w:val="en-US"/>
+        </w:rPr>
+      </w:pPr>
+    </w:p>
+    <w:p>
+      <w:pPr>
+        <w:keepNext w:val="0"/>
+        <w:keepLines w:val="0"/>
+        <w:pageBreakBefore w:val="0"/>
+        <w:widowControl/>
+        <w:numPr>
+          <w:ilvl w:val="0"/>
+          <w:numId w:val="7"/>
+        </w:numPr>
+        <w:tabs>
+          <w:tab w:val="clear" w:pos="425"/>
+        </w:tabs>
+        <w:kinsoku/>
+        <w:wordWrap/>
+        <w:overflowPunct/>
+        <w:topLinePunct w:val="0"/>
+        <w:autoSpaceDE/>
+        <w:autoSpaceDN/>
+        <w:bidi w:val="0"/>
+        <w:adjustRightInd/>
+        <w:snapToGrid/>
+        <w:spacing w:after="181" w:afterLines="50"/>
+        <w:ind w:left="432" w:leftChars="0" w:hanging="432" w:firstLineChars="0"/>
+        <w:textAlignment w:val="auto"/>
+        <w:rPr>
+          <w:rFonts w:hint="default" w:ascii="Times New Roman" w:hAnsi="Times New Roman" w:cs="Times New Roman"/>
+          <w:b/>
+          <w:bCs/>
+          <w:color w:val="D2D3D3"/>
+          <w:sz w:val="28"/>
+          <w:szCs w:val="28"/>
+          <w:lang w:val="en-US"/>
+        </w:rPr>
+      </w:pPr>
+      <w:r>
+        <w:rPr>
+          <w:rFonts w:hint="default" w:ascii="Times New Roman" w:hAnsi="Times New Roman" w:cs="Times New Roman"/>
+          <w:b/>
+          <w:bCs/>
+          <w:color w:val="D2D3D3"/>
+          <w:sz w:val="28"/>
+          <w:szCs w:val="28"/>
+          <w:lang w:val="en-US"/>
+        </w:rPr>
+        <w:t>Protected</w:t>
+      </w:r>
+    </w:p>
+    <w:p>
+      <w:pPr>
+        <w:numPr>
+          <w:ilvl w:val="0"/>
+          <w:numId w:val="0"/>
+        </w:numPr>
+        <w:rPr>
+          <w:rFonts w:hint="default" w:ascii="Times New Roman" w:hAnsi="Times New Roman" w:cs="Times New Roman"/>
+          <w:b w:val="0"/>
+          <w:bCs w:val="0"/>
+          <w:color w:val="D2D3D3"/>
+          <w:sz w:val="28"/>
+          <w:szCs w:val="28"/>
+          <w:lang w:val="en-US"/>
+        </w:rPr>
+      </w:pPr>
+      <w:r>
+        <w:rPr>
+          <w:rFonts w:hint="default" w:ascii="Times New Roman" w:hAnsi="Times New Roman" w:cs="Times New Roman"/>
+          <w:b w:val="0"/>
+          <w:bCs w:val="0"/>
+          <w:color w:val="D2D3D3"/>
+          <w:sz w:val="28"/>
+          <w:szCs w:val="28"/>
+          <w:lang w:val="en-US"/>
+        </w:rPr>
+        <w:t>Accessible within the same class and its subclasses.</w:t>
+      </w:r>
+    </w:p>
+    <w:p>
+      <w:pPr>
+        <w:numPr>
+          <w:ilvl w:val="0"/>
+          <w:numId w:val="0"/>
+        </w:numPr>
+        <w:rPr>
+          <w:rFonts w:hint="default" w:ascii="Times New Roman" w:hAnsi="Times New Roman" w:cs="Times New Roman"/>
+          <w:b w:val="0"/>
+          <w:bCs w:val="0"/>
+          <w:color w:val="D2D3D3"/>
+          <w:sz w:val="28"/>
+          <w:szCs w:val="28"/>
+          <w:lang w:val="en-US"/>
+        </w:rPr>
+      </w:pPr>
+    </w:p>
+    <w:p>
+      <w:pPr>
+        <w:keepNext w:val="0"/>
+        <w:keepLines w:val="0"/>
+        <w:pageBreakBefore w:val="0"/>
+        <w:widowControl/>
+        <w:numPr>
+          <w:ilvl w:val="0"/>
+          <w:numId w:val="7"/>
+        </w:numPr>
+        <w:tabs>
+          <w:tab w:val="clear" w:pos="425"/>
+        </w:tabs>
+        <w:kinsoku/>
+        <w:wordWrap/>
+        <w:overflowPunct/>
+        <w:topLinePunct w:val="0"/>
+        <w:autoSpaceDE/>
+        <w:autoSpaceDN/>
+        <w:bidi w:val="0"/>
+        <w:adjustRightInd/>
+        <w:snapToGrid/>
+        <w:spacing w:after="181" w:afterLines="50"/>
+        <w:ind w:left="432" w:leftChars="0" w:hanging="432" w:firstLineChars="0"/>
+        <w:textAlignment w:val="auto"/>
+        <w:rPr>
+          <w:rFonts w:hint="default" w:ascii="Times New Roman" w:hAnsi="Times New Roman" w:cs="Times New Roman"/>
+          <w:b/>
+          <w:bCs/>
+          <w:color w:val="D2D3D3"/>
+          <w:sz w:val="28"/>
+          <w:szCs w:val="28"/>
+          <w:lang w:val="en-US"/>
+        </w:rPr>
+      </w:pPr>
+      <w:r>
+        <w:rPr>
+          <w:rFonts w:hint="default" w:ascii="Times New Roman" w:hAnsi="Times New Roman" w:cs="Times New Roman"/>
+          <w:b/>
+          <w:bCs/>
+          <w:color w:val="D2D3D3"/>
+          <w:sz w:val="28"/>
+          <w:szCs w:val="28"/>
+          <w:lang w:val="en-US"/>
+        </w:rPr>
+        <w:t>Internal</w:t>
+      </w:r>
+    </w:p>
+    <w:p>
+      <w:pPr>
+        <w:numPr>
+          <w:ilvl w:val="0"/>
+          <w:numId w:val="0"/>
+        </w:numPr>
+        <w:rPr>
+          <w:rFonts w:hint="default" w:ascii="Times New Roman" w:hAnsi="Times New Roman" w:cs="Times New Roman"/>
+          <w:b w:val="0"/>
+          <w:bCs w:val="0"/>
+          <w:color w:val="D2D3D3"/>
+          <w:sz w:val="28"/>
+          <w:szCs w:val="28"/>
+          <w:lang w:val="en-US"/>
+        </w:rPr>
+        <w:sectPr>
+          <w:pgSz w:w="11906" w:h="16838"/>
+          <w:pgMar w:top="1440" w:right="1080" w:bottom="1440" w:left="1080" w:header="720" w:footer="720" w:gutter="0"/>
+          <w:pgBorders>
+            <w:top w:val="none" w:sz="0" w:space="0"/>
+            <w:left w:val="none" w:sz="0" w:space="0"/>
+            <w:bottom w:val="none" w:sz="0" w:space="0"/>
+            <w:right w:val="none" w:sz="0" w:space="0"/>
+          </w:pgBorders>
+          <w:cols w:space="720" w:num="1"/>
+          <w:docGrid w:linePitch="360" w:charSpace="0"/>
+        </w:sectPr>
+      </w:pPr>
+      <w:r>
+        <w:rPr>
+          <w:rFonts w:hint="default" w:ascii="Times New Roman" w:hAnsi="Times New Roman" w:cs="Times New Roman"/>
+          <w:b w:val="0"/>
+          <w:bCs w:val="0"/>
+          <w:color w:val="D2D3D3"/>
+          <w:sz w:val="28"/>
+          <w:szCs w:val="28"/>
+          <w:lang w:val="en-US"/>
+        </w:rPr>
+        <w:t>Accessible within the same module.</w:t>
+      </w:r>
+    </w:p>
+    <w:tbl>
+      <w:tblPr>
+        <w:tblStyle w:val="6"/>
+        <w:tblW w:w="0" w:type="auto"/>
+        <w:tblInd w:w="0" w:type="dxa"/>
+        <w:tblBorders>
+          <w:top w:val="single" w:color="FFFFFF" w:themeColor="background1" w:sz="4" w:space="0"/>
+          <w:left w:val="single" w:color="FFFFFF" w:themeColor="background1" w:sz="4" w:space="0"/>
+          <w:bottom w:val="single" w:color="FFFFFF" w:themeColor="background1" w:sz="4" w:space="0"/>
+          <w:right w:val="single" w:color="FFFFFF" w:themeColor="background1" w:sz="4" w:space="0"/>
+          <w:insideH w:val="single" w:color="FFFFFF" w:themeColor="background1" w:sz="4" w:space="0"/>
+          <w:insideV w:val="single" w:color="FFFFFF" w:themeColor="background1" w:sz="4" w:space="0"/>
+        </w:tblBorders>
+        <w:tblLayout w:type="autofit"/>
+        <w:tblCellMar>
+          <w:left w:w="108" w:type="dxa"/>
+          <w:right w:w="108" w:type="dxa"/>
+        </w:tblCellMar>
+      </w:tblPr>
+      <w:tblGrid>
+        <w:gridCol w:w="4981"/>
+        <w:gridCol w:w="4981"/>
+      </w:tblGrid>
+      <w:tr>
+        <w:tblPrEx>
+          <w:tblBorders>
+            <w:top w:val="single" w:color="FFFFFF" w:themeColor="background1" w:sz="4" w:space="0"/>
+            <w:left w:val="single" w:color="FFFFFF" w:themeColor="background1" w:sz="4" w:space="0"/>
+            <w:bottom w:val="single" w:color="FFFFFF" w:themeColor="background1" w:sz="4" w:space="0"/>
+            <w:right w:val="single" w:color="FFFFFF" w:themeColor="background1" w:sz="4" w:space="0"/>
+            <w:insideH w:val="single" w:color="FFFFFF" w:themeColor="background1" w:sz="4" w:space="0"/>
+            <w:insideV w:val="single" w:color="FFFFFF" w:themeColor="background1" w:sz="4" w:space="0"/>
+          </w:tblBorders>
+          <w:tblCellMar>
+            <w:left w:w="108" w:type="dxa"/>
+            <w:right w:w="108" w:type="dxa"/>
+          </w:tblCellMar>
+        </w:tblPrEx>
+        <w:tc>
+          <w:tcPr>
+            <w:tcW w:w="4981" w:type="dxa"/>
+            <w:tcBorders>
+              <w:tl2br w:val="nil"/>
+              <w:tr2bl w:val="nil"/>
+            </w:tcBorders>
+          </w:tcPr>
+          <w:p>
+            <w:pPr>
+              <w:numPr>
+                <w:ilvl w:val="0"/>
+                <w:numId w:val="0"/>
+              </w:numPr>
+              <w:jc w:val="center"/>
+              <w:rPr>
+                <w:rFonts w:hint="default" w:ascii="Times New Roman" w:hAnsi="Times New Roman" w:cs="Times New Roman"/>
+                <w:b w:val="0"/>
+                <w:bCs w:val="0"/>
+                <w:color w:val="D2D3D3"/>
+                <w:sz w:val="28"/>
+                <w:szCs w:val="28"/>
+                <w:vertAlign w:val="baseline"/>
+                <w:lang w:val="en-US"/>
+              </w:rPr>
+            </w:pPr>
+            <w:r>
+              <w:rPr>
+                <w:rFonts w:hint="default" w:ascii="Times New Roman" w:hAnsi="Times New Roman" w:cs="Times New Roman"/>
+                <w:b w:val="0"/>
+                <w:bCs w:val="0"/>
+                <w:color w:val="D2D3D3"/>
+                <w:sz w:val="28"/>
+                <w:szCs w:val="28"/>
+                <w:vertAlign w:val="baseline"/>
+                <w:lang w:val="en-US"/>
+              </w:rPr>
+              <w:t>LIST</w:t>
+            </w:r>
+          </w:p>
+        </w:tc>
+        <w:tc>
+          <w:tcPr>
+            <w:tcW w:w="4981" w:type="dxa"/>
+            <w:tcBorders>
+              <w:tl2br w:val="nil"/>
+              <w:tr2bl w:val="nil"/>
+            </w:tcBorders>
+          </w:tcPr>
+          <w:p>
+            <w:pPr>
+              <w:numPr>
+                <w:ilvl w:val="0"/>
+                <w:numId w:val="0"/>
+              </w:numPr>
+              <w:jc w:val="center"/>
+              <w:rPr>
+                <w:rFonts w:hint="default" w:ascii="Times New Roman" w:hAnsi="Times New Roman" w:cs="Times New Roman"/>
+                <w:b w:val="0"/>
+                <w:bCs w:val="0"/>
+                <w:color w:val="D2D3D3"/>
+                <w:sz w:val="28"/>
+                <w:szCs w:val="28"/>
+                <w:vertAlign w:val="baseline"/>
+                <w:lang w:val="en-US"/>
+              </w:rPr>
+            </w:pPr>
+            <w:r>
+              <w:rPr>
+                <w:rFonts w:hint="default" w:ascii="Times New Roman" w:hAnsi="Times New Roman" w:cs="Times New Roman"/>
+                <w:b w:val="0"/>
+                <w:bCs w:val="0"/>
+                <w:color w:val="D2D3D3"/>
+                <w:sz w:val="28"/>
+                <w:szCs w:val="28"/>
+                <w:vertAlign w:val="baseline"/>
+                <w:lang w:val="en-US"/>
+              </w:rPr>
+              <w:t>ARRAY</w:t>
+            </w:r>
+          </w:p>
+        </w:tc>
+      </w:tr>
+      <w:tr>
+        <w:tblPrEx>
+          <w:tblBorders>
+            <w:top w:val="single" w:color="FFFFFF" w:themeColor="background1" w:sz="4" w:space="0"/>
+            <w:left w:val="single" w:color="FFFFFF" w:themeColor="background1" w:sz="4" w:space="0"/>
+            <w:bottom w:val="single" w:color="FFFFFF" w:themeColor="background1" w:sz="4" w:space="0"/>
+            <w:right w:val="single" w:color="FFFFFF" w:themeColor="background1" w:sz="4" w:space="0"/>
+            <w:insideH w:val="single" w:color="FFFFFF" w:themeColor="background1" w:sz="4" w:space="0"/>
+            <w:insideV w:val="single" w:color="FFFFFF" w:themeColor="background1" w:sz="4" w:space="0"/>
+          </w:tblBorders>
+          <w:tblCellMar>
+            <w:left w:w="108" w:type="dxa"/>
+            <w:right w:w="108" w:type="dxa"/>
+          </w:tblCellMar>
+        </w:tblPrEx>
+        <w:tc>
+          <w:tcPr>
+            <w:tcW w:w="4981" w:type="dxa"/>
+            <w:tcBorders>
+              <w:tl2br w:val="nil"/>
+              <w:tr2bl w:val="nil"/>
+            </w:tcBorders>
+          </w:tcPr>
+          <w:p>
+            <w:pPr>
+              <w:numPr>
+                <w:ilvl w:val="0"/>
+                <w:numId w:val="8"/>
+              </w:numPr>
+              <w:ind w:left="420" w:leftChars="0" w:hanging="420" w:firstLineChars="0"/>
+              <w:jc w:val="left"/>
+              <w:rPr>
+                <w:rFonts w:hint="default" w:ascii="Times New Roman" w:hAnsi="Times New Roman" w:cs="Times New Roman"/>
+                <w:b w:val="0"/>
+                <w:bCs w:val="0"/>
+                <w:color w:val="D2D3D3"/>
+                <w:sz w:val="28"/>
+                <w:szCs w:val="28"/>
+                <w:vertAlign w:val="baseline"/>
+                <w:lang w:val="en-US"/>
+              </w:rPr>
+            </w:pPr>
+            <w:r>
+              <w:rPr>
+                <w:rFonts w:hint="default" w:ascii="Times New Roman" w:hAnsi="Times New Roman" w:cs="Times New Roman"/>
+                <w:b w:val="0"/>
+                <w:bCs w:val="0"/>
+                <w:color w:val="D2D3D3"/>
+                <w:sz w:val="28"/>
+                <w:szCs w:val="28"/>
+                <w:vertAlign w:val="baseline"/>
+                <w:lang w:val="en-US"/>
+              </w:rPr>
+              <w:t>listOf()</w:t>
+            </w:r>
+          </w:p>
+          <w:p>
+            <w:pPr>
+              <w:numPr>
+                <w:ilvl w:val="0"/>
+                <w:numId w:val="8"/>
+              </w:numPr>
+              <w:ind w:left="420" w:leftChars="0" w:hanging="420" w:firstLineChars="0"/>
+              <w:jc w:val="left"/>
+              <w:rPr>
+                <w:rFonts w:hint="default" w:ascii="Times New Roman" w:hAnsi="Times New Roman" w:cs="Times New Roman"/>
+                <w:b w:val="0"/>
+                <w:bCs w:val="0"/>
+                <w:color w:val="D2D3D3"/>
+                <w:sz w:val="28"/>
+                <w:szCs w:val="28"/>
+                <w:vertAlign w:val="baseline"/>
+                <w:lang w:val="en-US"/>
+              </w:rPr>
+            </w:pPr>
+            <w:r>
+              <w:rPr>
+                <w:rFonts w:hint="default" w:ascii="Times New Roman" w:hAnsi="Times New Roman" w:cs="Times New Roman"/>
+                <w:b w:val="0"/>
+                <w:bCs w:val="0"/>
+                <w:color w:val="D2D3D3"/>
+                <w:sz w:val="28"/>
+                <w:szCs w:val="28"/>
+                <w:vertAlign w:val="baseline"/>
+                <w:lang w:val="en-US"/>
+              </w:rPr>
+              <w:t>mutableListOf()</w:t>
+            </w:r>
+          </w:p>
+          <w:p>
+            <w:pPr>
+              <w:numPr>
+                <w:ilvl w:val="0"/>
+                <w:numId w:val="8"/>
+              </w:numPr>
+              <w:ind w:left="420" w:leftChars="0" w:hanging="420" w:firstLineChars="0"/>
+              <w:jc w:val="left"/>
+              <w:rPr>
+                <w:rFonts w:hint="default" w:ascii="Times New Roman" w:hAnsi="Times New Roman" w:cs="Times New Roman"/>
+                <w:b w:val="0"/>
+                <w:bCs w:val="0"/>
+                <w:color w:val="D2D3D3"/>
+                <w:sz w:val="28"/>
+                <w:szCs w:val="28"/>
+                <w:vertAlign w:val="baseline"/>
+                <w:lang w:val="en-US"/>
+              </w:rPr>
+            </w:pPr>
+            <w:r>
+              <w:rPr>
+                <w:rFonts w:hint="default" w:ascii="Times New Roman" w:hAnsi="Times New Roman" w:cs="Times New Roman"/>
+                <w:b w:val="0"/>
+                <w:bCs w:val="0"/>
+                <w:color w:val="D2D3D3"/>
+                <w:sz w:val="28"/>
+                <w:szCs w:val="28"/>
+                <w:vertAlign w:val="baseline"/>
+                <w:lang w:val="en-US"/>
+              </w:rPr>
+              <w:t>emptyList()</w:t>
+            </w:r>
+          </w:p>
+        </w:tc>
+        <w:tc>
+          <w:tcPr>
+            <w:tcW w:w="4981" w:type="dxa"/>
+            <w:tcBorders>
+              <w:tl2br w:val="nil"/>
+              <w:tr2bl w:val="nil"/>
+            </w:tcBorders>
+          </w:tcPr>
+          <w:p>
+            <w:pPr>
+              <w:numPr>
+                <w:ilvl w:val="0"/>
+                <w:numId w:val="8"/>
+              </w:numPr>
+              <w:ind w:left="420" w:leftChars="0" w:hanging="420" w:firstLineChars="0"/>
+              <w:jc w:val="left"/>
+              <w:rPr>
+                <w:rFonts w:hint="default" w:ascii="Times New Roman" w:hAnsi="Times New Roman" w:cs="Times New Roman"/>
+                <w:b w:val="0"/>
+                <w:bCs w:val="0"/>
+                <w:color w:val="D2D3D3"/>
+                <w:sz w:val="28"/>
+                <w:szCs w:val="28"/>
+                <w:vertAlign w:val="baseline"/>
+                <w:lang w:val="en-US"/>
+              </w:rPr>
+            </w:pPr>
+            <w:r>
+              <w:rPr>
+                <w:rFonts w:hint="default" w:ascii="Times New Roman" w:hAnsi="Times New Roman" w:cs="Times New Roman"/>
+                <w:b w:val="0"/>
+                <w:bCs w:val="0"/>
+                <w:color w:val="D2D3D3"/>
+                <w:sz w:val="28"/>
+                <w:szCs w:val="28"/>
+                <w:vertAlign w:val="baseline"/>
+                <w:lang w:val="en-US"/>
+              </w:rPr>
+              <w:t>arrayOf()</w:t>
+            </w:r>
+          </w:p>
+          <w:p>
+            <w:pPr>
+              <w:numPr>
+                <w:ilvl w:val="0"/>
+                <w:numId w:val="8"/>
+              </w:numPr>
+              <w:ind w:left="420" w:leftChars="0" w:hanging="420" w:firstLineChars="0"/>
+              <w:jc w:val="left"/>
+              <w:rPr>
+                <w:rFonts w:hint="default" w:ascii="Times New Roman" w:hAnsi="Times New Roman" w:cs="Times New Roman"/>
+                <w:b w:val="0"/>
+                <w:bCs w:val="0"/>
+                <w:color w:val="D2D3D3"/>
+                <w:sz w:val="28"/>
+                <w:szCs w:val="28"/>
+                <w:vertAlign w:val="baseline"/>
+                <w:lang w:val="en-US"/>
+              </w:rPr>
+            </w:pPr>
+            <w:r>
+              <w:rPr>
+                <w:rFonts w:hint="default" w:ascii="Times New Roman" w:hAnsi="Times New Roman" w:cs="Times New Roman"/>
+                <w:b w:val="0"/>
+                <w:bCs w:val="0"/>
+                <w:color w:val="D2D3D3"/>
+                <w:sz w:val="28"/>
+                <w:szCs w:val="28"/>
+                <w:vertAlign w:val="baseline"/>
+                <w:lang w:val="en-US"/>
+              </w:rPr>
+              <w:t>arrayOfNulls()</w:t>
+            </w:r>
+          </w:p>
+          <w:p>
+            <w:pPr>
+              <w:numPr>
+                <w:ilvl w:val="0"/>
+                <w:numId w:val="8"/>
+              </w:numPr>
+              <w:ind w:left="420" w:leftChars="0" w:hanging="420" w:firstLineChars="0"/>
+              <w:jc w:val="left"/>
+              <w:rPr>
+                <w:rFonts w:hint="default" w:ascii="Times New Roman" w:hAnsi="Times New Roman" w:cs="Times New Roman"/>
+                <w:b w:val="0"/>
+                <w:bCs w:val="0"/>
+                <w:color w:val="D2D3D3"/>
+                <w:sz w:val="28"/>
+                <w:szCs w:val="28"/>
+                <w:vertAlign w:val="baseline"/>
+                <w:lang w:val="en-US"/>
+              </w:rPr>
+            </w:pPr>
+            <w:r>
+              <w:rPr>
+                <w:rFonts w:hint="default" w:ascii="Times New Roman" w:hAnsi="Times New Roman" w:cs="Times New Roman"/>
+                <w:b w:val="0"/>
+                <w:bCs w:val="0"/>
+                <w:color w:val="D2D3D3"/>
+                <w:sz w:val="28"/>
+                <w:szCs w:val="28"/>
+                <w:vertAlign w:val="baseline"/>
+                <w:lang w:val="en-US"/>
+              </w:rPr>
+              <w:t>emptyArray()</w:t>
+            </w:r>
+          </w:p>
+          <w:p>
+            <w:pPr>
+              <w:numPr>
+                <w:ilvl w:val="0"/>
+                <w:numId w:val="8"/>
+              </w:numPr>
+              <w:ind w:left="420" w:leftChars="0" w:hanging="420" w:firstLineChars="0"/>
+              <w:jc w:val="left"/>
+              <w:rPr>
+                <w:rFonts w:hint="default" w:ascii="Times New Roman" w:hAnsi="Times New Roman" w:cs="Times New Roman"/>
+                <w:b w:val="0"/>
+                <w:bCs w:val="0"/>
+                <w:color w:val="D2D3D3"/>
+                <w:sz w:val="28"/>
+                <w:szCs w:val="28"/>
+                <w:vertAlign w:val="baseline"/>
+                <w:lang w:val="en-US"/>
+              </w:rPr>
+            </w:pPr>
+            <w:r>
+              <w:rPr>
+                <w:rFonts w:hint="default" w:ascii="Times New Roman" w:hAnsi="Times New Roman"/>
+                <w:b w:val="0"/>
+                <w:bCs w:val="0"/>
+                <w:color w:val="D2D3D3"/>
+                <w:sz w:val="28"/>
+                <w:szCs w:val="28"/>
+                <w:vertAlign w:val="baseline"/>
+                <w:lang w:val="en-US"/>
+              </w:rPr>
+              <w:t>Array&lt;Int&gt;(3) { 0 }</w:t>
+            </w:r>
+          </w:p>
+          <w:p>
+            <w:pPr>
+              <w:numPr>
+                <w:ilvl w:val="0"/>
+                <w:numId w:val="8"/>
+              </w:numPr>
+              <w:ind w:left="420" w:leftChars="0" w:hanging="420" w:firstLineChars="0"/>
+              <w:jc w:val="left"/>
+              <w:rPr>
+                <w:rFonts w:hint="default" w:ascii="Times New Roman" w:hAnsi="Times New Roman" w:cs="Times New Roman"/>
+                <w:b w:val="0"/>
+                <w:bCs w:val="0"/>
+                <w:color w:val="D2D3D3"/>
+                <w:sz w:val="28"/>
+                <w:szCs w:val="28"/>
+                <w:vertAlign w:val="baseline"/>
+                <w:lang w:val="en-US"/>
+              </w:rPr>
+            </w:pPr>
+            <w:r>
+              <w:rPr>
+                <w:rFonts w:hint="default" w:ascii="Times New Roman" w:hAnsi="Times New Roman"/>
+                <w:b w:val="0"/>
+                <w:bCs w:val="0"/>
+                <w:color w:val="D2D3D3"/>
+                <w:sz w:val="28"/>
+                <w:szCs w:val="28"/>
+                <w:vertAlign w:val="baseline"/>
+                <w:lang w:val="en-US"/>
+              </w:rPr>
+              <w:t>IntArray(3)</w:t>
+            </w:r>
+          </w:p>
+          <w:p>
+            <w:pPr>
+              <w:numPr>
+                <w:ilvl w:val="0"/>
+                <w:numId w:val="8"/>
+              </w:numPr>
+              <w:ind w:left="420" w:leftChars="0" w:hanging="420" w:firstLineChars="0"/>
+              <w:jc w:val="left"/>
+              <w:rPr>
+                <w:rFonts w:hint="default" w:ascii="Times New Roman" w:hAnsi="Times New Roman" w:cs="Times New Roman"/>
+                <w:b w:val="0"/>
+                <w:bCs w:val="0"/>
+                <w:color w:val="D2D3D3"/>
+                <w:sz w:val="28"/>
+                <w:szCs w:val="28"/>
+                <w:vertAlign w:val="baseline"/>
+                <w:lang w:val="en-US"/>
+              </w:rPr>
+            </w:pPr>
+            <w:r>
+              <w:rPr>
+                <w:rFonts w:hint="default" w:ascii="Times New Roman" w:hAnsi="Times New Roman"/>
+                <w:b w:val="0"/>
+                <w:bCs w:val="0"/>
+                <w:color w:val="D2D3D3"/>
+                <w:sz w:val="28"/>
+                <w:szCs w:val="28"/>
+                <w:vertAlign w:val="baseline"/>
+                <w:lang w:val="en-US"/>
+              </w:rPr>
+              <w:t>Array(2) { Array&lt;Int&gt;(2) { 0 } }</w:t>
+            </w:r>
+          </w:p>
+          <w:p>
+            <w:pPr>
+              <w:numPr>
+                <w:ilvl w:val="0"/>
+                <w:numId w:val="8"/>
+              </w:numPr>
+              <w:ind w:left="420" w:leftChars="0" w:hanging="420" w:firstLineChars="0"/>
+              <w:jc w:val="left"/>
+              <w:rPr>
+                <w:rFonts w:hint="default" w:ascii="Times New Roman" w:hAnsi="Times New Roman" w:cs="Times New Roman"/>
+                <w:b w:val="0"/>
+                <w:bCs w:val="0"/>
+                <w:color w:val="D2D3D3"/>
+                <w:sz w:val="28"/>
+                <w:szCs w:val="28"/>
+                <w:vertAlign w:val="baseline"/>
+                <w:lang w:val="en-US"/>
+              </w:rPr>
+            </w:pPr>
+            <w:r>
+              <w:rPr>
+                <w:rFonts w:hint="default" w:ascii="Times New Roman" w:hAnsi="Times New Roman"/>
+                <w:b w:val="0"/>
+                <w:bCs w:val="0"/>
+                <w:color w:val="D2D3D3"/>
+                <w:sz w:val="28"/>
+                <w:szCs w:val="28"/>
+                <w:vertAlign w:val="baseline"/>
+                <w:lang w:val="en-US"/>
+              </w:rPr>
+              <w:t>Array(2) { IntArray(2) }</w:t>
+            </w:r>
+          </w:p>
+        </w:tc>
+      </w:tr>
+      <w:tr>
+        <w:tblPrEx>
+          <w:tblBorders>
+            <w:top w:val="single" w:color="FFFFFF" w:themeColor="background1" w:sz="4" w:space="0"/>
+            <w:left w:val="single" w:color="FFFFFF" w:themeColor="background1" w:sz="4" w:space="0"/>
+            <w:bottom w:val="single" w:color="FFFFFF" w:themeColor="background1" w:sz="4" w:space="0"/>
+            <w:right w:val="single" w:color="FFFFFF" w:themeColor="background1" w:sz="4" w:space="0"/>
+            <w:insideH w:val="single" w:color="FFFFFF" w:themeColor="background1" w:sz="4" w:space="0"/>
+            <w:insideV w:val="single" w:color="FFFFFF" w:themeColor="background1" w:sz="4" w:space="0"/>
+          </w:tblBorders>
+          <w:tblCellMar>
+            <w:left w:w="108" w:type="dxa"/>
+            <w:right w:w="108" w:type="dxa"/>
+          </w:tblCellMar>
+        </w:tblPrEx>
+        <w:tc>
+          <w:tcPr>
+            <w:tcW w:w="4981" w:type="dxa"/>
+            <w:tcBorders>
+              <w:tl2br w:val="nil"/>
+              <w:tr2bl w:val="nil"/>
+            </w:tcBorders>
+          </w:tcPr>
+          <w:p>
+            <w:pPr>
+              <w:numPr>
+                <w:ilvl w:val="0"/>
+                <w:numId w:val="8"/>
+              </w:numPr>
+              <w:ind w:left="420" w:leftChars="0" w:hanging="420" w:firstLineChars="0"/>
+              <w:jc w:val="left"/>
+              <w:rPr>
+                <w:rFonts w:hint="default" w:ascii="Times New Roman" w:hAnsi="Times New Roman" w:cs="Times New Roman"/>
+                <w:b w:val="0"/>
+                <w:bCs w:val="0"/>
+                <w:color w:val="D2D3D3"/>
+                <w:sz w:val="28"/>
+                <w:szCs w:val="28"/>
+                <w:vertAlign w:val="baseline"/>
+                <w:lang w:val="en-US"/>
+              </w:rPr>
+            </w:pPr>
+            <w:r>
+              <w:rPr>
+                <w:rFonts w:hint="default" w:ascii="Times New Roman" w:hAnsi="Times New Roman" w:cs="Times New Roman"/>
+                <w:b w:val="0"/>
+                <w:bCs w:val="0"/>
+                <w:color w:val="D2D3D3"/>
+                <w:sz w:val="28"/>
+                <w:szCs w:val="28"/>
+                <w:vertAlign w:val="baseline"/>
+                <w:lang w:val="en-US"/>
+              </w:rPr>
+              <w:t>List&lt;String&gt;</w:t>
+            </w:r>
+          </w:p>
+          <w:p>
+            <w:pPr>
+              <w:numPr>
+                <w:ilvl w:val="0"/>
+                <w:numId w:val="8"/>
+              </w:numPr>
+              <w:ind w:left="420" w:leftChars="0" w:hanging="420" w:firstLineChars="0"/>
+              <w:jc w:val="left"/>
+              <w:rPr>
+                <w:rFonts w:hint="default" w:ascii="Times New Roman" w:hAnsi="Times New Roman" w:cs="Times New Roman"/>
+                <w:b w:val="0"/>
+                <w:bCs w:val="0"/>
+                <w:color w:val="D2D3D3"/>
+                <w:sz w:val="28"/>
+                <w:szCs w:val="28"/>
+                <w:vertAlign w:val="baseline"/>
+                <w:lang w:val="en-US"/>
+              </w:rPr>
+            </w:pPr>
+            <w:r>
+              <w:rPr>
+                <w:rFonts w:hint="default" w:ascii="Times New Roman" w:hAnsi="Times New Roman" w:cs="Times New Roman"/>
+                <w:b w:val="0"/>
+                <w:bCs w:val="0"/>
+                <w:color w:val="D2D3D3"/>
+                <w:sz w:val="28"/>
+                <w:szCs w:val="28"/>
+                <w:vertAlign w:val="baseline"/>
+                <w:lang w:val="en-US"/>
+              </w:rPr>
+              <w:t>MutableList&lt;String&gt;</w:t>
+            </w:r>
+          </w:p>
+        </w:tc>
+        <w:tc>
+          <w:tcPr>
+            <w:tcW w:w="4981" w:type="dxa"/>
+            <w:tcBorders>
+              <w:tl2br w:val="nil"/>
+              <w:tr2bl w:val="nil"/>
+            </w:tcBorders>
+          </w:tcPr>
+          <w:p>
+            <w:pPr>
+              <w:numPr>
+                <w:ilvl w:val="0"/>
+                <w:numId w:val="8"/>
+              </w:numPr>
+              <w:ind w:left="420" w:leftChars="0" w:hanging="420" w:firstLineChars="0"/>
+              <w:jc w:val="left"/>
+              <w:rPr>
+                <w:rFonts w:hint="default" w:ascii="Times New Roman" w:hAnsi="Times New Roman"/>
+                <w:b w:val="0"/>
+                <w:bCs w:val="0"/>
+                <w:color w:val="D2D3D3"/>
+                <w:sz w:val="28"/>
+                <w:szCs w:val="28"/>
+                <w:vertAlign w:val="baseline"/>
+                <w:lang w:val="en-US"/>
+              </w:rPr>
+            </w:pPr>
+            <w:r>
+              <w:rPr>
+                <w:rFonts w:hint="default" w:ascii="Times New Roman" w:hAnsi="Times New Roman"/>
+                <w:b w:val="0"/>
+                <w:bCs w:val="0"/>
+                <w:color w:val="D2D3D3"/>
+                <w:sz w:val="28"/>
+                <w:szCs w:val="28"/>
+                <w:vertAlign w:val="baseline"/>
+                <w:lang w:val="en-US"/>
+              </w:rPr>
+              <w:t>Array&lt;String&gt;</w:t>
+            </w:r>
+          </w:p>
+          <w:p>
+            <w:pPr>
+              <w:numPr>
+                <w:ilvl w:val="0"/>
+                <w:numId w:val="8"/>
+              </w:numPr>
+              <w:ind w:left="420" w:leftChars="0" w:hanging="420" w:firstLineChars="0"/>
+              <w:jc w:val="left"/>
+              <w:rPr>
+                <w:rFonts w:hint="default" w:ascii="Times New Roman" w:hAnsi="Times New Roman"/>
+                <w:b w:val="0"/>
+                <w:bCs w:val="0"/>
+                <w:color w:val="D2D3D3"/>
+                <w:sz w:val="28"/>
+                <w:szCs w:val="28"/>
+                <w:vertAlign w:val="baseline"/>
+                <w:lang w:val="en-US"/>
+              </w:rPr>
+            </w:pPr>
+            <w:r>
+              <w:rPr>
+                <w:rFonts w:hint="default" w:ascii="Times New Roman" w:hAnsi="Times New Roman"/>
+                <w:b w:val="0"/>
+                <w:bCs w:val="0"/>
+                <w:color w:val="D2D3D3"/>
+                <w:sz w:val="28"/>
+                <w:szCs w:val="28"/>
+                <w:vertAlign w:val="baseline"/>
+                <w:lang w:val="en-US"/>
+              </w:rPr>
+              <w:t>Array&lt;Array&lt;Int&gt;&gt;</w:t>
+            </w:r>
+          </w:p>
+          <w:p>
+            <w:pPr>
+              <w:numPr>
+                <w:ilvl w:val="0"/>
+                <w:numId w:val="8"/>
+              </w:numPr>
+              <w:ind w:left="420" w:leftChars="0" w:hanging="420" w:firstLineChars="0"/>
+              <w:jc w:val="left"/>
+              <w:rPr>
+                <w:rFonts w:hint="default" w:ascii="Times New Roman" w:hAnsi="Times New Roman"/>
+                <w:b w:val="0"/>
+                <w:bCs w:val="0"/>
+                <w:color w:val="D2D3D3"/>
+                <w:sz w:val="28"/>
+                <w:szCs w:val="28"/>
+                <w:vertAlign w:val="baseline"/>
+                <w:lang w:val="en-US"/>
+              </w:rPr>
+            </w:pPr>
+            <w:r>
+              <w:rPr>
+                <w:rFonts w:hint="default" w:ascii="Times New Roman" w:hAnsi="Times New Roman"/>
+                <w:b w:val="0"/>
+                <w:bCs w:val="0"/>
+                <w:color w:val="D2D3D3"/>
+                <w:sz w:val="28"/>
+                <w:szCs w:val="28"/>
+                <w:vertAlign w:val="baseline"/>
+                <w:lang w:val="en-US"/>
+              </w:rPr>
+              <w:t>Array&lt;out Any&gt;</w:t>
+            </w:r>
+          </w:p>
+          <w:p>
+            <w:pPr>
+              <w:numPr>
+                <w:ilvl w:val="0"/>
+                <w:numId w:val="8"/>
+              </w:numPr>
+              <w:ind w:left="420" w:leftChars="0" w:hanging="420" w:firstLineChars="0"/>
+              <w:jc w:val="left"/>
+              <w:rPr>
+                <w:rFonts w:hint="default" w:ascii="Times New Roman" w:hAnsi="Times New Roman"/>
+                <w:b w:val="0"/>
+                <w:bCs w:val="0"/>
+                <w:color w:val="D2D3D3"/>
+                <w:sz w:val="28"/>
+                <w:szCs w:val="28"/>
+                <w:vertAlign w:val="baseline"/>
+                <w:lang w:val="en-US"/>
+              </w:rPr>
+            </w:pPr>
+            <w:r>
+              <w:rPr>
+                <w:rFonts w:hint="default" w:ascii="Times New Roman" w:hAnsi="Times New Roman"/>
+                <w:b w:val="0"/>
+                <w:bCs w:val="0"/>
+                <w:color w:val="D2D3D3"/>
+                <w:sz w:val="28"/>
+                <w:szCs w:val="28"/>
+                <w:vertAlign w:val="baseline"/>
+                <w:lang w:val="en-US"/>
+              </w:rPr>
+              <w:t>BooleanArray</w:t>
+            </w:r>
+          </w:p>
+          <w:p>
+            <w:pPr>
+              <w:numPr>
+                <w:ilvl w:val="0"/>
+                <w:numId w:val="8"/>
+              </w:numPr>
+              <w:ind w:left="420" w:leftChars="0" w:hanging="420" w:firstLineChars="0"/>
+              <w:jc w:val="left"/>
+              <w:rPr>
+                <w:rFonts w:hint="default" w:ascii="Times New Roman" w:hAnsi="Times New Roman"/>
+                <w:b w:val="0"/>
+                <w:bCs w:val="0"/>
+                <w:color w:val="D2D3D3"/>
+                <w:sz w:val="28"/>
+                <w:szCs w:val="28"/>
+                <w:vertAlign w:val="baseline"/>
+                <w:lang w:val="en-US"/>
+              </w:rPr>
+            </w:pPr>
+            <w:r>
+              <w:rPr>
+                <w:rFonts w:hint="default" w:ascii="Times New Roman" w:hAnsi="Times New Roman"/>
+                <w:b w:val="0"/>
+                <w:bCs w:val="0"/>
+                <w:color w:val="D2D3D3"/>
+                <w:sz w:val="28"/>
+                <w:szCs w:val="28"/>
+                <w:vertAlign w:val="baseline"/>
+                <w:lang w:val="en-US"/>
+              </w:rPr>
+              <w:t>ByteArray</w:t>
+            </w:r>
+          </w:p>
+          <w:p>
+            <w:pPr>
+              <w:numPr>
+                <w:ilvl w:val="0"/>
+                <w:numId w:val="8"/>
+              </w:numPr>
+              <w:ind w:left="420" w:leftChars="0" w:hanging="420" w:firstLineChars="0"/>
+              <w:jc w:val="left"/>
+              <w:rPr>
+                <w:rFonts w:hint="default" w:ascii="Times New Roman" w:hAnsi="Times New Roman"/>
+                <w:b w:val="0"/>
+                <w:bCs w:val="0"/>
+                <w:color w:val="D2D3D3"/>
+                <w:sz w:val="28"/>
+                <w:szCs w:val="28"/>
+                <w:vertAlign w:val="baseline"/>
+                <w:lang w:val="en-US"/>
+              </w:rPr>
+            </w:pPr>
+            <w:r>
+              <w:rPr>
+                <w:rFonts w:hint="default" w:ascii="Times New Roman" w:hAnsi="Times New Roman"/>
+                <w:b w:val="0"/>
+                <w:bCs w:val="0"/>
+                <w:color w:val="D2D3D3"/>
+                <w:sz w:val="28"/>
+                <w:szCs w:val="28"/>
+                <w:vertAlign w:val="baseline"/>
+                <w:lang w:val="en-US"/>
+              </w:rPr>
+              <w:t>CharArray</w:t>
+            </w:r>
+          </w:p>
+          <w:p>
+            <w:pPr>
+              <w:numPr>
+                <w:ilvl w:val="0"/>
+                <w:numId w:val="8"/>
+              </w:numPr>
+              <w:ind w:left="420" w:leftChars="0" w:hanging="420" w:firstLineChars="0"/>
+              <w:jc w:val="left"/>
+              <w:rPr>
+                <w:rFonts w:hint="default" w:ascii="Times New Roman" w:hAnsi="Times New Roman"/>
+                <w:b w:val="0"/>
+                <w:bCs w:val="0"/>
+                <w:color w:val="D2D3D3"/>
+                <w:sz w:val="28"/>
+                <w:szCs w:val="28"/>
+                <w:vertAlign w:val="baseline"/>
+                <w:lang w:val="en-US"/>
+              </w:rPr>
+            </w:pPr>
+            <w:r>
+              <w:rPr>
+                <w:rFonts w:hint="default" w:ascii="Times New Roman" w:hAnsi="Times New Roman"/>
+                <w:b w:val="0"/>
+                <w:bCs w:val="0"/>
+                <w:color w:val="D2D3D3"/>
+                <w:sz w:val="28"/>
+                <w:szCs w:val="28"/>
+                <w:vertAlign w:val="baseline"/>
+                <w:lang w:val="en-US"/>
+              </w:rPr>
+              <w:t>DoubleArray</w:t>
+            </w:r>
+          </w:p>
+          <w:p>
+            <w:pPr>
+              <w:numPr>
+                <w:ilvl w:val="0"/>
+                <w:numId w:val="8"/>
+              </w:numPr>
+              <w:ind w:left="420" w:leftChars="0" w:hanging="420" w:firstLineChars="0"/>
+              <w:jc w:val="left"/>
+              <w:rPr>
+                <w:rFonts w:hint="default" w:ascii="Times New Roman" w:hAnsi="Times New Roman"/>
+                <w:b w:val="0"/>
+                <w:bCs w:val="0"/>
+                <w:color w:val="D2D3D3"/>
+                <w:sz w:val="28"/>
+                <w:szCs w:val="28"/>
+                <w:vertAlign w:val="baseline"/>
+                <w:lang w:val="en-US"/>
+              </w:rPr>
+            </w:pPr>
+            <w:r>
+              <w:rPr>
+                <w:rFonts w:hint="default" w:ascii="Times New Roman" w:hAnsi="Times New Roman"/>
+                <w:b w:val="0"/>
+                <w:bCs w:val="0"/>
+                <w:color w:val="D2D3D3"/>
+                <w:sz w:val="28"/>
+                <w:szCs w:val="28"/>
+                <w:vertAlign w:val="baseline"/>
+                <w:lang w:val="en-US"/>
+              </w:rPr>
+              <w:t>FloatArray</w:t>
+            </w:r>
+          </w:p>
+          <w:p>
+            <w:pPr>
+              <w:numPr>
+                <w:ilvl w:val="0"/>
+                <w:numId w:val="8"/>
+              </w:numPr>
+              <w:ind w:left="420" w:leftChars="0" w:hanging="420" w:firstLineChars="0"/>
+              <w:jc w:val="left"/>
+              <w:rPr>
+                <w:rFonts w:hint="default" w:ascii="Times New Roman" w:hAnsi="Times New Roman"/>
+                <w:b w:val="0"/>
+                <w:bCs w:val="0"/>
+                <w:color w:val="D2D3D3"/>
+                <w:sz w:val="28"/>
+                <w:szCs w:val="28"/>
+                <w:vertAlign w:val="baseline"/>
+                <w:lang w:val="en-US"/>
+              </w:rPr>
+            </w:pPr>
+            <w:r>
+              <w:rPr>
+                <w:rFonts w:hint="default" w:ascii="Times New Roman" w:hAnsi="Times New Roman"/>
+                <w:b w:val="0"/>
+                <w:bCs w:val="0"/>
+                <w:color w:val="D2D3D3"/>
+                <w:sz w:val="28"/>
+                <w:szCs w:val="28"/>
+                <w:vertAlign w:val="baseline"/>
+                <w:lang w:val="en-US"/>
+              </w:rPr>
+              <w:t>IntArray</w:t>
+            </w:r>
+          </w:p>
+          <w:p>
+            <w:pPr>
+              <w:numPr>
+                <w:ilvl w:val="0"/>
+                <w:numId w:val="8"/>
+              </w:numPr>
+              <w:ind w:left="420" w:leftChars="0" w:hanging="420" w:firstLineChars="0"/>
+              <w:jc w:val="left"/>
+              <w:rPr>
+                <w:rFonts w:hint="default" w:ascii="Times New Roman" w:hAnsi="Times New Roman"/>
+                <w:b w:val="0"/>
+                <w:bCs w:val="0"/>
+                <w:color w:val="D2D3D3"/>
+                <w:sz w:val="28"/>
+                <w:szCs w:val="28"/>
+                <w:vertAlign w:val="baseline"/>
+                <w:lang w:val="en-US"/>
+              </w:rPr>
+            </w:pPr>
+            <w:r>
+              <w:rPr>
+                <w:rFonts w:hint="default" w:ascii="Times New Roman" w:hAnsi="Times New Roman"/>
+                <w:b w:val="0"/>
+                <w:bCs w:val="0"/>
+                <w:color w:val="D2D3D3"/>
+                <w:sz w:val="28"/>
+                <w:szCs w:val="28"/>
+                <w:vertAlign w:val="baseline"/>
+                <w:lang w:val="en-US"/>
+              </w:rPr>
+              <w:t>LongArray</w:t>
+            </w:r>
+          </w:p>
+          <w:p>
+            <w:pPr>
+              <w:numPr>
+                <w:ilvl w:val="0"/>
+                <w:numId w:val="8"/>
+              </w:numPr>
+              <w:ind w:left="420" w:leftChars="0" w:hanging="420" w:firstLineChars="0"/>
+              <w:jc w:val="left"/>
+              <w:rPr>
+                <w:rFonts w:hint="default" w:ascii="Times New Roman" w:hAnsi="Times New Roman"/>
+                <w:b w:val="0"/>
+                <w:bCs w:val="0"/>
+                <w:color w:val="D2D3D3"/>
+                <w:sz w:val="28"/>
+                <w:szCs w:val="28"/>
+                <w:vertAlign w:val="baseline"/>
+                <w:lang w:val="en-US"/>
+              </w:rPr>
+            </w:pPr>
+            <w:r>
+              <w:rPr>
+                <w:rFonts w:hint="default" w:ascii="Times New Roman" w:hAnsi="Times New Roman"/>
+                <w:b w:val="0"/>
+                <w:bCs w:val="0"/>
+                <w:color w:val="D2D3D3"/>
+                <w:sz w:val="28"/>
+                <w:szCs w:val="28"/>
+                <w:vertAlign w:val="baseline"/>
+                <w:lang w:val="en-US"/>
+              </w:rPr>
+              <w:t>ShortArray</w:t>
+            </w:r>
+          </w:p>
+        </w:tc>
+      </w:tr>
+      <w:tr>
+        <w:tblPrEx>
+          <w:tblBorders>
+            <w:top w:val="single" w:color="FFFFFF" w:themeColor="background1" w:sz="4" w:space="0"/>
+            <w:left w:val="single" w:color="FFFFFF" w:themeColor="background1" w:sz="4" w:space="0"/>
+            <w:bottom w:val="single" w:color="FFFFFF" w:themeColor="background1" w:sz="4" w:space="0"/>
+            <w:right w:val="single" w:color="FFFFFF" w:themeColor="background1" w:sz="4" w:space="0"/>
+            <w:insideH w:val="single" w:color="FFFFFF" w:themeColor="background1" w:sz="4" w:space="0"/>
+            <w:insideV w:val="single" w:color="FFFFFF" w:themeColor="background1" w:sz="4" w:space="0"/>
+          </w:tblBorders>
+          <w:tblCellMar>
+            <w:left w:w="108" w:type="dxa"/>
+            <w:right w:w="108" w:type="dxa"/>
+          </w:tblCellMar>
+        </w:tblPrEx>
+        <w:tc>
+          <w:tcPr>
+            <w:tcW w:w="4981" w:type="dxa"/>
+            <w:tcBorders>
+              <w:tl2br w:val="nil"/>
+              <w:tr2bl w:val="nil"/>
+            </w:tcBorders>
+          </w:tcPr>
+          <w:p>
+            <w:pPr>
+              <w:numPr>
+                <w:ilvl w:val="0"/>
+                <w:numId w:val="8"/>
+              </w:numPr>
+              <w:ind w:left="420" w:leftChars="0" w:hanging="420" w:firstLineChars="0"/>
+              <w:jc w:val="left"/>
+              <w:rPr>
+                <w:rFonts w:hint="default" w:ascii="Times New Roman" w:hAnsi="Times New Roman" w:cs="Times New Roman"/>
+                <w:b w:val="0"/>
+                <w:bCs w:val="0"/>
+                <w:color w:val="D2D3D3"/>
+                <w:sz w:val="28"/>
+                <w:szCs w:val="28"/>
+                <w:vertAlign w:val="baseline"/>
+                <w:lang w:val="en-US"/>
+              </w:rPr>
+            </w:pPr>
+            <w:r>
+              <w:rPr>
+                <w:rFonts w:hint="default" w:ascii="Times New Roman" w:hAnsi="Times New Roman" w:cs="Times New Roman"/>
+                <w:b w:val="0"/>
+                <w:bCs w:val="0"/>
+                <w:color w:val="D2D3D3"/>
+                <w:sz w:val="28"/>
+                <w:szCs w:val="28"/>
+                <w:vertAlign w:val="baseline"/>
+                <w:lang w:val="en-US"/>
+              </w:rPr>
+              <w:t>List - R</w:t>
+            </w:r>
+            <w:r>
+              <w:rPr>
+                <w:rFonts w:hint="default" w:ascii="Times New Roman" w:hAnsi="Times New Roman"/>
+                <w:b w:val="0"/>
+                <w:bCs w:val="0"/>
+                <w:color w:val="D2D3D3"/>
+                <w:sz w:val="28"/>
+                <w:szCs w:val="28"/>
+                <w:vertAlign w:val="baseline"/>
+                <w:lang w:val="en-US"/>
+              </w:rPr>
+              <w:t>ead-only, meaning you can't modify its elements after creation.</w:t>
+            </w:r>
+          </w:p>
+          <w:p>
+            <w:pPr>
+              <w:numPr>
+                <w:ilvl w:val="0"/>
+                <w:numId w:val="8"/>
+              </w:numPr>
+              <w:ind w:left="420" w:leftChars="0" w:hanging="420" w:firstLineChars="0"/>
+              <w:jc w:val="left"/>
+              <w:rPr>
+                <w:rFonts w:hint="default" w:ascii="Times New Roman" w:hAnsi="Times New Roman" w:cs="Times New Roman"/>
+                <w:b w:val="0"/>
+                <w:bCs w:val="0"/>
+                <w:color w:val="D2D3D3"/>
+                <w:sz w:val="28"/>
+                <w:szCs w:val="28"/>
+                <w:vertAlign w:val="baseline"/>
+                <w:lang w:val="en-US"/>
+              </w:rPr>
+            </w:pPr>
+            <w:r>
+              <w:rPr>
+                <w:rFonts w:hint="default" w:ascii="Times New Roman" w:hAnsi="Times New Roman" w:cs="Times New Roman"/>
+                <w:b w:val="0"/>
+                <w:bCs w:val="0"/>
+                <w:color w:val="D2D3D3"/>
+                <w:sz w:val="28"/>
+                <w:szCs w:val="28"/>
+                <w:vertAlign w:val="baseline"/>
+                <w:lang w:val="en-US"/>
+              </w:rPr>
+              <w:t>MutableList - A</w:t>
+            </w:r>
+            <w:r>
+              <w:rPr>
+                <w:rFonts w:hint="default" w:ascii="Times New Roman" w:hAnsi="Times New Roman"/>
+                <w:b w:val="0"/>
+                <w:bCs w:val="0"/>
+                <w:color w:val="D2D3D3"/>
+                <w:sz w:val="28"/>
+                <w:szCs w:val="28"/>
+                <w:vertAlign w:val="baseline"/>
+                <w:lang w:val="en-US"/>
+              </w:rPr>
+              <w:t>llows modification of its elements.</w:t>
+            </w:r>
+          </w:p>
+        </w:tc>
+        <w:tc>
+          <w:tcPr>
+            <w:tcW w:w="4981" w:type="dxa"/>
+            <w:tcBorders>
+              <w:tl2br w:val="nil"/>
+              <w:tr2bl w:val="nil"/>
+            </w:tcBorders>
+          </w:tcPr>
+          <w:p>
+            <w:pPr>
+              <w:numPr>
+                <w:ilvl w:val="0"/>
+                <w:numId w:val="8"/>
+              </w:numPr>
+              <w:ind w:left="420" w:leftChars="0" w:hanging="420" w:firstLineChars="0"/>
+              <w:jc w:val="left"/>
+              <w:rPr>
+                <w:rFonts w:hint="default" w:ascii="Times New Roman" w:hAnsi="Times New Roman"/>
+                <w:b w:val="0"/>
+                <w:bCs w:val="0"/>
+                <w:color w:val="D2D3D3"/>
+                <w:sz w:val="28"/>
+                <w:szCs w:val="28"/>
+                <w:vertAlign w:val="baseline"/>
+                <w:lang w:val="en-US"/>
+              </w:rPr>
+            </w:pPr>
+            <w:r>
+              <w:rPr>
+                <w:rFonts w:hint="default" w:ascii="Times New Roman" w:hAnsi="Times New Roman"/>
+                <w:b w:val="0"/>
+                <w:bCs w:val="0"/>
+                <w:color w:val="D2D3D3"/>
+                <w:sz w:val="28"/>
+                <w:szCs w:val="28"/>
+                <w:vertAlign w:val="baseline"/>
+                <w:lang w:val="en-US"/>
+              </w:rPr>
+              <w:t>Arrays are mutable by default, meaning you can change the value of elements but can't change the size of the array after it's created.</w:t>
+            </w:r>
+          </w:p>
+        </w:tc>
+      </w:tr>
+      <w:tr>
+        <w:tblPrEx>
+          <w:tblBorders>
+            <w:top w:val="single" w:color="FFFFFF" w:themeColor="background1" w:sz="4" w:space="0"/>
+            <w:left w:val="single" w:color="FFFFFF" w:themeColor="background1" w:sz="4" w:space="0"/>
+            <w:bottom w:val="single" w:color="FFFFFF" w:themeColor="background1" w:sz="4" w:space="0"/>
+            <w:right w:val="single" w:color="FFFFFF" w:themeColor="background1" w:sz="4" w:space="0"/>
+            <w:insideH w:val="single" w:color="FFFFFF" w:themeColor="background1" w:sz="4" w:space="0"/>
+            <w:insideV w:val="single" w:color="FFFFFF" w:themeColor="background1" w:sz="4" w:space="0"/>
+          </w:tblBorders>
+          <w:tblCellMar>
+            <w:left w:w="108" w:type="dxa"/>
+            <w:right w:w="108" w:type="dxa"/>
+          </w:tblCellMar>
+        </w:tblPrEx>
+        <w:tc>
+          <w:tcPr>
+            <w:tcW w:w="4981" w:type="dxa"/>
+            <w:tcBorders>
+              <w:tl2br w:val="nil"/>
+              <w:tr2bl w:val="nil"/>
+            </w:tcBorders>
+          </w:tcPr>
+          <w:p>
+            <w:pPr>
+              <w:numPr>
+                <w:ilvl w:val="0"/>
+                <w:numId w:val="8"/>
+              </w:numPr>
+              <w:ind w:left="420" w:leftChars="0" w:hanging="420" w:firstLineChars="0"/>
+              <w:jc w:val="left"/>
+              <w:rPr>
+                <w:rFonts w:hint="default" w:ascii="Times New Roman" w:hAnsi="Times New Roman" w:cs="Times New Roman"/>
+                <w:b w:val="0"/>
+                <w:bCs w:val="0"/>
+                <w:color w:val="D2D3D3"/>
+                <w:sz w:val="28"/>
+                <w:szCs w:val="28"/>
+                <w:vertAlign w:val="baseline"/>
+                <w:lang w:val="en-US"/>
+              </w:rPr>
+            </w:pPr>
+            <w:r>
+              <w:rPr>
+                <w:rFonts w:hint="default" w:ascii="Times New Roman" w:hAnsi="Times New Roman"/>
+                <w:b w:val="0"/>
+                <w:bCs w:val="0"/>
+                <w:color w:val="D2D3D3"/>
+                <w:sz w:val="28"/>
+                <w:szCs w:val="28"/>
+                <w:vertAlign w:val="baseline"/>
+                <w:lang w:val="en-US"/>
+              </w:rPr>
+              <w:t>Lists can grow or shrink dynamically, depending on the implementation.</w:t>
+            </w:r>
+          </w:p>
+        </w:tc>
+        <w:tc>
+          <w:tcPr>
+            <w:tcW w:w="4981" w:type="dxa"/>
+            <w:tcBorders>
+              <w:tl2br w:val="nil"/>
+              <w:tr2bl w:val="nil"/>
+            </w:tcBorders>
+          </w:tcPr>
+          <w:p>
+            <w:pPr>
+              <w:numPr>
+                <w:ilvl w:val="0"/>
+                <w:numId w:val="8"/>
+              </w:numPr>
+              <w:ind w:left="420" w:leftChars="0" w:hanging="420" w:firstLineChars="0"/>
+              <w:jc w:val="left"/>
+              <w:rPr>
+                <w:rFonts w:hint="default" w:ascii="Times New Roman" w:hAnsi="Times New Roman"/>
+                <w:b w:val="0"/>
+                <w:bCs w:val="0"/>
+                <w:color w:val="D2D3D3"/>
+                <w:sz w:val="28"/>
+                <w:szCs w:val="28"/>
+                <w:vertAlign w:val="baseline"/>
+                <w:lang w:val="en-US"/>
+              </w:rPr>
+            </w:pPr>
+            <w:r>
+              <w:rPr>
+                <w:rFonts w:hint="default" w:ascii="Times New Roman" w:hAnsi="Times New Roman"/>
+                <w:b w:val="0"/>
+                <w:bCs w:val="0"/>
+                <w:color w:val="D2D3D3"/>
+                <w:sz w:val="28"/>
+                <w:szCs w:val="28"/>
+                <w:vertAlign w:val="baseline"/>
+                <w:lang w:val="en-US"/>
+              </w:rPr>
+              <w:t>The size of an array is fixed once it is created.</w:t>
+            </w:r>
+          </w:p>
+        </w:tc>
+      </w:tr>
+      <w:tr>
+        <w:tblPrEx>
+          <w:tblBorders>
+            <w:top w:val="single" w:color="FFFFFF" w:themeColor="background1" w:sz="4" w:space="0"/>
+            <w:left w:val="single" w:color="FFFFFF" w:themeColor="background1" w:sz="4" w:space="0"/>
+            <w:bottom w:val="single" w:color="FFFFFF" w:themeColor="background1" w:sz="4" w:space="0"/>
+            <w:right w:val="single" w:color="FFFFFF" w:themeColor="background1" w:sz="4" w:space="0"/>
+            <w:insideH w:val="single" w:color="FFFFFF" w:themeColor="background1" w:sz="4" w:space="0"/>
+            <w:insideV w:val="single" w:color="FFFFFF" w:themeColor="background1" w:sz="4" w:space="0"/>
+          </w:tblBorders>
+          <w:tblCellMar>
+            <w:left w:w="108" w:type="dxa"/>
+            <w:right w:w="108" w:type="dxa"/>
+          </w:tblCellMar>
+        </w:tblPrEx>
+        <w:tc>
+          <w:tcPr>
+            <w:tcW w:w="4981" w:type="dxa"/>
+            <w:tcBorders>
+              <w:tl2br w:val="nil"/>
+              <w:tr2bl w:val="nil"/>
+            </w:tcBorders>
+          </w:tcPr>
+          <w:p>
+            <w:pPr>
+              <w:numPr>
+                <w:ilvl w:val="0"/>
+                <w:numId w:val="8"/>
+              </w:numPr>
+              <w:ind w:left="420" w:leftChars="0" w:hanging="420" w:firstLineChars="0"/>
+              <w:jc w:val="left"/>
+              <w:rPr>
+                <w:rFonts w:hint="default" w:ascii="Times New Roman" w:hAnsi="Times New Roman" w:cs="Times New Roman"/>
+                <w:b w:val="0"/>
+                <w:bCs w:val="0"/>
+                <w:color w:val="D2D3D3"/>
+                <w:sz w:val="28"/>
+                <w:szCs w:val="28"/>
+                <w:vertAlign w:val="baseline"/>
+                <w:lang w:val="en-US"/>
+              </w:rPr>
+            </w:pPr>
+            <w:r>
+              <w:rPr>
+                <w:rFonts w:hint="default" w:ascii="Times New Roman" w:hAnsi="Times New Roman"/>
+                <w:b w:val="0"/>
+                <w:bCs w:val="0"/>
+                <w:color w:val="D2D3D3"/>
+                <w:sz w:val="28"/>
+                <w:szCs w:val="28"/>
+                <w:vertAlign w:val="baseline"/>
+                <w:lang w:val="en-US"/>
+              </w:rPr>
+              <w:t>You can access elements by index using [index].</w:t>
+            </w:r>
+          </w:p>
+        </w:tc>
+        <w:tc>
+          <w:tcPr>
+            <w:tcW w:w="4981" w:type="dxa"/>
+            <w:tcBorders>
+              <w:tl2br w:val="nil"/>
+              <w:tr2bl w:val="nil"/>
+            </w:tcBorders>
+          </w:tcPr>
+          <w:p>
+            <w:pPr>
+              <w:numPr>
+                <w:ilvl w:val="0"/>
+                <w:numId w:val="8"/>
+              </w:numPr>
+              <w:ind w:left="420" w:leftChars="0" w:hanging="420" w:firstLineChars="0"/>
+              <w:jc w:val="left"/>
+              <w:rPr>
+                <w:rFonts w:hint="default" w:ascii="Times New Roman" w:hAnsi="Times New Roman"/>
+                <w:b w:val="0"/>
+                <w:bCs w:val="0"/>
+                <w:color w:val="D2D3D3"/>
+                <w:sz w:val="28"/>
+                <w:szCs w:val="28"/>
+                <w:vertAlign w:val="baseline"/>
+                <w:lang w:val="en-US"/>
+              </w:rPr>
+            </w:pPr>
+            <w:r>
+              <w:rPr>
+                <w:rFonts w:hint="default" w:ascii="Times New Roman" w:hAnsi="Times New Roman"/>
+                <w:b w:val="0"/>
+                <w:bCs w:val="0"/>
+                <w:color w:val="D2D3D3"/>
+                <w:sz w:val="28"/>
+                <w:szCs w:val="28"/>
+                <w:vertAlign w:val="baseline"/>
+                <w:lang w:val="en-US"/>
+              </w:rPr>
+              <w:t>You can access elements by index using [index].</w:t>
+            </w:r>
+          </w:p>
+        </w:tc>
+      </w:tr>
+      <w:tr>
+        <w:tblPrEx>
+          <w:tblBorders>
+            <w:top w:val="single" w:color="FFFFFF" w:themeColor="background1" w:sz="4" w:space="0"/>
+            <w:left w:val="single" w:color="FFFFFF" w:themeColor="background1" w:sz="4" w:space="0"/>
+            <w:bottom w:val="single" w:color="FFFFFF" w:themeColor="background1" w:sz="4" w:space="0"/>
+            <w:right w:val="single" w:color="FFFFFF" w:themeColor="background1" w:sz="4" w:space="0"/>
+            <w:insideH w:val="single" w:color="FFFFFF" w:themeColor="background1" w:sz="4" w:space="0"/>
+            <w:insideV w:val="single" w:color="FFFFFF" w:themeColor="background1" w:sz="4" w:space="0"/>
+          </w:tblBorders>
+          <w:tblCellMar>
+            <w:left w:w="108" w:type="dxa"/>
+            <w:right w:w="108" w:type="dxa"/>
+          </w:tblCellMar>
+        </w:tblPrEx>
+        <w:tc>
+          <w:tcPr>
+            <w:tcW w:w="4981" w:type="dxa"/>
+            <w:tcBorders>
+              <w:tl2br w:val="nil"/>
+              <w:tr2bl w:val="nil"/>
+            </w:tcBorders>
+          </w:tcPr>
+          <w:p>
+            <w:pPr>
+              <w:numPr>
+                <w:ilvl w:val="0"/>
+                <w:numId w:val="8"/>
+              </w:numPr>
+              <w:ind w:left="420" w:leftChars="0" w:hanging="420" w:firstLineChars="0"/>
+              <w:jc w:val="left"/>
+              <w:rPr>
+                <w:rFonts w:hint="default" w:ascii="Times New Roman" w:hAnsi="Times New Roman"/>
+                <w:b w:val="0"/>
+                <w:bCs w:val="0"/>
+                <w:color w:val="D2D3D3"/>
+                <w:sz w:val="28"/>
+                <w:szCs w:val="28"/>
+                <w:vertAlign w:val="baseline"/>
+                <w:lang w:val="en-US"/>
+              </w:rPr>
+            </w:pPr>
+            <w:r>
+              <w:rPr>
+                <w:rFonts w:hint="default" w:ascii="Times New Roman" w:hAnsi="Times New Roman"/>
+                <w:b w:val="0"/>
+                <w:bCs w:val="0"/>
+                <w:color w:val="D2D3D3"/>
+                <w:sz w:val="28"/>
+                <w:szCs w:val="28"/>
+                <w:vertAlign w:val="baseline"/>
+                <w:lang w:val="en-US"/>
+              </w:rPr>
+              <w:t>Allow for duplicate items</w:t>
+            </w:r>
+          </w:p>
+        </w:tc>
+        <w:tc>
+          <w:tcPr>
+            <w:tcW w:w="4981" w:type="dxa"/>
+            <w:tcBorders>
+              <w:tl2br w:val="nil"/>
+              <w:tr2bl w:val="nil"/>
+            </w:tcBorders>
+          </w:tcPr>
+          <w:p>
+            <w:pPr>
+              <w:numPr>
+                <w:ilvl w:val="0"/>
+                <w:numId w:val="8"/>
+              </w:numPr>
+              <w:ind w:left="420" w:leftChars="0" w:hanging="420" w:firstLineChars="0"/>
+              <w:jc w:val="left"/>
+              <w:rPr>
+                <w:rFonts w:hint="default" w:ascii="Times New Roman" w:hAnsi="Times New Roman"/>
+                <w:b w:val="0"/>
+                <w:bCs w:val="0"/>
+                <w:color w:val="D2D3D3"/>
+                <w:sz w:val="28"/>
+                <w:szCs w:val="28"/>
+                <w:vertAlign w:val="baseline"/>
+                <w:lang w:val="en-US"/>
+              </w:rPr>
+            </w:pPr>
+            <w:r>
+              <w:rPr>
+                <w:rFonts w:hint="default" w:ascii="Times New Roman" w:hAnsi="Times New Roman"/>
+                <w:b w:val="0"/>
+                <w:bCs w:val="0"/>
+                <w:color w:val="D2D3D3"/>
+                <w:sz w:val="28"/>
+                <w:szCs w:val="28"/>
+                <w:vertAlign w:val="baseline"/>
+                <w:lang w:val="en-US"/>
+              </w:rPr>
+              <w:t>Allow for duplicate items</w:t>
+            </w:r>
+          </w:p>
+        </w:tc>
+      </w:tr>
+      <w:tr>
+        <w:tblPrEx>
+          <w:tblBorders>
+            <w:top w:val="single" w:color="FFFFFF" w:themeColor="background1" w:sz="4" w:space="0"/>
+            <w:left w:val="single" w:color="FFFFFF" w:themeColor="background1" w:sz="4" w:space="0"/>
+            <w:bottom w:val="single" w:color="FFFFFF" w:themeColor="background1" w:sz="4" w:space="0"/>
+            <w:right w:val="single" w:color="FFFFFF" w:themeColor="background1" w:sz="4" w:space="0"/>
+            <w:insideH w:val="single" w:color="FFFFFF" w:themeColor="background1" w:sz="4" w:space="0"/>
+            <w:insideV w:val="single" w:color="FFFFFF" w:themeColor="background1" w:sz="4" w:space="0"/>
+          </w:tblBorders>
+          <w:tblCellMar>
+            <w:left w:w="108" w:type="dxa"/>
+            <w:right w:w="108" w:type="dxa"/>
+          </w:tblCellMar>
+        </w:tblPrEx>
+        <w:tc>
+          <w:tcPr>
+            <w:tcW w:w="4981" w:type="dxa"/>
+            <w:tcBorders>
+              <w:tl2br w:val="nil"/>
+              <w:tr2bl w:val="nil"/>
+            </w:tcBorders>
+          </w:tcPr>
+          <w:p>
+            <w:pPr>
+              <w:numPr>
+                <w:ilvl w:val="0"/>
+                <w:numId w:val="8"/>
+              </w:numPr>
+              <w:ind w:left="420" w:leftChars="0" w:hanging="420" w:firstLineChars="0"/>
+              <w:jc w:val="left"/>
+              <w:rPr>
+                <w:rFonts w:hint="default" w:ascii="Times New Roman" w:hAnsi="Times New Roman"/>
+                <w:b w:val="0"/>
+                <w:bCs w:val="0"/>
+                <w:color w:val="D2D3D3"/>
+                <w:sz w:val="28"/>
+                <w:szCs w:val="28"/>
+                <w:vertAlign w:val="baseline"/>
+                <w:lang w:val="en-US"/>
+              </w:rPr>
+            </w:pPr>
+            <w:r>
+              <w:rPr>
+                <w:rFonts w:hint="default" w:ascii="Times New Roman" w:hAnsi="Times New Roman"/>
+                <w:b w:val="0"/>
+                <w:bCs w:val="0"/>
+                <w:color w:val="D2D3D3"/>
+                <w:sz w:val="28"/>
+                <w:szCs w:val="28"/>
+                <w:vertAlign w:val="baseline"/>
+                <w:lang w:val="en-US"/>
+              </w:rPr>
+              <w:t>Allow only items of same data type</w:t>
+            </w:r>
+          </w:p>
+        </w:tc>
+        <w:tc>
+          <w:tcPr>
+            <w:tcW w:w="4981" w:type="dxa"/>
+            <w:tcBorders>
+              <w:tl2br w:val="nil"/>
+              <w:tr2bl w:val="nil"/>
+            </w:tcBorders>
+          </w:tcPr>
+          <w:p>
+            <w:pPr>
+              <w:numPr>
+                <w:ilvl w:val="0"/>
+                <w:numId w:val="8"/>
+              </w:numPr>
+              <w:ind w:left="420" w:leftChars="0" w:hanging="420" w:firstLineChars="0"/>
+              <w:jc w:val="left"/>
+              <w:rPr>
+                <w:rFonts w:hint="default" w:ascii="Times New Roman" w:hAnsi="Times New Roman"/>
+                <w:b w:val="0"/>
+                <w:bCs w:val="0"/>
+                <w:color w:val="D2D3D3"/>
+                <w:sz w:val="28"/>
+                <w:szCs w:val="28"/>
+                <w:vertAlign w:val="baseline"/>
+                <w:lang w:val="en-US"/>
+              </w:rPr>
+            </w:pPr>
+            <w:r>
+              <w:rPr>
+                <w:rFonts w:hint="default" w:ascii="Times New Roman" w:hAnsi="Times New Roman"/>
+                <w:b w:val="0"/>
+                <w:bCs w:val="0"/>
+                <w:color w:val="D2D3D3"/>
+                <w:sz w:val="28"/>
+                <w:szCs w:val="28"/>
+                <w:vertAlign w:val="baseline"/>
+                <w:lang w:val="en-US"/>
+              </w:rPr>
+              <w:t>Allow items of different data type</w:t>
+            </w:r>
+          </w:p>
+        </w:tc>
+      </w:tr>
+      <w:tr>
+        <w:tblPrEx>
+          <w:tblBorders>
+            <w:top w:val="single" w:color="FFFFFF" w:themeColor="background1" w:sz="4" w:space="0"/>
+            <w:left w:val="single" w:color="FFFFFF" w:themeColor="background1" w:sz="4" w:space="0"/>
+            <w:bottom w:val="single" w:color="FFFFFF" w:themeColor="background1" w:sz="4" w:space="0"/>
+            <w:right w:val="single" w:color="FFFFFF" w:themeColor="background1" w:sz="4" w:space="0"/>
+            <w:insideH w:val="single" w:color="FFFFFF" w:themeColor="background1" w:sz="4" w:space="0"/>
+            <w:insideV w:val="single" w:color="FFFFFF" w:themeColor="background1" w:sz="4" w:space="0"/>
+          </w:tblBorders>
+          <w:tblCellMar>
+            <w:left w:w="108" w:type="dxa"/>
+            <w:right w:w="108" w:type="dxa"/>
+          </w:tblCellMar>
+        </w:tblPrEx>
+        <w:tc>
+          <w:tcPr>
+            <w:tcW w:w="4981" w:type="dxa"/>
+            <w:tcBorders>
+              <w:tl2br w:val="nil"/>
+              <w:tr2bl w:val="nil"/>
+            </w:tcBorders>
+          </w:tcPr>
+          <w:p>
+            <w:pPr>
+              <w:numPr>
+                <w:ilvl w:val="0"/>
+                <w:numId w:val="8"/>
+              </w:numPr>
+              <w:ind w:left="420" w:leftChars="0" w:hanging="420" w:firstLineChars="0"/>
+              <w:jc w:val="left"/>
+              <w:rPr>
+                <w:rFonts w:hint="default" w:ascii="Times New Roman" w:hAnsi="Times New Roman"/>
+                <w:b w:val="0"/>
+                <w:bCs w:val="0"/>
+                <w:color w:val="D2D3D3"/>
+                <w:sz w:val="28"/>
+                <w:szCs w:val="28"/>
+                <w:vertAlign w:val="baseline"/>
+                <w:lang w:val="en-US"/>
+              </w:rPr>
+            </w:pPr>
+            <w:r>
+              <w:rPr>
+                <w:rFonts w:hint="default" w:ascii="Times New Roman" w:hAnsi="Times New Roman"/>
+                <w:b w:val="0"/>
+                <w:bCs w:val="0"/>
+                <w:color w:val="D2D3D3"/>
+                <w:sz w:val="28"/>
+                <w:szCs w:val="28"/>
+                <w:vertAlign w:val="baseline"/>
+                <w:lang w:val="en-US"/>
+              </w:rPr>
+              <w:t>list</w:t>
+            </w:r>
+            <w:bookmarkStart w:id="0" w:name="_GoBack"/>
+            <w:bookmarkEnd w:id="0"/>
+          </w:p>
+        </w:tc>
+        <w:tc>
+          <w:tcPr>
+            <w:tcW w:w="4981" w:type="dxa"/>
+            <w:tcBorders>
+              <w:tl2br w:val="nil"/>
+              <w:tr2bl w:val="nil"/>
+            </w:tcBorders>
+          </w:tcPr>
+          <w:p>
+            <w:pPr>
+              <w:numPr>
+                <w:ilvl w:val="0"/>
+                <w:numId w:val="8"/>
+              </w:numPr>
+              <w:ind w:left="420" w:leftChars="0" w:hanging="420" w:firstLineChars="0"/>
+              <w:jc w:val="left"/>
+              <w:rPr>
+                <w:rFonts w:hint="default" w:ascii="Times New Roman" w:hAnsi="Times New Roman"/>
+                <w:b w:val="0"/>
+                <w:bCs w:val="0"/>
+                <w:color w:val="D2D3D3"/>
+                <w:sz w:val="28"/>
+                <w:szCs w:val="28"/>
+                <w:vertAlign w:val="baseline"/>
+                <w:lang w:val="en-US"/>
+              </w:rPr>
+            </w:pPr>
+            <w:r>
+              <w:rPr>
+                <w:rFonts w:hint="default" w:ascii="Times New Roman" w:hAnsi="Times New Roman"/>
+                <w:b w:val="0"/>
+                <w:bCs w:val="0"/>
+                <w:color w:val="D2D3D3"/>
+                <w:sz w:val="28"/>
+                <w:szCs w:val="28"/>
+                <w:vertAlign w:val="baseline"/>
+                <w:lang w:val="en-US"/>
+              </w:rPr>
+              <w:t>simpleArray.joinToString()</w:t>
+            </w:r>
+          </w:p>
+          <w:p>
+            <w:pPr>
+              <w:numPr>
+                <w:ilvl w:val="0"/>
+                <w:numId w:val="8"/>
+              </w:numPr>
+              <w:ind w:left="420" w:leftChars="0" w:hanging="420" w:firstLineChars="0"/>
+              <w:jc w:val="left"/>
+              <w:rPr>
+                <w:rFonts w:hint="default" w:ascii="Times New Roman" w:hAnsi="Times New Roman"/>
+                <w:b w:val="0"/>
+                <w:bCs w:val="0"/>
+                <w:color w:val="D2D3D3"/>
+                <w:sz w:val="28"/>
+                <w:szCs w:val="28"/>
+                <w:vertAlign w:val="baseline"/>
+                <w:lang w:val="en-US"/>
+              </w:rPr>
+            </w:pPr>
+            <w:r>
+              <w:rPr>
+                <w:rFonts w:hint="default" w:ascii="Times New Roman" w:hAnsi="Times New Roman"/>
+                <w:b w:val="0"/>
+                <w:bCs w:val="0"/>
+                <w:color w:val="D2D3D3"/>
+                <w:sz w:val="28"/>
+                <w:szCs w:val="28"/>
+                <w:vertAlign w:val="baseline"/>
+                <w:lang w:val="en-US"/>
+              </w:rPr>
+              <w:t>threeDArray.contentDeepToString()</w:t>
+            </w:r>
+          </w:p>
+        </w:tc>
+      </w:tr>
+    </w:tbl>
+    <w:p>
+      <w:pPr>
+        <w:numPr>
+          <w:ilvl w:val="0"/>
+          <w:numId w:val="0"/>
+        </w:numPr>
+        <w:rPr>
+          <w:rFonts w:hint="default" w:ascii="Times New Roman" w:hAnsi="Times New Roman" w:cs="Times New Roman"/>
+          <w:b w:val="0"/>
+          <w:bCs w:val="0"/>
+          <w:color w:val="D2D3D3"/>
           <w:sz w:val="28"/>
           <w:szCs w:val="28"/>
           <w:lang w:val="en-US"/>
@@ -5717,6 +11787,28 @@
 <file path=word/numbering.xml><?xml version="1.0" encoding="utf-8"?>
 <w:numbering xmlns:wpc="http://schemas.microsoft.com/office/word/2010/wordprocessingCanvas" xmlns:mc="http://schemas.openxmlformats.org/markup-compatibility/2006" xmlns:o="urn:schemas-microsoft-com:office:office" xmlns:r="http://schemas.openxmlformats.org/officeDocument/2006/relationships" xmlns:m="http://schemas.openxmlformats.org/officeDocument/2006/math" xmlns:v="urn:schemas-microsoft-com:vml" xmlns:wp14="http://schemas.microsoft.com/office/word/2010/wordprocessingDrawing" xmlns:wp="http://schemas.openxmlformats.org/drawingml/2006/wordprocessingDrawing" xmlns:w10="urn:schemas-microsoft-com:office:word" xmlns:w="http://schemas.openxmlformats.org/wordprocessingml/2006/main" xmlns:w14="http://schemas.microsoft.com/office/word/2010/wordml" xmlns:wpg="http://schemas.microsoft.com/office/word/2010/wordprocessingGroup" xmlns:wpi="http://schemas.microsoft.com/office/word/2010/wordprocessingInk" xmlns:wne="http://schemas.microsoft.com/office/word/2006/wordml" xmlns:wps="http://schemas.microsoft.com/office/word/2010/wordprocessingShape" xmlns:wpsCustomData="http://www.wps.cn/officeDocument/2013/wpsCustomData" mc:Ignorable="w14 wp14">
   <w:abstractNum w:abstractNumId="0">
+    <w:nsid w:val="8700831C"/>
+    <w:multiLevelType w:val="singleLevel"/>
+    <w:tmpl w:val="8700831C"/>
+    <w:lvl w:ilvl="0" w:tentative="0">
+      <w:start w:val="1"/>
+      <w:numFmt w:val="bullet"/>
+      <w:lvlText w:val=""/>
+      <w:lvlJc w:val="left"/>
+      <w:pPr>
+        <w:tabs>
+          <w:tab w:val="left" w:pos="420"/>
+        </w:tabs>
+        <w:ind w:left="420" w:leftChars="0" w:hanging="420" w:firstLineChars="0"/>
+      </w:pPr>
+      <w:rPr>
+        <w:rFonts w:hint="default" w:ascii="Wingdings" w:hAnsi="Wingdings"/>
+        <w:sz w:val="16"/>
+        <w:szCs w:val="16"/>
+      </w:rPr>
+    </w:lvl>
+  </w:abstractNum>
+  <w:abstractNum w:abstractNumId="1">
     <w:nsid w:val="89F960DC"/>
     <w:multiLevelType w:val="multilevel"/>
     <w:tmpl w:val="89F960DC"/>
@@ -5856,7 +11948,117 @@
       </w:rPr>
     </w:lvl>
   </w:abstractNum>
-  <w:abstractNum w:abstractNumId="1">
+  <w:abstractNum w:abstractNumId="2">
+    <w:nsid w:val="99973EE3"/>
+    <w:multiLevelType w:val="singleLevel"/>
+    <w:tmpl w:val="99973EE3"/>
+    <w:lvl w:ilvl="0" w:tentative="0">
+      <w:start w:val="1"/>
+      <w:numFmt w:val="decimal"/>
+      <w:lvlText w:val="%1."/>
+      <w:lvlJc w:val="left"/>
+      <w:pPr>
+        <w:tabs>
+          <w:tab w:val="left" w:pos="425"/>
+        </w:tabs>
+        <w:ind w:left="425" w:leftChars="0" w:hanging="425" w:firstLineChars="0"/>
+      </w:pPr>
+      <w:rPr>
+        <w:rFonts w:hint="default"/>
+        <w:color w:val="D2D3D3"/>
+      </w:rPr>
+    </w:lvl>
+  </w:abstractNum>
+  <w:abstractNum w:abstractNumId="3">
+    <w:nsid w:val="9FE8E6BA"/>
+    <w:multiLevelType w:val="singleLevel"/>
+    <w:tmpl w:val="9FE8E6BA"/>
+    <w:lvl w:ilvl="0" w:tentative="0">
+      <w:start w:val="1"/>
+      <w:numFmt w:val="bullet"/>
+      <w:lvlText w:val=""/>
+      <w:lvlJc w:val="left"/>
+      <w:pPr>
+        <w:tabs>
+          <w:tab w:val="left" w:pos="420"/>
+        </w:tabs>
+        <w:ind w:left="420" w:leftChars="0" w:hanging="420" w:firstLineChars="0"/>
+      </w:pPr>
+      <w:rPr>
+        <w:rFonts w:hint="default" w:ascii="Wingdings" w:hAnsi="Wingdings"/>
+        <w:color w:val="D2D3D3"/>
+        <w:sz w:val="16"/>
+        <w:szCs w:val="16"/>
+      </w:rPr>
+    </w:lvl>
+  </w:abstractNum>
+  <w:abstractNum w:abstractNumId="4">
+    <w:nsid w:val="DDC7A137"/>
+    <w:multiLevelType w:val="singleLevel"/>
+    <w:tmpl w:val="DDC7A137"/>
+    <w:lvl w:ilvl="0" w:tentative="0">
+      <w:start w:val="1"/>
+      <w:numFmt w:val="decimal"/>
+      <w:lvlText w:val="%1."/>
+      <w:lvlJc w:val="left"/>
+      <w:pPr>
+        <w:tabs>
+          <w:tab w:val="left" w:pos="425"/>
+        </w:tabs>
+        <w:ind w:left="425" w:leftChars="0" w:hanging="425" w:firstLineChars="0"/>
+      </w:pPr>
+      <w:rPr>
+        <w:rFonts w:hint="default"/>
+        <w:b/>
+        <w:bCs/>
+        <w:color w:val="D2D3D3"/>
+      </w:rPr>
+    </w:lvl>
+  </w:abstractNum>
+  <w:abstractNum w:abstractNumId="5">
+    <w:nsid w:val="061837F9"/>
+    <w:multiLevelType w:val="singleLevel"/>
+    <w:tmpl w:val="061837F9"/>
+    <w:lvl w:ilvl="0" w:tentative="0">
+      <w:start w:val="1"/>
+      <w:numFmt w:val="bullet"/>
+      <w:lvlText w:val=""/>
+      <w:lvlJc w:val="left"/>
+      <w:pPr>
+        <w:tabs>
+          <w:tab w:val="left" w:pos="420"/>
+        </w:tabs>
+        <w:ind w:left="420" w:leftChars="0" w:hanging="420" w:firstLineChars="0"/>
+      </w:pPr>
+      <w:rPr>
+        <w:rFonts w:hint="default" w:ascii="Wingdings" w:hAnsi="Wingdings"/>
+        <w:color w:val="D2D3D3"/>
+        <w:sz w:val="16"/>
+        <w:szCs w:val="16"/>
+      </w:rPr>
+    </w:lvl>
+  </w:abstractNum>
+  <w:abstractNum w:abstractNumId="6">
+    <w:nsid w:val="32CD3AB0"/>
+    <w:multiLevelType w:val="singleLevel"/>
+    <w:tmpl w:val="32CD3AB0"/>
+    <w:lvl w:ilvl="0" w:tentative="0">
+      <w:start w:val="1"/>
+      <w:numFmt w:val="decimal"/>
+      <w:lvlText w:val="%1."/>
+      <w:lvlJc w:val="left"/>
+      <w:pPr>
+        <w:tabs>
+          <w:tab w:val="left" w:pos="425"/>
+        </w:tabs>
+        <w:ind w:left="425" w:leftChars="0" w:hanging="425" w:firstLineChars="0"/>
+      </w:pPr>
+      <w:rPr>
+        <w:rFonts w:hint="default"/>
+      </w:rPr>
+    </w:lvl>
+  </w:abstractNum>
+  <w:abstractNum w:abstractNumId="7">
     <w:nsid w:val="3627601E"/>
     <w:multiLevelType w:val="multilevel"/>
     <w:tmpl w:val="3627601E"/>
@@ -5997,9 +12199,27 @@
     </w:lvl>
   </w:abstractNum>
   <w:num w:numId="1">
+    <w:abstractNumId w:val="7"/>
+  </w:num>
+  <w:num w:numId="2">
     <w:abstractNumId w:val="1"/>
   </w:num>
-  <w:num w:numId="2">
+  <w:num w:numId="3">
+    <w:abstractNumId w:val="4"/>
+  </w:num>
+  <w:num w:numId="4">
+    <w:abstractNumId w:val="3"/>
+  </w:num>
+  <w:num w:numId="5">
+    <w:abstractNumId w:val="2"/>
+  </w:num>
+  <w:num w:numId="6">
+    <w:abstractNumId w:val="5"/>
+  </w:num>
+  <w:num w:numId="7">
+    <w:abstractNumId w:val="6"/>
+  </w:num>
+  <w:num w:numId="8">
     <w:abstractNumId w:val="0"/>
   </w:num>
 </w:numbering>
@@ -6119,7 +12339,7 @@
     <w:lsdException w:unhideWhenUsed="0" w:uiPriority="0" w:semiHidden="0" w:name="HTML Sample"/>
     <w:lsdException w:unhideWhenUsed="0" w:uiPriority="0" w:semiHidden="0" w:name="HTML Typewriter"/>
     <w:lsdException w:unhideWhenUsed="0" w:uiPriority="0" w:semiHidden="0" w:name="HTML Variable"/>
-    <w:lsdException w:unhideWhenUsed="0" w:uiPriority="0" w:name="Normal Table"/>
+    <w:lsdException w:qFormat="1" w:unhideWhenUsed="0" w:uiPriority="0" w:name="Normal Table"/>
     <w:lsdException w:unhideWhenUsed="0" w:uiPriority="0" w:semiHidden="0" w:name="annotation subject"/>
     <w:lsdException w:unhideWhenUsed="0" w:uiPriority="0" w:semiHidden="0" w:name="Table Simple 1"/>
     <w:lsdException w:unhideWhenUsed="0" w:uiPriority="0" w:semiHidden="0" w:name="Table Simple 2"/>
@@ -6323,6 +12543,7 @@
   <w:style w:type="table" w:default="1" w:styleId="5">
     <w:name w:val="Normal Table"/>
     <w:semiHidden/>
+    <w:qFormat/>
     <w:uiPriority w:val="0"/>
     <w:tblPr>
       <w:tblCellMar>

--- a/Weekly/03/Kotlin/Topics.docx
+++ b/Weekly/03/Kotlin/Topics.docx
@@ -5,7 +5,7 @@
   <w:body>
     <w:tbl>
       <w:tblPr>
-        <w:tblStyle w:val="6"/>
+        <w:tblStyle w:val="7"/>
         <w:tblW w:w="0" w:type="auto"/>
         <w:tblInd w:w="0" w:type="dxa"/>
         <w:tblBorders>
@@ -5976,6 +5976,6559 @@
         <w:snapToGrid/>
         <w:spacing w:after="181" w:afterLines="50"/>
         <w:ind w:left="432" w:leftChars="0" w:hanging="432" w:firstLineChars="0"/>
+        <w:textAlignment w:val="auto"/>
+        <w:rPr>
+          <w:rFonts w:hint="default" w:ascii="Times New Roman" w:hAnsi="Times New Roman" w:cs="Times New Roman"/>
+          <w:b/>
+          <w:bCs/>
+          <w:color w:val="D2D3D3"/>
+          <w:sz w:val="28"/>
+          <w:szCs w:val="28"/>
+          <w:lang w:val="en-US"/>
+        </w:rPr>
+        <w:sectPr>
+          <w:pgSz w:w="11906" w:h="16838"/>
+          <w:pgMar w:top="1440" w:right="1080" w:bottom="1440" w:left="1080" w:header="720" w:footer="720" w:gutter="0"/>
+          <w:pgBorders>
+            <w:top w:val="none" w:sz="0" w:space="0"/>
+            <w:left w:val="none" w:sz="0" w:space="0"/>
+            <w:bottom w:val="none" w:sz="0" w:space="0"/>
+            <w:right w:val="none" w:sz="0" w:space="0"/>
+          </w:pgBorders>
+          <w:cols w:space="720" w:num="1"/>
+          <w:docGrid w:linePitch="360" w:charSpace="0"/>
+        </w:sectPr>
+      </w:pPr>
+    </w:p>
+    <w:tbl>
+      <w:tblPr>
+        <w:tblStyle w:val="7"/>
+        <w:tblW w:w="0" w:type="auto"/>
+        <w:tblInd w:w="0" w:type="dxa"/>
+        <w:tblBorders>
+          <w:top w:val="none" w:color="auto" w:sz="0" w:space="0"/>
+          <w:left w:val="none" w:color="auto" w:sz="0" w:space="0"/>
+          <w:bottom w:val="none" w:color="auto" w:sz="0" w:space="0"/>
+          <w:right w:val="none" w:color="auto" w:sz="0" w:space="0"/>
+          <w:insideH w:val="none" w:color="auto" w:sz="0" w:space="0"/>
+          <w:insideV w:val="none" w:color="auto" w:sz="0" w:space="0"/>
+        </w:tblBorders>
+        <w:tblLayout w:type="autofit"/>
+        <w:tblCellMar>
+          <w:top w:w="0" w:type="dxa"/>
+          <w:left w:w="108" w:type="dxa"/>
+          <w:bottom w:w="0" w:type="dxa"/>
+          <w:right w:w="108" w:type="dxa"/>
+        </w:tblCellMar>
+      </w:tblPr>
+      <w:tblGrid>
+        <w:gridCol w:w="4981"/>
+        <w:gridCol w:w="4981"/>
+      </w:tblGrid>
+      <w:tr>
+        <w:tblPrEx>
+          <w:tblBorders>
+            <w:top w:val="none" w:color="auto" w:sz="0" w:space="0"/>
+            <w:left w:val="none" w:color="auto" w:sz="0" w:space="0"/>
+            <w:bottom w:val="none" w:color="auto" w:sz="0" w:space="0"/>
+            <w:right w:val="none" w:color="auto" w:sz="0" w:space="0"/>
+            <w:insideH w:val="none" w:color="auto" w:sz="0" w:space="0"/>
+            <w:insideV w:val="none" w:color="auto" w:sz="0" w:space="0"/>
+          </w:tblBorders>
+          <w:tblCellMar>
+            <w:top w:w="0" w:type="dxa"/>
+            <w:left w:w="108" w:type="dxa"/>
+            <w:bottom w:w="0" w:type="dxa"/>
+            <w:right w:w="108" w:type="dxa"/>
+          </w:tblCellMar>
+        </w:tblPrEx>
+        <w:trPr>
+          <w:trHeight w:val="14849" w:hRule="atLeast"/>
+        </w:trPr>
+        <w:tc>
+          <w:tcPr>
+            <w:tcW w:w="4981" w:type="dxa"/>
+            <w:tcBorders>
+              <w:tl2br w:val="nil"/>
+              <w:tr2bl w:val="nil"/>
+            </w:tcBorders>
+            <w:vAlign w:val="top"/>
+          </w:tcPr>
+          <w:p>
+            <w:pPr>
+              <w:keepNext w:val="0"/>
+              <w:keepLines w:val="0"/>
+              <w:pageBreakBefore w:val="0"/>
+              <w:widowControl/>
+              <w:numPr>
+                <w:ilvl w:val="0"/>
+                <w:numId w:val="3"/>
+              </w:numPr>
+              <w:tabs>
+                <w:tab w:val="clear" w:pos="425"/>
+              </w:tabs>
+              <w:kinsoku/>
+              <w:wordWrap/>
+              <w:overflowPunct/>
+              <w:topLinePunct w:val="0"/>
+              <w:autoSpaceDE/>
+              <w:autoSpaceDN/>
+              <w:bidi w:val="0"/>
+              <w:adjustRightInd/>
+              <w:snapToGrid/>
+              <w:spacing w:after="181" w:afterLines="50"/>
+              <w:ind w:left="432" w:leftChars="0" w:hanging="432" w:firstLineChars="0"/>
+              <w:jc w:val="left"/>
+              <w:textAlignment w:val="auto"/>
+              <w:rPr>
+                <w:rFonts w:hint="default" w:ascii="Times New Roman" w:hAnsi="Times New Roman"/>
+                <w:b w:val="0"/>
+                <w:bCs w:val="0"/>
+                <w:color w:val="D2D3D3"/>
+                <w:sz w:val="28"/>
+                <w:szCs w:val="28"/>
+                <w:vertAlign w:val="baseline"/>
+                <w:lang w:val="en-US"/>
+              </w:rPr>
+            </w:pPr>
+            <w:r>
+              <w:rPr>
+                <w:rFonts w:hint="default" w:ascii="Times New Roman" w:hAnsi="Times New Roman"/>
+                <w:b w:val="0"/>
+                <w:bCs w:val="0"/>
+                <w:color w:val="D2D3D3"/>
+                <w:sz w:val="28"/>
+                <w:szCs w:val="28"/>
+                <w:vertAlign w:val="baseline"/>
+                <w:lang w:val="en-US"/>
+              </w:rPr>
+              <w:t>Creating a Variable</w:t>
+            </w:r>
+          </w:p>
+          <w:p>
+            <w:pPr>
+              <w:keepNext w:val="0"/>
+              <w:keepLines w:val="0"/>
+              <w:pageBreakBefore w:val="0"/>
+              <w:widowControl/>
+              <w:numPr>
+                <w:ilvl w:val="0"/>
+                <w:numId w:val="3"/>
+              </w:numPr>
+              <w:tabs>
+                <w:tab w:val="clear" w:pos="425"/>
+              </w:tabs>
+              <w:kinsoku/>
+              <w:wordWrap/>
+              <w:overflowPunct/>
+              <w:topLinePunct w:val="0"/>
+              <w:autoSpaceDE/>
+              <w:autoSpaceDN/>
+              <w:bidi w:val="0"/>
+              <w:adjustRightInd/>
+              <w:snapToGrid/>
+              <w:spacing w:after="181" w:afterLines="50"/>
+              <w:ind w:left="432" w:leftChars="0" w:hanging="432" w:firstLineChars="0"/>
+              <w:jc w:val="left"/>
+              <w:textAlignment w:val="auto"/>
+              <w:rPr>
+                <w:rFonts w:hint="default" w:ascii="Times New Roman" w:hAnsi="Times New Roman"/>
+                <w:b w:val="0"/>
+                <w:bCs w:val="0"/>
+                <w:color w:val="D2D3D3"/>
+                <w:sz w:val="28"/>
+                <w:szCs w:val="28"/>
+                <w:vertAlign w:val="baseline"/>
+                <w:lang w:val="en-US"/>
+              </w:rPr>
+            </w:pPr>
+            <w:r>
+              <w:rPr>
+                <w:rFonts w:hint="default" w:ascii="Times New Roman" w:hAnsi="Times New Roman"/>
+                <w:b w:val="0"/>
+                <w:bCs w:val="0"/>
+                <w:color w:val="D2D3D3"/>
+                <w:sz w:val="28"/>
+                <w:szCs w:val="28"/>
+                <w:vertAlign w:val="baseline"/>
+                <w:lang w:val="en-US"/>
+              </w:rPr>
+              <w:t>Creating a Read-only Variable</w:t>
+            </w:r>
+          </w:p>
+          <w:p>
+            <w:pPr>
+              <w:keepNext w:val="0"/>
+              <w:keepLines w:val="0"/>
+              <w:pageBreakBefore w:val="0"/>
+              <w:widowControl/>
+              <w:numPr>
+                <w:ilvl w:val="0"/>
+                <w:numId w:val="3"/>
+              </w:numPr>
+              <w:tabs>
+                <w:tab w:val="clear" w:pos="425"/>
+              </w:tabs>
+              <w:kinsoku/>
+              <w:wordWrap/>
+              <w:overflowPunct/>
+              <w:topLinePunct w:val="0"/>
+              <w:autoSpaceDE/>
+              <w:autoSpaceDN/>
+              <w:bidi w:val="0"/>
+              <w:adjustRightInd/>
+              <w:snapToGrid/>
+              <w:spacing w:after="181" w:afterLines="50"/>
+              <w:ind w:left="432" w:leftChars="0" w:hanging="432" w:firstLineChars="0"/>
+              <w:jc w:val="left"/>
+              <w:textAlignment w:val="auto"/>
+              <w:rPr>
+                <w:rFonts w:hint="default" w:ascii="Times New Roman" w:hAnsi="Times New Roman"/>
+                <w:b w:val="0"/>
+                <w:bCs w:val="0"/>
+                <w:color w:val="D2D3D3"/>
+                <w:sz w:val="28"/>
+                <w:szCs w:val="28"/>
+                <w:vertAlign w:val="baseline"/>
+                <w:lang w:val="en-US"/>
+              </w:rPr>
+            </w:pPr>
+            <w:r>
+              <w:rPr>
+                <w:rFonts w:hint="default" w:ascii="Times New Roman" w:hAnsi="Times New Roman"/>
+                <w:b w:val="0"/>
+                <w:bCs w:val="0"/>
+                <w:color w:val="D2D3D3"/>
+                <w:sz w:val="28"/>
+                <w:szCs w:val="28"/>
+                <w:vertAlign w:val="baseline"/>
+                <w:lang w:val="en-US"/>
+              </w:rPr>
+              <w:t>Providing a Type on a Variable</w:t>
+            </w:r>
+          </w:p>
+          <w:p>
+            <w:pPr>
+              <w:keepNext w:val="0"/>
+              <w:keepLines w:val="0"/>
+              <w:pageBreakBefore w:val="0"/>
+              <w:widowControl/>
+              <w:numPr>
+                <w:ilvl w:val="0"/>
+                <w:numId w:val="3"/>
+              </w:numPr>
+              <w:tabs>
+                <w:tab w:val="clear" w:pos="425"/>
+              </w:tabs>
+              <w:kinsoku/>
+              <w:wordWrap/>
+              <w:overflowPunct/>
+              <w:topLinePunct w:val="0"/>
+              <w:autoSpaceDE/>
+              <w:autoSpaceDN/>
+              <w:bidi w:val="0"/>
+              <w:adjustRightInd/>
+              <w:snapToGrid/>
+              <w:spacing w:after="181" w:afterLines="50"/>
+              <w:ind w:left="432" w:leftChars="0" w:hanging="432" w:firstLineChars="0"/>
+              <w:jc w:val="left"/>
+              <w:textAlignment w:val="auto"/>
+              <w:rPr>
+                <w:rFonts w:hint="default" w:ascii="Times New Roman" w:hAnsi="Times New Roman"/>
+                <w:b w:val="0"/>
+                <w:bCs w:val="0"/>
+                <w:color w:val="D2D3D3"/>
+                <w:sz w:val="28"/>
+                <w:szCs w:val="28"/>
+                <w:vertAlign w:val="baseline"/>
+                <w:lang w:val="en-US"/>
+              </w:rPr>
+            </w:pPr>
+            <w:r>
+              <w:rPr>
+                <w:rFonts w:hint="default" w:ascii="Times New Roman" w:hAnsi="Times New Roman"/>
+                <w:b w:val="0"/>
+                <w:bCs w:val="0"/>
+                <w:color w:val="D2D3D3"/>
+                <w:sz w:val="28"/>
+                <w:szCs w:val="28"/>
+                <w:vertAlign w:val="baseline"/>
+                <w:lang w:val="en-US"/>
+              </w:rPr>
+              <w:t>Basic Types: Numbers</w:t>
+            </w:r>
+          </w:p>
+          <w:p>
+            <w:pPr>
+              <w:keepNext w:val="0"/>
+              <w:keepLines w:val="0"/>
+              <w:pageBreakBefore w:val="0"/>
+              <w:widowControl/>
+              <w:numPr>
+                <w:ilvl w:val="0"/>
+                <w:numId w:val="3"/>
+              </w:numPr>
+              <w:tabs>
+                <w:tab w:val="clear" w:pos="425"/>
+              </w:tabs>
+              <w:kinsoku/>
+              <w:wordWrap/>
+              <w:overflowPunct/>
+              <w:topLinePunct w:val="0"/>
+              <w:autoSpaceDE/>
+              <w:autoSpaceDN/>
+              <w:bidi w:val="0"/>
+              <w:adjustRightInd/>
+              <w:snapToGrid/>
+              <w:spacing w:after="181" w:afterLines="50"/>
+              <w:ind w:left="432" w:leftChars="0" w:hanging="432" w:firstLineChars="0"/>
+              <w:jc w:val="left"/>
+              <w:textAlignment w:val="auto"/>
+              <w:rPr>
+                <w:rFonts w:hint="default" w:ascii="Times New Roman" w:hAnsi="Times New Roman"/>
+                <w:b w:val="0"/>
+                <w:bCs w:val="0"/>
+                <w:color w:val="D2D3D3"/>
+                <w:sz w:val="28"/>
+                <w:szCs w:val="28"/>
+                <w:vertAlign w:val="baseline"/>
+                <w:lang w:val="en-US"/>
+              </w:rPr>
+            </w:pPr>
+            <w:r>
+              <w:rPr>
+                <w:rFonts w:hint="default" w:ascii="Times New Roman" w:hAnsi="Times New Roman"/>
+                <w:b w:val="0"/>
+                <w:bCs w:val="0"/>
+                <w:color w:val="D2D3D3"/>
+                <w:sz w:val="28"/>
+                <w:szCs w:val="28"/>
+                <w:vertAlign w:val="baseline"/>
+                <w:lang w:val="en-US"/>
+              </w:rPr>
+              <w:t>Basic Types: String and Char</w:t>
+            </w:r>
+          </w:p>
+          <w:p>
+            <w:pPr>
+              <w:keepNext w:val="0"/>
+              <w:keepLines w:val="0"/>
+              <w:pageBreakBefore w:val="0"/>
+              <w:widowControl/>
+              <w:numPr>
+                <w:ilvl w:val="0"/>
+                <w:numId w:val="3"/>
+              </w:numPr>
+              <w:tabs>
+                <w:tab w:val="clear" w:pos="425"/>
+              </w:tabs>
+              <w:kinsoku/>
+              <w:wordWrap/>
+              <w:overflowPunct/>
+              <w:topLinePunct w:val="0"/>
+              <w:autoSpaceDE/>
+              <w:autoSpaceDN/>
+              <w:bidi w:val="0"/>
+              <w:adjustRightInd/>
+              <w:snapToGrid/>
+              <w:spacing w:after="181" w:afterLines="50"/>
+              <w:ind w:left="432" w:leftChars="0" w:hanging="432" w:firstLineChars="0"/>
+              <w:jc w:val="left"/>
+              <w:textAlignment w:val="auto"/>
+              <w:rPr>
+                <w:rFonts w:hint="default" w:ascii="Times New Roman" w:hAnsi="Times New Roman"/>
+                <w:b w:val="0"/>
+                <w:bCs w:val="0"/>
+                <w:color w:val="D2D3D3"/>
+                <w:sz w:val="28"/>
+                <w:szCs w:val="28"/>
+                <w:vertAlign w:val="baseline"/>
+                <w:lang w:val="en-US"/>
+              </w:rPr>
+            </w:pPr>
+            <w:r>
+              <w:rPr>
+                <w:rFonts w:hint="default" w:ascii="Times New Roman" w:hAnsi="Times New Roman"/>
+                <w:b w:val="0"/>
+                <w:bCs w:val="0"/>
+                <w:color w:val="D2D3D3"/>
+                <w:sz w:val="28"/>
+                <w:szCs w:val="28"/>
+                <w:vertAlign w:val="baseline"/>
+                <w:lang w:val="en-US"/>
+              </w:rPr>
+              <w:t>String Interpolation and Triple Quotes</w:t>
+            </w:r>
+          </w:p>
+          <w:p>
+            <w:pPr>
+              <w:keepNext w:val="0"/>
+              <w:keepLines w:val="0"/>
+              <w:pageBreakBefore w:val="0"/>
+              <w:widowControl/>
+              <w:numPr>
+                <w:ilvl w:val="0"/>
+                <w:numId w:val="3"/>
+              </w:numPr>
+              <w:tabs>
+                <w:tab w:val="clear" w:pos="425"/>
+              </w:tabs>
+              <w:kinsoku/>
+              <w:wordWrap/>
+              <w:overflowPunct/>
+              <w:topLinePunct w:val="0"/>
+              <w:autoSpaceDE/>
+              <w:autoSpaceDN/>
+              <w:bidi w:val="0"/>
+              <w:adjustRightInd/>
+              <w:snapToGrid/>
+              <w:spacing w:after="181" w:afterLines="50"/>
+              <w:ind w:left="432" w:leftChars="0" w:hanging="432" w:firstLineChars="0"/>
+              <w:jc w:val="left"/>
+              <w:textAlignment w:val="auto"/>
+              <w:rPr>
+                <w:rFonts w:hint="default" w:ascii="Times New Roman" w:hAnsi="Times New Roman"/>
+                <w:b w:val="0"/>
+                <w:bCs w:val="0"/>
+                <w:color w:val="D2D3D3"/>
+                <w:sz w:val="28"/>
+                <w:szCs w:val="28"/>
+                <w:vertAlign w:val="baseline"/>
+                <w:lang w:val="en-US"/>
+              </w:rPr>
+            </w:pPr>
+            <w:r>
+              <w:rPr>
+                <w:rFonts w:hint="default" w:ascii="Times New Roman" w:hAnsi="Times New Roman"/>
+                <w:b w:val="0"/>
+                <w:bCs w:val="0"/>
+                <w:color w:val="D2D3D3"/>
+                <w:sz w:val="28"/>
+                <w:szCs w:val="28"/>
+                <w:vertAlign w:val="baseline"/>
+                <w:lang w:val="en-US"/>
+              </w:rPr>
+              <w:t>Basic Types: Boolean</w:t>
+            </w:r>
+          </w:p>
+          <w:p>
+            <w:pPr>
+              <w:keepNext w:val="0"/>
+              <w:keepLines w:val="0"/>
+              <w:pageBreakBefore w:val="0"/>
+              <w:widowControl/>
+              <w:numPr>
+                <w:ilvl w:val="0"/>
+                <w:numId w:val="3"/>
+              </w:numPr>
+              <w:tabs>
+                <w:tab w:val="clear" w:pos="425"/>
+              </w:tabs>
+              <w:kinsoku/>
+              <w:wordWrap/>
+              <w:overflowPunct/>
+              <w:topLinePunct w:val="0"/>
+              <w:autoSpaceDE/>
+              <w:autoSpaceDN/>
+              <w:bidi w:val="0"/>
+              <w:adjustRightInd/>
+              <w:snapToGrid/>
+              <w:spacing w:after="181" w:afterLines="50"/>
+              <w:ind w:left="432" w:leftChars="0" w:hanging="432" w:firstLineChars="0"/>
+              <w:jc w:val="left"/>
+              <w:textAlignment w:val="auto"/>
+              <w:rPr>
+                <w:rFonts w:hint="default" w:ascii="Times New Roman" w:hAnsi="Times New Roman"/>
+                <w:b w:val="0"/>
+                <w:bCs w:val="0"/>
+                <w:color w:val="D2D3D3"/>
+                <w:sz w:val="28"/>
+                <w:szCs w:val="28"/>
+                <w:vertAlign w:val="baseline"/>
+                <w:lang w:val="en-US"/>
+              </w:rPr>
+            </w:pPr>
+            <w:r>
+              <w:rPr>
+                <w:rFonts w:hint="default" w:ascii="Times New Roman" w:hAnsi="Times New Roman"/>
+                <w:b w:val="0"/>
+                <w:bCs w:val="0"/>
+                <w:color w:val="D2D3D3"/>
+                <w:sz w:val="28"/>
+                <w:szCs w:val="28"/>
+                <w:vertAlign w:val="baseline"/>
+                <w:lang w:val="en-US"/>
+              </w:rPr>
+              <w:t>If/Else Conditionals</w:t>
+            </w:r>
+          </w:p>
+          <w:p>
+            <w:pPr>
+              <w:keepNext w:val="0"/>
+              <w:keepLines w:val="0"/>
+              <w:pageBreakBefore w:val="0"/>
+              <w:widowControl/>
+              <w:numPr>
+                <w:ilvl w:val="0"/>
+                <w:numId w:val="3"/>
+              </w:numPr>
+              <w:tabs>
+                <w:tab w:val="clear" w:pos="425"/>
+              </w:tabs>
+              <w:kinsoku/>
+              <w:wordWrap/>
+              <w:overflowPunct/>
+              <w:topLinePunct w:val="0"/>
+              <w:autoSpaceDE/>
+              <w:autoSpaceDN/>
+              <w:bidi w:val="0"/>
+              <w:adjustRightInd/>
+              <w:snapToGrid/>
+              <w:spacing w:after="181" w:afterLines="50"/>
+              <w:ind w:left="432" w:leftChars="0" w:hanging="432" w:firstLineChars="0"/>
+              <w:jc w:val="left"/>
+              <w:textAlignment w:val="auto"/>
+              <w:rPr>
+                <w:rFonts w:hint="default" w:ascii="Times New Roman" w:hAnsi="Times New Roman"/>
+                <w:b w:val="0"/>
+                <w:bCs w:val="0"/>
+                <w:color w:val="D2D3D3"/>
+                <w:sz w:val="28"/>
+                <w:szCs w:val="28"/>
+                <w:vertAlign w:val="baseline"/>
+                <w:lang w:val="en-US"/>
+              </w:rPr>
+            </w:pPr>
+            <w:r>
+              <w:rPr>
+                <w:rFonts w:hint="default" w:ascii="Times New Roman" w:hAnsi="Times New Roman"/>
+                <w:b w:val="0"/>
+                <w:bCs w:val="0"/>
+                <w:color w:val="D2D3D3"/>
+                <w:sz w:val="28"/>
+                <w:szCs w:val="28"/>
+                <w:vertAlign w:val="baseline"/>
+                <w:lang w:val="en-US"/>
+              </w:rPr>
+              <w:t>One Line If/Else Conditional</w:t>
+            </w:r>
+          </w:p>
+          <w:p>
+            <w:pPr>
+              <w:keepNext w:val="0"/>
+              <w:keepLines w:val="0"/>
+              <w:pageBreakBefore w:val="0"/>
+              <w:widowControl/>
+              <w:numPr>
+                <w:ilvl w:val="0"/>
+                <w:numId w:val="3"/>
+              </w:numPr>
+              <w:tabs>
+                <w:tab w:val="clear" w:pos="425"/>
+              </w:tabs>
+              <w:kinsoku/>
+              <w:wordWrap/>
+              <w:overflowPunct/>
+              <w:topLinePunct w:val="0"/>
+              <w:autoSpaceDE/>
+              <w:autoSpaceDN/>
+              <w:bidi w:val="0"/>
+              <w:adjustRightInd/>
+              <w:snapToGrid/>
+              <w:spacing w:after="181" w:afterLines="50"/>
+              <w:ind w:left="432" w:leftChars="0" w:hanging="432" w:firstLineChars="0"/>
+              <w:jc w:val="left"/>
+              <w:textAlignment w:val="auto"/>
+              <w:rPr>
+                <w:rFonts w:hint="default" w:ascii="Times New Roman" w:hAnsi="Times New Roman"/>
+                <w:b w:val="0"/>
+                <w:bCs w:val="0"/>
+                <w:color w:val="D2D3D3"/>
+                <w:sz w:val="28"/>
+                <w:szCs w:val="28"/>
+                <w:vertAlign w:val="baseline"/>
+                <w:lang w:val="en-US"/>
+              </w:rPr>
+            </w:pPr>
+            <w:r>
+              <w:rPr>
+                <w:rFonts w:hint="default" w:ascii="Times New Roman" w:hAnsi="Times New Roman"/>
+                <w:b w:val="0"/>
+                <w:bCs w:val="0"/>
+                <w:color w:val="D2D3D3"/>
+                <w:sz w:val="28"/>
+                <w:szCs w:val="28"/>
+                <w:vertAlign w:val="baseline"/>
+                <w:lang w:val="en-US"/>
+              </w:rPr>
+              <w:t>Understanding Truth Tables</w:t>
+            </w:r>
+          </w:p>
+          <w:p>
+            <w:pPr>
+              <w:keepNext w:val="0"/>
+              <w:keepLines w:val="0"/>
+              <w:pageBreakBefore w:val="0"/>
+              <w:widowControl/>
+              <w:numPr>
+                <w:ilvl w:val="0"/>
+                <w:numId w:val="3"/>
+              </w:numPr>
+              <w:tabs>
+                <w:tab w:val="clear" w:pos="425"/>
+              </w:tabs>
+              <w:kinsoku/>
+              <w:wordWrap/>
+              <w:overflowPunct/>
+              <w:topLinePunct w:val="0"/>
+              <w:autoSpaceDE/>
+              <w:autoSpaceDN/>
+              <w:bidi w:val="0"/>
+              <w:adjustRightInd/>
+              <w:snapToGrid/>
+              <w:spacing w:after="181" w:afterLines="50"/>
+              <w:ind w:left="432" w:leftChars="0" w:hanging="432" w:firstLineChars="0"/>
+              <w:jc w:val="left"/>
+              <w:textAlignment w:val="auto"/>
+              <w:rPr>
+                <w:rFonts w:hint="default" w:ascii="Times New Roman" w:hAnsi="Times New Roman"/>
+                <w:b w:val="0"/>
+                <w:bCs w:val="0"/>
+                <w:color w:val="D2D3D3"/>
+                <w:sz w:val="28"/>
+                <w:szCs w:val="28"/>
+                <w:vertAlign w:val="baseline"/>
+                <w:lang w:val="en-US"/>
+              </w:rPr>
+            </w:pPr>
+            <w:r>
+              <w:rPr>
+                <w:rFonts w:hint="default" w:ascii="Times New Roman" w:hAnsi="Times New Roman"/>
+                <w:b w:val="0"/>
+                <w:bCs w:val="0"/>
+                <w:color w:val="D2D3D3"/>
+                <w:sz w:val="28"/>
+                <w:szCs w:val="28"/>
+                <w:vertAlign w:val="baseline"/>
+                <w:lang w:val="en-US"/>
+              </w:rPr>
+              <w:t>Structural Equality</w:t>
+            </w:r>
+          </w:p>
+          <w:p>
+            <w:pPr>
+              <w:keepNext w:val="0"/>
+              <w:keepLines w:val="0"/>
+              <w:pageBreakBefore w:val="0"/>
+              <w:widowControl/>
+              <w:numPr>
+                <w:ilvl w:val="0"/>
+                <w:numId w:val="3"/>
+              </w:numPr>
+              <w:tabs>
+                <w:tab w:val="clear" w:pos="425"/>
+              </w:tabs>
+              <w:kinsoku/>
+              <w:wordWrap/>
+              <w:overflowPunct/>
+              <w:topLinePunct w:val="0"/>
+              <w:autoSpaceDE/>
+              <w:autoSpaceDN/>
+              <w:bidi w:val="0"/>
+              <w:adjustRightInd/>
+              <w:snapToGrid/>
+              <w:spacing w:after="181" w:afterLines="50"/>
+              <w:ind w:left="432" w:leftChars="0" w:hanging="432" w:firstLineChars="0"/>
+              <w:jc w:val="left"/>
+              <w:textAlignment w:val="auto"/>
+              <w:rPr>
+                <w:rFonts w:hint="default" w:ascii="Times New Roman" w:hAnsi="Times New Roman"/>
+                <w:b w:val="0"/>
+                <w:bCs w:val="0"/>
+                <w:color w:val="D2D3D3"/>
+                <w:sz w:val="28"/>
+                <w:szCs w:val="28"/>
+                <w:vertAlign w:val="baseline"/>
+                <w:lang w:val="en-US"/>
+              </w:rPr>
+            </w:pPr>
+            <w:r>
+              <w:rPr>
+                <w:rFonts w:hint="default" w:ascii="Times New Roman" w:hAnsi="Times New Roman"/>
+                <w:b w:val="0"/>
+                <w:bCs w:val="0"/>
+                <w:color w:val="D2D3D3"/>
+                <w:sz w:val="28"/>
+                <w:szCs w:val="28"/>
+                <w:vertAlign w:val="baseline"/>
+                <w:lang w:val="en-US"/>
+              </w:rPr>
+              <w:t>Referential Equality</w:t>
+            </w:r>
+          </w:p>
+          <w:p>
+            <w:pPr>
+              <w:keepNext w:val="0"/>
+              <w:keepLines w:val="0"/>
+              <w:pageBreakBefore w:val="0"/>
+              <w:widowControl/>
+              <w:numPr>
+                <w:ilvl w:val="0"/>
+                <w:numId w:val="3"/>
+              </w:numPr>
+              <w:tabs>
+                <w:tab w:val="clear" w:pos="425"/>
+              </w:tabs>
+              <w:kinsoku/>
+              <w:wordWrap/>
+              <w:overflowPunct/>
+              <w:topLinePunct w:val="0"/>
+              <w:autoSpaceDE/>
+              <w:autoSpaceDN/>
+              <w:bidi w:val="0"/>
+              <w:adjustRightInd/>
+              <w:snapToGrid/>
+              <w:spacing w:after="181" w:afterLines="50"/>
+              <w:ind w:left="432" w:leftChars="0" w:hanging="432" w:firstLineChars="0"/>
+              <w:jc w:val="left"/>
+              <w:textAlignment w:val="auto"/>
+              <w:rPr>
+                <w:rFonts w:hint="default" w:ascii="Times New Roman" w:hAnsi="Times New Roman"/>
+                <w:b w:val="0"/>
+                <w:bCs w:val="0"/>
+                <w:color w:val="D2D3D3"/>
+                <w:sz w:val="28"/>
+                <w:szCs w:val="28"/>
+                <w:vertAlign w:val="baseline"/>
+                <w:lang w:val="en-US"/>
+              </w:rPr>
+            </w:pPr>
+            <w:r>
+              <w:rPr>
+                <w:rFonts w:hint="default" w:ascii="Times New Roman" w:hAnsi="Times New Roman"/>
+                <w:b w:val="0"/>
+                <w:bCs w:val="0"/>
+                <w:color w:val="D2D3D3"/>
+                <w:sz w:val="28"/>
+                <w:szCs w:val="28"/>
+                <w:vertAlign w:val="baseline"/>
+                <w:lang w:val="en-US"/>
+              </w:rPr>
+              <w:t>Nullable Types</w:t>
+            </w:r>
+          </w:p>
+          <w:p>
+            <w:pPr>
+              <w:keepNext w:val="0"/>
+              <w:keepLines w:val="0"/>
+              <w:pageBreakBefore w:val="0"/>
+              <w:widowControl/>
+              <w:numPr>
+                <w:ilvl w:val="0"/>
+                <w:numId w:val="3"/>
+              </w:numPr>
+              <w:tabs>
+                <w:tab w:val="clear" w:pos="425"/>
+              </w:tabs>
+              <w:kinsoku/>
+              <w:wordWrap/>
+              <w:overflowPunct/>
+              <w:topLinePunct w:val="0"/>
+              <w:autoSpaceDE/>
+              <w:autoSpaceDN/>
+              <w:bidi w:val="0"/>
+              <w:adjustRightInd/>
+              <w:snapToGrid/>
+              <w:spacing w:after="181" w:afterLines="50"/>
+              <w:ind w:left="432" w:leftChars="0" w:hanging="432" w:firstLineChars="0"/>
+              <w:jc w:val="left"/>
+              <w:textAlignment w:val="auto"/>
+              <w:rPr>
+                <w:rFonts w:hint="default" w:ascii="Times New Roman" w:hAnsi="Times New Roman"/>
+                <w:b w:val="0"/>
+                <w:bCs w:val="0"/>
+                <w:color w:val="D2D3D3"/>
+                <w:sz w:val="28"/>
+                <w:szCs w:val="28"/>
+                <w:vertAlign w:val="baseline"/>
+                <w:lang w:val="en-US"/>
+              </w:rPr>
+            </w:pPr>
+            <w:r>
+              <w:rPr>
+                <w:rFonts w:hint="default" w:ascii="Times New Roman" w:hAnsi="Times New Roman"/>
+                <w:b w:val="0"/>
+                <w:bCs w:val="0"/>
+                <w:color w:val="D2D3D3"/>
+                <w:sz w:val="28"/>
+                <w:szCs w:val="28"/>
+                <w:vertAlign w:val="baseline"/>
+                <w:lang w:val="en-US"/>
+              </w:rPr>
+              <w:t>Nullable Safe Calls</w:t>
+            </w:r>
+          </w:p>
+          <w:p>
+            <w:pPr>
+              <w:keepNext w:val="0"/>
+              <w:keepLines w:val="0"/>
+              <w:pageBreakBefore w:val="0"/>
+              <w:widowControl/>
+              <w:numPr>
+                <w:ilvl w:val="0"/>
+                <w:numId w:val="3"/>
+              </w:numPr>
+              <w:tabs>
+                <w:tab w:val="clear" w:pos="425"/>
+              </w:tabs>
+              <w:kinsoku/>
+              <w:wordWrap/>
+              <w:overflowPunct/>
+              <w:topLinePunct w:val="0"/>
+              <w:autoSpaceDE/>
+              <w:autoSpaceDN/>
+              <w:bidi w:val="0"/>
+              <w:adjustRightInd/>
+              <w:snapToGrid/>
+              <w:spacing w:after="181" w:afterLines="50"/>
+              <w:ind w:left="432" w:leftChars="0" w:hanging="432" w:firstLineChars="0"/>
+              <w:jc w:val="left"/>
+              <w:textAlignment w:val="auto"/>
+              <w:rPr>
+                <w:rFonts w:hint="default" w:ascii="Times New Roman" w:hAnsi="Times New Roman"/>
+                <w:b w:val="0"/>
+                <w:bCs w:val="0"/>
+                <w:color w:val="D2D3D3"/>
+                <w:sz w:val="28"/>
+                <w:szCs w:val="28"/>
+                <w:vertAlign w:val="baseline"/>
+                <w:lang w:val="en-US"/>
+              </w:rPr>
+            </w:pPr>
+            <w:r>
+              <w:rPr>
+                <w:rFonts w:hint="default" w:ascii="Times New Roman" w:hAnsi="Times New Roman"/>
+                <w:b w:val="0"/>
+                <w:bCs w:val="0"/>
+                <w:color w:val="D2D3D3"/>
+                <w:sz w:val="28"/>
+                <w:szCs w:val="28"/>
+                <w:vertAlign w:val="baseline"/>
+                <w:lang w:val="en-US"/>
+              </w:rPr>
+              <w:t>The Elvis Operator</w:t>
+            </w:r>
+          </w:p>
+          <w:p>
+            <w:pPr>
+              <w:keepNext w:val="0"/>
+              <w:keepLines w:val="0"/>
+              <w:pageBreakBefore w:val="0"/>
+              <w:widowControl/>
+              <w:numPr>
+                <w:ilvl w:val="0"/>
+                <w:numId w:val="3"/>
+              </w:numPr>
+              <w:tabs>
+                <w:tab w:val="clear" w:pos="425"/>
+              </w:tabs>
+              <w:kinsoku/>
+              <w:wordWrap/>
+              <w:overflowPunct/>
+              <w:topLinePunct w:val="0"/>
+              <w:autoSpaceDE/>
+              <w:autoSpaceDN/>
+              <w:bidi w:val="0"/>
+              <w:adjustRightInd/>
+              <w:snapToGrid/>
+              <w:spacing w:after="181" w:afterLines="50"/>
+              <w:ind w:left="432" w:leftChars="0" w:hanging="432" w:firstLineChars="0"/>
+              <w:jc w:val="left"/>
+              <w:textAlignment w:val="auto"/>
+              <w:rPr>
+                <w:rFonts w:hint="default" w:ascii="Times New Roman" w:hAnsi="Times New Roman"/>
+                <w:b w:val="0"/>
+                <w:bCs w:val="0"/>
+                <w:color w:val="D2D3D3"/>
+                <w:sz w:val="28"/>
+                <w:szCs w:val="28"/>
+                <w:vertAlign w:val="baseline"/>
+                <w:lang w:val="en-US"/>
+              </w:rPr>
+            </w:pPr>
+            <w:r>
+              <w:rPr>
+                <w:rFonts w:hint="default" w:ascii="Times New Roman" w:hAnsi="Times New Roman"/>
+                <w:b w:val="0"/>
+                <w:bCs w:val="0"/>
+                <w:color w:val="D2D3D3"/>
+                <w:sz w:val="28"/>
+                <w:szCs w:val="28"/>
+                <w:vertAlign w:val="baseline"/>
+                <w:lang w:val="en-US"/>
+              </w:rPr>
+              <w:t>Your First Kotlin Function</w:t>
+            </w:r>
+          </w:p>
+          <w:p>
+            <w:pPr>
+              <w:keepNext w:val="0"/>
+              <w:keepLines w:val="0"/>
+              <w:pageBreakBefore w:val="0"/>
+              <w:widowControl/>
+              <w:numPr>
+                <w:ilvl w:val="0"/>
+                <w:numId w:val="3"/>
+              </w:numPr>
+              <w:tabs>
+                <w:tab w:val="clear" w:pos="425"/>
+              </w:tabs>
+              <w:kinsoku/>
+              <w:wordWrap/>
+              <w:overflowPunct/>
+              <w:topLinePunct w:val="0"/>
+              <w:autoSpaceDE/>
+              <w:autoSpaceDN/>
+              <w:bidi w:val="0"/>
+              <w:adjustRightInd/>
+              <w:snapToGrid/>
+              <w:spacing w:after="181" w:afterLines="50"/>
+              <w:ind w:left="432" w:leftChars="0" w:hanging="432" w:firstLineChars="0"/>
+              <w:jc w:val="left"/>
+              <w:textAlignment w:val="auto"/>
+              <w:rPr>
+                <w:rFonts w:hint="default" w:ascii="Times New Roman" w:hAnsi="Times New Roman"/>
+                <w:b w:val="0"/>
+                <w:bCs w:val="0"/>
+                <w:color w:val="D2D3D3"/>
+                <w:sz w:val="28"/>
+                <w:szCs w:val="28"/>
+                <w:vertAlign w:val="baseline"/>
+                <w:lang w:val="en-US"/>
+              </w:rPr>
+            </w:pPr>
+            <w:r>
+              <w:rPr>
+                <w:rFonts w:hint="default" w:ascii="Times New Roman" w:hAnsi="Times New Roman"/>
+                <w:b w:val="0"/>
+                <w:bCs w:val="0"/>
+                <w:color w:val="D2D3D3"/>
+                <w:sz w:val="28"/>
+                <w:szCs w:val="28"/>
+                <w:vertAlign w:val="baseline"/>
+                <w:lang w:val="en-US"/>
+              </w:rPr>
+              <w:t>Functions with Return Types</w:t>
+            </w:r>
+          </w:p>
+          <w:p>
+            <w:pPr>
+              <w:keepNext w:val="0"/>
+              <w:keepLines w:val="0"/>
+              <w:pageBreakBefore w:val="0"/>
+              <w:widowControl/>
+              <w:numPr>
+                <w:ilvl w:val="0"/>
+                <w:numId w:val="3"/>
+              </w:numPr>
+              <w:tabs>
+                <w:tab w:val="clear" w:pos="425"/>
+              </w:tabs>
+              <w:kinsoku/>
+              <w:wordWrap/>
+              <w:overflowPunct/>
+              <w:topLinePunct w:val="0"/>
+              <w:autoSpaceDE/>
+              <w:autoSpaceDN/>
+              <w:bidi w:val="0"/>
+              <w:adjustRightInd/>
+              <w:snapToGrid/>
+              <w:spacing w:after="181" w:afterLines="50"/>
+              <w:ind w:left="432" w:leftChars="0" w:hanging="432" w:firstLineChars="0"/>
+              <w:jc w:val="left"/>
+              <w:textAlignment w:val="auto"/>
+              <w:rPr>
+                <w:rFonts w:hint="default" w:ascii="Times New Roman" w:hAnsi="Times New Roman"/>
+                <w:b w:val="0"/>
+                <w:bCs w:val="0"/>
+                <w:color w:val="D2D3D3"/>
+                <w:sz w:val="28"/>
+                <w:szCs w:val="28"/>
+                <w:vertAlign w:val="baseline"/>
+                <w:lang w:val="en-US"/>
+              </w:rPr>
+            </w:pPr>
+            <w:r>
+              <w:rPr>
+                <w:rFonts w:hint="default" w:ascii="Times New Roman" w:hAnsi="Times New Roman"/>
+                <w:b w:val="0"/>
+                <w:bCs w:val="0"/>
+                <w:color w:val="D2D3D3"/>
+                <w:sz w:val="28"/>
+                <w:szCs w:val="28"/>
+                <w:vertAlign w:val="baseline"/>
+                <w:lang w:val="en-US"/>
+              </w:rPr>
+              <w:t>Functions inside of Functions</w:t>
+            </w:r>
+          </w:p>
+          <w:p>
+            <w:pPr>
+              <w:keepNext w:val="0"/>
+              <w:keepLines w:val="0"/>
+              <w:pageBreakBefore w:val="0"/>
+              <w:widowControl/>
+              <w:numPr>
+                <w:ilvl w:val="0"/>
+                <w:numId w:val="3"/>
+              </w:numPr>
+              <w:tabs>
+                <w:tab w:val="clear" w:pos="425"/>
+              </w:tabs>
+              <w:kinsoku/>
+              <w:wordWrap/>
+              <w:overflowPunct/>
+              <w:topLinePunct w:val="0"/>
+              <w:autoSpaceDE/>
+              <w:autoSpaceDN/>
+              <w:bidi w:val="0"/>
+              <w:adjustRightInd/>
+              <w:snapToGrid/>
+              <w:spacing w:after="181" w:afterLines="50"/>
+              <w:ind w:left="432" w:leftChars="0" w:hanging="432" w:firstLineChars="0"/>
+              <w:jc w:val="left"/>
+              <w:textAlignment w:val="auto"/>
+              <w:rPr>
+                <w:rFonts w:hint="default" w:ascii="Times New Roman" w:hAnsi="Times New Roman"/>
+                <w:b w:val="0"/>
+                <w:bCs w:val="0"/>
+                <w:color w:val="D2D3D3"/>
+                <w:sz w:val="28"/>
+                <w:szCs w:val="28"/>
+                <w:vertAlign w:val="baseline"/>
+                <w:lang w:val="en-US"/>
+              </w:rPr>
+            </w:pPr>
+            <w:r>
+              <w:rPr>
+                <w:rFonts w:hint="default" w:ascii="Times New Roman" w:hAnsi="Times New Roman"/>
+                <w:b w:val="0"/>
+                <w:bCs w:val="0"/>
+                <w:color w:val="D2D3D3"/>
+                <w:sz w:val="28"/>
+                <w:szCs w:val="28"/>
+                <w:vertAlign w:val="baseline"/>
+                <w:lang w:val="en-US"/>
+              </w:rPr>
+              <w:t>Single Line Expressions</w:t>
+            </w:r>
+          </w:p>
+          <w:p>
+            <w:pPr>
+              <w:keepNext w:val="0"/>
+              <w:keepLines w:val="0"/>
+              <w:pageBreakBefore w:val="0"/>
+              <w:widowControl/>
+              <w:numPr>
+                <w:ilvl w:val="0"/>
+                <w:numId w:val="3"/>
+              </w:numPr>
+              <w:tabs>
+                <w:tab w:val="clear" w:pos="425"/>
+              </w:tabs>
+              <w:kinsoku/>
+              <w:wordWrap/>
+              <w:overflowPunct/>
+              <w:topLinePunct w:val="0"/>
+              <w:autoSpaceDE/>
+              <w:autoSpaceDN/>
+              <w:bidi w:val="0"/>
+              <w:adjustRightInd/>
+              <w:snapToGrid/>
+              <w:spacing w:after="181" w:afterLines="50"/>
+              <w:ind w:left="432" w:leftChars="0" w:hanging="432" w:firstLineChars="0"/>
+              <w:jc w:val="left"/>
+              <w:textAlignment w:val="auto"/>
+              <w:rPr>
+                <w:rFonts w:hint="default" w:ascii="Times New Roman" w:hAnsi="Times New Roman"/>
+                <w:b w:val="0"/>
+                <w:bCs w:val="0"/>
+                <w:color w:val="D2D3D3"/>
+                <w:sz w:val="28"/>
+                <w:szCs w:val="28"/>
+                <w:vertAlign w:val="baseline"/>
+                <w:lang w:val="en-US"/>
+              </w:rPr>
+            </w:pPr>
+            <w:r>
+              <w:rPr>
+                <w:rFonts w:hint="default" w:ascii="Times New Roman" w:hAnsi="Times New Roman"/>
+                <w:b w:val="0"/>
+                <w:bCs w:val="0"/>
+                <w:color w:val="D2D3D3"/>
+                <w:sz w:val="28"/>
+                <w:szCs w:val="28"/>
+                <w:vertAlign w:val="baseline"/>
+                <w:lang w:val="en-US"/>
+              </w:rPr>
+              <w:t>Function Arguments</w:t>
+            </w:r>
+          </w:p>
+          <w:p>
+            <w:pPr>
+              <w:keepNext w:val="0"/>
+              <w:keepLines w:val="0"/>
+              <w:pageBreakBefore w:val="0"/>
+              <w:widowControl/>
+              <w:numPr>
+                <w:ilvl w:val="0"/>
+                <w:numId w:val="3"/>
+              </w:numPr>
+              <w:tabs>
+                <w:tab w:val="clear" w:pos="425"/>
+              </w:tabs>
+              <w:kinsoku/>
+              <w:wordWrap/>
+              <w:overflowPunct/>
+              <w:topLinePunct w:val="0"/>
+              <w:autoSpaceDE/>
+              <w:autoSpaceDN/>
+              <w:bidi w:val="0"/>
+              <w:adjustRightInd/>
+              <w:snapToGrid/>
+              <w:spacing w:after="181" w:afterLines="50"/>
+              <w:ind w:left="432" w:leftChars="0" w:hanging="432" w:firstLineChars="0"/>
+              <w:jc w:val="left"/>
+              <w:textAlignment w:val="auto"/>
+              <w:rPr>
+                <w:rFonts w:hint="default" w:ascii="Times New Roman" w:hAnsi="Times New Roman"/>
+                <w:b w:val="0"/>
+                <w:bCs w:val="0"/>
+                <w:color w:val="D2D3D3"/>
+                <w:sz w:val="28"/>
+                <w:szCs w:val="28"/>
+                <w:vertAlign w:val="baseline"/>
+                <w:lang w:val="en-US"/>
+              </w:rPr>
+            </w:pPr>
+            <w:r>
+              <w:rPr>
+                <w:rFonts w:hint="default" w:ascii="Times New Roman" w:hAnsi="Times New Roman"/>
+                <w:b w:val="0"/>
+                <w:bCs w:val="0"/>
+                <w:color w:val="D2D3D3"/>
+                <w:sz w:val="28"/>
+                <w:szCs w:val="28"/>
+                <w:vertAlign w:val="baseline"/>
+                <w:lang w:val="en-US"/>
+              </w:rPr>
+              <w:t>Named Parameters</w:t>
+            </w:r>
+          </w:p>
+          <w:p>
+            <w:pPr>
+              <w:keepNext w:val="0"/>
+              <w:keepLines w:val="0"/>
+              <w:pageBreakBefore w:val="0"/>
+              <w:widowControl/>
+              <w:numPr>
+                <w:ilvl w:val="0"/>
+                <w:numId w:val="3"/>
+              </w:numPr>
+              <w:tabs>
+                <w:tab w:val="clear" w:pos="425"/>
+              </w:tabs>
+              <w:kinsoku/>
+              <w:wordWrap/>
+              <w:overflowPunct/>
+              <w:topLinePunct w:val="0"/>
+              <w:autoSpaceDE/>
+              <w:autoSpaceDN/>
+              <w:bidi w:val="0"/>
+              <w:adjustRightInd/>
+              <w:snapToGrid/>
+              <w:spacing w:after="181" w:afterLines="50"/>
+              <w:ind w:left="432" w:leftChars="0" w:hanging="432" w:firstLineChars="0"/>
+              <w:jc w:val="left"/>
+              <w:textAlignment w:val="auto"/>
+              <w:rPr>
+                <w:rFonts w:hint="default" w:ascii="Times New Roman" w:hAnsi="Times New Roman"/>
+                <w:b w:val="0"/>
+                <w:bCs w:val="0"/>
+                <w:color w:val="D2D3D3"/>
+                <w:sz w:val="28"/>
+                <w:szCs w:val="28"/>
+                <w:vertAlign w:val="baseline"/>
+                <w:lang w:val="en-US"/>
+              </w:rPr>
+            </w:pPr>
+            <w:r>
+              <w:rPr>
+                <w:rFonts w:hint="default" w:ascii="Times New Roman" w:hAnsi="Times New Roman"/>
+                <w:b w:val="0"/>
+                <w:bCs w:val="0"/>
+                <w:color w:val="D2D3D3"/>
+                <w:sz w:val="28"/>
+                <w:szCs w:val="28"/>
+                <w:vertAlign w:val="baseline"/>
+                <w:lang w:val="en-US"/>
+              </w:rPr>
+              <w:t>Default Function Arguments</w:t>
+            </w:r>
+          </w:p>
+          <w:p>
+            <w:pPr>
+              <w:keepNext w:val="0"/>
+              <w:keepLines w:val="0"/>
+              <w:pageBreakBefore w:val="0"/>
+              <w:widowControl/>
+              <w:numPr>
+                <w:ilvl w:val="0"/>
+                <w:numId w:val="3"/>
+              </w:numPr>
+              <w:tabs>
+                <w:tab w:val="clear" w:pos="425"/>
+              </w:tabs>
+              <w:kinsoku/>
+              <w:wordWrap/>
+              <w:overflowPunct/>
+              <w:topLinePunct w:val="0"/>
+              <w:autoSpaceDE/>
+              <w:autoSpaceDN/>
+              <w:bidi w:val="0"/>
+              <w:adjustRightInd/>
+              <w:snapToGrid/>
+              <w:spacing w:after="181" w:afterLines="50"/>
+              <w:ind w:left="432" w:leftChars="0" w:hanging="432" w:firstLineChars="0"/>
+              <w:jc w:val="left"/>
+              <w:textAlignment w:val="auto"/>
+              <w:rPr>
+                <w:rFonts w:hint="default" w:ascii="Times New Roman" w:hAnsi="Times New Roman"/>
+                <w:b w:val="0"/>
+                <w:bCs w:val="0"/>
+                <w:color w:val="D2D3D3"/>
+                <w:sz w:val="28"/>
+                <w:szCs w:val="28"/>
+                <w:vertAlign w:val="baseline"/>
+                <w:lang w:val="en-US"/>
+              </w:rPr>
+            </w:pPr>
+            <w:r>
+              <w:rPr>
+                <w:rFonts w:hint="default" w:ascii="Times New Roman" w:hAnsi="Times New Roman"/>
+                <w:b w:val="0"/>
+                <w:bCs w:val="0"/>
+                <w:color w:val="D2D3D3"/>
+                <w:sz w:val="28"/>
+                <w:szCs w:val="28"/>
+                <w:vertAlign w:val="baseline"/>
+                <w:lang w:val="en-US"/>
+              </w:rPr>
+              <w:t>IDE Refactoring to New Lines and Named Arguments</w:t>
+            </w:r>
+          </w:p>
+          <w:p>
+            <w:pPr>
+              <w:keepNext w:val="0"/>
+              <w:keepLines w:val="0"/>
+              <w:pageBreakBefore w:val="0"/>
+              <w:widowControl/>
+              <w:numPr>
+                <w:ilvl w:val="0"/>
+                <w:numId w:val="3"/>
+              </w:numPr>
+              <w:tabs>
+                <w:tab w:val="clear" w:pos="425"/>
+              </w:tabs>
+              <w:kinsoku/>
+              <w:wordWrap/>
+              <w:overflowPunct/>
+              <w:topLinePunct w:val="0"/>
+              <w:autoSpaceDE/>
+              <w:autoSpaceDN/>
+              <w:bidi w:val="0"/>
+              <w:adjustRightInd/>
+              <w:snapToGrid/>
+              <w:spacing w:after="181" w:afterLines="50"/>
+              <w:ind w:left="432" w:leftChars="0" w:hanging="432" w:firstLineChars="0"/>
+              <w:jc w:val="left"/>
+              <w:textAlignment w:val="auto"/>
+              <w:rPr>
+                <w:rFonts w:hint="default" w:ascii="Times New Roman" w:hAnsi="Times New Roman"/>
+                <w:b w:val="0"/>
+                <w:bCs w:val="0"/>
+                <w:color w:val="D2D3D3"/>
+                <w:sz w:val="28"/>
+                <w:szCs w:val="28"/>
+                <w:vertAlign w:val="baseline"/>
+                <w:lang w:val="en-US"/>
+              </w:rPr>
+            </w:pPr>
+            <w:r>
+              <w:rPr>
+                <w:rFonts w:hint="default" w:ascii="Times New Roman" w:hAnsi="Times New Roman"/>
+                <w:b w:val="0"/>
+                <w:bCs w:val="0"/>
+                <w:color w:val="D2D3D3"/>
+                <w:sz w:val="28"/>
+                <w:szCs w:val="28"/>
+                <w:vertAlign w:val="baseline"/>
+                <w:lang w:val="en-US"/>
+              </w:rPr>
+              <w:t>Multiple Args with varargs</w:t>
+            </w:r>
+          </w:p>
+          <w:p>
+            <w:pPr>
+              <w:keepNext w:val="0"/>
+              <w:keepLines w:val="0"/>
+              <w:pageBreakBefore w:val="0"/>
+              <w:widowControl/>
+              <w:numPr>
+                <w:ilvl w:val="0"/>
+                <w:numId w:val="3"/>
+              </w:numPr>
+              <w:tabs>
+                <w:tab w:val="clear" w:pos="425"/>
+              </w:tabs>
+              <w:kinsoku/>
+              <w:wordWrap/>
+              <w:overflowPunct/>
+              <w:topLinePunct w:val="0"/>
+              <w:autoSpaceDE/>
+              <w:autoSpaceDN/>
+              <w:bidi w:val="0"/>
+              <w:adjustRightInd/>
+              <w:snapToGrid/>
+              <w:spacing w:after="181" w:afterLines="50"/>
+              <w:ind w:left="432" w:leftChars="0" w:hanging="432" w:firstLineChars="0"/>
+              <w:jc w:val="left"/>
+              <w:textAlignment w:val="auto"/>
+              <w:rPr>
+                <w:rFonts w:hint="default" w:ascii="Times New Roman" w:hAnsi="Times New Roman"/>
+                <w:b w:val="0"/>
+                <w:bCs w:val="0"/>
+                <w:color w:val="D2D3D3"/>
+                <w:sz w:val="28"/>
+                <w:szCs w:val="28"/>
+                <w:vertAlign w:val="baseline"/>
+                <w:lang w:val="en-US"/>
+              </w:rPr>
+            </w:pPr>
+            <w:r>
+              <w:rPr>
+                <w:rFonts w:hint="default" w:ascii="Times New Roman" w:hAnsi="Times New Roman"/>
+                <w:b w:val="0"/>
+                <w:bCs w:val="0"/>
+                <w:color w:val="D2D3D3"/>
+                <w:sz w:val="28"/>
+                <w:szCs w:val="28"/>
+                <w:vertAlign w:val="baseline"/>
+                <w:lang w:val="en-US"/>
+              </w:rPr>
+              <w:t>Function Overloading</w:t>
+            </w:r>
+          </w:p>
+          <w:p>
+            <w:pPr>
+              <w:keepNext w:val="0"/>
+              <w:keepLines w:val="0"/>
+              <w:pageBreakBefore w:val="0"/>
+              <w:widowControl/>
+              <w:numPr>
+                <w:ilvl w:val="0"/>
+                <w:numId w:val="3"/>
+              </w:numPr>
+              <w:tabs>
+                <w:tab w:val="clear" w:pos="425"/>
+              </w:tabs>
+              <w:kinsoku/>
+              <w:wordWrap/>
+              <w:overflowPunct/>
+              <w:topLinePunct w:val="0"/>
+              <w:autoSpaceDE/>
+              <w:autoSpaceDN/>
+              <w:bidi w:val="0"/>
+              <w:adjustRightInd/>
+              <w:snapToGrid/>
+              <w:spacing w:after="181" w:afterLines="50"/>
+              <w:ind w:left="432" w:leftChars="0" w:hanging="432" w:firstLineChars="0"/>
+              <w:jc w:val="left"/>
+              <w:textAlignment w:val="auto"/>
+              <w:rPr>
+                <w:rFonts w:hint="default" w:ascii="Times New Roman" w:hAnsi="Times New Roman"/>
+                <w:b w:val="0"/>
+                <w:bCs w:val="0"/>
+                <w:color w:val="D2D3D3"/>
+                <w:sz w:val="28"/>
+                <w:szCs w:val="28"/>
+                <w:vertAlign w:val="baseline"/>
+                <w:lang w:val="en-US"/>
+              </w:rPr>
+            </w:pPr>
+            <w:r>
+              <w:rPr>
+                <w:rFonts w:hint="default" w:ascii="Times New Roman" w:hAnsi="Times New Roman"/>
+                <w:b w:val="0"/>
+                <w:bCs w:val="0"/>
+                <w:color w:val="D2D3D3"/>
+                <w:sz w:val="28"/>
+                <w:szCs w:val="28"/>
+                <w:vertAlign w:val="baseline"/>
+                <w:lang w:val="en-US"/>
+              </w:rPr>
+              <w:t>Creating your First Kotlin Class</w:t>
+            </w:r>
+          </w:p>
+          <w:p>
+            <w:pPr>
+              <w:keepNext w:val="0"/>
+              <w:keepLines w:val="0"/>
+              <w:pageBreakBefore w:val="0"/>
+              <w:widowControl/>
+              <w:numPr>
+                <w:ilvl w:val="0"/>
+                <w:numId w:val="3"/>
+              </w:numPr>
+              <w:tabs>
+                <w:tab w:val="clear" w:pos="425"/>
+              </w:tabs>
+              <w:kinsoku/>
+              <w:wordWrap/>
+              <w:overflowPunct/>
+              <w:topLinePunct w:val="0"/>
+              <w:autoSpaceDE/>
+              <w:autoSpaceDN/>
+              <w:bidi w:val="0"/>
+              <w:adjustRightInd/>
+              <w:snapToGrid/>
+              <w:spacing w:after="181" w:afterLines="50"/>
+              <w:ind w:left="432" w:leftChars="0" w:hanging="432" w:firstLineChars="0"/>
+              <w:jc w:val="left"/>
+              <w:textAlignment w:val="auto"/>
+              <w:rPr>
+                <w:rFonts w:hint="default" w:ascii="Times New Roman" w:hAnsi="Times New Roman"/>
+                <w:b w:val="0"/>
+                <w:bCs w:val="0"/>
+                <w:color w:val="D2D3D3"/>
+                <w:sz w:val="28"/>
+                <w:szCs w:val="28"/>
+                <w:vertAlign w:val="baseline"/>
+                <w:lang w:val="en-US"/>
+              </w:rPr>
+            </w:pPr>
+            <w:r>
+              <w:rPr>
+                <w:rFonts w:hint="default" w:ascii="Times New Roman" w:hAnsi="Times New Roman"/>
+                <w:b w:val="0"/>
+                <w:bCs w:val="0"/>
+                <w:color w:val="D2D3D3"/>
+                <w:sz w:val="28"/>
+                <w:szCs w:val="28"/>
+                <w:vertAlign w:val="baseline"/>
+                <w:lang w:val="en-US"/>
+              </w:rPr>
+              <w:t>Class Primary Constructors</w:t>
+            </w:r>
+          </w:p>
+          <w:p>
+            <w:pPr>
+              <w:keepNext w:val="0"/>
+              <w:keepLines w:val="0"/>
+              <w:pageBreakBefore w:val="0"/>
+              <w:widowControl/>
+              <w:numPr>
+                <w:ilvl w:val="0"/>
+                <w:numId w:val="3"/>
+              </w:numPr>
+              <w:tabs>
+                <w:tab w:val="clear" w:pos="425"/>
+              </w:tabs>
+              <w:kinsoku/>
+              <w:wordWrap/>
+              <w:overflowPunct/>
+              <w:topLinePunct w:val="0"/>
+              <w:autoSpaceDE/>
+              <w:autoSpaceDN/>
+              <w:bidi w:val="0"/>
+              <w:adjustRightInd/>
+              <w:snapToGrid/>
+              <w:spacing w:after="181" w:afterLines="50"/>
+              <w:ind w:left="432" w:leftChars="0" w:hanging="432" w:firstLineChars="0"/>
+              <w:jc w:val="left"/>
+              <w:textAlignment w:val="auto"/>
+              <w:rPr>
+                <w:rFonts w:hint="default" w:ascii="Times New Roman" w:hAnsi="Times New Roman"/>
+                <w:b w:val="0"/>
+                <w:bCs w:val="0"/>
+                <w:color w:val="D2D3D3"/>
+                <w:sz w:val="28"/>
+                <w:szCs w:val="28"/>
+                <w:vertAlign w:val="baseline"/>
+                <w:lang w:val="en-US"/>
+              </w:rPr>
+            </w:pPr>
+            <w:r>
+              <w:rPr>
+                <w:rFonts w:hint="default" w:ascii="Times New Roman" w:hAnsi="Times New Roman"/>
+                <w:b w:val="0"/>
+                <w:bCs w:val="0"/>
+                <w:color w:val="D2D3D3"/>
+                <w:sz w:val="28"/>
+                <w:szCs w:val="28"/>
+                <w:vertAlign w:val="baseline"/>
+                <w:lang w:val="en-US"/>
+              </w:rPr>
+              <w:t>Multiple Class Constructors</w:t>
+            </w:r>
+          </w:p>
+          <w:p>
+            <w:pPr>
+              <w:keepNext w:val="0"/>
+              <w:keepLines w:val="0"/>
+              <w:pageBreakBefore w:val="0"/>
+              <w:widowControl/>
+              <w:numPr>
+                <w:ilvl w:val="0"/>
+                <w:numId w:val="3"/>
+              </w:numPr>
+              <w:tabs>
+                <w:tab w:val="clear" w:pos="425"/>
+              </w:tabs>
+              <w:kinsoku/>
+              <w:wordWrap/>
+              <w:overflowPunct/>
+              <w:topLinePunct w:val="0"/>
+              <w:autoSpaceDE/>
+              <w:autoSpaceDN/>
+              <w:bidi w:val="0"/>
+              <w:adjustRightInd/>
+              <w:snapToGrid/>
+              <w:spacing w:after="181" w:afterLines="50"/>
+              <w:ind w:left="432" w:leftChars="0" w:hanging="432" w:firstLineChars="0"/>
+              <w:jc w:val="left"/>
+              <w:textAlignment w:val="auto"/>
+              <w:rPr>
+                <w:rFonts w:hint="default" w:ascii="Times New Roman" w:hAnsi="Times New Roman"/>
+                <w:b w:val="0"/>
+                <w:bCs w:val="0"/>
+                <w:color w:val="D2D3D3"/>
+                <w:sz w:val="28"/>
+                <w:szCs w:val="28"/>
+                <w:vertAlign w:val="baseline"/>
+                <w:lang w:val="en-US"/>
+              </w:rPr>
+            </w:pPr>
+            <w:r>
+              <w:rPr>
+                <w:rFonts w:hint="default" w:ascii="Times New Roman" w:hAnsi="Times New Roman"/>
+                <w:b w:val="0"/>
+                <w:bCs w:val="0"/>
+                <w:color w:val="D2D3D3"/>
+                <w:sz w:val="28"/>
+                <w:szCs w:val="28"/>
+                <w:vertAlign w:val="baseline"/>
+                <w:lang w:val="en-US"/>
+              </w:rPr>
+              <w:t>Constructor Init Blocks</w:t>
+            </w:r>
+          </w:p>
+          <w:p>
+            <w:pPr>
+              <w:keepNext w:val="0"/>
+              <w:keepLines w:val="0"/>
+              <w:pageBreakBefore w:val="0"/>
+              <w:widowControl/>
+              <w:numPr>
+                <w:ilvl w:val="0"/>
+                <w:numId w:val="3"/>
+              </w:numPr>
+              <w:tabs>
+                <w:tab w:val="clear" w:pos="425"/>
+              </w:tabs>
+              <w:kinsoku/>
+              <w:wordWrap/>
+              <w:overflowPunct/>
+              <w:topLinePunct w:val="0"/>
+              <w:autoSpaceDE/>
+              <w:autoSpaceDN/>
+              <w:bidi w:val="0"/>
+              <w:adjustRightInd/>
+              <w:snapToGrid/>
+              <w:spacing w:after="181" w:afterLines="50"/>
+              <w:ind w:left="432" w:leftChars="0" w:hanging="432" w:firstLineChars="0"/>
+              <w:jc w:val="left"/>
+              <w:textAlignment w:val="auto"/>
+              <w:rPr>
+                <w:rFonts w:hint="default" w:ascii="Times New Roman" w:hAnsi="Times New Roman" w:cs="Times New Roman"/>
+                <w:b w:val="0"/>
+                <w:bCs w:val="0"/>
+                <w:color w:val="D2D3D3"/>
+                <w:sz w:val="28"/>
+                <w:szCs w:val="28"/>
+                <w:vertAlign w:val="baseline"/>
+                <w:lang w:val="en-US"/>
+              </w:rPr>
+            </w:pPr>
+            <w:r>
+              <w:rPr>
+                <w:rFonts w:hint="default" w:ascii="Times New Roman" w:hAnsi="Times New Roman"/>
+                <w:b w:val="0"/>
+                <w:bCs w:val="0"/>
+                <w:color w:val="D2D3D3"/>
+                <w:sz w:val="28"/>
+                <w:szCs w:val="28"/>
+                <w:vertAlign w:val="baseline"/>
+                <w:lang w:val="en-US"/>
+              </w:rPr>
+              <w:t>Class Properties</w:t>
+            </w:r>
+          </w:p>
+        </w:tc>
+        <w:tc>
+          <w:tcPr>
+            <w:tcW w:w="4981" w:type="dxa"/>
+            <w:tcBorders>
+              <w:tl2br w:val="nil"/>
+              <w:tr2bl w:val="nil"/>
+            </w:tcBorders>
+            <w:vAlign w:val="top"/>
+          </w:tcPr>
+          <w:p>
+            <w:pPr>
+              <w:keepNext w:val="0"/>
+              <w:keepLines w:val="0"/>
+              <w:pageBreakBefore w:val="0"/>
+              <w:widowControl/>
+              <w:numPr>
+                <w:ilvl w:val="0"/>
+                <w:numId w:val="3"/>
+              </w:numPr>
+              <w:tabs>
+                <w:tab w:val="clear" w:pos="425"/>
+              </w:tabs>
+              <w:kinsoku/>
+              <w:wordWrap/>
+              <w:overflowPunct/>
+              <w:topLinePunct w:val="0"/>
+              <w:autoSpaceDE/>
+              <w:autoSpaceDN/>
+              <w:bidi w:val="0"/>
+              <w:adjustRightInd/>
+              <w:snapToGrid/>
+              <w:spacing w:after="181" w:afterLines="50"/>
+              <w:ind w:left="432" w:leftChars="0" w:hanging="432" w:firstLineChars="0"/>
+              <w:jc w:val="left"/>
+              <w:textAlignment w:val="auto"/>
+              <w:rPr>
+                <w:rFonts w:hint="default" w:ascii="Times New Roman" w:hAnsi="Times New Roman"/>
+                <w:b w:val="0"/>
+                <w:bCs w:val="0"/>
+                <w:color w:val="D2D3D3"/>
+                <w:sz w:val="28"/>
+                <w:szCs w:val="28"/>
+                <w:vertAlign w:val="baseline"/>
+                <w:lang w:val="en-US"/>
+              </w:rPr>
+            </w:pPr>
+            <w:r>
+              <w:rPr>
+                <w:rFonts w:hint="default" w:ascii="Times New Roman" w:hAnsi="Times New Roman"/>
+                <w:b w:val="0"/>
+                <w:bCs w:val="0"/>
+                <w:color w:val="D2D3D3"/>
+                <w:sz w:val="28"/>
+                <w:szCs w:val="28"/>
+                <w:vertAlign w:val="baseline"/>
+                <w:lang w:val="en-US"/>
+              </w:rPr>
+              <w:t>Read Class Properties</w:t>
+            </w:r>
+          </w:p>
+          <w:p>
+            <w:pPr>
+              <w:keepNext w:val="0"/>
+              <w:keepLines w:val="0"/>
+              <w:pageBreakBefore w:val="0"/>
+              <w:widowControl/>
+              <w:numPr>
+                <w:ilvl w:val="0"/>
+                <w:numId w:val="3"/>
+              </w:numPr>
+              <w:tabs>
+                <w:tab w:val="clear" w:pos="425"/>
+              </w:tabs>
+              <w:kinsoku/>
+              <w:wordWrap/>
+              <w:overflowPunct/>
+              <w:topLinePunct w:val="0"/>
+              <w:autoSpaceDE/>
+              <w:autoSpaceDN/>
+              <w:bidi w:val="0"/>
+              <w:adjustRightInd/>
+              <w:snapToGrid/>
+              <w:spacing w:after="181" w:afterLines="50"/>
+              <w:ind w:left="432" w:leftChars="0" w:hanging="432" w:firstLineChars="0"/>
+              <w:jc w:val="left"/>
+              <w:textAlignment w:val="auto"/>
+              <w:rPr>
+                <w:rFonts w:hint="default" w:ascii="Times New Roman" w:hAnsi="Times New Roman"/>
+                <w:b w:val="0"/>
+                <w:bCs w:val="0"/>
+                <w:color w:val="D2D3D3"/>
+                <w:sz w:val="28"/>
+                <w:szCs w:val="28"/>
+                <w:vertAlign w:val="baseline"/>
+                <w:lang w:val="en-US"/>
+              </w:rPr>
+            </w:pPr>
+            <w:r>
+              <w:rPr>
+                <w:rFonts w:hint="default" w:ascii="Times New Roman" w:hAnsi="Times New Roman"/>
+                <w:b w:val="0"/>
+                <w:bCs w:val="0"/>
+                <w:color w:val="D2D3D3"/>
+                <w:sz w:val="28"/>
+                <w:szCs w:val="28"/>
+                <w:vertAlign w:val="baseline"/>
+                <w:lang w:val="en-US"/>
+              </w:rPr>
+              <w:t>Overriding a Property Getter</w:t>
+            </w:r>
+          </w:p>
+          <w:p>
+            <w:pPr>
+              <w:keepNext w:val="0"/>
+              <w:keepLines w:val="0"/>
+              <w:pageBreakBefore w:val="0"/>
+              <w:widowControl/>
+              <w:numPr>
+                <w:ilvl w:val="0"/>
+                <w:numId w:val="3"/>
+              </w:numPr>
+              <w:tabs>
+                <w:tab w:val="clear" w:pos="425"/>
+              </w:tabs>
+              <w:kinsoku/>
+              <w:wordWrap/>
+              <w:overflowPunct/>
+              <w:topLinePunct w:val="0"/>
+              <w:autoSpaceDE/>
+              <w:autoSpaceDN/>
+              <w:bidi w:val="0"/>
+              <w:adjustRightInd/>
+              <w:snapToGrid/>
+              <w:spacing w:after="181" w:afterLines="50"/>
+              <w:ind w:left="432" w:leftChars="0" w:hanging="432" w:firstLineChars="0"/>
+              <w:jc w:val="left"/>
+              <w:textAlignment w:val="auto"/>
+              <w:rPr>
+                <w:rFonts w:hint="default" w:ascii="Times New Roman" w:hAnsi="Times New Roman"/>
+                <w:b w:val="0"/>
+                <w:bCs w:val="0"/>
+                <w:color w:val="D2D3D3"/>
+                <w:sz w:val="28"/>
+                <w:szCs w:val="28"/>
+                <w:vertAlign w:val="baseline"/>
+                <w:lang w:val="en-US"/>
+              </w:rPr>
+            </w:pPr>
+            <w:r>
+              <w:rPr>
+                <w:rFonts w:hint="default" w:ascii="Times New Roman" w:hAnsi="Times New Roman"/>
+                <w:b w:val="0"/>
+                <w:bCs w:val="0"/>
+                <w:color w:val="D2D3D3"/>
+                <w:sz w:val="28"/>
+                <w:szCs w:val="28"/>
+                <w:vertAlign w:val="baseline"/>
+                <w:lang w:val="en-US"/>
+              </w:rPr>
+              <w:t>Overriding a Property Setter</w:t>
+            </w:r>
+          </w:p>
+          <w:p>
+            <w:pPr>
+              <w:keepNext w:val="0"/>
+              <w:keepLines w:val="0"/>
+              <w:pageBreakBefore w:val="0"/>
+              <w:widowControl/>
+              <w:numPr>
+                <w:ilvl w:val="0"/>
+                <w:numId w:val="3"/>
+              </w:numPr>
+              <w:tabs>
+                <w:tab w:val="clear" w:pos="425"/>
+              </w:tabs>
+              <w:kinsoku/>
+              <w:wordWrap/>
+              <w:overflowPunct/>
+              <w:topLinePunct w:val="0"/>
+              <w:autoSpaceDE/>
+              <w:autoSpaceDN/>
+              <w:bidi w:val="0"/>
+              <w:adjustRightInd/>
+              <w:snapToGrid/>
+              <w:spacing w:after="181" w:afterLines="50"/>
+              <w:ind w:left="432" w:leftChars="0" w:hanging="432" w:firstLineChars="0"/>
+              <w:jc w:val="left"/>
+              <w:textAlignment w:val="auto"/>
+              <w:rPr>
+                <w:rFonts w:hint="default" w:ascii="Times New Roman" w:hAnsi="Times New Roman"/>
+                <w:b w:val="0"/>
+                <w:bCs w:val="0"/>
+                <w:color w:val="D2D3D3"/>
+                <w:sz w:val="28"/>
+                <w:szCs w:val="28"/>
+                <w:vertAlign w:val="baseline"/>
+                <w:lang w:val="en-US"/>
+              </w:rPr>
+            </w:pPr>
+            <w:r>
+              <w:rPr>
+                <w:rFonts w:hint="default" w:ascii="Times New Roman" w:hAnsi="Times New Roman"/>
+                <w:b w:val="0"/>
+                <w:bCs w:val="0"/>
+                <w:color w:val="D2D3D3"/>
+                <w:sz w:val="28"/>
+                <w:szCs w:val="28"/>
+                <w:vertAlign w:val="baseline"/>
+                <w:lang w:val="en-US"/>
+              </w:rPr>
+              <w:t>Multiple Properties in a Class</w:t>
+            </w:r>
+          </w:p>
+          <w:p>
+            <w:pPr>
+              <w:keepNext w:val="0"/>
+              <w:keepLines w:val="0"/>
+              <w:pageBreakBefore w:val="0"/>
+              <w:widowControl/>
+              <w:numPr>
+                <w:ilvl w:val="0"/>
+                <w:numId w:val="3"/>
+              </w:numPr>
+              <w:tabs>
+                <w:tab w:val="clear" w:pos="425"/>
+              </w:tabs>
+              <w:kinsoku/>
+              <w:wordWrap/>
+              <w:overflowPunct/>
+              <w:topLinePunct w:val="0"/>
+              <w:autoSpaceDE/>
+              <w:autoSpaceDN/>
+              <w:bidi w:val="0"/>
+              <w:adjustRightInd/>
+              <w:snapToGrid/>
+              <w:spacing w:after="181" w:afterLines="50"/>
+              <w:ind w:left="432" w:leftChars="0" w:hanging="432" w:firstLineChars="0"/>
+              <w:jc w:val="left"/>
+              <w:textAlignment w:val="auto"/>
+              <w:rPr>
+                <w:rFonts w:hint="default" w:ascii="Times New Roman" w:hAnsi="Times New Roman"/>
+                <w:b w:val="0"/>
+                <w:bCs w:val="0"/>
+                <w:color w:val="D2D3D3"/>
+                <w:sz w:val="28"/>
+                <w:szCs w:val="28"/>
+                <w:vertAlign w:val="baseline"/>
+                <w:lang w:val="en-US"/>
+              </w:rPr>
+            </w:pPr>
+            <w:r>
+              <w:rPr>
+                <w:rFonts w:hint="default" w:ascii="Times New Roman" w:hAnsi="Times New Roman"/>
+                <w:b w:val="0"/>
+                <w:bCs w:val="0"/>
+                <w:color w:val="D2D3D3"/>
+                <w:sz w:val="28"/>
+                <w:szCs w:val="28"/>
+                <w:vertAlign w:val="baseline"/>
+                <w:lang w:val="en-US"/>
+              </w:rPr>
+              <w:t>Class Functions</w:t>
+            </w:r>
+          </w:p>
+          <w:p>
+            <w:pPr>
+              <w:keepNext w:val="0"/>
+              <w:keepLines w:val="0"/>
+              <w:pageBreakBefore w:val="0"/>
+              <w:widowControl/>
+              <w:numPr>
+                <w:ilvl w:val="0"/>
+                <w:numId w:val="3"/>
+              </w:numPr>
+              <w:tabs>
+                <w:tab w:val="clear" w:pos="425"/>
+              </w:tabs>
+              <w:kinsoku/>
+              <w:wordWrap/>
+              <w:overflowPunct/>
+              <w:topLinePunct w:val="0"/>
+              <w:autoSpaceDE/>
+              <w:autoSpaceDN/>
+              <w:bidi w:val="0"/>
+              <w:adjustRightInd/>
+              <w:snapToGrid/>
+              <w:spacing w:after="181" w:afterLines="50"/>
+              <w:ind w:left="432" w:leftChars="0" w:hanging="432" w:firstLineChars="0"/>
+              <w:jc w:val="left"/>
+              <w:textAlignment w:val="auto"/>
+              <w:rPr>
+                <w:rFonts w:hint="default" w:ascii="Times New Roman" w:hAnsi="Times New Roman"/>
+                <w:b w:val="0"/>
+                <w:bCs w:val="0"/>
+                <w:color w:val="D2D3D3"/>
+                <w:sz w:val="28"/>
+                <w:szCs w:val="28"/>
+                <w:vertAlign w:val="baseline"/>
+                <w:lang w:val="en-US"/>
+              </w:rPr>
+            </w:pPr>
+            <w:r>
+              <w:rPr>
+                <w:rFonts w:hint="default" w:ascii="Times New Roman" w:hAnsi="Times New Roman"/>
+                <w:b w:val="0"/>
+                <w:bCs w:val="0"/>
+                <w:color w:val="D2D3D3"/>
+                <w:sz w:val="28"/>
+                <w:szCs w:val="28"/>
+                <w:vertAlign w:val="baseline"/>
+                <w:lang w:val="en-US"/>
+              </w:rPr>
+              <w:t>Companion Objects</w:t>
+            </w:r>
+          </w:p>
+          <w:p>
+            <w:pPr>
+              <w:keepNext w:val="0"/>
+              <w:keepLines w:val="0"/>
+              <w:pageBreakBefore w:val="0"/>
+              <w:widowControl/>
+              <w:numPr>
+                <w:ilvl w:val="0"/>
+                <w:numId w:val="3"/>
+              </w:numPr>
+              <w:tabs>
+                <w:tab w:val="clear" w:pos="425"/>
+              </w:tabs>
+              <w:kinsoku/>
+              <w:wordWrap/>
+              <w:overflowPunct/>
+              <w:topLinePunct w:val="0"/>
+              <w:autoSpaceDE/>
+              <w:autoSpaceDN/>
+              <w:bidi w:val="0"/>
+              <w:adjustRightInd/>
+              <w:snapToGrid/>
+              <w:spacing w:after="181" w:afterLines="50"/>
+              <w:ind w:left="432" w:leftChars="0" w:hanging="432" w:firstLineChars="0"/>
+              <w:jc w:val="left"/>
+              <w:textAlignment w:val="auto"/>
+              <w:rPr>
+                <w:rFonts w:hint="default" w:ascii="Times New Roman" w:hAnsi="Times New Roman"/>
+                <w:b w:val="0"/>
+                <w:bCs w:val="0"/>
+                <w:color w:val="D2D3D3"/>
+                <w:sz w:val="28"/>
+                <w:szCs w:val="28"/>
+                <w:vertAlign w:val="baseline"/>
+                <w:lang w:val="en-US"/>
+              </w:rPr>
+            </w:pPr>
+            <w:r>
+              <w:rPr>
+                <w:rFonts w:hint="default" w:ascii="Times New Roman" w:hAnsi="Times New Roman"/>
+                <w:b w:val="0"/>
+                <w:bCs w:val="0"/>
+                <w:color w:val="D2D3D3"/>
+                <w:sz w:val="28"/>
+                <w:szCs w:val="28"/>
+                <w:vertAlign w:val="baseline"/>
+                <w:lang w:val="en-US"/>
+              </w:rPr>
+              <w:t>How to Create a Singleton</w:t>
+            </w:r>
+          </w:p>
+          <w:p>
+            <w:pPr>
+              <w:keepNext w:val="0"/>
+              <w:keepLines w:val="0"/>
+              <w:pageBreakBefore w:val="0"/>
+              <w:widowControl/>
+              <w:numPr>
+                <w:ilvl w:val="0"/>
+                <w:numId w:val="3"/>
+              </w:numPr>
+              <w:tabs>
+                <w:tab w:val="clear" w:pos="425"/>
+              </w:tabs>
+              <w:kinsoku/>
+              <w:wordWrap/>
+              <w:overflowPunct/>
+              <w:topLinePunct w:val="0"/>
+              <w:autoSpaceDE/>
+              <w:autoSpaceDN/>
+              <w:bidi w:val="0"/>
+              <w:adjustRightInd/>
+              <w:snapToGrid/>
+              <w:spacing w:after="181" w:afterLines="50"/>
+              <w:ind w:left="432" w:leftChars="0" w:hanging="432" w:firstLineChars="0"/>
+              <w:jc w:val="left"/>
+              <w:textAlignment w:val="auto"/>
+              <w:rPr>
+                <w:rFonts w:hint="default" w:ascii="Times New Roman" w:hAnsi="Times New Roman"/>
+                <w:b w:val="0"/>
+                <w:bCs w:val="0"/>
+                <w:color w:val="D2D3D3"/>
+                <w:sz w:val="28"/>
+                <w:szCs w:val="28"/>
+                <w:vertAlign w:val="baseline"/>
+                <w:lang w:val="en-US"/>
+              </w:rPr>
+            </w:pPr>
+            <w:r>
+              <w:rPr>
+                <w:rFonts w:hint="default" w:ascii="Times New Roman" w:hAnsi="Times New Roman"/>
+                <w:b w:val="0"/>
+                <w:bCs w:val="0"/>
+                <w:color w:val="D2D3D3"/>
+                <w:sz w:val="28"/>
+                <w:szCs w:val="28"/>
+                <w:vertAlign w:val="baseline"/>
+                <w:lang w:val="en-US"/>
+              </w:rPr>
+              <w:t>Declaring Constants</w:t>
+            </w:r>
+          </w:p>
+          <w:p>
+            <w:pPr>
+              <w:keepNext w:val="0"/>
+              <w:keepLines w:val="0"/>
+              <w:pageBreakBefore w:val="0"/>
+              <w:widowControl/>
+              <w:numPr>
+                <w:ilvl w:val="0"/>
+                <w:numId w:val="3"/>
+              </w:numPr>
+              <w:tabs>
+                <w:tab w:val="clear" w:pos="425"/>
+              </w:tabs>
+              <w:kinsoku/>
+              <w:wordWrap/>
+              <w:overflowPunct/>
+              <w:topLinePunct w:val="0"/>
+              <w:autoSpaceDE/>
+              <w:autoSpaceDN/>
+              <w:bidi w:val="0"/>
+              <w:adjustRightInd/>
+              <w:snapToGrid/>
+              <w:spacing w:after="181" w:afterLines="50"/>
+              <w:ind w:left="432" w:leftChars="0" w:hanging="432" w:firstLineChars="0"/>
+              <w:jc w:val="left"/>
+              <w:textAlignment w:val="auto"/>
+              <w:rPr>
+                <w:rFonts w:hint="default" w:ascii="Times New Roman" w:hAnsi="Times New Roman"/>
+                <w:b w:val="0"/>
+                <w:bCs w:val="0"/>
+                <w:color w:val="D2D3D3"/>
+                <w:sz w:val="28"/>
+                <w:szCs w:val="28"/>
+                <w:vertAlign w:val="baseline"/>
+                <w:lang w:val="en-US"/>
+              </w:rPr>
+            </w:pPr>
+            <w:r>
+              <w:rPr>
+                <w:rFonts w:hint="default" w:ascii="Times New Roman" w:hAnsi="Times New Roman"/>
+                <w:b w:val="0"/>
+                <w:bCs w:val="0"/>
+                <w:color w:val="D2D3D3"/>
+                <w:sz w:val="28"/>
+                <w:szCs w:val="28"/>
+                <w:vertAlign w:val="baseline"/>
+                <w:lang w:val="en-US"/>
+              </w:rPr>
+              <w:t>The lateinit modifier</w:t>
+            </w:r>
+          </w:p>
+          <w:p>
+            <w:pPr>
+              <w:keepNext w:val="0"/>
+              <w:keepLines w:val="0"/>
+              <w:pageBreakBefore w:val="0"/>
+              <w:widowControl/>
+              <w:numPr>
+                <w:ilvl w:val="0"/>
+                <w:numId w:val="3"/>
+              </w:numPr>
+              <w:tabs>
+                <w:tab w:val="clear" w:pos="425"/>
+              </w:tabs>
+              <w:kinsoku/>
+              <w:wordWrap/>
+              <w:overflowPunct/>
+              <w:topLinePunct w:val="0"/>
+              <w:autoSpaceDE/>
+              <w:autoSpaceDN/>
+              <w:bidi w:val="0"/>
+              <w:adjustRightInd/>
+              <w:snapToGrid/>
+              <w:spacing w:after="181" w:afterLines="50"/>
+              <w:ind w:left="432" w:leftChars="0" w:hanging="432" w:firstLineChars="0"/>
+              <w:jc w:val="left"/>
+              <w:textAlignment w:val="auto"/>
+              <w:rPr>
+                <w:rFonts w:hint="default" w:ascii="Times New Roman" w:hAnsi="Times New Roman"/>
+                <w:b w:val="0"/>
+                <w:bCs w:val="0"/>
+                <w:color w:val="D2D3D3"/>
+                <w:sz w:val="28"/>
+                <w:szCs w:val="28"/>
+                <w:vertAlign w:val="baseline"/>
+                <w:lang w:val="en-US"/>
+              </w:rPr>
+            </w:pPr>
+            <w:r>
+              <w:rPr>
+                <w:rFonts w:hint="default" w:ascii="Times New Roman" w:hAnsi="Times New Roman"/>
+                <w:b w:val="0"/>
+                <w:bCs w:val="0"/>
+                <w:color w:val="D2D3D3"/>
+                <w:sz w:val="28"/>
+                <w:szCs w:val="28"/>
+                <w:vertAlign w:val="baseline"/>
+                <w:lang w:val="en-US"/>
+              </w:rPr>
+              <w:t>How to Nest Classes</w:t>
+            </w:r>
+          </w:p>
+          <w:p>
+            <w:pPr>
+              <w:keepNext w:val="0"/>
+              <w:keepLines w:val="0"/>
+              <w:pageBreakBefore w:val="0"/>
+              <w:widowControl/>
+              <w:numPr>
+                <w:ilvl w:val="0"/>
+                <w:numId w:val="3"/>
+              </w:numPr>
+              <w:tabs>
+                <w:tab w:val="clear" w:pos="425"/>
+              </w:tabs>
+              <w:kinsoku/>
+              <w:wordWrap/>
+              <w:overflowPunct/>
+              <w:topLinePunct w:val="0"/>
+              <w:autoSpaceDE/>
+              <w:autoSpaceDN/>
+              <w:bidi w:val="0"/>
+              <w:adjustRightInd/>
+              <w:snapToGrid/>
+              <w:spacing w:after="181" w:afterLines="50"/>
+              <w:ind w:left="432" w:leftChars="0" w:hanging="432" w:firstLineChars="0"/>
+              <w:jc w:val="left"/>
+              <w:textAlignment w:val="auto"/>
+              <w:rPr>
+                <w:rFonts w:hint="default" w:ascii="Times New Roman" w:hAnsi="Times New Roman"/>
+                <w:b w:val="0"/>
+                <w:bCs w:val="0"/>
+                <w:color w:val="D2D3D3"/>
+                <w:sz w:val="28"/>
+                <w:szCs w:val="28"/>
+                <w:vertAlign w:val="baseline"/>
+                <w:lang w:val="en-US"/>
+              </w:rPr>
+            </w:pPr>
+            <w:r>
+              <w:rPr>
+                <w:rFonts w:hint="default" w:ascii="Times New Roman" w:hAnsi="Times New Roman"/>
+                <w:b w:val="0"/>
+                <w:bCs w:val="0"/>
+                <w:color w:val="D2D3D3"/>
+                <w:sz w:val="28"/>
+                <w:szCs w:val="28"/>
+                <w:vertAlign w:val="baseline"/>
+                <w:lang w:val="en-US"/>
+              </w:rPr>
+              <w:t>Inner Classes</w:t>
+            </w:r>
+          </w:p>
+          <w:p>
+            <w:pPr>
+              <w:keepNext w:val="0"/>
+              <w:keepLines w:val="0"/>
+              <w:pageBreakBefore w:val="0"/>
+              <w:widowControl/>
+              <w:numPr>
+                <w:ilvl w:val="0"/>
+                <w:numId w:val="3"/>
+              </w:numPr>
+              <w:tabs>
+                <w:tab w:val="clear" w:pos="425"/>
+              </w:tabs>
+              <w:kinsoku/>
+              <w:wordWrap/>
+              <w:overflowPunct/>
+              <w:topLinePunct w:val="0"/>
+              <w:autoSpaceDE/>
+              <w:autoSpaceDN/>
+              <w:bidi w:val="0"/>
+              <w:adjustRightInd/>
+              <w:snapToGrid/>
+              <w:spacing w:after="181" w:afterLines="50"/>
+              <w:ind w:left="432" w:leftChars="0" w:hanging="432" w:firstLineChars="0"/>
+              <w:jc w:val="left"/>
+              <w:textAlignment w:val="auto"/>
+              <w:rPr>
+                <w:rFonts w:hint="default" w:ascii="Times New Roman" w:hAnsi="Times New Roman"/>
+                <w:b w:val="0"/>
+                <w:bCs w:val="0"/>
+                <w:color w:val="D2D3D3"/>
+                <w:sz w:val="28"/>
+                <w:szCs w:val="28"/>
+                <w:vertAlign w:val="baseline"/>
+                <w:lang w:val="en-US"/>
+              </w:rPr>
+            </w:pPr>
+            <w:r>
+              <w:rPr>
+                <w:rFonts w:hint="default" w:ascii="Times New Roman" w:hAnsi="Times New Roman"/>
+                <w:b w:val="0"/>
+                <w:bCs w:val="0"/>
+                <w:color w:val="D2D3D3"/>
+                <w:sz w:val="28"/>
+                <w:szCs w:val="28"/>
+                <w:vertAlign w:val="baseline"/>
+                <w:lang w:val="en-US"/>
+              </w:rPr>
+              <w:t>Creating an Enum</w:t>
+            </w:r>
+          </w:p>
+          <w:p>
+            <w:pPr>
+              <w:keepNext w:val="0"/>
+              <w:keepLines w:val="0"/>
+              <w:pageBreakBefore w:val="0"/>
+              <w:widowControl/>
+              <w:numPr>
+                <w:ilvl w:val="0"/>
+                <w:numId w:val="3"/>
+              </w:numPr>
+              <w:tabs>
+                <w:tab w:val="clear" w:pos="425"/>
+              </w:tabs>
+              <w:kinsoku/>
+              <w:wordWrap/>
+              <w:overflowPunct/>
+              <w:topLinePunct w:val="0"/>
+              <w:autoSpaceDE/>
+              <w:autoSpaceDN/>
+              <w:bidi w:val="0"/>
+              <w:adjustRightInd/>
+              <w:snapToGrid/>
+              <w:spacing w:after="181" w:afterLines="50"/>
+              <w:ind w:left="432" w:leftChars="0" w:hanging="432" w:firstLineChars="0"/>
+              <w:jc w:val="left"/>
+              <w:textAlignment w:val="auto"/>
+              <w:rPr>
+                <w:rFonts w:hint="default" w:ascii="Times New Roman" w:hAnsi="Times New Roman"/>
+                <w:b w:val="0"/>
+                <w:bCs w:val="0"/>
+                <w:color w:val="D2D3D3"/>
+                <w:sz w:val="28"/>
+                <w:szCs w:val="28"/>
+                <w:vertAlign w:val="baseline"/>
+                <w:lang w:val="en-US"/>
+              </w:rPr>
+            </w:pPr>
+            <w:r>
+              <w:rPr>
+                <w:rFonts w:hint="default" w:ascii="Times New Roman" w:hAnsi="Times New Roman"/>
+                <w:b w:val="0"/>
+                <w:bCs w:val="0"/>
+                <w:color w:val="D2D3D3"/>
+                <w:sz w:val="28"/>
+                <w:szCs w:val="28"/>
+                <w:vertAlign w:val="baseline"/>
+                <w:lang w:val="en-US"/>
+              </w:rPr>
+              <w:t>Enum Constructor Parameters</w:t>
+            </w:r>
+          </w:p>
+          <w:p>
+            <w:pPr>
+              <w:keepNext w:val="0"/>
+              <w:keepLines w:val="0"/>
+              <w:pageBreakBefore w:val="0"/>
+              <w:widowControl/>
+              <w:numPr>
+                <w:ilvl w:val="0"/>
+                <w:numId w:val="3"/>
+              </w:numPr>
+              <w:tabs>
+                <w:tab w:val="clear" w:pos="425"/>
+              </w:tabs>
+              <w:kinsoku/>
+              <w:wordWrap/>
+              <w:overflowPunct/>
+              <w:topLinePunct w:val="0"/>
+              <w:autoSpaceDE/>
+              <w:autoSpaceDN/>
+              <w:bidi w:val="0"/>
+              <w:adjustRightInd/>
+              <w:snapToGrid/>
+              <w:spacing w:after="181" w:afterLines="50"/>
+              <w:ind w:left="432" w:leftChars="0" w:hanging="432" w:firstLineChars="0"/>
+              <w:jc w:val="left"/>
+              <w:textAlignment w:val="auto"/>
+              <w:rPr>
+                <w:rFonts w:hint="default" w:ascii="Times New Roman" w:hAnsi="Times New Roman"/>
+                <w:b w:val="0"/>
+                <w:bCs w:val="0"/>
+                <w:color w:val="D2D3D3"/>
+                <w:sz w:val="28"/>
+                <w:szCs w:val="28"/>
+                <w:vertAlign w:val="baseline"/>
+                <w:lang w:val="en-US"/>
+              </w:rPr>
+            </w:pPr>
+            <w:r>
+              <w:rPr>
+                <w:rFonts w:hint="default" w:ascii="Times New Roman" w:hAnsi="Times New Roman"/>
+                <w:b w:val="0"/>
+                <w:bCs w:val="0"/>
+                <w:color w:val="D2D3D3"/>
+                <w:sz w:val="28"/>
+                <w:szCs w:val="28"/>
+                <w:vertAlign w:val="baseline"/>
+                <w:lang w:val="en-US"/>
+              </w:rPr>
+              <w:t>Abstract Functions in Kotlin</w:t>
+            </w:r>
+          </w:p>
+          <w:p>
+            <w:pPr>
+              <w:keepNext w:val="0"/>
+              <w:keepLines w:val="0"/>
+              <w:pageBreakBefore w:val="0"/>
+              <w:widowControl/>
+              <w:numPr>
+                <w:ilvl w:val="0"/>
+                <w:numId w:val="3"/>
+              </w:numPr>
+              <w:tabs>
+                <w:tab w:val="clear" w:pos="425"/>
+              </w:tabs>
+              <w:kinsoku/>
+              <w:wordWrap/>
+              <w:overflowPunct/>
+              <w:topLinePunct w:val="0"/>
+              <w:autoSpaceDE/>
+              <w:autoSpaceDN/>
+              <w:bidi w:val="0"/>
+              <w:adjustRightInd/>
+              <w:snapToGrid/>
+              <w:spacing w:after="181" w:afterLines="50"/>
+              <w:ind w:left="432" w:leftChars="0" w:hanging="432" w:firstLineChars="0"/>
+              <w:jc w:val="left"/>
+              <w:textAlignment w:val="auto"/>
+              <w:rPr>
+                <w:rFonts w:hint="default" w:ascii="Times New Roman" w:hAnsi="Times New Roman"/>
+                <w:b w:val="0"/>
+                <w:bCs w:val="0"/>
+                <w:color w:val="D2D3D3"/>
+                <w:sz w:val="28"/>
+                <w:szCs w:val="28"/>
+                <w:vertAlign w:val="baseline"/>
+                <w:lang w:val="en-US"/>
+              </w:rPr>
+            </w:pPr>
+            <w:r>
+              <w:rPr>
+                <w:rFonts w:hint="default" w:ascii="Times New Roman" w:hAnsi="Times New Roman"/>
+                <w:b w:val="0"/>
+                <w:bCs w:val="0"/>
+                <w:color w:val="D2D3D3"/>
+                <w:sz w:val="28"/>
+                <w:szCs w:val="28"/>
+                <w:vertAlign w:val="baseline"/>
+                <w:lang w:val="en-US"/>
+              </w:rPr>
+              <w:t>Iterating over Enum Values</w:t>
+            </w:r>
+          </w:p>
+          <w:p>
+            <w:pPr>
+              <w:keepNext w:val="0"/>
+              <w:keepLines w:val="0"/>
+              <w:pageBreakBefore w:val="0"/>
+              <w:widowControl/>
+              <w:numPr>
+                <w:ilvl w:val="0"/>
+                <w:numId w:val="3"/>
+              </w:numPr>
+              <w:tabs>
+                <w:tab w:val="clear" w:pos="425"/>
+              </w:tabs>
+              <w:kinsoku/>
+              <w:wordWrap/>
+              <w:overflowPunct/>
+              <w:topLinePunct w:val="0"/>
+              <w:autoSpaceDE/>
+              <w:autoSpaceDN/>
+              <w:bidi w:val="0"/>
+              <w:adjustRightInd/>
+              <w:snapToGrid/>
+              <w:spacing w:after="181" w:afterLines="50"/>
+              <w:ind w:left="432" w:leftChars="0" w:hanging="432" w:firstLineChars="0"/>
+              <w:jc w:val="left"/>
+              <w:textAlignment w:val="auto"/>
+              <w:rPr>
+                <w:rFonts w:hint="default" w:ascii="Times New Roman" w:hAnsi="Times New Roman"/>
+                <w:b w:val="0"/>
+                <w:bCs w:val="0"/>
+                <w:color w:val="D2D3D3"/>
+                <w:sz w:val="28"/>
+                <w:szCs w:val="28"/>
+                <w:vertAlign w:val="baseline"/>
+                <w:lang w:val="en-US"/>
+              </w:rPr>
+            </w:pPr>
+            <w:r>
+              <w:rPr>
+                <w:rFonts w:hint="default" w:ascii="Times New Roman" w:hAnsi="Times New Roman"/>
+                <w:b w:val="0"/>
+                <w:bCs w:val="0"/>
+                <w:color w:val="D2D3D3"/>
+                <w:sz w:val="28"/>
+                <w:szCs w:val="28"/>
+                <w:vertAlign w:val="baseline"/>
+                <w:lang w:val="en-US"/>
+              </w:rPr>
+              <w:t>Adding Static Methods to Enums</w:t>
+            </w:r>
+          </w:p>
+          <w:p>
+            <w:pPr>
+              <w:keepNext w:val="0"/>
+              <w:keepLines w:val="0"/>
+              <w:pageBreakBefore w:val="0"/>
+              <w:widowControl/>
+              <w:numPr>
+                <w:ilvl w:val="0"/>
+                <w:numId w:val="3"/>
+              </w:numPr>
+              <w:tabs>
+                <w:tab w:val="clear" w:pos="425"/>
+              </w:tabs>
+              <w:kinsoku/>
+              <w:wordWrap/>
+              <w:overflowPunct/>
+              <w:topLinePunct w:val="0"/>
+              <w:autoSpaceDE/>
+              <w:autoSpaceDN/>
+              <w:bidi w:val="0"/>
+              <w:adjustRightInd/>
+              <w:snapToGrid/>
+              <w:spacing w:after="181" w:afterLines="50"/>
+              <w:ind w:left="432" w:leftChars="0" w:hanging="432" w:firstLineChars="0"/>
+              <w:jc w:val="left"/>
+              <w:textAlignment w:val="auto"/>
+              <w:rPr>
+                <w:rFonts w:hint="default" w:ascii="Times New Roman" w:hAnsi="Times New Roman"/>
+                <w:b w:val="0"/>
+                <w:bCs w:val="0"/>
+                <w:color w:val="D2D3D3"/>
+                <w:sz w:val="28"/>
+                <w:szCs w:val="28"/>
+                <w:vertAlign w:val="baseline"/>
+                <w:lang w:val="en-US"/>
+              </w:rPr>
+            </w:pPr>
+            <w:r>
+              <w:rPr>
+                <w:rFonts w:hint="default" w:ascii="Times New Roman" w:hAnsi="Times New Roman"/>
+                <w:b w:val="0"/>
+                <w:bCs w:val="0"/>
+                <w:color w:val="D2D3D3"/>
+                <w:sz w:val="28"/>
+                <w:szCs w:val="28"/>
+                <w:vertAlign w:val="baseline"/>
+                <w:lang w:val="en-US"/>
+              </w:rPr>
+              <w:t>The When Statement (Kotlin Switch Statement)</w:t>
+            </w:r>
+          </w:p>
+          <w:p>
+            <w:pPr>
+              <w:keepNext w:val="0"/>
+              <w:keepLines w:val="0"/>
+              <w:pageBreakBefore w:val="0"/>
+              <w:widowControl/>
+              <w:numPr>
+                <w:ilvl w:val="0"/>
+                <w:numId w:val="3"/>
+              </w:numPr>
+              <w:tabs>
+                <w:tab w:val="clear" w:pos="425"/>
+              </w:tabs>
+              <w:kinsoku/>
+              <w:wordWrap/>
+              <w:overflowPunct/>
+              <w:topLinePunct w:val="0"/>
+              <w:autoSpaceDE/>
+              <w:autoSpaceDN/>
+              <w:bidi w:val="0"/>
+              <w:adjustRightInd/>
+              <w:snapToGrid/>
+              <w:spacing w:after="181" w:afterLines="50"/>
+              <w:ind w:left="432" w:leftChars="0" w:hanging="432" w:firstLineChars="0"/>
+              <w:jc w:val="left"/>
+              <w:textAlignment w:val="auto"/>
+              <w:rPr>
+                <w:rFonts w:hint="default" w:ascii="Times New Roman" w:hAnsi="Times New Roman"/>
+                <w:b w:val="0"/>
+                <w:bCs w:val="0"/>
+                <w:color w:val="D2D3D3"/>
+                <w:sz w:val="28"/>
+                <w:szCs w:val="28"/>
+                <w:vertAlign w:val="baseline"/>
+                <w:lang w:val="en-US"/>
+              </w:rPr>
+            </w:pPr>
+            <w:r>
+              <w:rPr>
+                <w:rFonts w:hint="default" w:ascii="Times New Roman" w:hAnsi="Times New Roman"/>
+                <w:b w:val="0"/>
+                <w:bCs w:val="0"/>
+                <w:color w:val="D2D3D3"/>
+                <w:sz w:val="28"/>
+                <w:szCs w:val="28"/>
+                <w:vertAlign w:val="baseline"/>
+                <w:lang w:val="en-US"/>
+              </w:rPr>
+              <w:t>Exhaustive vs Non-Exhaustive When</w:t>
+            </w:r>
+          </w:p>
+          <w:p>
+            <w:pPr>
+              <w:keepNext w:val="0"/>
+              <w:keepLines w:val="0"/>
+              <w:pageBreakBefore w:val="0"/>
+              <w:widowControl/>
+              <w:numPr>
+                <w:ilvl w:val="0"/>
+                <w:numId w:val="3"/>
+              </w:numPr>
+              <w:tabs>
+                <w:tab w:val="clear" w:pos="425"/>
+              </w:tabs>
+              <w:kinsoku/>
+              <w:wordWrap/>
+              <w:overflowPunct/>
+              <w:topLinePunct w:val="0"/>
+              <w:autoSpaceDE/>
+              <w:autoSpaceDN/>
+              <w:bidi w:val="0"/>
+              <w:adjustRightInd/>
+              <w:snapToGrid/>
+              <w:spacing w:after="181" w:afterLines="50"/>
+              <w:ind w:left="432" w:leftChars="0" w:hanging="432" w:firstLineChars="0"/>
+              <w:jc w:val="left"/>
+              <w:textAlignment w:val="auto"/>
+              <w:rPr>
+                <w:rFonts w:hint="default" w:ascii="Times New Roman" w:hAnsi="Times New Roman"/>
+                <w:b w:val="0"/>
+                <w:bCs w:val="0"/>
+                <w:color w:val="D2D3D3"/>
+                <w:sz w:val="28"/>
+                <w:szCs w:val="28"/>
+                <w:vertAlign w:val="baseline"/>
+                <w:lang w:val="en-US"/>
+              </w:rPr>
+            </w:pPr>
+            <w:r>
+              <w:rPr>
+                <w:rFonts w:hint="default" w:ascii="Times New Roman" w:hAnsi="Times New Roman"/>
+                <w:b w:val="0"/>
+                <w:bCs w:val="0"/>
+                <w:color w:val="D2D3D3"/>
+                <w:sz w:val="28"/>
+                <w:szCs w:val="28"/>
+                <w:vertAlign w:val="baseline"/>
+                <w:lang w:val="en-US"/>
+              </w:rPr>
+              <w:t>Data Classes</w:t>
+            </w:r>
+          </w:p>
+          <w:p>
+            <w:pPr>
+              <w:keepNext w:val="0"/>
+              <w:keepLines w:val="0"/>
+              <w:pageBreakBefore w:val="0"/>
+              <w:widowControl/>
+              <w:numPr>
+                <w:ilvl w:val="0"/>
+                <w:numId w:val="3"/>
+              </w:numPr>
+              <w:tabs>
+                <w:tab w:val="clear" w:pos="425"/>
+              </w:tabs>
+              <w:kinsoku/>
+              <w:wordWrap/>
+              <w:overflowPunct/>
+              <w:topLinePunct w:val="0"/>
+              <w:autoSpaceDE/>
+              <w:autoSpaceDN/>
+              <w:bidi w:val="0"/>
+              <w:adjustRightInd/>
+              <w:snapToGrid/>
+              <w:spacing w:after="181" w:afterLines="50"/>
+              <w:ind w:left="432" w:leftChars="0" w:hanging="432" w:firstLineChars="0"/>
+              <w:jc w:val="left"/>
+              <w:textAlignment w:val="auto"/>
+              <w:rPr>
+                <w:rFonts w:hint="default" w:ascii="Times New Roman" w:hAnsi="Times New Roman"/>
+                <w:b w:val="0"/>
+                <w:bCs w:val="0"/>
+                <w:color w:val="D2D3D3"/>
+                <w:sz w:val="28"/>
+                <w:szCs w:val="28"/>
+                <w:vertAlign w:val="baseline"/>
+                <w:lang w:val="en-US"/>
+              </w:rPr>
+            </w:pPr>
+            <w:r>
+              <w:rPr>
+                <w:rFonts w:hint="default" w:ascii="Times New Roman" w:hAnsi="Times New Roman"/>
+                <w:b w:val="0"/>
+                <w:bCs w:val="0"/>
+                <w:color w:val="D2D3D3"/>
+                <w:sz w:val="28"/>
+                <w:szCs w:val="28"/>
+                <w:vertAlign w:val="baseline"/>
+                <w:lang w:val="en-US"/>
+              </w:rPr>
+              <w:t>Data Class with Parameterless Constructor</w:t>
+            </w:r>
+          </w:p>
+          <w:p>
+            <w:pPr>
+              <w:keepNext w:val="0"/>
+              <w:keepLines w:val="0"/>
+              <w:pageBreakBefore w:val="0"/>
+              <w:widowControl/>
+              <w:numPr>
+                <w:ilvl w:val="0"/>
+                <w:numId w:val="3"/>
+              </w:numPr>
+              <w:tabs>
+                <w:tab w:val="clear" w:pos="425"/>
+              </w:tabs>
+              <w:kinsoku/>
+              <w:wordWrap/>
+              <w:overflowPunct/>
+              <w:topLinePunct w:val="0"/>
+              <w:autoSpaceDE/>
+              <w:autoSpaceDN/>
+              <w:bidi w:val="0"/>
+              <w:adjustRightInd/>
+              <w:snapToGrid/>
+              <w:spacing w:after="181" w:afterLines="50"/>
+              <w:ind w:left="432" w:leftChars="0" w:hanging="432" w:firstLineChars="0"/>
+              <w:jc w:val="left"/>
+              <w:textAlignment w:val="auto"/>
+              <w:rPr>
+                <w:rFonts w:hint="default" w:ascii="Times New Roman" w:hAnsi="Times New Roman"/>
+                <w:b w:val="0"/>
+                <w:bCs w:val="0"/>
+                <w:color w:val="D2D3D3"/>
+                <w:sz w:val="28"/>
+                <w:szCs w:val="28"/>
+                <w:vertAlign w:val="baseline"/>
+                <w:lang w:val="en-US"/>
+              </w:rPr>
+            </w:pPr>
+            <w:r>
+              <w:rPr>
+                <w:rFonts w:hint="default" w:ascii="Times New Roman" w:hAnsi="Times New Roman"/>
+                <w:b w:val="0"/>
+                <w:bCs w:val="0"/>
+                <w:color w:val="D2D3D3"/>
+                <w:sz w:val="28"/>
+                <w:szCs w:val="28"/>
+                <w:vertAlign w:val="baseline"/>
+                <w:lang w:val="en-US"/>
+              </w:rPr>
+              <w:t>Data Class: Component1-N functions</w:t>
+            </w:r>
+          </w:p>
+          <w:p>
+            <w:pPr>
+              <w:keepNext w:val="0"/>
+              <w:keepLines w:val="0"/>
+              <w:pageBreakBefore w:val="0"/>
+              <w:widowControl/>
+              <w:numPr>
+                <w:ilvl w:val="0"/>
+                <w:numId w:val="3"/>
+              </w:numPr>
+              <w:tabs>
+                <w:tab w:val="clear" w:pos="425"/>
+              </w:tabs>
+              <w:kinsoku/>
+              <w:wordWrap/>
+              <w:overflowPunct/>
+              <w:topLinePunct w:val="0"/>
+              <w:autoSpaceDE/>
+              <w:autoSpaceDN/>
+              <w:bidi w:val="0"/>
+              <w:adjustRightInd/>
+              <w:snapToGrid/>
+              <w:spacing w:after="181" w:afterLines="50"/>
+              <w:ind w:left="432" w:leftChars="0" w:hanging="432" w:firstLineChars="0"/>
+              <w:jc w:val="left"/>
+              <w:textAlignment w:val="auto"/>
+              <w:rPr>
+                <w:rFonts w:hint="default" w:ascii="Times New Roman" w:hAnsi="Times New Roman"/>
+                <w:b w:val="0"/>
+                <w:bCs w:val="0"/>
+                <w:color w:val="D2D3D3"/>
+                <w:sz w:val="28"/>
+                <w:szCs w:val="28"/>
+                <w:vertAlign w:val="baseline"/>
+                <w:lang w:val="en-US"/>
+              </w:rPr>
+            </w:pPr>
+            <w:r>
+              <w:rPr>
+                <w:rFonts w:hint="default" w:ascii="Times New Roman" w:hAnsi="Times New Roman"/>
+                <w:b w:val="0"/>
+                <w:bCs w:val="0"/>
+                <w:color w:val="D2D3D3"/>
+                <w:sz w:val="28"/>
+                <w:szCs w:val="28"/>
+                <w:vertAlign w:val="baseline"/>
+                <w:lang w:val="en-US"/>
+              </w:rPr>
+              <w:t>Destructuring Data Classes</w:t>
+            </w:r>
+          </w:p>
+          <w:p>
+            <w:pPr>
+              <w:keepNext w:val="0"/>
+              <w:keepLines w:val="0"/>
+              <w:pageBreakBefore w:val="0"/>
+              <w:widowControl/>
+              <w:numPr>
+                <w:ilvl w:val="0"/>
+                <w:numId w:val="3"/>
+              </w:numPr>
+              <w:tabs>
+                <w:tab w:val="clear" w:pos="425"/>
+              </w:tabs>
+              <w:kinsoku/>
+              <w:wordWrap/>
+              <w:overflowPunct/>
+              <w:topLinePunct w:val="0"/>
+              <w:autoSpaceDE/>
+              <w:autoSpaceDN/>
+              <w:bidi w:val="0"/>
+              <w:adjustRightInd/>
+              <w:snapToGrid/>
+              <w:spacing w:after="181" w:afterLines="50"/>
+              <w:ind w:left="432" w:leftChars="0" w:hanging="432" w:firstLineChars="0"/>
+              <w:jc w:val="left"/>
+              <w:textAlignment w:val="auto"/>
+              <w:rPr>
+                <w:rFonts w:hint="default" w:ascii="Times New Roman" w:hAnsi="Times New Roman"/>
+                <w:b w:val="0"/>
+                <w:bCs w:val="0"/>
+                <w:color w:val="D2D3D3"/>
+                <w:sz w:val="28"/>
+                <w:szCs w:val="28"/>
+                <w:vertAlign w:val="baseline"/>
+                <w:lang w:val="en-US"/>
+              </w:rPr>
+            </w:pPr>
+            <w:r>
+              <w:rPr>
+                <w:rFonts w:hint="default" w:ascii="Times New Roman" w:hAnsi="Times New Roman"/>
+                <w:b w:val="0"/>
+                <w:bCs w:val="0"/>
+                <w:color w:val="D2D3D3"/>
+                <w:sz w:val="28"/>
+                <w:szCs w:val="28"/>
+                <w:vertAlign w:val="baseline"/>
+                <w:lang w:val="en-US"/>
+              </w:rPr>
+              <w:t>Copying Data Class Instances</w:t>
+            </w:r>
+          </w:p>
+          <w:p>
+            <w:pPr>
+              <w:keepNext w:val="0"/>
+              <w:keepLines w:val="0"/>
+              <w:pageBreakBefore w:val="0"/>
+              <w:widowControl/>
+              <w:numPr>
+                <w:ilvl w:val="0"/>
+                <w:numId w:val="3"/>
+              </w:numPr>
+              <w:tabs>
+                <w:tab w:val="clear" w:pos="425"/>
+              </w:tabs>
+              <w:kinsoku/>
+              <w:wordWrap/>
+              <w:overflowPunct/>
+              <w:topLinePunct w:val="0"/>
+              <w:autoSpaceDE/>
+              <w:autoSpaceDN/>
+              <w:bidi w:val="0"/>
+              <w:adjustRightInd/>
+              <w:snapToGrid/>
+              <w:spacing w:after="181" w:afterLines="50"/>
+              <w:ind w:left="432" w:leftChars="0" w:hanging="432" w:firstLineChars="0"/>
+              <w:jc w:val="left"/>
+              <w:textAlignment w:val="auto"/>
+              <w:rPr>
+                <w:rFonts w:hint="default" w:ascii="Times New Roman" w:hAnsi="Times New Roman"/>
+                <w:b w:val="0"/>
+                <w:bCs w:val="0"/>
+                <w:color w:val="D2D3D3"/>
+                <w:sz w:val="28"/>
+                <w:szCs w:val="28"/>
+                <w:vertAlign w:val="baseline"/>
+                <w:lang w:val="en-US"/>
+              </w:rPr>
+            </w:pPr>
+            <w:r>
+              <w:rPr>
+                <w:rFonts w:hint="default" w:ascii="Times New Roman" w:hAnsi="Times New Roman"/>
+                <w:b w:val="0"/>
+                <w:bCs w:val="0"/>
+                <w:color w:val="D2D3D3"/>
+                <w:sz w:val="28"/>
+                <w:szCs w:val="28"/>
+                <w:vertAlign w:val="baseline"/>
+                <w:lang w:val="en-US"/>
+              </w:rPr>
+              <w:t>The Pair and Triple Data Classes</w:t>
+            </w:r>
+          </w:p>
+          <w:p>
+            <w:pPr>
+              <w:keepNext w:val="0"/>
+              <w:keepLines w:val="0"/>
+              <w:pageBreakBefore w:val="0"/>
+              <w:widowControl/>
+              <w:numPr>
+                <w:ilvl w:val="0"/>
+                <w:numId w:val="3"/>
+              </w:numPr>
+              <w:tabs>
+                <w:tab w:val="clear" w:pos="425"/>
+              </w:tabs>
+              <w:kinsoku/>
+              <w:wordWrap/>
+              <w:overflowPunct/>
+              <w:topLinePunct w:val="0"/>
+              <w:autoSpaceDE/>
+              <w:autoSpaceDN/>
+              <w:bidi w:val="0"/>
+              <w:adjustRightInd/>
+              <w:snapToGrid/>
+              <w:spacing w:after="181" w:afterLines="50"/>
+              <w:ind w:left="432" w:leftChars="0" w:hanging="432" w:firstLineChars="0"/>
+              <w:jc w:val="left"/>
+              <w:textAlignment w:val="auto"/>
+              <w:rPr>
+                <w:rFonts w:hint="default" w:ascii="Times New Roman" w:hAnsi="Times New Roman"/>
+                <w:b w:val="0"/>
+                <w:bCs w:val="0"/>
+                <w:color w:val="D2D3D3"/>
+                <w:sz w:val="28"/>
+                <w:szCs w:val="28"/>
+                <w:vertAlign w:val="baseline"/>
+                <w:lang w:val="en-US"/>
+              </w:rPr>
+            </w:pPr>
+            <w:r>
+              <w:rPr>
+                <w:rFonts w:hint="default" w:ascii="Times New Roman" w:hAnsi="Times New Roman"/>
+                <w:b w:val="0"/>
+                <w:bCs w:val="0"/>
+                <w:color w:val="D2D3D3"/>
+                <w:sz w:val="28"/>
+                <w:szCs w:val="28"/>
+                <w:vertAlign w:val="baseline"/>
+                <w:lang w:val="en-US"/>
+              </w:rPr>
+              <w:t>Protected Modifier for Variables</w:t>
+            </w:r>
+          </w:p>
+          <w:p>
+            <w:pPr>
+              <w:keepNext w:val="0"/>
+              <w:keepLines w:val="0"/>
+              <w:pageBreakBefore w:val="0"/>
+              <w:widowControl/>
+              <w:numPr>
+                <w:ilvl w:val="0"/>
+                <w:numId w:val="3"/>
+              </w:numPr>
+              <w:tabs>
+                <w:tab w:val="clear" w:pos="425"/>
+              </w:tabs>
+              <w:kinsoku/>
+              <w:wordWrap/>
+              <w:overflowPunct/>
+              <w:topLinePunct w:val="0"/>
+              <w:autoSpaceDE/>
+              <w:autoSpaceDN/>
+              <w:bidi w:val="0"/>
+              <w:adjustRightInd/>
+              <w:snapToGrid/>
+              <w:spacing w:after="181" w:afterLines="50"/>
+              <w:ind w:left="432" w:leftChars="0" w:hanging="432" w:firstLineChars="0"/>
+              <w:jc w:val="left"/>
+              <w:textAlignment w:val="auto"/>
+              <w:rPr>
+                <w:rFonts w:hint="default" w:ascii="Times New Roman" w:hAnsi="Times New Roman"/>
+                <w:b w:val="0"/>
+                <w:bCs w:val="0"/>
+                <w:color w:val="D2D3D3"/>
+                <w:sz w:val="28"/>
+                <w:szCs w:val="28"/>
+                <w:vertAlign w:val="baseline"/>
+                <w:lang w:val="en-US"/>
+              </w:rPr>
+            </w:pPr>
+            <w:r>
+              <w:rPr>
+                <w:rFonts w:hint="default" w:ascii="Times New Roman" w:hAnsi="Times New Roman"/>
+                <w:b w:val="0"/>
+                <w:bCs w:val="0"/>
+                <w:color w:val="D2D3D3"/>
+                <w:sz w:val="28"/>
+                <w:szCs w:val="28"/>
+                <w:vertAlign w:val="baseline"/>
+                <w:lang w:val="en-US"/>
+              </w:rPr>
+              <w:t>Protected Modifier for Functions</w:t>
+            </w:r>
+          </w:p>
+          <w:p>
+            <w:pPr>
+              <w:keepNext w:val="0"/>
+              <w:keepLines w:val="0"/>
+              <w:pageBreakBefore w:val="0"/>
+              <w:widowControl/>
+              <w:numPr>
+                <w:ilvl w:val="0"/>
+                <w:numId w:val="3"/>
+              </w:numPr>
+              <w:tabs>
+                <w:tab w:val="clear" w:pos="425"/>
+              </w:tabs>
+              <w:kinsoku/>
+              <w:wordWrap/>
+              <w:overflowPunct/>
+              <w:topLinePunct w:val="0"/>
+              <w:autoSpaceDE/>
+              <w:autoSpaceDN/>
+              <w:bidi w:val="0"/>
+              <w:adjustRightInd/>
+              <w:snapToGrid/>
+              <w:spacing w:after="181" w:afterLines="50"/>
+              <w:ind w:left="432" w:leftChars="0" w:hanging="432" w:firstLineChars="0"/>
+              <w:jc w:val="left"/>
+              <w:textAlignment w:val="auto"/>
+              <w:rPr>
+                <w:rFonts w:hint="default" w:ascii="Times New Roman" w:hAnsi="Times New Roman"/>
+                <w:b w:val="0"/>
+                <w:bCs w:val="0"/>
+                <w:color w:val="D2D3D3"/>
+                <w:sz w:val="28"/>
+                <w:szCs w:val="28"/>
+                <w:vertAlign w:val="baseline"/>
+                <w:lang w:val="en-US"/>
+              </w:rPr>
+            </w:pPr>
+            <w:r>
+              <w:rPr>
+                <w:rFonts w:hint="default" w:ascii="Times New Roman" w:hAnsi="Times New Roman"/>
+                <w:b w:val="0"/>
+                <w:bCs w:val="0"/>
+                <w:color w:val="D2D3D3"/>
+                <w:sz w:val="28"/>
+                <w:szCs w:val="28"/>
+                <w:vertAlign w:val="baseline"/>
+                <w:lang w:val="en-US"/>
+              </w:rPr>
+              <w:t>Internal Modifier for Classes</w:t>
+            </w:r>
+          </w:p>
+          <w:p>
+            <w:pPr>
+              <w:keepNext w:val="0"/>
+              <w:keepLines w:val="0"/>
+              <w:pageBreakBefore w:val="0"/>
+              <w:widowControl/>
+              <w:numPr>
+                <w:ilvl w:val="0"/>
+                <w:numId w:val="3"/>
+              </w:numPr>
+              <w:tabs>
+                <w:tab w:val="clear" w:pos="425"/>
+              </w:tabs>
+              <w:kinsoku/>
+              <w:wordWrap/>
+              <w:overflowPunct/>
+              <w:topLinePunct w:val="0"/>
+              <w:autoSpaceDE/>
+              <w:autoSpaceDN/>
+              <w:bidi w:val="0"/>
+              <w:adjustRightInd/>
+              <w:snapToGrid/>
+              <w:spacing w:after="181" w:afterLines="50"/>
+              <w:ind w:left="432" w:leftChars="0" w:hanging="432" w:firstLineChars="0"/>
+              <w:jc w:val="left"/>
+              <w:textAlignment w:val="auto"/>
+              <w:rPr>
+                <w:rFonts w:hint="default" w:ascii="Times New Roman" w:hAnsi="Times New Roman" w:cs="Times New Roman"/>
+                <w:b w:val="0"/>
+                <w:bCs w:val="0"/>
+                <w:color w:val="D2D3D3"/>
+                <w:sz w:val="28"/>
+                <w:szCs w:val="28"/>
+                <w:vertAlign w:val="baseline"/>
+                <w:lang w:val="en-US"/>
+              </w:rPr>
+            </w:pPr>
+            <w:r>
+              <w:rPr>
+                <w:rFonts w:hint="default" w:ascii="Times New Roman" w:hAnsi="Times New Roman"/>
+                <w:b w:val="0"/>
+                <w:bCs w:val="0"/>
+                <w:color w:val="D2D3D3"/>
+                <w:sz w:val="28"/>
+                <w:szCs w:val="28"/>
+                <w:vertAlign w:val="baseline"/>
+                <w:lang w:val="en-US"/>
+              </w:rPr>
+              <w:t>Abstract Classes</w:t>
+            </w:r>
+          </w:p>
+          <w:p>
+            <w:pPr>
+              <w:keepNext w:val="0"/>
+              <w:keepLines w:val="0"/>
+              <w:pageBreakBefore w:val="0"/>
+              <w:widowControl/>
+              <w:numPr>
+                <w:ilvl w:val="0"/>
+                <w:numId w:val="3"/>
+              </w:numPr>
+              <w:tabs>
+                <w:tab w:val="clear" w:pos="425"/>
+              </w:tabs>
+              <w:kinsoku/>
+              <w:wordWrap/>
+              <w:overflowPunct/>
+              <w:topLinePunct w:val="0"/>
+              <w:autoSpaceDE/>
+              <w:autoSpaceDN/>
+              <w:bidi w:val="0"/>
+              <w:adjustRightInd/>
+              <w:snapToGrid/>
+              <w:spacing w:after="181" w:afterLines="50"/>
+              <w:ind w:left="432" w:leftChars="0" w:hanging="432" w:firstLineChars="0"/>
+              <w:jc w:val="left"/>
+              <w:textAlignment w:val="auto"/>
+              <w:rPr>
+                <w:rFonts w:hint="default" w:ascii="Times New Roman" w:hAnsi="Times New Roman" w:cs="Times New Roman"/>
+                <w:b w:val="0"/>
+                <w:bCs w:val="0"/>
+                <w:color w:val="D2D3D3"/>
+                <w:sz w:val="28"/>
+                <w:szCs w:val="28"/>
+                <w:vertAlign w:val="baseline"/>
+                <w:lang w:val="en-US"/>
+              </w:rPr>
+            </w:pPr>
+            <w:r>
+              <w:rPr>
+                <w:rFonts w:hint="default" w:ascii="Times New Roman" w:hAnsi="Times New Roman"/>
+                <w:b w:val="0"/>
+                <w:bCs w:val="0"/>
+                <w:color w:val="D2D3D3"/>
+                <w:sz w:val="28"/>
+                <w:szCs w:val="28"/>
+                <w:vertAlign w:val="baseline"/>
+                <w:lang w:val="en-US"/>
+              </w:rPr>
+              <w:t>Implementing an Abstract Class</w:t>
+            </w:r>
+          </w:p>
+        </w:tc>
+      </w:tr>
+      <w:tr>
+        <w:tblPrEx>
+          <w:tblBorders>
+            <w:top w:val="none" w:color="auto" w:sz="0" w:space="0"/>
+            <w:left w:val="none" w:color="auto" w:sz="0" w:space="0"/>
+            <w:bottom w:val="none" w:color="auto" w:sz="0" w:space="0"/>
+            <w:right w:val="none" w:color="auto" w:sz="0" w:space="0"/>
+            <w:insideH w:val="none" w:color="auto" w:sz="0" w:space="0"/>
+            <w:insideV w:val="none" w:color="auto" w:sz="0" w:space="0"/>
+          </w:tblBorders>
+          <w:tblCellMar>
+            <w:top w:w="0" w:type="dxa"/>
+            <w:left w:w="108" w:type="dxa"/>
+            <w:bottom w:w="0" w:type="dxa"/>
+            <w:right w:w="108" w:type="dxa"/>
+          </w:tblCellMar>
+        </w:tblPrEx>
+        <w:trPr>
+          <w:trHeight w:val="14688" w:hRule="atLeast"/>
+        </w:trPr>
+        <w:tc>
+          <w:tcPr>
+            <w:tcW w:w="4981" w:type="dxa"/>
+            <w:tcBorders>
+              <w:tl2br w:val="nil"/>
+              <w:tr2bl w:val="nil"/>
+            </w:tcBorders>
+            <w:vAlign w:val="top"/>
+          </w:tcPr>
+          <w:p>
+            <w:pPr>
+              <w:keepNext w:val="0"/>
+              <w:keepLines w:val="0"/>
+              <w:pageBreakBefore w:val="0"/>
+              <w:widowControl/>
+              <w:numPr>
+                <w:ilvl w:val="0"/>
+                <w:numId w:val="3"/>
+              </w:numPr>
+              <w:tabs>
+                <w:tab w:val="clear" w:pos="425"/>
+              </w:tabs>
+              <w:kinsoku/>
+              <w:wordWrap/>
+              <w:overflowPunct/>
+              <w:topLinePunct w:val="0"/>
+              <w:autoSpaceDE/>
+              <w:autoSpaceDN/>
+              <w:bidi w:val="0"/>
+              <w:adjustRightInd/>
+              <w:snapToGrid/>
+              <w:spacing w:after="181" w:afterLines="50"/>
+              <w:ind w:left="432" w:leftChars="0" w:hanging="432" w:firstLineChars="0"/>
+              <w:jc w:val="left"/>
+              <w:textAlignment w:val="auto"/>
+              <w:rPr>
+                <w:rFonts w:hint="default" w:ascii="Times New Roman" w:hAnsi="Times New Roman"/>
+                <w:b w:val="0"/>
+                <w:bCs w:val="0"/>
+                <w:color w:val="D2D3D3"/>
+                <w:sz w:val="28"/>
+                <w:szCs w:val="28"/>
+                <w:vertAlign w:val="baseline"/>
+                <w:lang w:val="en-US"/>
+              </w:rPr>
+            </w:pPr>
+            <w:r>
+              <w:rPr>
+                <w:rFonts w:hint="default" w:ascii="Times New Roman" w:hAnsi="Times New Roman"/>
+                <w:b w:val="0"/>
+                <w:bCs w:val="0"/>
+                <w:color w:val="D2D3D3"/>
+                <w:sz w:val="28"/>
+                <w:szCs w:val="28"/>
+                <w:vertAlign w:val="baseline"/>
+                <w:lang w:val="en-US"/>
+              </w:rPr>
+              <w:t>Understanding Abstractions with Abstract Classes</w:t>
+            </w:r>
+          </w:p>
+          <w:p>
+            <w:pPr>
+              <w:keepNext w:val="0"/>
+              <w:keepLines w:val="0"/>
+              <w:pageBreakBefore w:val="0"/>
+              <w:widowControl/>
+              <w:numPr>
+                <w:ilvl w:val="0"/>
+                <w:numId w:val="3"/>
+              </w:numPr>
+              <w:tabs>
+                <w:tab w:val="clear" w:pos="425"/>
+              </w:tabs>
+              <w:kinsoku/>
+              <w:wordWrap/>
+              <w:overflowPunct/>
+              <w:topLinePunct w:val="0"/>
+              <w:autoSpaceDE/>
+              <w:autoSpaceDN/>
+              <w:bidi w:val="0"/>
+              <w:adjustRightInd/>
+              <w:snapToGrid/>
+              <w:spacing w:after="181" w:afterLines="50"/>
+              <w:ind w:left="432" w:leftChars="0" w:hanging="432" w:firstLineChars="0"/>
+              <w:jc w:val="left"/>
+              <w:textAlignment w:val="auto"/>
+              <w:rPr>
+                <w:rFonts w:hint="default" w:ascii="Times New Roman" w:hAnsi="Times New Roman"/>
+                <w:b w:val="0"/>
+                <w:bCs w:val="0"/>
+                <w:color w:val="D2D3D3"/>
+                <w:sz w:val="28"/>
+                <w:szCs w:val="28"/>
+                <w:vertAlign w:val="baseline"/>
+                <w:lang w:val="en-US"/>
+              </w:rPr>
+            </w:pPr>
+            <w:r>
+              <w:rPr>
+                <w:rFonts w:hint="default" w:ascii="Times New Roman" w:hAnsi="Times New Roman"/>
+                <w:b w:val="0"/>
+                <w:bCs w:val="0"/>
+                <w:color w:val="D2D3D3"/>
+                <w:sz w:val="28"/>
+                <w:szCs w:val="28"/>
+                <w:vertAlign w:val="baseline"/>
+                <w:lang w:val="en-US"/>
+              </w:rPr>
+              <w:t>What interfaces are used for</w:t>
+            </w:r>
+          </w:p>
+          <w:p>
+            <w:pPr>
+              <w:keepNext w:val="0"/>
+              <w:keepLines w:val="0"/>
+              <w:pageBreakBefore w:val="0"/>
+              <w:widowControl/>
+              <w:numPr>
+                <w:ilvl w:val="0"/>
+                <w:numId w:val="3"/>
+              </w:numPr>
+              <w:tabs>
+                <w:tab w:val="clear" w:pos="425"/>
+              </w:tabs>
+              <w:kinsoku/>
+              <w:wordWrap/>
+              <w:overflowPunct/>
+              <w:topLinePunct w:val="0"/>
+              <w:autoSpaceDE/>
+              <w:autoSpaceDN/>
+              <w:bidi w:val="0"/>
+              <w:adjustRightInd/>
+              <w:snapToGrid/>
+              <w:spacing w:after="181" w:afterLines="50"/>
+              <w:ind w:left="432" w:leftChars="0" w:hanging="432" w:firstLineChars="0"/>
+              <w:jc w:val="left"/>
+              <w:textAlignment w:val="auto"/>
+              <w:rPr>
+                <w:rFonts w:hint="default" w:ascii="Times New Roman" w:hAnsi="Times New Roman"/>
+                <w:b w:val="0"/>
+                <w:bCs w:val="0"/>
+                <w:color w:val="D2D3D3"/>
+                <w:sz w:val="28"/>
+                <w:szCs w:val="28"/>
+                <w:vertAlign w:val="baseline"/>
+                <w:lang w:val="en-US"/>
+              </w:rPr>
+            </w:pPr>
+            <w:r>
+              <w:rPr>
+                <w:rFonts w:hint="default" w:ascii="Times New Roman" w:hAnsi="Times New Roman"/>
+                <w:b w:val="0"/>
+                <w:bCs w:val="0"/>
+                <w:color w:val="D2D3D3"/>
+                <w:sz w:val="28"/>
+                <w:szCs w:val="28"/>
+                <w:vertAlign w:val="baseline"/>
+                <w:lang w:val="en-US"/>
+              </w:rPr>
+              <w:t>Creating an Interface</w:t>
+            </w:r>
+          </w:p>
+          <w:p>
+            <w:pPr>
+              <w:keepNext w:val="0"/>
+              <w:keepLines w:val="0"/>
+              <w:pageBreakBefore w:val="0"/>
+              <w:widowControl/>
+              <w:numPr>
+                <w:ilvl w:val="0"/>
+                <w:numId w:val="3"/>
+              </w:numPr>
+              <w:tabs>
+                <w:tab w:val="clear" w:pos="425"/>
+              </w:tabs>
+              <w:kinsoku/>
+              <w:wordWrap/>
+              <w:overflowPunct/>
+              <w:topLinePunct w:val="0"/>
+              <w:autoSpaceDE/>
+              <w:autoSpaceDN/>
+              <w:bidi w:val="0"/>
+              <w:adjustRightInd/>
+              <w:snapToGrid/>
+              <w:spacing w:after="181" w:afterLines="50"/>
+              <w:ind w:left="432" w:leftChars="0" w:hanging="432" w:firstLineChars="0"/>
+              <w:jc w:val="left"/>
+              <w:textAlignment w:val="auto"/>
+              <w:rPr>
+                <w:rFonts w:hint="default" w:ascii="Times New Roman" w:hAnsi="Times New Roman"/>
+                <w:b w:val="0"/>
+                <w:bCs w:val="0"/>
+                <w:color w:val="D2D3D3"/>
+                <w:sz w:val="28"/>
+                <w:szCs w:val="28"/>
+                <w:vertAlign w:val="baseline"/>
+                <w:lang w:val="en-US"/>
+              </w:rPr>
+            </w:pPr>
+            <w:r>
+              <w:rPr>
+                <w:rFonts w:hint="default" w:ascii="Times New Roman" w:hAnsi="Times New Roman"/>
+                <w:b w:val="0"/>
+                <w:bCs w:val="0"/>
+                <w:color w:val="D2D3D3"/>
+                <w:sz w:val="28"/>
+                <w:szCs w:val="28"/>
+                <w:vertAlign w:val="baseline"/>
+                <w:lang w:val="en-US"/>
+              </w:rPr>
+              <w:t>Implementing an Interface</w:t>
+            </w:r>
+          </w:p>
+          <w:p>
+            <w:pPr>
+              <w:keepNext w:val="0"/>
+              <w:keepLines w:val="0"/>
+              <w:pageBreakBefore w:val="0"/>
+              <w:widowControl/>
+              <w:numPr>
+                <w:ilvl w:val="0"/>
+                <w:numId w:val="3"/>
+              </w:numPr>
+              <w:tabs>
+                <w:tab w:val="clear" w:pos="425"/>
+              </w:tabs>
+              <w:kinsoku/>
+              <w:wordWrap/>
+              <w:overflowPunct/>
+              <w:topLinePunct w:val="0"/>
+              <w:autoSpaceDE/>
+              <w:autoSpaceDN/>
+              <w:bidi w:val="0"/>
+              <w:adjustRightInd/>
+              <w:snapToGrid/>
+              <w:spacing w:after="181" w:afterLines="50"/>
+              <w:ind w:left="432" w:leftChars="0" w:hanging="432" w:firstLineChars="0"/>
+              <w:jc w:val="left"/>
+              <w:textAlignment w:val="auto"/>
+              <w:rPr>
+                <w:rFonts w:hint="default" w:ascii="Times New Roman" w:hAnsi="Times New Roman"/>
+                <w:b w:val="0"/>
+                <w:bCs w:val="0"/>
+                <w:color w:val="D2D3D3"/>
+                <w:sz w:val="28"/>
+                <w:szCs w:val="28"/>
+                <w:vertAlign w:val="baseline"/>
+                <w:lang w:val="en-US"/>
+              </w:rPr>
+            </w:pPr>
+            <w:r>
+              <w:rPr>
+                <w:rFonts w:hint="default" w:ascii="Times New Roman" w:hAnsi="Times New Roman"/>
+                <w:b w:val="0"/>
+                <w:bCs w:val="0"/>
+                <w:color w:val="D2D3D3"/>
+                <w:sz w:val="28"/>
+                <w:szCs w:val="28"/>
+                <w:vertAlign w:val="baseline"/>
+                <w:lang w:val="en-US"/>
+              </w:rPr>
+              <w:t>Real World Interface Example</w:t>
+            </w:r>
+          </w:p>
+          <w:p>
+            <w:pPr>
+              <w:keepNext w:val="0"/>
+              <w:keepLines w:val="0"/>
+              <w:pageBreakBefore w:val="0"/>
+              <w:widowControl/>
+              <w:numPr>
+                <w:ilvl w:val="0"/>
+                <w:numId w:val="3"/>
+              </w:numPr>
+              <w:tabs>
+                <w:tab w:val="clear" w:pos="425"/>
+              </w:tabs>
+              <w:kinsoku/>
+              <w:wordWrap/>
+              <w:overflowPunct/>
+              <w:topLinePunct w:val="0"/>
+              <w:autoSpaceDE/>
+              <w:autoSpaceDN/>
+              <w:bidi w:val="0"/>
+              <w:adjustRightInd/>
+              <w:snapToGrid/>
+              <w:spacing w:after="181" w:afterLines="50"/>
+              <w:ind w:left="432" w:leftChars="0" w:hanging="432" w:firstLineChars="0"/>
+              <w:jc w:val="left"/>
+              <w:textAlignment w:val="auto"/>
+              <w:rPr>
+                <w:rFonts w:hint="default" w:ascii="Times New Roman" w:hAnsi="Times New Roman"/>
+                <w:b w:val="0"/>
+                <w:bCs w:val="0"/>
+                <w:color w:val="D2D3D3"/>
+                <w:sz w:val="28"/>
+                <w:szCs w:val="28"/>
+                <w:vertAlign w:val="baseline"/>
+                <w:lang w:val="en-US"/>
+              </w:rPr>
+            </w:pPr>
+            <w:r>
+              <w:rPr>
+                <w:rFonts w:hint="default" w:ascii="Times New Roman" w:hAnsi="Times New Roman"/>
+                <w:b w:val="0"/>
+                <w:bCs w:val="0"/>
+                <w:color w:val="D2D3D3"/>
+                <w:sz w:val="28"/>
+                <w:szCs w:val="28"/>
+                <w:vertAlign w:val="baseline"/>
+                <w:lang w:val="en-US"/>
+              </w:rPr>
+              <w:t>Anonymous Interfaces</w:t>
+            </w:r>
+          </w:p>
+          <w:p>
+            <w:pPr>
+              <w:keepNext w:val="0"/>
+              <w:keepLines w:val="0"/>
+              <w:pageBreakBefore w:val="0"/>
+              <w:widowControl/>
+              <w:numPr>
+                <w:ilvl w:val="0"/>
+                <w:numId w:val="3"/>
+              </w:numPr>
+              <w:tabs>
+                <w:tab w:val="clear" w:pos="425"/>
+              </w:tabs>
+              <w:kinsoku/>
+              <w:wordWrap/>
+              <w:overflowPunct/>
+              <w:topLinePunct w:val="0"/>
+              <w:autoSpaceDE/>
+              <w:autoSpaceDN/>
+              <w:bidi w:val="0"/>
+              <w:adjustRightInd/>
+              <w:snapToGrid/>
+              <w:spacing w:after="181" w:afterLines="50"/>
+              <w:ind w:left="432" w:leftChars="0" w:hanging="432" w:firstLineChars="0"/>
+              <w:jc w:val="left"/>
+              <w:textAlignment w:val="auto"/>
+              <w:rPr>
+                <w:rFonts w:hint="default" w:ascii="Times New Roman" w:hAnsi="Times New Roman"/>
+                <w:b w:val="0"/>
+                <w:bCs w:val="0"/>
+                <w:color w:val="D2D3D3"/>
+                <w:sz w:val="28"/>
+                <w:szCs w:val="28"/>
+                <w:vertAlign w:val="baseline"/>
+                <w:lang w:val="en-US"/>
+              </w:rPr>
+            </w:pPr>
+            <w:r>
+              <w:rPr>
+                <w:rFonts w:hint="default" w:ascii="Times New Roman" w:hAnsi="Times New Roman"/>
+                <w:b w:val="0"/>
+                <w:bCs w:val="0"/>
+                <w:color w:val="D2D3D3"/>
+                <w:sz w:val="28"/>
+                <w:szCs w:val="28"/>
+                <w:vertAlign w:val="baseline"/>
+                <w:lang w:val="en-US"/>
+              </w:rPr>
+              <w:t>Creating Arrays</w:t>
+            </w:r>
+          </w:p>
+          <w:p>
+            <w:pPr>
+              <w:keepNext w:val="0"/>
+              <w:keepLines w:val="0"/>
+              <w:pageBreakBefore w:val="0"/>
+              <w:widowControl/>
+              <w:numPr>
+                <w:ilvl w:val="0"/>
+                <w:numId w:val="3"/>
+              </w:numPr>
+              <w:tabs>
+                <w:tab w:val="clear" w:pos="425"/>
+              </w:tabs>
+              <w:kinsoku/>
+              <w:wordWrap/>
+              <w:overflowPunct/>
+              <w:topLinePunct w:val="0"/>
+              <w:autoSpaceDE/>
+              <w:autoSpaceDN/>
+              <w:bidi w:val="0"/>
+              <w:adjustRightInd/>
+              <w:snapToGrid/>
+              <w:spacing w:after="181" w:afterLines="50"/>
+              <w:ind w:left="432" w:leftChars="0" w:hanging="432" w:firstLineChars="0"/>
+              <w:jc w:val="left"/>
+              <w:textAlignment w:val="auto"/>
+              <w:rPr>
+                <w:rFonts w:hint="default" w:ascii="Times New Roman" w:hAnsi="Times New Roman"/>
+                <w:b w:val="0"/>
+                <w:bCs w:val="0"/>
+                <w:color w:val="D2D3D3"/>
+                <w:sz w:val="28"/>
+                <w:szCs w:val="28"/>
+                <w:vertAlign w:val="baseline"/>
+                <w:lang w:val="en-US"/>
+              </w:rPr>
+            </w:pPr>
+            <w:r>
+              <w:rPr>
+                <w:rFonts w:hint="default" w:ascii="Times New Roman" w:hAnsi="Times New Roman"/>
+                <w:b w:val="0"/>
+                <w:bCs w:val="0"/>
+                <w:color w:val="D2D3D3"/>
+                <w:sz w:val="28"/>
+                <w:szCs w:val="28"/>
+                <w:vertAlign w:val="baseline"/>
+                <w:lang w:val="en-US"/>
+              </w:rPr>
+              <w:t>Creating Immutable Lists</w:t>
+            </w:r>
+          </w:p>
+          <w:p>
+            <w:pPr>
+              <w:keepNext w:val="0"/>
+              <w:keepLines w:val="0"/>
+              <w:pageBreakBefore w:val="0"/>
+              <w:widowControl/>
+              <w:numPr>
+                <w:ilvl w:val="0"/>
+                <w:numId w:val="3"/>
+              </w:numPr>
+              <w:tabs>
+                <w:tab w:val="clear" w:pos="425"/>
+              </w:tabs>
+              <w:kinsoku/>
+              <w:wordWrap/>
+              <w:overflowPunct/>
+              <w:topLinePunct w:val="0"/>
+              <w:autoSpaceDE/>
+              <w:autoSpaceDN/>
+              <w:bidi w:val="0"/>
+              <w:adjustRightInd/>
+              <w:snapToGrid/>
+              <w:spacing w:after="181" w:afterLines="50"/>
+              <w:ind w:left="432" w:leftChars="0" w:hanging="432" w:firstLineChars="0"/>
+              <w:jc w:val="left"/>
+              <w:textAlignment w:val="auto"/>
+              <w:rPr>
+                <w:rFonts w:hint="default" w:ascii="Times New Roman" w:hAnsi="Times New Roman"/>
+                <w:b w:val="0"/>
+                <w:bCs w:val="0"/>
+                <w:color w:val="D2D3D3"/>
+                <w:sz w:val="28"/>
+                <w:szCs w:val="28"/>
+                <w:vertAlign w:val="baseline"/>
+                <w:lang w:val="en-US"/>
+              </w:rPr>
+            </w:pPr>
+            <w:r>
+              <w:rPr>
+                <w:rFonts w:hint="default" w:ascii="Times New Roman" w:hAnsi="Times New Roman"/>
+                <w:b w:val="0"/>
+                <w:bCs w:val="0"/>
+                <w:color w:val="D2D3D3"/>
+                <w:sz w:val="28"/>
+                <w:szCs w:val="28"/>
+                <w:vertAlign w:val="baseline"/>
+                <w:lang w:val="en-US"/>
+              </w:rPr>
+              <w:t>Creating Mutable Lists</w:t>
+            </w:r>
+          </w:p>
+          <w:p>
+            <w:pPr>
+              <w:keepNext w:val="0"/>
+              <w:keepLines w:val="0"/>
+              <w:pageBreakBefore w:val="0"/>
+              <w:widowControl/>
+              <w:numPr>
+                <w:ilvl w:val="0"/>
+                <w:numId w:val="3"/>
+              </w:numPr>
+              <w:tabs>
+                <w:tab w:val="clear" w:pos="425"/>
+              </w:tabs>
+              <w:kinsoku/>
+              <w:wordWrap/>
+              <w:overflowPunct/>
+              <w:topLinePunct w:val="0"/>
+              <w:autoSpaceDE/>
+              <w:autoSpaceDN/>
+              <w:bidi w:val="0"/>
+              <w:adjustRightInd/>
+              <w:snapToGrid/>
+              <w:spacing w:after="181" w:afterLines="50"/>
+              <w:ind w:left="432" w:leftChars="0" w:hanging="432" w:firstLineChars="0"/>
+              <w:jc w:val="left"/>
+              <w:textAlignment w:val="auto"/>
+              <w:rPr>
+                <w:rFonts w:hint="default" w:ascii="Times New Roman" w:hAnsi="Times New Roman"/>
+                <w:b w:val="0"/>
+                <w:bCs w:val="0"/>
+                <w:color w:val="D2D3D3"/>
+                <w:sz w:val="28"/>
+                <w:szCs w:val="28"/>
+                <w:vertAlign w:val="baseline"/>
+                <w:lang w:val="en-US"/>
+              </w:rPr>
+            </w:pPr>
+            <w:r>
+              <w:rPr>
+                <w:rFonts w:hint="default" w:ascii="Times New Roman" w:hAnsi="Times New Roman"/>
+                <w:b w:val="0"/>
+                <w:bCs w:val="0"/>
+                <w:color w:val="D2D3D3"/>
+                <w:sz w:val="28"/>
+                <w:szCs w:val="28"/>
+                <w:vertAlign w:val="baseline"/>
+                <w:lang w:val="en-US"/>
+              </w:rPr>
+              <w:t>Filtering a List</w:t>
+            </w:r>
+          </w:p>
+          <w:p>
+            <w:pPr>
+              <w:keepNext w:val="0"/>
+              <w:keepLines w:val="0"/>
+              <w:pageBreakBefore w:val="0"/>
+              <w:widowControl/>
+              <w:numPr>
+                <w:ilvl w:val="0"/>
+                <w:numId w:val="3"/>
+              </w:numPr>
+              <w:tabs>
+                <w:tab w:val="clear" w:pos="425"/>
+              </w:tabs>
+              <w:kinsoku/>
+              <w:wordWrap/>
+              <w:overflowPunct/>
+              <w:topLinePunct w:val="0"/>
+              <w:autoSpaceDE/>
+              <w:autoSpaceDN/>
+              <w:bidi w:val="0"/>
+              <w:adjustRightInd/>
+              <w:snapToGrid/>
+              <w:spacing w:after="181" w:afterLines="50"/>
+              <w:ind w:left="432" w:leftChars="0" w:hanging="432" w:firstLineChars="0"/>
+              <w:jc w:val="left"/>
+              <w:textAlignment w:val="auto"/>
+              <w:rPr>
+                <w:rFonts w:hint="default" w:ascii="Times New Roman" w:hAnsi="Times New Roman"/>
+                <w:b w:val="0"/>
+                <w:bCs w:val="0"/>
+                <w:color w:val="D2D3D3"/>
+                <w:sz w:val="28"/>
+                <w:szCs w:val="28"/>
+                <w:vertAlign w:val="baseline"/>
+                <w:lang w:val="en-US"/>
+              </w:rPr>
+            </w:pPr>
+            <w:r>
+              <w:rPr>
+                <w:rFonts w:hint="default" w:ascii="Times New Roman" w:hAnsi="Times New Roman"/>
+                <w:b w:val="0"/>
+                <w:bCs w:val="0"/>
+                <w:color w:val="D2D3D3"/>
+                <w:sz w:val="28"/>
+                <w:szCs w:val="28"/>
+                <w:vertAlign w:val="baseline"/>
+                <w:lang w:val="en-US"/>
+              </w:rPr>
+              <w:t>Finding Items in a List</w:t>
+            </w:r>
+          </w:p>
+          <w:p>
+            <w:pPr>
+              <w:keepNext w:val="0"/>
+              <w:keepLines w:val="0"/>
+              <w:pageBreakBefore w:val="0"/>
+              <w:widowControl/>
+              <w:numPr>
+                <w:ilvl w:val="0"/>
+                <w:numId w:val="3"/>
+              </w:numPr>
+              <w:tabs>
+                <w:tab w:val="clear" w:pos="425"/>
+              </w:tabs>
+              <w:kinsoku/>
+              <w:wordWrap/>
+              <w:overflowPunct/>
+              <w:topLinePunct w:val="0"/>
+              <w:autoSpaceDE/>
+              <w:autoSpaceDN/>
+              <w:bidi w:val="0"/>
+              <w:adjustRightInd/>
+              <w:snapToGrid/>
+              <w:spacing w:after="181" w:afterLines="50"/>
+              <w:ind w:left="432" w:leftChars="0" w:hanging="432" w:firstLineChars="0"/>
+              <w:jc w:val="left"/>
+              <w:textAlignment w:val="auto"/>
+              <w:rPr>
+                <w:rFonts w:hint="default" w:ascii="Times New Roman" w:hAnsi="Times New Roman"/>
+                <w:b w:val="0"/>
+                <w:bCs w:val="0"/>
+                <w:color w:val="D2D3D3"/>
+                <w:sz w:val="28"/>
+                <w:szCs w:val="28"/>
+                <w:vertAlign w:val="baseline"/>
+                <w:lang w:val="en-US"/>
+              </w:rPr>
+            </w:pPr>
+            <w:r>
+              <w:rPr>
+                <w:rFonts w:hint="default" w:ascii="Times New Roman" w:hAnsi="Times New Roman"/>
+                <w:b w:val="0"/>
+                <w:bCs w:val="0"/>
+                <w:color w:val="D2D3D3"/>
+                <w:sz w:val="28"/>
+                <w:szCs w:val="28"/>
+                <w:vertAlign w:val="baseline"/>
+                <w:lang w:val="en-US"/>
+              </w:rPr>
+              <w:t>Using "filterNot" on a List</w:t>
+            </w:r>
+          </w:p>
+          <w:p>
+            <w:pPr>
+              <w:keepNext w:val="0"/>
+              <w:keepLines w:val="0"/>
+              <w:pageBreakBefore w:val="0"/>
+              <w:widowControl/>
+              <w:numPr>
+                <w:ilvl w:val="0"/>
+                <w:numId w:val="3"/>
+              </w:numPr>
+              <w:tabs>
+                <w:tab w:val="clear" w:pos="425"/>
+              </w:tabs>
+              <w:kinsoku/>
+              <w:wordWrap/>
+              <w:overflowPunct/>
+              <w:topLinePunct w:val="0"/>
+              <w:autoSpaceDE/>
+              <w:autoSpaceDN/>
+              <w:bidi w:val="0"/>
+              <w:adjustRightInd/>
+              <w:snapToGrid/>
+              <w:spacing w:after="181" w:afterLines="50"/>
+              <w:ind w:left="432" w:leftChars="0" w:hanging="432" w:firstLineChars="0"/>
+              <w:jc w:val="left"/>
+              <w:textAlignment w:val="auto"/>
+              <w:rPr>
+                <w:rFonts w:hint="default" w:ascii="Times New Roman" w:hAnsi="Times New Roman"/>
+                <w:b w:val="0"/>
+                <w:bCs w:val="0"/>
+                <w:color w:val="D2D3D3"/>
+                <w:sz w:val="28"/>
+                <w:szCs w:val="28"/>
+                <w:vertAlign w:val="baseline"/>
+                <w:lang w:val="en-US"/>
+              </w:rPr>
+            </w:pPr>
+            <w:r>
+              <w:rPr>
+                <w:rFonts w:hint="default" w:ascii="Times New Roman" w:hAnsi="Times New Roman"/>
+                <w:b w:val="0"/>
+                <w:bCs w:val="0"/>
+                <w:color w:val="D2D3D3"/>
+                <w:sz w:val="28"/>
+                <w:szCs w:val="28"/>
+                <w:vertAlign w:val="baseline"/>
+                <w:lang w:val="en-US"/>
+              </w:rPr>
+              <w:t>filterTo and filterNotTo on Lists</w:t>
+            </w:r>
+          </w:p>
+          <w:p>
+            <w:pPr>
+              <w:keepNext w:val="0"/>
+              <w:keepLines w:val="0"/>
+              <w:pageBreakBefore w:val="0"/>
+              <w:widowControl/>
+              <w:numPr>
+                <w:ilvl w:val="0"/>
+                <w:numId w:val="3"/>
+              </w:numPr>
+              <w:tabs>
+                <w:tab w:val="clear" w:pos="425"/>
+              </w:tabs>
+              <w:kinsoku/>
+              <w:wordWrap/>
+              <w:overflowPunct/>
+              <w:topLinePunct w:val="0"/>
+              <w:autoSpaceDE/>
+              <w:autoSpaceDN/>
+              <w:bidi w:val="0"/>
+              <w:adjustRightInd/>
+              <w:snapToGrid/>
+              <w:spacing w:after="181" w:afterLines="50"/>
+              <w:ind w:left="432" w:leftChars="0" w:hanging="432" w:firstLineChars="0"/>
+              <w:jc w:val="left"/>
+              <w:textAlignment w:val="auto"/>
+              <w:rPr>
+                <w:rFonts w:hint="default" w:ascii="Times New Roman" w:hAnsi="Times New Roman"/>
+                <w:b w:val="0"/>
+                <w:bCs w:val="0"/>
+                <w:color w:val="D2D3D3"/>
+                <w:sz w:val="28"/>
+                <w:szCs w:val="28"/>
+                <w:vertAlign w:val="baseline"/>
+                <w:lang w:val="en-US"/>
+              </w:rPr>
+            </w:pPr>
+            <w:r>
+              <w:rPr>
+                <w:rFonts w:hint="default" w:ascii="Times New Roman" w:hAnsi="Times New Roman"/>
+                <w:b w:val="0"/>
+                <w:bCs w:val="0"/>
+                <w:color w:val="D2D3D3"/>
+                <w:sz w:val="28"/>
+                <w:szCs w:val="28"/>
+                <w:vertAlign w:val="baseline"/>
+                <w:lang w:val="en-US"/>
+              </w:rPr>
+              <w:t>Flattening Lists and Arrays</w:t>
+            </w:r>
+          </w:p>
+          <w:p>
+            <w:pPr>
+              <w:keepNext w:val="0"/>
+              <w:keepLines w:val="0"/>
+              <w:pageBreakBefore w:val="0"/>
+              <w:widowControl/>
+              <w:numPr>
+                <w:ilvl w:val="0"/>
+                <w:numId w:val="3"/>
+              </w:numPr>
+              <w:tabs>
+                <w:tab w:val="clear" w:pos="425"/>
+              </w:tabs>
+              <w:kinsoku/>
+              <w:wordWrap/>
+              <w:overflowPunct/>
+              <w:topLinePunct w:val="0"/>
+              <w:autoSpaceDE/>
+              <w:autoSpaceDN/>
+              <w:bidi w:val="0"/>
+              <w:adjustRightInd/>
+              <w:snapToGrid/>
+              <w:spacing w:after="181" w:afterLines="50"/>
+              <w:ind w:left="432" w:leftChars="0" w:hanging="432" w:firstLineChars="0"/>
+              <w:jc w:val="left"/>
+              <w:textAlignment w:val="auto"/>
+              <w:rPr>
+                <w:rFonts w:hint="default" w:ascii="Times New Roman" w:hAnsi="Times New Roman"/>
+                <w:b w:val="0"/>
+                <w:bCs w:val="0"/>
+                <w:color w:val="D2D3D3"/>
+                <w:sz w:val="28"/>
+                <w:szCs w:val="28"/>
+                <w:vertAlign w:val="baseline"/>
+                <w:lang w:val="en-US"/>
+              </w:rPr>
+            </w:pPr>
+            <w:r>
+              <w:rPr>
+                <w:rFonts w:hint="default" w:ascii="Times New Roman" w:hAnsi="Times New Roman"/>
+                <w:b w:val="0"/>
+                <w:bCs w:val="0"/>
+                <w:color w:val="D2D3D3"/>
+                <w:sz w:val="28"/>
+                <w:szCs w:val="28"/>
+                <w:vertAlign w:val="baseline"/>
+                <w:lang w:val="en-US"/>
+              </w:rPr>
+              <w:t>Combining Immutable Lists</w:t>
+            </w:r>
+          </w:p>
+          <w:p>
+            <w:pPr>
+              <w:keepNext w:val="0"/>
+              <w:keepLines w:val="0"/>
+              <w:pageBreakBefore w:val="0"/>
+              <w:widowControl/>
+              <w:numPr>
+                <w:ilvl w:val="0"/>
+                <w:numId w:val="3"/>
+              </w:numPr>
+              <w:tabs>
+                <w:tab w:val="clear" w:pos="425"/>
+              </w:tabs>
+              <w:kinsoku/>
+              <w:wordWrap/>
+              <w:overflowPunct/>
+              <w:topLinePunct w:val="0"/>
+              <w:autoSpaceDE/>
+              <w:autoSpaceDN/>
+              <w:bidi w:val="0"/>
+              <w:adjustRightInd/>
+              <w:snapToGrid/>
+              <w:spacing w:after="181" w:afterLines="50"/>
+              <w:ind w:left="432" w:leftChars="0" w:hanging="432" w:firstLineChars="0"/>
+              <w:jc w:val="left"/>
+              <w:textAlignment w:val="auto"/>
+              <w:rPr>
+                <w:rFonts w:hint="default" w:ascii="Times New Roman" w:hAnsi="Times New Roman"/>
+                <w:b w:val="0"/>
+                <w:bCs w:val="0"/>
+                <w:color w:val="D2D3D3"/>
+                <w:sz w:val="28"/>
+                <w:szCs w:val="28"/>
+                <w:vertAlign w:val="baseline"/>
+                <w:lang w:val="en-US"/>
+              </w:rPr>
+            </w:pPr>
+            <w:r>
+              <w:rPr>
+                <w:rFonts w:hint="default" w:ascii="Times New Roman" w:hAnsi="Times New Roman"/>
+                <w:b w:val="0"/>
+                <w:bCs w:val="0"/>
+                <w:color w:val="D2D3D3"/>
+                <w:sz w:val="28"/>
+                <w:szCs w:val="28"/>
+                <w:vertAlign w:val="baseline"/>
+                <w:lang w:val="en-US"/>
+              </w:rPr>
+              <w:t>List vs Map</w:t>
+            </w:r>
+          </w:p>
+          <w:p>
+            <w:pPr>
+              <w:keepNext w:val="0"/>
+              <w:keepLines w:val="0"/>
+              <w:pageBreakBefore w:val="0"/>
+              <w:widowControl/>
+              <w:numPr>
+                <w:ilvl w:val="0"/>
+                <w:numId w:val="3"/>
+              </w:numPr>
+              <w:tabs>
+                <w:tab w:val="clear" w:pos="425"/>
+              </w:tabs>
+              <w:kinsoku/>
+              <w:wordWrap/>
+              <w:overflowPunct/>
+              <w:topLinePunct w:val="0"/>
+              <w:autoSpaceDE/>
+              <w:autoSpaceDN/>
+              <w:bidi w:val="0"/>
+              <w:adjustRightInd/>
+              <w:snapToGrid/>
+              <w:spacing w:after="181" w:afterLines="50"/>
+              <w:ind w:left="432" w:leftChars="0" w:hanging="432" w:firstLineChars="0"/>
+              <w:jc w:val="left"/>
+              <w:textAlignment w:val="auto"/>
+              <w:rPr>
+                <w:rFonts w:hint="default" w:ascii="Times New Roman" w:hAnsi="Times New Roman"/>
+                <w:b w:val="0"/>
+                <w:bCs w:val="0"/>
+                <w:color w:val="D2D3D3"/>
+                <w:sz w:val="28"/>
+                <w:szCs w:val="28"/>
+                <w:vertAlign w:val="baseline"/>
+                <w:lang w:val="en-US"/>
+              </w:rPr>
+            </w:pPr>
+            <w:r>
+              <w:rPr>
+                <w:rFonts w:hint="default" w:ascii="Times New Roman" w:hAnsi="Times New Roman"/>
+                <w:b w:val="0"/>
+                <w:bCs w:val="0"/>
+                <w:color w:val="D2D3D3"/>
+                <w:sz w:val="28"/>
+                <w:szCs w:val="28"/>
+                <w:vertAlign w:val="baseline"/>
+                <w:lang w:val="en-US"/>
+              </w:rPr>
+              <w:t>Map vs FlatMap</w:t>
+            </w:r>
+          </w:p>
+          <w:p>
+            <w:pPr>
+              <w:keepNext w:val="0"/>
+              <w:keepLines w:val="0"/>
+              <w:pageBreakBefore w:val="0"/>
+              <w:widowControl/>
+              <w:numPr>
+                <w:ilvl w:val="0"/>
+                <w:numId w:val="3"/>
+              </w:numPr>
+              <w:tabs>
+                <w:tab w:val="clear" w:pos="425"/>
+              </w:tabs>
+              <w:kinsoku/>
+              <w:wordWrap/>
+              <w:overflowPunct/>
+              <w:topLinePunct w:val="0"/>
+              <w:autoSpaceDE/>
+              <w:autoSpaceDN/>
+              <w:bidi w:val="0"/>
+              <w:adjustRightInd/>
+              <w:snapToGrid/>
+              <w:spacing w:after="181" w:afterLines="50"/>
+              <w:ind w:left="432" w:leftChars="0" w:hanging="432" w:firstLineChars="0"/>
+              <w:jc w:val="left"/>
+              <w:textAlignment w:val="auto"/>
+              <w:rPr>
+                <w:rFonts w:hint="default" w:ascii="Times New Roman" w:hAnsi="Times New Roman"/>
+                <w:b w:val="0"/>
+                <w:bCs w:val="0"/>
+                <w:color w:val="D2D3D3"/>
+                <w:sz w:val="28"/>
+                <w:szCs w:val="28"/>
+                <w:vertAlign w:val="baseline"/>
+                <w:lang w:val="en-US"/>
+              </w:rPr>
+            </w:pPr>
+            <w:r>
+              <w:rPr>
+                <w:rFonts w:hint="default" w:ascii="Times New Roman" w:hAnsi="Times New Roman"/>
+                <w:b w:val="0"/>
+                <w:bCs w:val="0"/>
+                <w:color w:val="D2D3D3"/>
+                <w:sz w:val="28"/>
+                <w:szCs w:val="28"/>
+                <w:vertAlign w:val="baseline"/>
+                <w:lang w:val="en-US"/>
+              </w:rPr>
+              <w:t>Set Data Structure (a List with no Duplicates)</w:t>
+            </w:r>
+          </w:p>
+          <w:p>
+            <w:pPr>
+              <w:keepNext w:val="0"/>
+              <w:keepLines w:val="0"/>
+              <w:pageBreakBefore w:val="0"/>
+              <w:widowControl/>
+              <w:numPr>
+                <w:ilvl w:val="0"/>
+                <w:numId w:val="3"/>
+              </w:numPr>
+              <w:tabs>
+                <w:tab w:val="clear" w:pos="425"/>
+              </w:tabs>
+              <w:kinsoku/>
+              <w:wordWrap/>
+              <w:overflowPunct/>
+              <w:topLinePunct w:val="0"/>
+              <w:autoSpaceDE/>
+              <w:autoSpaceDN/>
+              <w:bidi w:val="0"/>
+              <w:adjustRightInd/>
+              <w:snapToGrid/>
+              <w:spacing w:after="181" w:afterLines="50"/>
+              <w:ind w:left="432" w:leftChars="0" w:hanging="432" w:firstLineChars="0"/>
+              <w:jc w:val="left"/>
+              <w:textAlignment w:val="auto"/>
+              <w:rPr>
+                <w:rFonts w:hint="default" w:ascii="Times New Roman" w:hAnsi="Times New Roman"/>
+                <w:b w:val="0"/>
+                <w:bCs w:val="0"/>
+                <w:color w:val="D2D3D3"/>
+                <w:sz w:val="28"/>
+                <w:szCs w:val="28"/>
+                <w:vertAlign w:val="baseline"/>
+                <w:lang w:val="en-US"/>
+              </w:rPr>
+            </w:pPr>
+            <w:r>
+              <w:rPr>
+                <w:rFonts w:hint="default" w:ascii="Times New Roman" w:hAnsi="Times New Roman"/>
+                <w:b w:val="0"/>
+                <w:bCs w:val="0"/>
+                <w:color w:val="D2D3D3"/>
+                <w:sz w:val="28"/>
+                <w:szCs w:val="28"/>
+                <w:vertAlign w:val="baseline"/>
+                <w:lang w:val="en-US"/>
+              </w:rPr>
+              <w:t>For Loops</w:t>
+            </w:r>
+          </w:p>
+          <w:p>
+            <w:pPr>
+              <w:keepNext w:val="0"/>
+              <w:keepLines w:val="0"/>
+              <w:pageBreakBefore w:val="0"/>
+              <w:widowControl/>
+              <w:numPr>
+                <w:ilvl w:val="0"/>
+                <w:numId w:val="3"/>
+              </w:numPr>
+              <w:tabs>
+                <w:tab w:val="clear" w:pos="425"/>
+              </w:tabs>
+              <w:kinsoku/>
+              <w:wordWrap/>
+              <w:overflowPunct/>
+              <w:topLinePunct w:val="0"/>
+              <w:autoSpaceDE/>
+              <w:autoSpaceDN/>
+              <w:bidi w:val="0"/>
+              <w:adjustRightInd/>
+              <w:snapToGrid/>
+              <w:spacing w:after="181" w:afterLines="50"/>
+              <w:ind w:left="432" w:leftChars="0" w:hanging="432" w:firstLineChars="0"/>
+              <w:jc w:val="left"/>
+              <w:textAlignment w:val="auto"/>
+              <w:rPr>
+                <w:rFonts w:hint="default" w:ascii="Times New Roman" w:hAnsi="Times New Roman"/>
+                <w:b w:val="0"/>
+                <w:bCs w:val="0"/>
+                <w:color w:val="D2D3D3"/>
+                <w:sz w:val="28"/>
+                <w:szCs w:val="28"/>
+                <w:vertAlign w:val="baseline"/>
+                <w:lang w:val="en-US"/>
+              </w:rPr>
+            </w:pPr>
+            <w:r>
+              <w:rPr>
+                <w:rFonts w:hint="default" w:ascii="Times New Roman" w:hAnsi="Times New Roman"/>
+                <w:b w:val="0"/>
+                <w:bCs w:val="0"/>
+                <w:color w:val="D2D3D3"/>
+                <w:sz w:val="28"/>
+                <w:szCs w:val="28"/>
+                <w:vertAlign w:val="baseline"/>
+                <w:lang w:val="en-US"/>
+              </w:rPr>
+              <w:t>While Loops</w:t>
+            </w:r>
+          </w:p>
+          <w:p>
+            <w:pPr>
+              <w:keepNext w:val="0"/>
+              <w:keepLines w:val="0"/>
+              <w:pageBreakBefore w:val="0"/>
+              <w:widowControl/>
+              <w:numPr>
+                <w:ilvl w:val="0"/>
+                <w:numId w:val="3"/>
+              </w:numPr>
+              <w:tabs>
+                <w:tab w:val="clear" w:pos="425"/>
+              </w:tabs>
+              <w:kinsoku/>
+              <w:wordWrap/>
+              <w:overflowPunct/>
+              <w:topLinePunct w:val="0"/>
+              <w:autoSpaceDE/>
+              <w:autoSpaceDN/>
+              <w:bidi w:val="0"/>
+              <w:adjustRightInd/>
+              <w:snapToGrid/>
+              <w:spacing w:after="181" w:afterLines="50"/>
+              <w:ind w:left="432" w:leftChars="0" w:hanging="432" w:firstLineChars="0"/>
+              <w:jc w:val="left"/>
+              <w:textAlignment w:val="auto"/>
+              <w:rPr>
+                <w:rFonts w:hint="default" w:ascii="Times New Roman" w:hAnsi="Times New Roman"/>
+                <w:b w:val="0"/>
+                <w:bCs w:val="0"/>
+                <w:color w:val="D2D3D3"/>
+                <w:sz w:val="28"/>
+                <w:szCs w:val="28"/>
+                <w:vertAlign w:val="baseline"/>
+                <w:lang w:val="en-US"/>
+              </w:rPr>
+            </w:pPr>
+            <w:r>
+              <w:rPr>
+                <w:rFonts w:hint="default" w:ascii="Times New Roman" w:hAnsi="Times New Roman"/>
+                <w:b w:val="0"/>
+                <w:bCs w:val="0"/>
+                <w:color w:val="D2D3D3"/>
+                <w:sz w:val="28"/>
+                <w:szCs w:val="28"/>
+                <w:vertAlign w:val="baseline"/>
+                <w:lang w:val="en-US"/>
+              </w:rPr>
+              <w:t>For Each Loops</w:t>
+            </w:r>
+          </w:p>
+          <w:p>
+            <w:pPr>
+              <w:keepNext w:val="0"/>
+              <w:keepLines w:val="0"/>
+              <w:pageBreakBefore w:val="0"/>
+              <w:widowControl/>
+              <w:numPr>
+                <w:ilvl w:val="0"/>
+                <w:numId w:val="3"/>
+              </w:numPr>
+              <w:tabs>
+                <w:tab w:val="clear" w:pos="425"/>
+              </w:tabs>
+              <w:kinsoku/>
+              <w:wordWrap/>
+              <w:overflowPunct/>
+              <w:topLinePunct w:val="0"/>
+              <w:autoSpaceDE/>
+              <w:autoSpaceDN/>
+              <w:bidi w:val="0"/>
+              <w:adjustRightInd/>
+              <w:snapToGrid/>
+              <w:spacing w:after="181" w:afterLines="50"/>
+              <w:ind w:left="432" w:leftChars="0" w:hanging="432" w:firstLineChars="0"/>
+              <w:jc w:val="left"/>
+              <w:textAlignment w:val="auto"/>
+              <w:rPr>
+                <w:rFonts w:hint="default" w:ascii="Times New Roman" w:hAnsi="Times New Roman"/>
+                <w:b w:val="0"/>
+                <w:bCs w:val="0"/>
+                <w:color w:val="D2D3D3"/>
+                <w:sz w:val="28"/>
+                <w:szCs w:val="28"/>
+                <w:vertAlign w:val="baseline"/>
+                <w:lang w:val="en-US"/>
+              </w:rPr>
+            </w:pPr>
+            <w:r>
+              <w:rPr>
+                <w:rFonts w:hint="default" w:ascii="Times New Roman" w:hAnsi="Times New Roman"/>
+                <w:b w:val="0"/>
+                <w:bCs w:val="0"/>
+                <w:color w:val="D2D3D3"/>
+                <w:sz w:val="28"/>
+                <w:szCs w:val="28"/>
+                <w:vertAlign w:val="baseline"/>
+                <w:lang w:val="en-US"/>
+              </w:rPr>
+              <w:t>Combining Lists with the Union Operator</w:t>
+            </w:r>
+          </w:p>
+          <w:p>
+            <w:pPr>
+              <w:keepNext w:val="0"/>
+              <w:keepLines w:val="0"/>
+              <w:pageBreakBefore w:val="0"/>
+              <w:widowControl/>
+              <w:numPr>
+                <w:ilvl w:val="0"/>
+                <w:numId w:val="3"/>
+              </w:numPr>
+              <w:tabs>
+                <w:tab w:val="clear" w:pos="425"/>
+              </w:tabs>
+              <w:kinsoku/>
+              <w:wordWrap/>
+              <w:overflowPunct/>
+              <w:topLinePunct w:val="0"/>
+              <w:autoSpaceDE/>
+              <w:autoSpaceDN/>
+              <w:bidi w:val="0"/>
+              <w:adjustRightInd/>
+              <w:snapToGrid/>
+              <w:spacing w:after="181" w:afterLines="50"/>
+              <w:ind w:left="432" w:leftChars="0" w:hanging="432" w:firstLineChars="0"/>
+              <w:jc w:val="left"/>
+              <w:textAlignment w:val="auto"/>
+              <w:rPr>
+                <w:rFonts w:hint="default" w:ascii="Times New Roman" w:hAnsi="Times New Roman"/>
+                <w:b w:val="0"/>
+                <w:bCs w:val="0"/>
+                <w:color w:val="D2D3D3"/>
+                <w:sz w:val="28"/>
+                <w:szCs w:val="28"/>
+                <w:vertAlign w:val="baseline"/>
+                <w:lang w:val="en-US"/>
+              </w:rPr>
+            </w:pPr>
+            <w:r>
+              <w:rPr>
+                <w:rFonts w:hint="default" w:ascii="Times New Roman" w:hAnsi="Times New Roman"/>
+                <w:b w:val="0"/>
+                <w:bCs w:val="0"/>
+                <w:color w:val="D2D3D3"/>
+                <w:sz w:val="28"/>
+                <w:szCs w:val="28"/>
+                <w:vertAlign w:val="baseline"/>
+                <w:lang w:val="en-US"/>
+              </w:rPr>
+              <w:t>Iterating over a List with an Index</w:t>
+            </w:r>
+          </w:p>
+          <w:p>
+            <w:pPr>
+              <w:keepNext w:val="0"/>
+              <w:keepLines w:val="0"/>
+              <w:pageBreakBefore w:val="0"/>
+              <w:widowControl/>
+              <w:numPr>
+                <w:ilvl w:val="0"/>
+                <w:numId w:val="3"/>
+              </w:numPr>
+              <w:tabs>
+                <w:tab w:val="clear" w:pos="425"/>
+              </w:tabs>
+              <w:kinsoku/>
+              <w:wordWrap/>
+              <w:overflowPunct/>
+              <w:topLinePunct w:val="0"/>
+              <w:autoSpaceDE/>
+              <w:autoSpaceDN/>
+              <w:bidi w:val="0"/>
+              <w:adjustRightInd/>
+              <w:snapToGrid/>
+              <w:spacing w:after="181" w:afterLines="50"/>
+              <w:ind w:left="432" w:leftChars="0" w:hanging="432" w:firstLineChars="0"/>
+              <w:jc w:val="left"/>
+              <w:textAlignment w:val="auto"/>
+              <w:rPr>
+                <w:rFonts w:hint="default" w:ascii="Times New Roman" w:hAnsi="Times New Roman"/>
+                <w:b w:val="0"/>
+                <w:bCs w:val="0"/>
+                <w:color w:val="D2D3D3"/>
+                <w:sz w:val="28"/>
+                <w:szCs w:val="28"/>
+                <w:vertAlign w:val="baseline"/>
+                <w:lang w:val="en-US"/>
+              </w:rPr>
+            </w:pPr>
+            <w:r>
+              <w:rPr>
+                <w:rFonts w:hint="default" w:ascii="Times New Roman" w:hAnsi="Times New Roman"/>
+                <w:b w:val="0"/>
+                <w:bCs w:val="0"/>
+                <w:color w:val="D2D3D3"/>
+                <w:sz w:val="28"/>
+                <w:szCs w:val="28"/>
+                <w:vertAlign w:val="baseline"/>
+                <w:lang w:val="en-US"/>
+              </w:rPr>
+              <w:t>Ranges</w:t>
+            </w:r>
+          </w:p>
+          <w:p>
+            <w:pPr>
+              <w:keepNext w:val="0"/>
+              <w:keepLines w:val="0"/>
+              <w:pageBreakBefore w:val="0"/>
+              <w:widowControl/>
+              <w:numPr>
+                <w:ilvl w:val="0"/>
+                <w:numId w:val="3"/>
+              </w:numPr>
+              <w:tabs>
+                <w:tab w:val="clear" w:pos="425"/>
+              </w:tabs>
+              <w:kinsoku/>
+              <w:wordWrap/>
+              <w:overflowPunct/>
+              <w:topLinePunct w:val="0"/>
+              <w:autoSpaceDE/>
+              <w:autoSpaceDN/>
+              <w:bidi w:val="0"/>
+              <w:adjustRightInd/>
+              <w:snapToGrid/>
+              <w:spacing w:after="181" w:afterLines="50"/>
+              <w:ind w:left="432" w:leftChars="0" w:hanging="432" w:firstLineChars="0"/>
+              <w:jc w:val="left"/>
+              <w:textAlignment w:val="auto"/>
+              <w:rPr>
+                <w:rFonts w:hint="default" w:ascii="Times New Roman" w:hAnsi="Times New Roman"/>
+                <w:b w:val="0"/>
+                <w:bCs w:val="0"/>
+                <w:color w:val="D2D3D3"/>
+                <w:sz w:val="28"/>
+                <w:szCs w:val="28"/>
+                <w:vertAlign w:val="baseline"/>
+                <w:lang w:val="en-US"/>
+              </w:rPr>
+            </w:pPr>
+            <w:r>
+              <w:rPr>
+                <w:rFonts w:hint="default" w:ascii="Times New Roman" w:hAnsi="Times New Roman"/>
+                <w:b w:val="0"/>
+                <w:bCs w:val="0"/>
+                <w:color w:val="D2D3D3"/>
+                <w:sz w:val="28"/>
+                <w:szCs w:val="28"/>
+                <w:vertAlign w:val="baseline"/>
+                <w:lang w:val="en-US"/>
+              </w:rPr>
+              <w:t>Immutable Maps</w:t>
+            </w:r>
+          </w:p>
+          <w:p>
+            <w:pPr>
+              <w:keepNext w:val="0"/>
+              <w:keepLines w:val="0"/>
+              <w:pageBreakBefore w:val="0"/>
+              <w:widowControl/>
+              <w:numPr>
+                <w:ilvl w:val="0"/>
+                <w:numId w:val="3"/>
+              </w:numPr>
+              <w:tabs>
+                <w:tab w:val="clear" w:pos="425"/>
+              </w:tabs>
+              <w:kinsoku/>
+              <w:wordWrap/>
+              <w:overflowPunct/>
+              <w:topLinePunct w:val="0"/>
+              <w:autoSpaceDE/>
+              <w:autoSpaceDN/>
+              <w:bidi w:val="0"/>
+              <w:adjustRightInd/>
+              <w:snapToGrid/>
+              <w:spacing w:after="181" w:afterLines="50"/>
+              <w:ind w:left="432" w:leftChars="0" w:hanging="432" w:firstLineChars="0"/>
+              <w:jc w:val="left"/>
+              <w:textAlignment w:val="auto"/>
+              <w:rPr>
+                <w:rFonts w:hint="default" w:ascii="Times New Roman" w:hAnsi="Times New Roman"/>
+                <w:b w:val="0"/>
+                <w:bCs w:val="0"/>
+                <w:color w:val="D2D3D3"/>
+                <w:sz w:val="28"/>
+                <w:szCs w:val="28"/>
+                <w:vertAlign w:val="baseline"/>
+                <w:lang w:val="en-US"/>
+              </w:rPr>
+            </w:pPr>
+            <w:r>
+              <w:rPr>
+                <w:rFonts w:hint="default" w:ascii="Times New Roman" w:hAnsi="Times New Roman"/>
+                <w:b w:val="0"/>
+                <w:bCs w:val="0"/>
+                <w:color w:val="D2D3D3"/>
+                <w:sz w:val="28"/>
+                <w:szCs w:val="28"/>
+                <w:vertAlign w:val="baseline"/>
+                <w:lang w:val="en-US"/>
+              </w:rPr>
+              <w:t>Mutable Maps</w:t>
+            </w:r>
+          </w:p>
+          <w:p>
+            <w:pPr>
+              <w:keepNext w:val="0"/>
+              <w:keepLines w:val="0"/>
+              <w:pageBreakBefore w:val="0"/>
+              <w:widowControl/>
+              <w:numPr>
+                <w:ilvl w:val="0"/>
+                <w:numId w:val="3"/>
+              </w:numPr>
+              <w:tabs>
+                <w:tab w:val="clear" w:pos="425"/>
+              </w:tabs>
+              <w:kinsoku/>
+              <w:wordWrap/>
+              <w:overflowPunct/>
+              <w:topLinePunct w:val="0"/>
+              <w:autoSpaceDE/>
+              <w:autoSpaceDN/>
+              <w:bidi w:val="0"/>
+              <w:adjustRightInd/>
+              <w:snapToGrid/>
+              <w:spacing w:after="181" w:afterLines="50"/>
+              <w:ind w:left="432" w:leftChars="0" w:hanging="432" w:firstLineChars="0"/>
+              <w:jc w:val="left"/>
+              <w:textAlignment w:val="auto"/>
+              <w:rPr>
+                <w:rFonts w:hint="default" w:ascii="Times New Roman" w:hAnsi="Times New Roman"/>
+                <w:b w:val="0"/>
+                <w:bCs w:val="0"/>
+                <w:color w:val="D2D3D3"/>
+                <w:sz w:val="28"/>
+                <w:szCs w:val="28"/>
+                <w:vertAlign w:val="baseline"/>
+                <w:lang w:val="en-US"/>
+              </w:rPr>
+            </w:pPr>
+            <w:r>
+              <w:rPr>
+                <w:rFonts w:hint="default" w:ascii="Times New Roman" w:hAnsi="Times New Roman"/>
+                <w:b w:val="0"/>
+                <w:bCs w:val="0"/>
+                <w:color w:val="D2D3D3"/>
+                <w:sz w:val="28"/>
+                <w:szCs w:val="28"/>
+                <w:vertAlign w:val="baseline"/>
+                <w:lang w:val="en-US"/>
+              </w:rPr>
+              <w:t>Filtering and Transforming Maps</w:t>
+            </w:r>
+          </w:p>
+          <w:p>
+            <w:pPr>
+              <w:keepNext w:val="0"/>
+              <w:keepLines w:val="0"/>
+              <w:pageBreakBefore w:val="0"/>
+              <w:widowControl/>
+              <w:numPr>
+                <w:ilvl w:val="0"/>
+                <w:numId w:val="3"/>
+              </w:numPr>
+              <w:tabs>
+                <w:tab w:val="clear" w:pos="425"/>
+              </w:tabs>
+              <w:kinsoku/>
+              <w:wordWrap/>
+              <w:overflowPunct/>
+              <w:topLinePunct w:val="0"/>
+              <w:autoSpaceDE/>
+              <w:autoSpaceDN/>
+              <w:bidi w:val="0"/>
+              <w:adjustRightInd/>
+              <w:snapToGrid/>
+              <w:spacing w:after="181" w:afterLines="50"/>
+              <w:ind w:left="432" w:leftChars="0" w:hanging="432" w:firstLineChars="0"/>
+              <w:jc w:val="left"/>
+              <w:textAlignment w:val="auto"/>
+              <w:rPr>
+                <w:rFonts w:hint="default" w:ascii="Times New Roman" w:hAnsi="Times New Roman"/>
+                <w:b w:val="0"/>
+                <w:bCs w:val="0"/>
+                <w:color w:val="D2D3D3"/>
+                <w:sz w:val="28"/>
+                <w:szCs w:val="28"/>
+                <w:vertAlign w:val="baseline"/>
+                <w:lang w:val="en-US"/>
+              </w:rPr>
+            </w:pPr>
+            <w:r>
+              <w:rPr>
+                <w:rFonts w:hint="default" w:ascii="Times New Roman" w:hAnsi="Times New Roman"/>
+                <w:b w:val="0"/>
+                <w:bCs w:val="0"/>
+                <w:color w:val="D2D3D3"/>
+                <w:sz w:val="28"/>
+                <w:szCs w:val="28"/>
+                <w:vertAlign w:val="baseline"/>
+                <w:lang w:val="en-US"/>
+              </w:rPr>
+              <w:t>Using mapNotNull on a Map</w:t>
+            </w:r>
+          </w:p>
+          <w:p>
+            <w:pPr>
+              <w:keepNext w:val="0"/>
+              <w:keepLines w:val="0"/>
+              <w:pageBreakBefore w:val="0"/>
+              <w:widowControl/>
+              <w:numPr>
+                <w:ilvl w:val="0"/>
+                <w:numId w:val="3"/>
+              </w:numPr>
+              <w:tabs>
+                <w:tab w:val="clear" w:pos="425"/>
+              </w:tabs>
+              <w:kinsoku/>
+              <w:wordWrap/>
+              <w:overflowPunct/>
+              <w:topLinePunct w:val="0"/>
+              <w:autoSpaceDE/>
+              <w:autoSpaceDN/>
+              <w:bidi w:val="0"/>
+              <w:adjustRightInd/>
+              <w:snapToGrid/>
+              <w:spacing w:after="181" w:afterLines="50"/>
+              <w:ind w:left="432" w:leftChars="0" w:hanging="432" w:firstLineChars="0"/>
+              <w:jc w:val="left"/>
+              <w:textAlignment w:val="auto"/>
+              <w:rPr>
+                <w:rFonts w:hint="default" w:ascii="Times New Roman" w:hAnsi="Times New Roman"/>
+                <w:b w:val="0"/>
+                <w:bCs w:val="0"/>
+                <w:color w:val="D2D3D3"/>
+                <w:sz w:val="28"/>
+                <w:szCs w:val="28"/>
+                <w:vertAlign w:val="baseline"/>
+                <w:lang w:val="en-US"/>
+              </w:rPr>
+            </w:pPr>
+            <w:r>
+              <w:rPr>
+                <w:rFonts w:hint="default" w:ascii="Times New Roman" w:hAnsi="Times New Roman"/>
+                <w:b w:val="0"/>
+                <w:bCs w:val="0"/>
+                <w:color w:val="D2D3D3"/>
+                <w:sz w:val="28"/>
+                <w:szCs w:val="28"/>
+                <w:vertAlign w:val="baseline"/>
+                <w:lang w:val="en-US"/>
+              </w:rPr>
+              <w:t>Generating Large Sequences</w:t>
+            </w:r>
+          </w:p>
+        </w:tc>
+        <w:tc>
+          <w:tcPr>
+            <w:tcW w:w="4981" w:type="dxa"/>
+            <w:tcBorders>
+              <w:tl2br w:val="nil"/>
+              <w:tr2bl w:val="nil"/>
+            </w:tcBorders>
+            <w:vAlign w:val="top"/>
+          </w:tcPr>
+          <w:p>
+            <w:pPr>
+              <w:keepNext w:val="0"/>
+              <w:keepLines w:val="0"/>
+              <w:pageBreakBefore w:val="0"/>
+              <w:widowControl/>
+              <w:numPr>
+                <w:ilvl w:val="0"/>
+                <w:numId w:val="3"/>
+              </w:numPr>
+              <w:tabs>
+                <w:tab w:val="clear" w:pos="425"/>
+              </w:tabs>
+              <w:kinsoku/>
+              <w:wordWrap/>
+              <w:overflowPunct/>
+              <w:topLinePunct w:val="0"/>
+              <w:autoSpaceDE/>
+              <w:autoSpaceDN/>
+              <w:bidi w:val="0"/>
+              <w:adjustRightInd/>
+              <w:snapToGrid/>
+              <w:spacing w:after="181" w:afterLines="50"/>
+              <w:ind w:left="432" w:leftChars="0" w:hanging="432" w:firstLineChars="0"/>
+              <w:jc w:val="left"/>
+              <w:textAlignment w:val="auto"/>
+              <w:rPr>
+                <w:rFonts w:hint="default" w:ascii="Times New Roman" w:hAnsi="Times New Roman"/>
+                <w:b w:val="0"/>
+                <w:bCs w:val="0"/>
+                <w:color w:val="D2D3D3"/>
+                <w:sz w:val="28"/>
+                <w:szCs w:val="28"/>
+                <w:vertAlign w:val="baseline"/>
+                <w:lang w:val="en-US"/>
+              </w:rPr>
+            </w:pPr>
+            <w:r>
+              <w:rPr>
+                <w:rFonts w:hint="default" w:ascii="Times New Roman" w:hAnsi="Times New Roman"/>
+                <w:b w:val="0"/>
+                <w:bCs w:val="0"/>
+                <w:color w:val="D2D3D3"/>
+                <w:sz w:val="28"/>
+                <w:szCs w:val="28"/>
+                <w:vertAlign w:val="baseline"/>
+                <w:lang w:val="en-US"/>
+              </w:rPr>
+              <w:t>Measuring Performance</w:t>
+            </w:r>
+          </w:p>
+          <w:p>
+            <w:pPr>
+              <w:keepNext w:val="0"/>
+              <w:keepLines w:val="0"/>
+              <w:pageBreakBefore w:val="0"/>
+              <w:widowControl/>
+              <w:numPr>
+                <w:ilvl w:val="0"/>
+                <w:numId w:val="3"/>
+              </w:numPr>
+              <w:tabs>
+                <w:tab w:val="clear" w:pos="425"/>
+              </w:tabs>
+              <w:kinsoku/>
+              <w:wordWrap/>
+              <w:overflowPunct/>
+              <w:topLinePunct w:val="0"/>
+              <w:autoSpaceDE/>
+              <w:autoSpaceDN/>
+              <w:bidi w:val="0"/>
+              <w:adjustRightInd/>
+              <w:snapToGrid/>
+              <w:spacing w:after="181" w:afterLines="50"/>
+              <w:ind w:left="432" w:leftChars="0" w:hanging="432" w:firstLineChars="0"/>
+              <w:jc w:val="left"/>
+              <w:textAlignment w:val="auto"/>
+              <w:rPr>
+                <w:rFonts w:hint="default" w:ascii="Times New Roman" w:hAnsi="Times New Roman"/>
+                <w:b w:val="0"/>
+                <w:bCs w:val="0"/>
+                <w:color w:val="D2D3D3"/>
+                <w:sz w:val="28"/>
+                <w:szCs w:val="28"/>
+                <w:vertAlign w:val="baseline"/>
+                <w:lang w:val="en-US"/>
+              </w:rPr>
+            </w:pPr>
+            <w:r>
+              <w:rPr>
+                <w:rFonts w:hint="default" w:ascii="Times New Roman" w:hAnsi="Times New Roman"/>
+                <w:b w:val="0"/>
+                <w:bCs w:val="0"/>
+                <w:color w:val="D2D3D3"/>
+                <w:sz w:val="28"/>
+                <w:szCs w:val="28"/>
+                <w:vertAlign w:val="baseline"/>
+                <w:lang w:val="en-US"/>
+              </w:rPr>
+              <w:t>Kotlin Sequences</w:t>
+            </w:r>
+          </w:p>
+          <w:p>
+            <w:pPr>
+              <w:keepNext w:val="0"/>
+              <w:keepLines w:val="0"/>
+              <w:pageBreakBefore w:val="0"/>
+              <w:widowControl/>
+              <w:numPr>
+                <w:ilvl w:val="0"/>
+                <w:numId w:val="3"/>
+              </w:numPr>
+              <w:tabs>
+                <w:tab w:val="clear" w:pos="425"/>
+              </w:tabs>
+              <w:kinsoku/>
+              <w:wordWrap/>
+              <w:overflowPunct/>
+              <w:topLinePunct w:val="0"/>
+              <w:autoSpaceDE/>
+              <w:autoSpaceDN/>
+              <w:bidi w:val="0"/>
+              <w:adjustRightInd/>
+              <w:snapToGrid/>
+              <w:spacing w:after="181" w:afterLines="50"/>
+              <w:ind w:left="432" w:leftChars="0" w:hanging="432" w:firstLineChars="0"/>
+              <w:jc w:val="left"/>
+              <w:textAlignment w:val="auto"/>
+              <w:rPr>
+                <w:rFonts w:hint="default" w:ascii="Times New Roman" w:hAnsi="Times New Roman"/>
+                <w:b w:val="0"/>
+                <w:bCs w:val="0"/>
+                <w:color w:val="D2D3D3"/>
+                <w:sz w:val="28"/>
+                <w:szCs w:val="28"/>
+                <w:vertAlign w:val="baseline"/>
+                <w:lang w:val="en-US"/>
+              </w:rPr>
+            </w:pPr>
+            <w:r>
+              <w:rPr>
+                <w:rFonts w:hint="default" w:ascii="Times New Roman" w:hAnsi="Times New Roman"/>
+                <w:b w:val="0"/>
+                <w:bCs w:val="0"/>
+                <w:color w:val="D2D3D3"/>
+                <w:sz w:val="28"/>
+                <w:szCs w:val="28"/>
+                <w:vertAlign w:val="baseline"/>
+                <w:lang w:val="en-US"/>
+              </w:rPr>
+              <w:t>List vs Set vs Map vs Sequence</w:t>
+            </w:r>
+          </w:p>
+          <w:p>
+            <w:pPr>
+              <w:keepNext w:val="0"/>
+              <w:keepLines w:val="0"/>
+              <w:pageBreakBefore w:val="0"/>
+              <w:widowControl/>
+              <w:numPr>
+                <w:ilvl w:val="0"/>
+                <w:numId w:val="3"/>
+              </w:numPr>
+              <w:tabs>
+                <w:tab w:val="clear" w:pos="425"/>
+              </w:tabs>
+              <w:kinsoku/>
+              <w:wordWrap/>
+              <w:overflowPunct/>
+              <w:topLinePunct w:val="0"/>
+              <w:autoSpaceDE/>
+              <w:autoSpaceDN/>
+              <w:bidi w:val="0"/>
+              <w:adjustRightInd/>
+              <w:snapToGrid/>
+              <w:spacing w:after="181" w:afterLines="50"/>
+              <w:ind w:left="432" w:leftChars="0" w:hanging="432" w:firstLineChars="0"/>
+              <w:jc w:val="left"/>
+              <w:textAlignment w:val="auto"/>
+              <w:rPr>
+                <w:rFonts w:hint="default" w:ascii="Times New Roman" w:hAnsi="Times New Roman"/>
+                <w:b w:val="0"/>
+                <w:bCs w:val="0"/>
+                <w:color w:val="D2D3D3"/>
+                <w:sz w:val="28"/>
+                <w:szCs w:val="28"/>
+                <w:vertAlign w:val="baseline"/>
+                <w:lang w:val="en-US"/>
+              </w:rPr>
+            </w:pPr>
+            <w:r>
+              <w:rPr>
+                <w:rFonts w:hint="default" w:ascii="Times New Roman" w:hAnsi="Times New Roman"/>
+                <w:b w:val="0"/>
+                <w:bCs w:val="0"/>
+                <w:color w:val="D2D3D3"/>
+                <w:sz w:val="28"/>
+                <w:szCs w:val="28"/>
+                <w:vertAlign w:val="baseline"/>
+                <w:lang w:val="en-US"/>
+              </w:rPr>
+              <w:t>Kotlin Ternary Operator: Single Line If</w:t>
+            </w:r>
+          </w:p>
+          <w:p>
+            <w:pPr>
+              <w:keepNext w:val="0"/>
+              <w:keepLines w:val="0"/>
+              <w:pageBreakBefore w:val="0"/>
+              <w:widowControl/>
+              <w:numPr>
+                <w:ilvl w:val="0"/>
+                <w:numId w:val="3"/>
+              </w:numPr>
+              <w:tabs>
+                <w:tab w:val="clear" w:pos="425"/>
+              </w:tabs>
+              <w:kinsoku/>
+              <w:wordWrap/>
+              <w:overflowPunct/>
+              <w:topLinePunct w:val="0"/>
+              <w:autoSpaceDE/>
+              <w:autoSpaceDN/>
+              <w:bidi w:val="0"/>
+              <w:adjustRightInd/>
+              <w:snapToGrid/>
+              <w:spacing w:after="181" w:afterLines="50"/>
+              <w:ind w:left="432" w:leftChars="0" w:hanging="432" w:firstLineChars="0"/>
+              <w:jc w:val="left"/>
+              <w:textAlignment w:val="auto"/>
+              <w:rPr>
+                <w:rFonts w:hint="default" w:ascii="Times New Roman" w:hAnsi="Times New Roman"/>
+                <w:b w:val="0"/>
+                <w:bCs w:val="0"/>
+                <w:color w:val="D2D3D3"/>
+                <w:sz w:val="28"/>
+                <w:szCs w:val="28"/>
+                <w:vertAlign w:val="baseline"/>
+                <w:lang w:val="en-US"/>
+              </w:rPr>
+            </w:pPr>
+            <w:r>
+              <w:rPr>
+                <w:rFonts w:hint="default" w:ascii="Times New Roman" w:hAnsi="Times New Roman"/>
+                <w:b w:val="0"/>
+                <w:bCs w:val="0"/>
+                <w:color w:val="D2D3D3"/>
+                <w:sz w:val="28"/>
+                <w:szCs w:val="28"/>
+                <w:vertAlign w:val="baseline"/>
+                <w:lang w:val="en-US"/>
+              </w:rPr>
+              <w:t>Double Bang !! Operator</w:t>
+            </w:r>
+          </w:p>
+          <w:p>
+            <w:pPr>
+              <w:keepNext w:val="0"/>
+              <w:keepLines w:val="0"/>
+              <w:pageBreakBefore w:val="0"/>
+              <w:widowControl/>
+              <w:numPr>
+                <w:ilvl w:val="0"/>
+                <w:numId w:val="3"/>
+              </w:numPr>
+              <w:tabs>
+                <w:tab w:val="clear" w:pos="425"/>
+              </w:tabs>
+              <w:kinsoku/>
+              <w:wordWrap/>
+              <w:overflowPunct/>
+              <w:topLinePunct w:val="0"/>
+              <w:autoSpaceDE/>
+              <w:autoSpaceDN/>
+              <w:bidi w:val="0"/>
+              <w:adjustRightInd/>
+              <w:snapToGrid/>
+              <w:spacing w:after="181" w:afterLines="50"/>
+              <w:ind w:left="432" w:leftChars="0" w:hanging="432" w:firstLineChars="0"/>
+              <w:jc w:val="left"/>
+              <w:textAlignment w:val="auto"/>
+              <w:rPr>
+                <w:rFonts w:hint="default" w:ascii="Times New Roman" w:hAnsi="Times New Roman"/>
+                <w:b w:val="0"/>
+                <w:bCs w:val="0"/>
+                <w:color w:val="D2D3D3"/>
+                <w:sz w:val="28"/>
+                <w:szCs w:val="28"/>
+                <w:vertAlign w:val="baseline"/>
+                <w:lang w:val="en-US"/>
+              </w:rPr>
+            </w:pPr>
+            <w:r>
+              <w:rPr>
+                <w:rFonts w:hint="default" w:ascii="Times New Roman" w:hAnsi="Times New Roman"/>
+                <w:b w:val="0"/>
+                <w:bCs w:val="0"/>
+                <w:color w:val="D2D3D3"/>
+                <w:sz w:val="28"/>
+                <w:szCs w:val="28"/>
+                <w:vertAlign w:val="baseline"/>
+                <w:lang w:val="en-US"/>
+              </w:rPr>
+              <w:t>Using requireNotNull()</w:t>
+            </w:r>
+          </w:p>
+          <w:p>
+            <w:pPr>
+              <w:keepNext w:val="0"/>
+              <w:keepLines w:val="0"/>
+              <w:pageBreakBefore w:val="0"/>
+              <w:widowControl/>
+              <w:numPr>
+                <w:ilvl w:val="0"/>
+                <w:numId w:val="3"/>
+              </w:numPr>
+              <w:tabs>
+                <w:tab w:val="clear" w:pos="425"/>
+              </w:tabs>
+              <w:kinsoku/>
+              <w:wordWrap/>
+              <w:overflowPunct/>
+              <w:topLinePunct w:val="0"/>
+              <w:autoSpaceDE/>
+              <w:autoSpaceDN/>
+              <w:bidi w:val="0"/>
+              <w:adjustRightInd/>
+              <w:snapToGrid/>
+              <w:spacing w:after="181" w:afterLines="50"/>
+              <w:ind w:left="432" w:leftChars="0" w:hanging="432" w:firstLineChars="0"/>
+              <w:jc w:val="left"/>
+              <w:textAlignment w:val="auto"/>
+              <w:rPr>
+                <w:rFonts w:hint="default" w:ascii="Times New Roman" w:hAnsi="Times New Roman"/>
+                <w:b w:val="0"/>
+                <w:bCs w:val="0"/>
+                <w:color w:val="D2D3D3"/>
+                <w:sz w:val="28"/>
+                <w:szCs w:val="28"/>
+                <w:vertAlign w:val="baseline"/>
+                <w:lang w:val="en-US"/>
+              </w:rPr>
+            </w:pPr>
+            <w:r>
+              <w:rPr>
+                <w:rFonts w:hint="default" w:ascii="Times New Roman" w:hAnsi="Times New Roman"/>
+                <w:b w:val="0"/>
+                <w:bCs w:val="0"/>
+                <w:color w:val="D2D3D3"/>
+                <w:sz w:val="28"/>
+                <w:szCs w:val="28"/>
+                <w:vertAlign w:val="baseline"/>
+                <w:lang w:val="en-US"/>
+              </w:rPr>
+              <w:t>Using checkNotNull()</w:t>
+            </w:r>
+          </w:p>
+          <w:p>
+            <w:pPr>
+              <w:keepNext w:val="0"/>
+              <w:keepLines w:val="0"/>
+              <w:pageBreakBefore w:val="0"/>
+              <w:widowControl/>
+              <w:numPr>
+                <w:ilvl w:val="0"/>
+                <w:numId w:val="3"/>
+              </w:numPr>
+              <w:tabs>
+                <w:tab w:val="clear" w:pos="425"/>
+              </w:tabs>
+              <w:kinsoku/>
+              <w:wordWrap/>
+              <w:overflowPunct/>
+              <w:topLinePunct w:val="0"/>
+              <w:autoSpaceDE/>
+              <w:autoSpaceDN/>
+              <w:bidi w:val="0"/>
+              <w:adjustRightInd/>
+              <w:snapToGrid/>
+              <w:spacing w:after="181" w:afterLines="50"/>
+              <w:ind w:left="432" w:leftChars="0" w:hanging="432" w:firstLineChars="0"/>
+              <w:jc w:val="left"/>
+              <w:textAlignment w:val="auto"/>
+              <w:rPr>
+                <w:rFonts w:hint="default" w:ascii="Times New Roman" w:hAnsi="Times New Roman"/>
+                <w:b w:val="0"/>
+                <w:bCs w:val="0"/>
+                <w:color w:val="D2D3D3"/>
+                <w:sz w:val="28"/>
+                <w:szCs w:val="28"/>
+                <w:vertAlign w:val="baseline"/>
+                <w:lang w:val="en-US"/>
+              </w:rPr>
+            </w:pPr>
+            <w:r>
+              <w:rPr>
+                <w:rFonts w:hint="default" w:ascii="Times New Roman" w:hAnsi="Times New Roman"/>
+                <w:b w:val="0"/>
+                <w:bCs w:val="0"/>
+                <w:color w:val="D2D3D3"/>
+                <w:sz w:val="28"/>
+                <w:szCs w:val="28"/>
+                <w:vertAlign w:val="baseline"/>
+                <w:lang w:val="en-US"/>
+              </w:rPr>
+              <w:t>Filtering a List with filterNotNull()</w:t>
+            </w:r>
+          </w:p>
+          <w:p>
+            <w:pPr>
+              <w:keepNext w:val="0"/>
+              <w:keepLines w:val="0"/>
+              <w:pageBreakBefore w:val="0"/>
+              <w:widowControl/>
+              <w:numPr>
+                <w:ilvl w:val="0"/>
+                <w:numId w:val="3"/>
+              </w:numPr>
+              <w:tabs>
+                <w:tab w:val="clear" w:pos="425"/>
+              </w:tabs>
+              <w:kinsoku/>
+              <w:wordWrap/>
+              <w:overflowPunct/>
+              <w:topLinePunct w:val="0"/>
+              <w:autoSpaceDE/>
+              <w:autoSpaceDN/>
+              <w:bidi w:val="0"/>
+              <w:adjustRightInd/>
+              <w:snapToGrid/>
+              <w:spacing w:after="181" w:afterLines="50"/>
+              <w:ind w:left="432" w:leftChars="0" w:hanging="432" w:firstLineChars="0"/>
+              <w:jc w:val="left"/>
+              <w:textAlignment w:val="auto"/>
+              <w:rPr>
+                <w:rFonts w:hint="default" w:ascii="Times New Roman" w:hAnsi="Times New Roman"/>
+                <w:b w:val="0"/>
+                <w:bCs w:val="0"/>
+                <w:color w:val="D2D3D3"/>
+                <w:sz w:val="28"/>
+                <w:szCs w:val="28"/>
+                <w:vertAlign w:val="baseline"/>
+                <w:lang w:val="en-US"/>
+              </w:rPr>
+            </w:pPr>
+            <w:r>
+              <w:rPr>
+                <w:rFonts w:hint="default" w:ascii="Times New Roman" w:hAnsi="Times New Roman"/>
+                <w:b w:val="0"/>
+                <w:bCs w:val="0"/>
+                <w:color w:val="D2D3D3"/>
+                <w:sz w:val="28"/>
+                <w:szCs w:val="28"/>
+                <w:vertAlign w:val="baseline"/>
+                <w:lang w:val="en-US"/>
+              </w:rPr>
+              <w:t>Type Checking with 'is'</w:t>
+            </w:r>
+          </w:p>
+          <w:p>
+            <w:pPr>
+              <w:keepNext w:val="0"/>
+              <w:keepLines w:val="0"/>
+              <w:pageBreakBefore w:val="0"/>
+              <w:widowControl/>
+              <w:numPr>
+                <w:ilvl w:val="0"/>
+                <w:numId w:val="3"/>
+              </w:numPr>
+              <w:tabs>
+                <w:tab w:val="clear" w:pos="425"/>
+              </w:tabs>
+              <w:kinsoku/>
+              <w:wordWrap/>
+              <w:overflowPunct/>
+              <w:topLinePunct w:val="0"/>
+              <w:autoSpaceDE/>
+              <w:autoSpaceDN/>
+              <w:bidi w:val="0"/>
+              <w:adjustRightInd/>
+              <w:snapToGrid/>
+              <w:spacing w:after="181" w:afterLines="50"/>
+              <w:ind w:left="432" w:leftChars="0" w:hanging="432" w:firstLineChars="0"/>
+              <w:jc w:val="left"/>
+              <w:textAlignment w:val="auto"/>
+              <w:rPr>
+                <w:rFonts w:hint="default" w:ascii="Times New Roman" w:hAnsi="Times New Roman"/>
+                <w:b w:val="0"/>
+                <w:bCs w:val="0"/>
+                <w:color w:val="D2D3D3"/>
+                <w:sz w:val="28"/>
+                <w:szCs w:val="28"/>
+                <w:vertAlign w:val="baseline"/>
+                <w:lang w:val="en-US"/>
+              </w:rPr>
+            </w:pPr>
+            <w:r>
+              <w:rPr>
+                <w:rFonts w:hint="default" w:ascii="Times New Roman" w:hAnsi="Times New Roman"/>
+                <w:b w:val="0"/>
+                <w:bCs w:val="0"/>
+                <w:color w:val="D2D3D3"/>
+                <w:sz w:val="28"/>
+                <w:szCs w:val="28"/>
+                <w:vertAlign w:val="baseline"/>
+                <w:lang w:val="en-US"/>
+              </w:rPr>
+              <w:t>Casting</w:t>
+            </w:r>
+          </w:p>
+          <w:p>
+            <w:pPr>
+              <w:keepNext w:val="0"/>
+              <w:keepLines w:val="0"/>
+              <w:pageBreakBefore w:val="0"/>
+              <w:widowControl/>
+              <w:numPr>
+                <w:ilvl w:val="0"/>
+                <w:numId w:val="3"/>
+              </w:numPr>
+              <w:tabs>
+                <w:tab w:val="clear" w:pos="425"/>
+              </w:tabs>
+              <w:kinsoku/>
+              <w:wordWrap/>
+              <w:overflowPunct/>
+              <w:topLinePunct w:val="0"/>
+              <w:autoSpaceDE/>
+              <w:autoSpaceDN/>
+              <w:bidi w:val="0"/>
+              <w:adjustRightInd/>
+              <w:snapToGrid/>
+              <w:spacing w:after="181" w:afterLines="50"/>
+              <w:ind w:left="432" w:leftChars="0" w:hanging="432" w:firstLineChars="0"/>
+              <w:jc w:val="left"/>
+              <w:textAlignment w:val="auto"/>
+              <w:rPr>
+                <w:rFonts w:hint="default" w:ascii="Times New Roman" w:hAnsi="Times New Roman"/>
+                <w:b w:val="0"/>
+                <w:bCs w:val="0"/>
+                <w:color w:val="D2D3D3"/>
+                <w:sz w:val="28"/>
+                <w:szCs w:val="28"/>
+                <w:vertAlign w:val="baseline"/>
+                <w:lang w:val="en-US"/>
+              </w:rPr>
+            </w:pPr>
+            <w:r>
+              <w:rPr>
+                <w:rFonts w:hint="default" w:ascii="Times New Roman" w:hAnsi="Times New Roman"/>
+                <w:b w:val="0"/>
+                <w:bCs w:val="0"/>
+                <w:color w:val="D2D3D3"/>
+                <w:sz w:val="28"/>
+                <w:szCs w:val="28"/>
+                <w:vertAlign w:val="baseline"/>
+                <w:lang w:val="en-US"/>
+              </w:rPr>
+              <w:t>Safe Casting with 'as'</w:t>
+            </w:r>
+          </w:p>
+          <w:p>
+            <w:pPr>
+              <w:keepNext w:val="0"/>
+              <w:keepLines w:val="0"/>
+              <w:pageBreakBefore w:val="0"/>
+              <w:widowControl/>
+              <w:numPr>
+                <w:ilvl w:val="0"/>
+                <w:numId w:val="3"/>
+              </w:numPr>
+              <w:tabs>
+                <w:tab w:val="clear" w:pos="425"/>
+              </w:tabs>
+              <w:kinsoku/>
+              <w:wordWrap/>
+              <w:overflowPunct/>
+              <w:topLinePunct w:val="0"/>
+              <w:autoSpaceDE/>
+              <w:autoSpaceDN/>
+              <w:bidi w:val="0"/>
+              <w:adjustRightInd/>
+              <w:snapToGrid/>
+              <w:spacing w:after="181" w:afterLines="50"/>
+              <w:ind w:left="432" w:leftChars="0" w:hanging="432" w:firstLineChars="0"/>
+              <w:jc w:val="left"/>
+              <w:textAlignment w:val="auto"/>
+              <w:rPr>
+                <w:rFonts w:hint="default" w:ascii="Times New Roman" w:hAnsi="Times New Roman"/>
+                <w:b w:val="0"/>
+                <w:bCs w:val="0"/>
+                <w:color w:val="D2D3D3"/>
+                <w:sz w:val="28"/>
+                <w:szCs w:val="28"/>
+                <w:vertAlign w:val="baseline"/>
+                <w:lang w:val="en-US"/>
+              </w:rPr>
+            </w:pPr>
+            <w:r>
+              <w:rPr>
+                <w:rFonts w:hint="default" w:ascii="Times New Roman" w:hAnsi="Times New Roman"/>
+                <w:b w:val="0"/>
+                <w:bCs w:val="0"/>
+                <w:color w:val="D2D3D3"/>
+                <w:sz w:val="28"/>
+                <w:szCs w:val="28"/>
+                <w:vertAlign w:val="baseline"/>
+                <w:lang w:val="en-US"/>
+              </w:rPr>
+              <w:t>Generic Lists and Maps</w:t>
+            </w:r>
+          </w:p>
+          <w:p>
+            <w:pPr>
+              <w:keepNext w:val="0"/>
+              <w:keepLines w:val="0"/>
+              <w:pageBreakBefore w:val="0"/>
+              <w:widowControl/>
+              <w:numPr>
+                <w:ilvl w:val="0"/>
+                <w:numId w:val="3"/>
+              </w:numPr>
+              <w:tabs>
+                <w:tab w:val="clear" w:pos="425"/>
+              </w:tabs>
+              <w:kinsoku/>
+              <w:wordWrap/>
+              <w:overflowPunct/>
+              <w:topLinePunct w:val="0"/>
+              <w:autoSpaceDE/>
+              <w:autoSpaceDN/>
+              <w:bidi w:val="0"/>
+              <w:adjustRightInd/>
+              <w:snapToGrid/>
+              <w:spacing w:after="181" w:afterLines="50"/>
+              <w:ind w:left="432" w:leftChars="0" w:hanging="432" w:firstLineChars="0"/>
+              <w:jc w:val="left"/>
+              <w:textAlignment w:val="auto"/>
+              <w:rPr>
+                <w:rFonts w:hint="default" w:ascii="Times New Roman" w:hAnsi="Times New Roman"/>
+                <w:b w:val="0"/>
+                <w:bCs w:val="0"/>
+                <w:color w:val="D2D3D3"/>
+                <w:sz w:val="28"/>
+                <w:szCs w:val="28"/>
+                <w:vertAlign w:val="baseline"/>
+                <w:lang w:val="en-US"/>
+              </w:rPr>
+            </w:pPr>
+            <w:r>
+              <w:rPr>
+                <w:rFonts w:hint="default" w:ascii="Times New Roman" w:hAnsi="Times New Roman"/>
+                <w:b w:val="0"/>
+                <w:bCs w:val="0"/>
+                <w:color w:val="D2D3D3"/>
+                <w:sz w:val="28"/>
+                <w:szCs w:val="28"/>
+                <w:vertAlign w:val="baseline"/>
+                <w:lang w:val="en-US"/>
+              </w:rPr>
+              <w:t>Your First Generic Class</w:t>
+            </w:r>
+          </w:p>
+          <w:p>
+            <w:pPr>
+              <w:keepNext w:val="0"/>
+              <w:keepLines w:val="0"/>
+              <w:pageBreakBefore w:val="0"/>
+              <w:widowControl/>
+              <w:numPr>
+                <w:ilvl w:val="0"/>
+                <w:numId w:val="3"/>
+              </w:numPr>
+              <w:tabs>
+                <w:tab w:val="clear" w:pos="425"/>
+              </w:tabs>
+              <w:kinsoku/>
+              <w:wordWrap/>
+              <w:overflowPunct/>
+              <w:topLinePunct w:val="0"/>
+              <w:autoSpaceDE/>
+              <w:autoSpaceDN/>
+              <w:bidi w:val="0"/>
+              <w:adjustRightInd/>
+              <w:snapToGrid/>
+              <w:spacing w:after="181" w:afterLines="50"/>
+              <w:ind w:left="432" w:leftChars="0" w:hanging="432" w:firstLineChars="0"/>
+              <w:jc w:val="left"/>
+              <w:textAlignment w:val="auto"/>
+              <w:rPr>
+                <w:rFonts w:hint="default" w:ascii="Times New Roman" w:hAnsi="Times New Roman"/>
+                <w:b w:val="0"/>
+                <w:bCs w:val="0"/>
+                <w:color w:val="D2D3D3"/>
+                <w:sz w:val="28"/>
+                <w:szCs w:val="28"/>
+                <w:vertAlign w:val="baseline"/>
+                <w:lang w:val="en-US"/>
+              </w:rPr>
+            </w:pPr>
+            <w:r>
+              <w:rPr>
+                <w:rFonts w:hint="default" w:ascii="Times New Roman" w:hAnsi="Times New Roman"/>
+                <w:b w:val="0"/>
+                <w:bCs w:val="0"/>
+                <w:color w:val="D2D3D3"/>
+                <w:sz w:val="28"/>
+                <w:szCs w:val="28"/>
+                <w:vertAlign w:val="baseline"/>
+                <w:lang w:val="en-US"/>
+              </w:rPr>
+              <w:t>Throwing Exceptions</w:t>
+            </w:r>
+          </w:p>
+          <w:p>
+            <w:pPr>
+              <w:keepNext w:val="0"/>
+              <w:keepLines w:val="0"/>
+              <w:pageBreakBefore w:val="0"/>
+              <w:widowControl/>
+              <w:numPr>
+                <w:ilvl w:val="0"/>
+                <w:numId w:val="3"/>
+              </w:numPr>
+              <w:tabs>
+                <w:tab w:val="clear" w:pos="425"/>
+              </w:tabs>
+              <w:kinsoku/>
+              <w:wordWrap/>
+              <w:overflowPunct/>
+              <w:topLinePunct w:val="0"/>
+              <w:autoSpaceDE/>
+              <w:autoSpaceDN/>
+              <w:bidi w:val="0"/>
+              <w:adjustRightInd/>
+              <w:snapToGrid/>
+              <w:spacing w:after="181" w:afterLines="50"/>
+              <w:ind w:left="432" w:leftChars="0" w:hanging="432" w:firstLineChars="0"/>
+              <w:jc w:val="left"/>
+              <w:textAlignment w:val="auto"/>
+              <w:rPr>
+                <w:rFonts w:hint="default" w:ascii="Times New Roman" w:hAnsi="Times New Roman"/>
+                <w:b w:val="0"/>
+                <w:bCs w:val="0"/>
+                <w:color w:val="D2D3D3"/>
+                <w:sz w:val="28"/>
+                <w:szCs w:val="28"/>
+                <w:vertAlign w:val="baseline"/>
+                <w:lang w:val="en-US"/>
+              </w:rPr>
+            </w:pPr>
+            <w:r>
+              <w:rPr>
+                <w:rFonts w:hint="default" w:ascii="Times New Roman" w:hAnsi="Times New Roman"/>
+                <w:b w:val="0"/>
+                <w:bCs w:val="0"/>
+                <w:color w:val="D2D3D3"/>
+                <w:sz w:val="28"/>
+                <w:szCs w:val="28"/>
+                <w:vertAlign w:val="baseline"/>
+                <w:lang w:val="en-US"/>
+              </w:rPr>
+              <w:t>Creating a Custom Exception</w:t>
+            </w:r>
+          </w:p>
+          <w:p>
+            <w:pPr>
+              <w:keepNext w:val="0"/>
+              <w:keepLines w:val="0"/>
+              <w:pageBreakBefore w:val="0"/>
+              <w:widowControl/>
+              <w:numPr>
+                <w:ilvl w:val="0"/>
+                <w:numId w:val="3"/>
+              </w:numPr>
+              <w:tabs>
+                <w:tab w:val="clear" w:pos="425"/>
+              </w:tabs>
+              <w:kinsoku/>
+              <w:wordWrap/>
+              <w:overflowPunct/>
+              <w:topLinePunct w:val="0"/>
+              <w:autoSpaceDE/>
+              <w:autoSpaceDN/>
+              <w:bidi w:val="0"/>
+              <w:adjustRightInd/>
+              <w:snapToGrid/>
+              <w:spacing w:after="181" w:afterLines="50"/>
+              <w:ind w:left="432" w:leftChars="0" w:hanging="432" w:firstLineChars="0"/>
+              <w:jc w:val="left"/>
+              <w:textAlignment w:val="auto"/>
+              <w:rPr>
+                <w:rFonts w:hint="default" w:ascii="Times New Roman" w:hAnsi="Times New Roman"/>
+                <w:b w:val="0"/>
+                <w:bCs w:val="0"/>
+                <w:color w:val="D2D3D3"/>
+                <w:sz w:val="28"/>
+                <w:szCs w:val="28"/>
+                <w:vertAlign w:val="baseline"/>
+                <w:lang w:val="en-US"/>
+              </w:rPr>
+            </w:pPr>
+            <w:r>
+              <w:rPr>
+                <w:rFonts w:hint="default" w:ascii="Times New Roman" w:hAnsi="Times New Roman"/>
+                <w:b w:val="0"/>
+                <w:bCs w:val="0"/>
+                <w:color w:val="D2D3D3"/>
+                <w:sz w:val="28"/>
+                <w:szCs w:val="28"/>
+                <w:vertAlign w:val="baseline"/>
+                <w:lang w:val="en-US"/>
+              </w:rPr>
+              <w:t>Catching Exceptions with Try/Catch</w:t>
+            </w:r>
+          </w:p>
+          <w:p>
+            <w:pPr>
+              <w:keepNext w:val="0"/>
+              <w:keepLines w:val="0"/>
+              <w:pageBreakBefore w:val="0"/>
+              <w:widowControl/>
+              <w:numPr>
+                <w:ilvl w:val="0"/>
+                <w:numId w:val="3"/>
+              </w:numPr>
+              <w:tabs>
+                <w:tab w:val="clear" w:pos="425"/>
+              </w:tabs>
+              <w:kinsoku/>
+              <w:wordWrap/>
+              <w:overflowPunct/>
+              <w:topLinePunct w:val="0"/>
+              <w:autoSpaceDE/>
+              <w:autoSpaceDN/>
+              <w:bidi w:val="0"/>
+              <w:adjustRightInd/>
+              <w:snapToGrid/>
+              <w:spacing w:after="181" w:afterLines="50"/>
+              <w:ind w:left="432" w:leftChars="0" w:hanging="432" w:firstLineChars="0"/>
+              <w:jc w:val="left"/>
+              <w:textAlignment w:val="auto"/>
+              <w:rPr>
+                <w:rFonts w:hint="default" w:ascii="Times New Roman" w:hAnsi="Times New Roman"/>
+                <w:b w:val="0"/>
+                <w:bCs w:val="0"/>
+                <w:color w:val="D2D3D3"/>
+                <w:sz w:val="28"/>
+                <w:szCs w:val="28"/>
+                <w:vertAlign w:val="baseline"/>
+                <w:lang w:val="en-US"/>
+              </w:rPr>
+            </w:pPr>
+            <w:r>
+              <w:rPr>
+                <w:rFonts w:hint="default" w:ascii="Times New Roman" w:hAnsi="Times New Roman"/>
+                <w:b w:val="0"/>
+                <w:bCs w:val="0"/>
+                <w:color w:val="D2D3D3"/>
+                <w:sz w:val="28"/>
+                <w:szCs w:val="28"/>
+                <w:vertAlign w:val="baseline"/>
+                <w:lang w:val="en-US"/>
+              </w:rPr>
+              <w:t>Catching Multiple Exception Types</w:t>
+            </w:r>
+          </w:p>
+          <w:p>
+            <w:pPr>
+              <w:keepNext w:val="0"/>
+              <w:keepLines w:val="0"/>
+              <w:pageBreakBefore w:val="0"/>
+              <w:widowControl/>
+              <w:numPr>
+                <w:ilvl w:val="0"/>
+                <w:numId w:val="3"/>
+              </w:numPr>
+              <w:tabs>
+                <w:tab w:val="clear" w:pos="425"/>
+              </w:tabs>
+              <w:kinsoku/>
+              <w:wordWrap/>
+              <w:overflowPunct/>
+              <w:topLinePunct w:val="0"/>
+              <w:autoSpaceDE/>
+              <w:autoSpaceDN/>
+              <w:bidi w:val="0"/>
+              <w:adjustRightInd/>
+              <w:snapToGrid/>
+              <w:spacing w:after="181" w:afterLines="50"/>
+              <w:ind w:left="432" w:leftChars="0" w:hanging="432" w:firstLineChars="0"/>
+              <w:jc w:val="left"/>
+              <w:textAlignment w:val="auto"/>
+              <w:rPr>
+                <w:rFonts w:hint="default" w:ascii="Times New Roman" w:hAnsi="Times New Roman"/>
+                <w:b w:val="0"/>
+                <w:bCs w:val="0"/>
+                <w:color w:val="D2D3D3"/>
+                <w:sz w:val="28"/>
+                <w:szCs w:val="28"/>
+                <w:vertAlign w:val="baseline"/>
+                <w:lang w:val="en-US"/>
+              </w:rPr>
+            </w:pPr>
+            <w:r>
+              <w:rPr>
+                <w:rFonts w:hint="default" w:ascii="Times New Roman" w:hAnsi="Times New Roman"/>
+                <w:b w:val="0"/>
+                <w:bCs w:val="0"/>
+                <w:color w:val="D2D3D3"/>
+                <w:sz w:val="28"/>
+                <w:szCs w:val="28"/>
+                <w:vertAlign w:val="baseline"/>
+                <w:lang w:val="en-US"/>
+              </w:rPr>
+              <w:t>Try/Catch/Finally blocks</w:t>
+            </w:r>
+          </w:p>
+          <w:p>
+            <w:pPr>
+              <w:keepNext w:val="0"/>
+              <w:keepLines w:val="0"/>
+              <w:pageBreakBefore w:val="0"/>
+              <w:widowControl/>
+              <w:numPr>
+                <w:ilvl w:val="0"/>
+                <w:numId w:val="3"/>
+              </w:numPr>
+              <w:tabs>
+                <w:tab w:val="clear" w:pos="425"/>
+              </w:tabs>
+              <w:kinsoku/>
+              <w:wordWrap/>
+              <w:overflowPunct/>
+              <w:topLinePunct w:val="0"/>
+              <w:autoSpaceDE/>
+              <w:autoSpaceDN/>
+              <w:bidi w:val="0"/>
+              <w:adjustRightInd/>
+              <w:snapToGrid/>
+              <w:spacing w:after="181" w:afterLines="50"/>
+              <w:ind w:left="432" w:leftChars="0" w:hanging="432" w:firstLineChars="0"/>
+              <w:jc w:val="left"/>
+              <w:textAlignment w:val="auto"/>
+              <w:rPr>
+                <w:rFonts w:hint="default" w:ascii="Times New Roman" w:hAnsi="Times New Roman"/>
+                <w:b w:val="0"/>
+                <w:bCs w:val="0"/>
+                <w:color w:val="D2D3D3"/>
+                <w:sz w:val="28"/>
+                <w:szCs w:val="28"/>
+                <w:vertAlign w:val="baseline"/>
+                <w:lang w:val="en-US"/>
+              </w:rPr>
+            </w:pPr>
+            <w:r>
+              <w:rPr>
+                <w:rFonts w:hint="default" w:ascii="Times New Roman" w:hAnsi="Times New Roman"/>
+                <w:b w:val="0"/>
+                <w:bCs w:val="0"/>
+                <w:color w:val="D2D3D3"/>
+                <w:sz w:val="28"/>
+                <w:szCs w:val="28"/>
+                <w:vertAlign w:val="baseline"/>
+                <w:lang w:val="en-US"/>
+              </w:rPr>
+              <w:t>Try/Catch vs Try/Finally</w:t>
+            </w:r>
+          </w:p>
+          <w:p>
+            <w:pPr>
+              <w:keepNext w:val="0"/>
+              <w:keepLines w:val="0"/>
+              <w:pageBreakBefore w:val="0"/>
+              <w:widowControl/>
+              <w:numPr>
+                <w:ilvl w:val="0"/>
+                <w:numId w:val="3"/>
+              </w:numPr>
+              <w:tabs>
+                <w:tab w:val="clear" w:pos="425"/>
+              </w:tabs>
+              <w:kinsoku/>
+              <w:wordWrap/>
+              <w:overflowPunct/>
+              <w:topLinePunct w:val="0"/>
+              <w:autoSpaceDE/>
+              <w:autoSpaceDN/>
+              <w:bidi w:val="0"/>
+              <w:adjustRightInd/>
+              <w:snapToGrid/>
+              <w:spacing w:after="181" w:afterLines="50"/>
+              <w:ind w:left="432" w:leftChars="0" w:hanging="432" w:firstLineChars="0"/>
+              <w:jc w:val="left"/>
+              <w:textAlignment w:val="auto"/>
+              <w:rPr>
+                <w:rFonts w:hint="default" w:ascii="Times New Roman" w:hAnsi="Times New Roman"/>
+                <w:b w:val="0"/>
+                <w:bCs w:val="0"/>
+                <w:color w:val="D2D3D3"/>
+                <w:sz w:val="28"/>
+                <w:szCs w:val="28"/>
+                <w:vertAlign w:val="baseline"/>
+                <w:lang w:val="en-US"/>
+              </w:rPr>
+            </w:pPr>
+            <w:r>
+              <w:rPr>
+                <w:rFonts w:hint="default" w:ascii="Times New Roman" w:hAnsi="Times New Roman"/>
+                <w:b w:val="0"/>
+                <w:bCs w:val="0"/>
+                <w:color w:val="D2D3D3"/>
+                <w:sz w:val="28"/>
+                <w:szCs w:val="28"/>
+                <w:vertAlign w:val="baseline"/>
+                <w:lang w:val="en-US"/>
+              </w:rPr>
+              <w:t>Creating a typealias</w:t>
+            </w:r>
+          </w:p>
+          <w:p>
+            <w:pPr>
+              <w:keepNext w:val="0"/>
+              <w:keepLines w:val="0"/>
+              <w:pageBreakBefore w:val="0"/>
+              <w:widowControl/>
+              <w:numPr>
+                <w:ilvl w:val="0"/>
+                <w:numId w:val="3"/>
+              </w:numPr>
+              <w:tabs>
+                <w:tab w:val="clear" w:pos="425"/>
+              </w:tabs>
+              <w:kinsoku/>
+              <w:wordWrap/>
+              <w:overflowPunct/>
+              <w:topLinePunct w:val="0"/>
+              <w:autoSpaceDE/>
+              <w:autoSpaceDN/>
+              <w:bidi w:val="0"/>
+              <w:adjustRightInd/>
+              <w:snapToGrid/>
+              <w:spacing w:after="181" w:afterLines="50"/>
+              <w:ind w:left="432" w:leftChars="0" w:hanging="432" w:firstLineChars="0"/>
+              <w:jc w:val="left"/>
+              <w:textAlignment w:val="auto"/>
+              <w:rPr>
+                <w:rFonts w:hint="default" w:ascii="Times New Roman" w:hAnsi="Times New Roman"/>
+                <w:b w:val="0"/>
+                <w:bCs w:val="0"/>
+                <w:color w:val="D2D3D3"/>
+                <w:sz w:val="28"/>
+                <w:szCs w:val="28"/>
+                <w:vertAlign w:val="baseline"/>
+                <w:lang w:val="en-US"/>
+              </w:rPr>
+            </w:pPr>
+            <w:r>
+              <w:rPr>
+                <w:rFonts w:hint="default" w:ascii="Times New Roman" w:hAnsi="Times New Roman"/>
+                <w:b w:val="0"/>
+                <w:bCs w:val="0"/>
+                <w:color w:val="D2D3D3"/>
+                <w:sz w:val="28"/>
+                <w:szCs w:val="28"/>
+                <w:vertAlign w:val="baseline"/>
+                <w:lang w:val="en-US"/>
+              </w:rPr>
+              <w:t>Extension Functions</w:t>
+            </w:r>
+          </w:p>
+          <w:p>
+            <w:pPr>
+              <w:keepNext w:val="0"/>
+              <w:keepLines w:val="0"/>
+              <w:pageBreakBefore w:val="0"/>
+              <w:widowControl/>
+              <w:numPr>
+                <w:ilvl w:val="0"/>
+                <w:numId w:val="3"/>
+              </w:numPr>
+              <w:tabs>
+                <w:tab w:val="clear" w:pos="425"/>
+              </w:tabs>
+              <w:kinsoku/>
+              <w:wordWrap/>
+              <w:overflowPunct/>
+              <w:topLinePunct w:val="0"/>
+              <w:autoSpaceDE/>
+              <w:autoSpaceDN/>
+              <w:bidi w:val="0"/>
+              <w:adjustRightInd/>
+              <w:snapToGrid/>
+              <w:spacing w:after="181" w:afterLines="50"/>
+              <w:ind w:left="432" w:leftChars="0" w:hanging="432" w:firstLineChars="0"/>
+              <w:jc w:val="left"/>
+              <w:textAlignment w:val="auto"/>
+              <w:rPr>
+                <w:rFonts w:hint="default" w:ascii="Times New Roman" w:hAnsi="Times New Roman"/>
+                <w:b w:val="0"/>
+                <w:bCs w:val="0"/>
+                <w:color w:val="D2D3D3"/>
+                <w:sz w:val="28"/>
+                <w:szCs w:val="28"/>
+                <w:vertAlign w:val="baseline"/>
+                <w:lang w:val="en-US"/>
+              </w:rPr>
+            </w:pPr>
+            <w:r>
+              <w:rPr>
+                <w:rFonts w:hint="default" w:ascii="Times New Roman" w:hAnsi="Times New Roman"/>
+                <w:b w:val="0"/>
+                <w:bCs w:val="0"/>
+                <w:color w:val="D2D3D3"/>
+                <w:sz w:val="28"/>
+                <w:szCs w:val="28"/>
+                <w:vertAlign w:val="baseline"/>
+                <w:lang w:val="en-US"/>
+              </w:rPr>
+              <w:t>Lazy Evaluation</w:t>
+            </w:r>
+          </w:p>
+          <w:p>
+            <w:pPr>
+              <w:keepNext w:val="0"/>
+              <w:keepLines w:val="0"/>
+              <w:pageBreakBefore w:val="0"/>
+              <w:widowControl/>
+              <w:numPr>
+                <w:ilvl w:val="0"/>
+                <w:numId w:val="3"/>
+              </w:numPr>
+              <w:tabs>
+                <w:tab w:val="clear" w:pos="425"/>
+              </w:tabs>
+              <w:kinsoku/>
+              <w:wordWrap/>
+              <w:overflowPunct/>
+              <w:topLinePunct w:val="0"/>
+              <w:autoSpaceDE/>
+              <w:autoSpaceDN/>
+              <w:bidi w:val="0"/>
+              <w:adjustRightInd/>
+              <w:snapToGrid/>
+              <w:spacing w:after="181" w:afterLines="50"/>
+              <w:ind w:left="432" w:leftChars="0" w:hanging="432" w:firstLineChars="0"/>
+              <w:jc w:val="left"/>
+              <w:textAlignment w:val="auto"/>
+              <w:rPr>
+                <w:rFonts w:hint="default" w:ascii="Times New Roman" w:hAnsi="Times New Roman"/>
+                <w:b w:val="0"/>
+                <w:bCs w:val="0"/>
+                <w:color w:val="D2D3D3"/>
+                <w:sz w:val="28"/>
+                <w:szCs w:val="28"/>
+                <w:vertAlign w:val="baseline"/>
+                <w:lang w:val="en-US"/>
+              </w:rPr>
+            </w:pPr>
+            <w:r>
+              <w:rPr>
+                <w:rFonts w:hint="default" w:ascii="Times New Roman" w:hAnsi="Times New Roman"/>
+                <w:b w:val="0"/>
+                <w:bCs w:val="0"/>
+                <w:color w:val="D2D3D3"/>
+                <w:sz w:val="28"/>
+                <w:szCs w:val="28"/>
+                <w:vertAlign w:val="baseline"/>
+                <w:lang w:val="en-US"/>
+              </w:rPr>
+              <w:t>Lazy Initializer Block</w:t>
+            </w:r>
+          </w:p>
+          <w:p>
+            <w:pPr>
+              <w:keepNext w:val="0"/>
+              <w:keepLines w:val="0"/>
+              <w:pageBreakBefore w:val="0"/>
+              <w:widowControl/>
+              <w:numPr>
+                <w:ilvl w:val="0"/>
+                <w:numId w:val="3"/>
+              </w:numPr>
+              <w:tabs>
+                <w:tab w:val="clear" w:pos="425"/>
+              </w:tabs>
+              <w:kinsoku/>
+              <w:wordWrap/>
+              <w:overflowPunct/>
+              <w:topLinePunct w:val="0"/>
+              <w:autoSpaceDE/>
+              <w:autoSpaceDN/>
+              <w:bidi w:val="0"/>
+              <w:adjustRightInd/>
+              <w:snapToGrid/>
+              <w:spacing w:after="181" w:afterLines="50"/>
+              <w:ind w:left="432" w:leftChars="0" w:hanging="432" w:firstLineChars="0"/>
+              <w:jc w:val="left"/>
+              <w:textAlignment w:val="auto"/>
+              <w:rPr>
+                <w:rFonts w:hint="default" w:ascii="Times New Roman" w:hAnsi="Times New Roman"/>
+                <w:b w:val="0"/>
+                <w:bCs w:val="0"/>
+                <w:color w:val="D2D3D3"/>
+                <w:sz w:val="28"/>
+                <w:szCs w:val="28"/>
+                <w:vertAlign w:val="baseline"/>
+                <w:lang w:val="en-US"/>
+              </w:rPr>
+            </w:pPr>
+            <w:r>
+              <w:rPr>
+                <w:rFonts w:hint="default" w:ascii="Times New Roman" w:hAnsi="Times New Roman"/>
+                <w:b w:val="0"/>
+                <w:bCs w:val="0"/>
+                <w:color w:val="D2D3D3"/>
+                <w:sz w:val="28"/>
+                <w:szCs w:val="28"/>
+                <w:vertAlign w:val="baseline"/>
+                <w:lang w:val="en-US"/>
+              </w:rPr>
+              <w:t>Packages and Imports</w:t>
+            </w:r>
+          </w:p>
+          <w:p>
+            <w:pPr>
+              <w:keepNext w:val="0"/>
+              <w:keepLines w:val="0"/>
+              <w:pageBreakBefore w:val="0"/>
+              <w:widowControl/>
+              <w:numPr>
+                <w:ilvl w:val="0"/>
+                <w:numId w:val="3"/>
+              </w:numPr>
+              <w:tabs>
+                <w:tab w:val="clear" w:pos="425"/>
+              </w:tabs>
+              <w:kinsoku/>
+              <w:wordWrap/>
+              <w:overflowPunct/>
+              <w:topLinePunct w:val="0"/>
+              <w:autoSpaceDE/>
+              <w:autoSpaceDN/>
+              <w:bidi w:val="0"/>
+              <w:adjustRightInd/>
+              <w:snapToGrid/>
+              <w:spacing w:after="181" w:afterLines="50"/>
+              <w:ind w:left="432" w:leftChars="0" w:hanging="432" w:firstLineChars="0"/>
+              <w:jc w:val="left"/>
+              <w:textAlignment w:val="auto"/>
+              <w:rPr>
+                <w:rFonts w:hint="default" w:ascii="Times New Roman" w:hAnsi="Times New Roman"/>
+                <w:b w:val="0"/>
+                <w:bCs w:val="0"/>
+                <w:color w:val="D2D3D3"/>
+                <w:sz w:val="28"/>
+                <w:szCs w:val="28"/>
+                <w:vertAlign w:val="baseline"/>
+                <w:lang w:val="en-US"/>
+              </w:rPr>
+            </w:pPr>
+            <w:r>
+              <w:rPr>
+                <w:rFonts w:hint="default" w:ascii="Times New Roman" w:hAnsi="Times New Roman"/>
+                <w:b w:val="0"/>
+                <w:bCs w:val="0"/>
+                <w:color w:val="D2D3D3"/>
+                <w:sz w:val="28"/>
+                <w:szCs w:val="28"/>
+                <w:vertAlign w:val="baseline"/>
+                <w:lang w:val="en-US"/>
+              </w:rPr>
+              <w:t>Type Inference</w:t>
+            </w:r>
+          </w:p>
+          <w:p>
+            <w:pPr>
+              <w:keepNext w:val="0"/>
+              <w:keepLines w:val="0"/>
+              <w:pageBreakBefore w:val="0"/>
+              <w:widowControl/>
+              <w:numPr>
+                <w:ilvl w:val="0"/>
+                <w:numId w:val="3"/>
+              </w:numPr>
+              <w:tabs>
+                <w:tab w:val="clear" w:pos="425"/>
+              </w:tabs>
+              <w:kinsoku/>
+              <w:wordWrap/>
+              <w:overflowPunct/>
+              <w:topLinePunct w:val="0"/>
+              <w:autoSpaceDE/>
+              <w:autoSpaceDN/>
+              <w:bidi w:val="0"/>
+              <w:adjustRightInd/>
+              <w:snapToGrid/>
+              <w:spacing w:after="181" w:afterLines="50"/>
+              <w:ind w:left="432" w:leftChars="0" w:hanging="432" w:firstLineChars="0"/>
+              <w:jc w:val="left"/>
+              <w:textAlignment w:val="auto"/>
+              <w:rPr>
+                <w:rFonts w:hint="default" w:ascii="Times New Roman" w:hAnsi="Times New Roman"/>
+                <w:b w:val="0"/>
+                <w:bCs w:val="0"/>
+                <w:color w:val="D2D3D3"/>
+                <w:sz w:val="28"/>
+                <w:szCs w:val="28"/>
+                <w:vertAlign w:val="baseline"/>
+                <w:lang w:val="en-US"/>
+              </w:rPr>
+            </w:pPr>
+            <w:r>
+              <w:rPr>
+                <w:rFonts w:hint="default" w:ascii="Times New Roman" w:hAnsi="Times New Roman"/>
+                <w:b w:val="0"/>
+                <w:bCs w:val="0"/>
+                <w:color w:val="D2D3D3"/>
+                <w:sz w:val="28"/>
+                <w:szCs w:val="28"/>
+                <w:vertAlign w:val="baseline"/>
+                <w:lang w:val="en-US"/>
+              </w:rPr>
+              <w:t>Simple Lambda Expressions</w:t>
+            </w:r>
+          </w:p>
+          <w:p>
+            <w:pPr>
+              <w:keepNext w:val="0"/>
+              <w:keepLines w:val="0"/>
+              <w:pageBreakBefore w:val="0"/>
+              <w:widowControl/>
+              <w:numPr>
+                <w:ilvl w:val="0"/>
+                <w:numId w:val="3"/>
+              </w:numPr>
+              <w:tabs>
+                <w:tab w:val="clear" w:pos="425"/>
+              </w:tabs>
+              <w:kinsoku/>
+              <w:wordWrap/>
+              <w:overflowPunct/>
+              <w:topLinePunct w:val="0"/>
+              <w:autoSpaceDE/>
+              <w:autoSpaceDN/>
+              <w:bidi w:val="0"/>
+              <w:adjustRightInd/>
+              <w:snapToGrid/>
+              <w:spacing w:after="181" w:afterLines="50"/>
+              <w:ind w:left="432" w:leftChars="0" w:hanging="432" w:firstLineChars="0"/>
+              <w:jc w:val="left"/>
+              <w:textAlignment w:val="auto"/>
+              <w:rPr>
+                <w:rFonts w:hint="default" w:ascii="Times New Roman" w:hAnsi="Times New Roman"/>
+                <w:b w:val="0"/>
+                <w:bCs w:val="0"/>
+                <w:color w:val="D2D3D3"/>
+                <w:sz w:val="28"/>
+                <w:szCs w:val="28"/>
+                <w:vertAlign w:val="baseline"/>
+                <w:lang w:val="en-US"/>
+              </w:rPr>
+            </w:pPr>
+            <w:r>
+              <w:rPr>
+                <w:rFonts w:hint="default" w:ascii="Times New Roman" w:hAnsi="Times New Roman"/>
+                <w:b w:val="0"/>
+                <w:bCs w:val="0"/>
+                <w:color w:val="D2D3D3"/>
+                <w:sz w:val="28"/>
+                <w:szCs w:val="28"/>
+                <w:vertAlign w:val="baseline"/>
+                <w:lang w:val="en-US"/>
+              </w:rPr>
+              <w:t>Lambdas as Function Parameters</w:t>
+            </w:r>
+          </w:p>
+          <w:p>
+            <w:pPr>
+              <w:keepNext w:val="0"/>
+              <w:keepLines w:val="0"/>
+              <w:pageBreakBefore w:val="0"/>
+              <w:widowControl/>
+              <w:numPr>
+                <w:ilvl w:val="0"/>
+                <w:numId w:val="3"/>
+              </w:numPr>
+              <w:tabs>
+                <w:tab w:val="clear" w:pos="425"/>
+              </w:tabs>
+              <w:kinsoku/>
+              <w:wordWrap/>
+              <w:overflowPunct/>
+              <w:topLinePunct w:val="0"/>
+              <w:autoSpaceDE/>
+              <w:autoSpaceDN/>
+              <w:bidi w:val="0"/>
+              <w:adjustRightInd/>
+              <w:snapToGrid/>
+              <w:spacing w:after="181" w:afterLines="50"/>
+              <w:ind w:left="432" w:leftChars="0" w:hanging="432" w:firstLineChars="0"/>
+              <w:jc w:val="left"/>
+              <w:textAlignment w:val="auto"/>
+              <w:rPr>
+                <w:rFonts w:hint="default" w:ascii="Times New Roman" w:hAnsi="Times New Roman"/>
+                <w:b w:val="0"/>
+                <w:bCs w:val="0"/>
+                <w:color w:val="D2D3D3"/>
+                <w:sz w:val="28"/>
+                <w:szCs w:val="28"/>
+                <w:vertAlign w:val="baseline"/>
+                <w:lang w:val="en-US"/>
+              </w:rPr>
+            </w:pPr>
+            <w:r>
+              <w:rPr>
+                <w:rFonts w:hint="default" w:ascii="Times New Roman" w:hAnsi="Times New Roman"/>
+                <w:b w:val="0"/>
+                <w:bCs w:val="0"/>
+                <w:color w:val="D2D3D3"/>
+                <w:sz w:val="28"/>
+                <w:szCs w:val="28"/>
+                <w:vertAlign w:val="baseline"/>
+                <w:lang w:val="en-US"/>
+              </w:rPr>
+              <w:t>Passing Values to Lambda Function Parameters</w:t>
+            </w:r>
+          </w:p>
+        </w:tc>
+      </w:tr>
+      <w:tr>
+        <w:tblPrEx>
+          <w:tblBorders>
+            <w:top w:val="none" w:color="auto" w:sz="0" w:space="0"/>
+            <w:left w:val="none" w:color="auto" w:sz="0" w:space="0"/>
+            <w:bottom w:val="none" w:color="auto" w:sz="0" w:space="0"/>
+            <w:right w:val="none" w:color="auto" w:sz="0" w:space="0"/>
+            <w:insideH w:val="none" w:color="auto" w:sz="0" w:space="0"/>
+            <w:insideV w:val="none" w:color="auto" w:sz="0" w:space="0"/>
+          </w:tblBorders>
+          <w:tblCellMar>
+            <w:top w:w="0" w:type="dxa"/>
+            <w:left w:w="108" w:type="dxa"/>
+            <w:bottom w:w="0" w:type="dxa"/>
+            <w:right w:w="108" w:type="dxa"/>
+          </w:tblCellMar>
+        </w:tblPrEx>
+        <w:trPr>
+          <w:trHeight w:val="14849" w:hRule="atLeast"/>
+        </w:trPr>
+        <w:tc>
+          <w:tcPr>
+            <w:tcW w:w="4981" w:type="dxa"/>
+            <w:tcBorders>
+              <w:tl2br w:val="nil"/>
+              <w:tr2bl w:val="nil"/>
+            </w:tcBorders>
+            <w:vAlign w:val="top"/>
+          </w:tcPr>
+          <w:p>
+            <w:pPr>
+              <w:keepNext w:val="0"/>
+              <w:keepLines w:val="0"/>
+              <w:pageBreakBefore w:val="0"/>
+              <w:widowControl/>
+              <w:numPr>
+                <w:ilvl w:val="0"/>
+                <w:numId w:val="3"/>
+              </w:numPr>
+              <w:tabs>
+                <w:tab w:val="clear" w:pos="425"/>
+              </w:tabs>
+              <w:kinsoku/>
+              <w:wordWrap/>
+              <w:overflowPunct/>
+              <w:topLinePunct w:val="0"/>
+              <w:autoSpaceDE/>
+              <w:autoSpaceDN/>
+              <w:bidi w:val="0"/>
+              <w:adjustRightInd/>
+              <w:snapToGrid/>
+              <w:spacing w:after="181" w:afterLines="50"/>
+              <w:ind w:left="425" w:leftChars="0" w:hanging="425" w:firstLineChars="0"/>
+              <w:jc w:val="left"/>
+              <w:textAlignment w:val="auto"/>
+              <w:rPr>
+                <w:rFonts w:hint="default" w:ascii="Times New Roman" w:hAnsi="Times New Roman"/>
+                <w:b w:val="0"/>
+                <w:bCs w:val="0"/>
+                <w:color w:val="D2D3D3"/>
+                <w:sz w:val="28"/>
+                <w:szCs w:val="28"/>
+                <w:vertAlign w:val="baseline"/>
+                <w:lang w:val="en-US"/>
+              </w:rPr>
+            </w:pPr>
+            <w:r>
+              <w:rPr>
+                <w:rFonts w:hint="default" w:ascii="Times New Roman" w:hAnsi="Times New Roman"/>
+                <w:b w:val="0"/>
+                <w:bCs w:val="0"/>
+                <w:color w:val="D2D3D3"/>
+                <w:sz w:val="28"/>
+                <w:szCs w:val="28"/>
+                <w:vertAlign w:val="baseline"/>
+                <w:lang w:val="en-US"/>
+              </w:rPr>
+              <w:t>Underscore Parameters in Lambda Functions</w:t>
+            </w:r>
+          </w:p>
+          <w:p>
+            <w:pPr>
+              <w:keepNext w:val="0"/>
+              <w:keepLines w:val="0"/>
+              <w:pageBreakBefore w:val="0"/>
+              <w:widowControl/>
+              <w:numPr>
+                <w:ilvl w:val="0"/>
+                <w:numId w:val="3"/>
+              </w:numPr>
+              <w:tabs>
+                <w:tab w:val="clear" w:pos="425"/>
+              </w:tabs>
+              <w:kinsoku/>
+              <w:wordWrap/>
+              <w:overflowPunct/>
+              <w:topLinePunct w:val="0"/>
+              <w:autoSpaceDE/>
+              <w:autoSpaceDN/>
+              <w:bidi w:val="0"/>
+              <w:adjustRightInd/>
+              <w:snapToGrid/>
+              <w:spacing w:after="181" w:afterLines="50"/>
+              <w:ind w:left="425" w:leftChars="0" w:hanging="425" w:firstLineChars="0"/>
+              <w:jc w:val="left"/>
+              <w:textAlignment w:val="auto"/>
+              <w:rPr>
+                <w:rFonts w:hint="default" w:ascii="Times New Roman" w:hAnsi="Times New Roman"/>
+                <w:b w:val="0"/>
+                <w:bCs w:val="0"/>
+                <w:color w:val="D2D3D3"/>
+                <w:sz w:val="28"/>
+                <w:szCs w:val="28"/>
+                <w:vertAlign w:val="baseline"/>
+                <w:lang w:val="en-US"/>
+              </w:rPr>
+            </w:pPr>
+            <w:r>
+              <w:rPr>
+                <w:rFonts w:hint="default" w:ascii="Times New Roman" w:hAnsi="Times New Roman"/>
+                <w:b w:val="0"/>
+                <w:bCs w:val="0"/>
+                <w:color w:val="D2D3D3"/>
+                <w:sz w:val="28"/>
+                <w:szCs w:val="28"/>
+                <w:vertAlign w:val="baseline"/>
+                <w:lang w:val="en-US"/>
+              </w:rPr>
+              <w:t>The 'it' Parameter in Lambda Functions</w:t>
+            </w:r>
+          </w:p>
+          <w:p>
+            <w:pPr>
+              <w:keepNext w:val="0"/>
+              <w:keepLines w:val="0"/>
+              <w:pageBreakBefore w:val="0"/>
+              <w:widowControl/>
+              <w:numPr>
+                <w:ilvl w:val="0"/>
+                <w:numId w:val="3"/>
+              </w:numPr>
+              <w:tabs>
+                <w:tab w:val="clear" w:pos="425"/>
+              </w:tabs>
+              <w:kinsoku/>
+              <w:wordWrap/>
+              <w:overflowPunct/>
+              <w:topLinePunct w:val="0"/>
+              <w:autoSpaceDE/>
+              <w:autoSpaceDN/>
+              <w:bidi w:val="0"/>
+              <w:adjustRightInd/>
+              <w:snapToGrid/>
+              <w:spacing w:after="181" w:afterLines="50"/>
+              <w:ind w:left="425" w:leftChars="0" w:hanging="425" w:firstLineChars="0"/>
+              <w:jc w:val="left"/>
+              <w:textAlignment w:val="auto"/>
+              <w:rPr>
+                <w:rFonts w:hint="default" w:ascii="Times New Roman" w:hAnsi="Times New Roman"/>
+                <w:b w:val="0"/>
+                <w:bCs w:val="0"/>
+                <w:color w:val="D2D3D3"/>
+                <w:sz w:val="28"/>
+                <w:szCs w:val="28"/>
+                <w:vertAlign w:val="baseline"/>
+                <w:lang w:val="en-US"/>
+              </w:rPr>
+            </w:pPr>
+            <w:r>
+              <w:rPr>
+                <w:rFonts w:hint="default" w:ascii="Times New Roman" w:hAnsi="Times New Roman"/>
+                <w:b w:val="0"/>
+                <w:bCs w:val="0"/>
+                <w:color w:val="D2D3D3"/>
+                <w:sz w:val="28"/>
+                <w:szCs w:val="28"/>
+                <w:vertAlign w:val="baseline"/>
+                <w:lang w:val="en-US"/>
+              </w:rPr>
+              <w:t>Calling Kotlin from Java</w:t>
+            </w:r>
+          </w:p>
+          <w:p>
+            <w:pPr>
+              <w:keepNext w:val="0"/>
+              <w:keepLines w:val="0"/>
+              <w:pageBreakBefore w:val="0"/>
+              <w:widowControl/>
+              <w:numPr>
+                <w:ilvl w:val="0"/>
+                <w:numId w:val="3"/>
+              </w:numPr>
+              <w:tabs>
+                <w:tab w:val="clear" w:pos="425"/>
+              </w:tabs>
+              <w:kinsoku/>
+              <w:wordWrap/>
+              <w:overflowPunct/>
+              <w:topLinePunct w:val="0"/>
+              <w:autoSpaceDE/>
+              <w:autoSpaceDN/>
+              <w:bidi w:val="0"/>
+              <w:adjustRightInd/>
+              <w:snapToGrid/>
+              <w:spacing w:after="181" w:afterLines="50"/>
+              <w:ind w:left="425" w:leftChars="0" w:hanging="425" w:firstLineChars="0"/>
+              <w:jc w:val="left"/>
+              <w:textAlignment w:val="auto"/>
+              <w:rPr>
+                <w:rFonts w:hint="default" w:ascii="Times New Roman" w:hAnsi="Times New Roman"/>
+                <w:b w:val="0"/>
+                <w:bCs w:val="0"/>
+                <w:color w:val="D2D3D3"/>
+                <w:sz w:val="28"/>
+                <w:szCs w:val="28"/>
+                <w:vertAlign w:val="baseline"/>
+                <w:lang w:val="en-US"/>
+              </w:rPr>
+            </w:pPr>
+            <w:r>
+              <w:rPr>
+                <w:rFonts w:hint="default" w:ascii="Times New Roman" w:hAnsi="Times New Roman"/>
+                <w:b w:val="0"/>
+                <w:bCs w:val="0"/>
+                <w:color w:val="D2D3D3"/>
+                <w:sz w:val="28"/>
+                <w:szCs w:val="28"/>
+                <w:vertAlign w:val="baseline"/>
+                <w:lang w:val="en-US"/>
+              </w:rPr>
+              <w:t>Calling Java from Kotlin</w:t>
+            </w:r>
+          </w:p>
+          <w:p>
+            <w:pPr>
+              <w:keepNext w:val="0"/>
+              <w:keepLines w:val="0"/>
+              <w:pageBreakBefore w:val="0"/>
+              <w:widowControl/>
+              <w:numPr>
+                <w:ilvl w:val="0"/>
+                <w:numId w:val="3"/>
+              </w:numPr>
+              <w:tabs>
+                <w:tab w:val="clear" w:pos="425"/>
+              </w:tabs>
+              <w:kinsoku/>
+              <w:wordWrap/>
+              <w:overflowPunct/>
+              <w:topLinePunct w:val="0"/>
+              <w:autoSpaceDE/>
+              <w:autoSpaceDN/>
+              <w:bidi w:val="0"/>
+              <w:adjustRightInd/>
+              <w:snapToGrid/>
+              <w:spacing w:after="181" w:afterLines="50"/>
+              <w:ind w:left="425" w:leftChars="0" w:hanging="425" w:firstLineChars="0"/>
+              <w:jc w:val="left"/>
+              <w:textAlignment w:val="auto"/>
+              <w:rPr>
+                <w:rFonts w:hint="default" w:ascii="Times New Roman" w:hAnsi="Times New Roman"/>
+                <w:b w:val="0"/>
+                <w:bCs w:val="0"/>
+                <w:color w:val="D2D3D3"/>
+                <w:sz w:val="28"/>
+                <w:szCs w:val="28"/>
+                <w:vertAlign w:val="baseline"/>
+                <w:lang w:val="en-US"/>
+              </w:rPr>
+            </w:pPr>
+            <w:r>
+              <w:rPr>
+                <w:rFonts w:hint="default" w:ascii="Times New Roman" w:hAnsi="Times New Roman"/>
+                <w:b w:val="0"/>
+                <w:bCs w:val="0"/>
+                <w:color w:val="D2D3D3"/>
+                <w:sz w:val="28"/>
+                <w:szCs w:val="28"/>
+                <w:vertAlign w:val="baseline"/>
+                <w:lang w:val="en-US"/>
+              </w:rPr>
+              <w:t>Calling an Extension Function from Java</w:t>
+            </w:r>
+          </w:p>
+          <w:p>
+            <w:pPr>
+              <w:keepNext w:val="0"/>
+              <w:keepLines w:val="0"/>
+              <w:pageBreakBefore w:val="0"/>
+              <w:widowControl/>
+              <w:numPr>
+                <w:ilvl w:val="0"/>
+                <w:numId w:val="3"/>
+              </w:numPr>
+              <w:tabs>
+                <w:tab w:val="clear" w:pos="425"/>
+              </w:tabs>
+              <w:kinsoku/>
+              <w:wordWrap/>
+              <w:overflowPunct/>
+              <w:topLinePunct w:val="0"/>
+              <w:autoSpaceDE/>
+              <w:autoSpaceDN/>
+              <w:bidi w:val="0"/>
+              <w:adjustRightInd/>
+              <w:snapToGrid/>
+              <w:spacing w:after="181" w:afterLines="50"/>
+              <w:ind w:left="425" w:leftChars="0" w:hanging="425" w:firstLineChars="0"/>
+              <w:jc w:val="left"/>
+              <w:textAlignment w:val="auto"/>
+              <w:rPr>
+                <w:rFonts w:hint="default" w:ascii="Times New Roman" w:hAnsi="Times New Roman"/>
+                <w:b w:val="0"/>
+                <w:bCs w:val="0"/>
+                <w:color w:val="D2D3D3"/>
+                <w:sz w:val="28"/>
+                <w:szCs w:val="28"/>
+                <w:vertAlign w:val="baseline"/>
+                <w:lang w:val="en-US"/>
+              </w:rPr>
+            </w:pPr>
+            <w:r>
+              <w:rPr>
+                <w:rFonts w:hint="default" w:ascii="Times New Roman" w:hAnsi="Times New Roman"/>
+                <w:b w:val="0"/>
+                <w:bCs w:val="0"/>
+                <w:color w:val="D2D3D3"/>
+                <w:sz w:val="28"/>
+                <w:szCs w:val="28"/>
+                <w:vertAlign w:val="baseline"/>
+                <w:lang w:val="en-US"/>
+              </w:rPr>
+              <w:t>@JvmName Annotation</w:t>
+            </w:r>
+          </w:p>
+          <w:p>
+            <w:pPr>
+              <w:keepNext w:val="0"/>
+              <w:keepLines w:val="0"/>
+              <w:pageBreakBefore w:val="0"/>
+              <w:widowControl/>
+              <w:numPr>
+                <w:ilvl w:val="0"/>
+                <w:numId w:val="3"/>
+              </w:numPr>
+              <w:tabs>
+                <w:tab w:val="clear" w:pos="425"/>
+              </w:tabs>
+              <w:kinsoku/>
+              <w:wordWrap/>
+              <w:overflowPunct/>
+              <w:topLinePunct w:val="0"/>
+              <w:autoSpaceDE/>
+              <w:autoSpaceDN/>
+              <w:bidi w:val="0"/>
+              <w:adjustRightInd/>
+              <w:snapToGrid/>
+              <w:spacing w:after="181" w:afterLines="50"/>
+              <w:ind w:left="425" w:leftChars="0" w:hanging="425" w:firstLineChars="0"/>
+              <w:jc w:val="left"/>
+              <w:textAlignment w:val="auto"/>
+              <w:rPr>
+                <w:rFonts w:hint="default" w:ascii="Times New Roman" w:hAnsi="Times New Roman"/>
+                <w:b w:val="0"/>
+                <w:bCs w:val="0"/>
+                <w:color w:val="D2D3D3"/>
+                <w:sz w:val="28"/>
+                <w:szCs w:val="28"/>
+                <w:vertAlign w:val="baseline"/>
+                <w:lang w:val="en-US"/>
+              </w:rPr>
+            </w:pPr>
+            <w:r>
+              <w:rPr>
+                <w:rFonts w:hint="default" w:ascii="Times New Roman" w:hAnsi="Times New Roman"/>
+                <w:b w:val="0"/>
+                <w:bCs w:val="0"/>
+                <w:color w:val="D2D3D3"/>
+                <w:sz w:val="28"/>
+                <w:szCs w:val="28"/>
+                <w:vertAlign w:val="baseline"/>
+                <w:lang w:val="en-US"/>
+              </w:rPr>
+              <w:t>Top Level Main Functions</w:t>
+            </w:r>
+          </w:p>
+        </w:tc>
+        <w:tc>
+          <w:tcPr>
+            <w:tcW w:w="4981" w:type="dxa"/>
+            <w:tcBorders>
+              <w:tl2br w:val="nil"/>
+              <w:tr2bl w:val="nil"/>
+            </w:tcBorders>
+            <w:vAlign w:val="top"/>
+          </w:tcPr>
+          <w:p>
+            <w:pPr>
+              <w:keepNext w:val="0"/>
+              <w:keepLines w:val="0"/>
+              <w:pageBreakBefore w:val="0"/>
+              <w:widowControl/>
+              <w:numPr>
+                <w:ilvl w:val="0"/>
+                <w:numId w:val="0"/>
+              </w:numPr>
+              <w:kinsoku/>
+              <w:wordWrap/>
+              <w:overflowPunct/>
+              <w:topLinePunct w:val="0"/>
+              <w:autoSpaceDE/>
+              <w:autoSpaceDN/>
+              <w:bidi w:val="0"/>
+              <w:adjustRightInd/>
+              <w:snapToGrid/>
+              <w:spacing w:after="181" w:afterLines="50"/>
+              <w:ind w:leftChars="0"/>
+              <w:jc w:val="left"/>
+              <w:textAlignment w:val="auto"/>
+              <w:rPr>
+                <w:rFonts w:hint="default" w:ascii="Times New Roman" w:hAnsi="Times New Roman"/>
+                <w:b w:val="0"/>
+                <w:bCs w:val="0"/>
+                <w:color w:val="D2D3D3"/>
+                <w:sz w:val="28"/>
+                <w:szCs w:val="28"/>
+                <w:vertAlign w:val="baseline"/>
+                <w:lang w:val="en-US"/>
+              </w:rPr>
+            </w:pPr>
+          </w:p>
+        </w:tc>
+      </w:tr>
+    </w:tbl>
+    <w:p>
+      <w:pPr>
+        <w:keepNext w:val="0"/>
+        <w:keepLines w:val="0"/>
+        <w:pageBreakBefore w:val="0"/>
+        <w:widowControl/>
+        <w:numPr>
+          <w:ilvl w:val="0"/>
+          <w:numId w:val="3"/>
+        </w:numPr>
+        <w:tabs>
+          <w:tab w:val="clear" w:pos="425"/>
+        </w:tabs>
+        <w:kinsoku/>
+        <w:wordWrap/>
+        <w:overflowPunct/>
+        <w:topLinePunct w:val="0"/>
+        <w:autoSpaceDE/>
+        <w:autoSpaceDN/>
+        <w:bidi w:val="0"/>
+        <w:adjustRightInd/>
+        <w:snapToGrid/>
+        <w:spacing w:after="181" w:afterLines="50"/>
+        <w:ind w:left="432" w:leftChars="0" w:hanging="432" w:firstLineChars="0"/>
+        <w:textAlignment w:val="auto"/>
+        <w:rPr>
+          <w:rFonts w:hint="default" w:ascii="Times New Roman" w:hAnsi="Times New Roman" w:cs="Times New Roman"/>
+          <w:b/>
+          <w:bCs/>
+          <w:color w:val="D2D3D3"/>
+          <w:sz w:val="28"/>
+          <w:szCs w:val="28"/>
+          <w:lang w:val="en-US"/>
+        </w:rPr>
+        <w:sectPr>
+          <w:pgSz w:w="11906" w:h="16838"/>
+          <w:pgMar w:top="1440" w:right="1080" w:bottom="1440" w:left="1080" w:header="720" w:footer="720" w:gutter="0"/>
+          <w:pgBorders>
+            <w:top w:val="none" w:sz="0" w:space="0"/>
+            <w:left w:val="none" w:sz="0" w:space="0"/>
+            <w:bottom w:val="none" w:sz="0" w:space="0"/>
+            <w:right w:val="none" w:sz="0" w:space="0"/>
+          </w:pgBorders>
+          <w:cols w:space="720" w:num="1"/>
+          <w:docGrid w:linePitch="360" w:charSpace="0"/>
+        </w:sectPr>
+      </w:pPr>
+    </w:p>
+    <w:p>
+      <w:pPr>
+        <w:keepNext w:val="0"/>
+        <w:keepLines w:val="0"/>
+        <w:pageBreakBefore w:val="0"/>
+        <w:widowControl/>
+        <w:numPr>
+          <w:ilvl w:val="0"/>
+          <w:numId w:val="4"/>
+        </w:numPr>
+        <w:tabs>
+          <w:tab w:val="clear" w:pos="425"/>
+        </w:tabs>
+        <w:kinsoku/>
+        <w:wordWrap/>
+        <w:overflowPunct/>
+        <w:topLinePunct w:val="0"/>
+        <w:autoSpaceDE/>
+        <w:autoSpaceDN/>
+        <w:bidi w:val="0"/>
+        <w:adjustRightInd/>
+        <w:snapToGrid/>
+        <w:spacing w:after="181" w:afterLines="50"/>
+        <w:ind w:left="425" w:leftChars="0" w:hanging="425" w:firstLineChars="0"/>
         <w:textAlignment w:val="auto"/>
         <w:rPr>
           <w:rFonts w:hint="default" w:ascii="Times New Roman" w:hAnsi="Times New Roman" w:cs="Times New Roman"/>
@@ -6040,7 +12593,7 @@
         <w:widowControl/>
         <w:numPr>
           <w:ilvl w:val="0"/>
-          <w:numId w:val="3"/>
+          <w:numId w:val="4"/>
         </w:numPr>
         <w:kinsoku/>
         <w:wordWrap/>
@@ -6052,7 +12605,7 @@
         <w:adjustRightInd/>
         <w:snapToGrid/>
         <w:spacing w:after="181" w:afterLines="50"/>
-        <w:ind w:left="432" w:leftChars="0" w:hanging="432" w:firstLineChars="0"/>
+        <w:ind w:left="425" w:leftChars="0" w:hanging="425" w:firstLineChars="0"/>
         <w:textAlignment w:val="auto"/>
         <w:rPr>
           <w:rFonts w:hint="default" w:ascii="Times New Roman" w:hAnsi="Times New Roman" w:cs="Times New Roman"/>
@@ -6117,7 +12670,7 @@
         <w:widowControl/>
         <w:numPr>
           <w:ilvl w:val="0"/>
-          <w:numId w:val="3"/>
+          <w:numId w:val="4"/>
         </w:numPr>
         <w:kinsoku/>
         <w:wordWrap/>
@@ -6129,7 +12682,7 @@
         <w:adjustRightInd/>
         <w:snapToGrid/>
         <w:spacing w:after="181" w:afterLines="50"/>
-        <w:ind w:left="432" w:leftChars="0" w:hanging="432" w:firstLineChars="0"/>
+        <w:ind w:left="425" w:leftChars="0" w:hanging="425" w:firstLineChars="0"/>
         <w:textAlignment w:val="auto"/>
         <w:rPr>
           <w:rFonts w:hint="default" w:ascii="Times New Roman" w:hAnsi="Times New Roman" w:cs="Times New Roman"/>
@@ -6194,7 +12747,7 @@
         <w:widowControl/>
         <w:numPr>
           <w:ilvl w:val="0"/>
-          <w:numId w:val="3"/>
+          <w:numId w:val="4"/>
         </w:numPr>
         <w:kinsoku/>
         <w:wordWrap/>
@@ -6206,7 +12759,7 @@
         <w:adjustRightInd/>
         <w:snapToGrid/>
         <w:spacing w:after="181" w:afterLines="50"/>
-        <w:ind w:left="432" w:leftChars="0" w:hanging="432" w:firstLineChars="0"/>
+        <w:ind w:left="425" w:leftChars="0" w:hanging="425" w:firstLineChars="0"/>
         <w:textAlignment w:val="auto"/>
         <w:rPr>
           <w:rFonts w:hint="default" w:ascii="Times New Roman" w:hAnsi="Times New Roman" w:cs="Times New Roman"/>
@@ -6327,7 +12880,7 @@
         <w:widowControl/>
         <w:numPr>
           <w:ilvl w:val="0"/>
-          <w:numId w:val="3"/>
+          <w:numId w:val="4"/>
         </w:numPr>
         <w:kinsoku/>
         <w:wordWrap/>
@@ -6339,7 +12892,7 @@
         <w:adjustRightInd/>
         <w:snapToGrid/>
         <w:spacing w:after="181" w:afterLines="50"/>
-        <w:ind w:left="432" w:leftChars="0" w:hanging="432" w:firstLineChars="0"/>
+        <w:ind w:left="425" w:leftChars="0" w:hanging="425" w:firstLineChars="0"/>
         <w:textAlignment w:val="auto"/>
         <w:rPr>
           <w:rFonts w:hint="default" w:ascii="Times New Roman" w:hAnsi="Times New Roman" w:cs="Times New Roman"/>
@@ -6410,7 +12963,7 @@
         <w:widowControl/>
         <w:numPr>
           <w:ilvl w:val="0"/>
-          <w:numId w:val="3"/>
+          <w:numId w:val="4"/>
         </w:numPr>
         <w:kinsoku/>
         <w:wordWrap/>
@@ -6422,7 +12975,7 @@
         <w:adjustRightInd/>
         <w:snapToGrid/>
         <w:spacing w:after="181" w:afterLines="50"/>
-        <w:ind w:left="432" w:leftChars="0" w:hanging="432" w:firstLineChars="0"/>
+        <w:ind w:left="425" w:leftChars="0" w:hanging="425" w:firstLineChars="0"/>
         <w:textAlignment w:val="auto"/>
         <w:rPr>
           <w:rFonts w:hint="default" w:ascii="Times New Roman" w:hAnsi="Times New Roman" w:cs="Times New Roman"/>
@@ -6493,7 +13046,7 @@
         <w:widowControl/>
         <w:numPr>
           <w:ilvl w:val="0"/>
-          <w:numId w:val="3"/>
+          <w:numId w:val="4"/>
         </w:numPr>
         <w:tabs>
           <w:tab w:val="clear" w:pos="425"/>
@@ -6508,7 +13061,7 @@
         <w:adjustRightInd/>
         <w:snapToGrid/>
         <w:spacing w:after="181" w:afterLines="50"/>
-        <w:ind w:left="432" w:leftChars="0" w:hanging="432" w:firstLineChars="0"/>
+        <w:ind w:left="425" w:leftChars="0" w:hanging="425" w:firstLineChars="0"/>
         <w:textAlignment w:val="auto"/>
         <w:rPr>
           <w:rFonts w:hint="default" w:ascii="Times New Roman" w:hAnsi="Times New Roman" w:cs="Times New Roman"/>
@@ -6579,7 +13132,7 @@
         <w:widowControl/>
         <w:numPr>
           <w:ilvl w:val="0"/>
-          <w:numId w:val="3"/>
+          <w:numId w:val="4"/>
         </w:numPr>
         <w:tabs>
           <w:tab w:val="clear" w:pos="425"/>
@@ -6594,7 +13147,7 @@
         <w:adjustRightInd/>
         <w:snapToGrid/>
         <w:spacing w:after="181" w:afterLines="50"/>
-        <w:ind w:left="432" w:leftChars="0" w:hanging="432" w:firstLineChars="0"/>
+        <w:ind w:left="425" w:leftChars="0" w:hanging="425" w:firstLineChars="0"/>
         <w:textAlignment w:val="auto"/>
         <w:rPr>
           <w:rFonts w:hint="default" w:ascii="Times New Roman" w:hAnsi="Times New Roman" w:cs="Times New Roman"/>
@@ -6665,7 +13218,7 @@
         <w:widowControl/>
         <w:numPr>
           <w:ilvl w:val="0"/>
-          <w:numId w:val="3"/>
+          <w:numId w:val="4"/>
         </w:numPr>
         <w:tabs>
           <w:tab w:val="clear" w:pos="425"/>
@@ -6680,7 +13233,7 @@
         <w:adjustRightInd/>
         <w:snapToGrid/>
         <w:spacing w:after="181" w:afterLines="50"/>
-        <w:ind w:left="432" w:leftChars="0" w:hanging="432" w:firstLineChars="0"/>
+        <w:ind w:left="425" w:leftChars="0" w:hanging="425" w:firstLineChars="0"/>
         <w:textAlignment w:val="auto"/>
         <w:rPr>
           <w:rFonts w:hint="default" w:ascii="Times New Roman" w:hAnsi="Times New Roman" w:cs="Times New Roman"/>
@@ -6776,7 +13329,7 @@
         <w:widowControl/>
         <w:numPr>
           <w:ilvl w:val="0"/>
-          <w:numId w:val="3"/>
+          <w:numId w:val="4"/>
         </w:numPr>
         <w:tabs>
           <w:tab w:val="clear" w:pos="425"/>
@@ -6791,7 +13344,7 @@
         <w:adjustRightInd/>
         <w:snapToGrid/>
         <w:spacing w:after="181" w:afterLines="50"/>
-        <w:ind w:left="432" w:leftChars="0" w:hanging="432" w:firstLineChars="0"/>
+        <w:ind w:left="425" w:leftChars="0" w:hanging="425" w:firstLineChars="0"/>
         <w:textAlignment w:val="auto"/>
         <w:rPr>
           <w:rFonts w:hint="default" w:ascii="Times New Roman" w:hAnsi="Times New Roman" w:cs="Times New Roman"/>
@@ -6862,7 +13415,7 @@
         <w:widowControl/>
         <w:numPr>
           <w:ilvl w:val="0"/>
-          <w:numId w:val="3"/>
+          <w:numId w:val="4"/>
         </w:numPr>
         <w:kinsoku/>
         <w:wordWrap/>
@@ -6874,7 +13427,7 @@
         <w:adjustRightInd/>
         <w:snapToGrid/>
         <w:spacing w:after="181" w:afterLines="50"/>
-        <w:ind w:left="432" w:leftChars="0" w:hanging="432" w:firstLineChars="0"/>
+        <w:ind w:left="425" w:leftChars="0" w:hanging="425" w:firstLineChars="0"/>
         <w:textAlignment w:val="auto"/>
         <w:rPr>
           <w:rFonts w:hint="default" w:ascii="Times New Roman" w:hAnsi="Times New Roman" w:cs="Times New Roman"/>
@@ -6945,8 +13498,11 @@
         <w:widowControl/>
         <w:numPr>
           <w:ilvl w:val="0"/>
-          <w:numId w:val="3"/>
+          <w:numId w:val="4"/>
         </w:numPr>
+        <w:tabs>
+          <w:tab w:val="clear" w:pos="425"/>
+        </w:tabs>
         <w:kinsoku/>
         <w:wordWrap/>
         <w:overflowPunct/>
@@ -6957,7 +13513,7 @@
         <w:adjustRightInd/>
         <w:snapToGrid/>
         <w:spacing w:after="181" w:afterLines="50"/>
-        <w:ind w:left="432" w:leftChars="0" w:hanging="432" w:firstLineChars="0"/>
+        <w:ind w:left="425" w:leftChars="0" w:hanging="425" w:firstLineChars="0"/>
         <w:textAlignment w:val="auto"/>
         <w:rPr>
           <w:rFonts w:hint="default" w:ascii="Times New Roman" w:hAnsi="Times New Roman" w:cs="Times New Roman"/>
@@ -7033,8 +13589,11 @@
         <w:widowControl/>
         <w:numPr>
           <w:ilvl w:val="0"/>
-          <w:numId w:val="3"/>
+          <w:numId w:val="4"/>
         </w:numPr>
+        <w:tabs>
+          <w:tab w:val="clear" w:pos="425"/>
+        </w:tabs>
         <w:kinsoku/>
         <w:wordWrap/>
         <w:overflowPunct/>
@@ -7045,7 +13604,7 @@
         <w:adjustRightInd/>
         <w:snapToGrid/>
         <w:spacing w:after="181" w:afterLines="50"/>
-        <w:ind w:left="432" w:leftChars="0" w:hanging="432" w:firstLineChars="0"/>
+        <w:ind w:left="425" w:leftChars="0" w:hanging="425" w:firstLineChars="0"/>
         <w:textAlignment w:val="auto"/>
         <w:rPr>
           <w:rFonts w:hint="default" w:ascii="Times New Roman" w:hAnsi="Times New Roman" w:cs="Times New Roman"/>
@@ -7104,7 +13663,7 @@
       <w:pPr>
         <w:numPr>
           <w:ilvl w:val="0"/>
-          <w:numId w:val="4"/>
+          <w:numId w:val="5"/>
         </w:numPr>
         <w:ind w:left="420" w:leftChars="0" w:hanging="420" w:firstLineChars="0"/>
         <w:rPr>
@@ -7146,7 +13705,7 @@
       <w:pPr>
         <w:numPr>
           <w:ilvl w:val="0"/>
-          <w:numId w:val="4"/>
+          <w:numId w:val="5"/>
         </w:numPr>
         <w:ind w:left="420" w:leftChars="0" w:hanging="420" w:firstLineChars="0"/>
         <w:rPr>
@@ -7224,7 +13783,7 @@
       <w:pPr>
         <w:numPr>
           <w:ilvl w:val="0"/>
-          <w:numId w:val="4"/>
+          <w:numId w:val="5"/>
         </w:numPr>
         <w:ind w:left="420" w:leftChars="0" w:hanging="420" w:firstLineChars="0"/>
         <w:rPr>
@@ -7266,7 +13825,7 @@
       <w:pPr>
         <w:numPr>
           <w:ilvl w:val="0"/>
-          <w:numId w:val="4"/>
+          <w:numId w:val="5"/>
         </w:numPr>
         <w:ind w:left="420" w:leftChars="0" w:hanging="420" w:firstLineChars="0"/>
         <w:rPr>
@@ -7324,7 +13883,7 @@
         <w:widowControl/>
         <w:numPr>
           <w:ilvl w:val="0"/>
-          <w:numId w:val="5"/>
+          <w:numId w:val="6"/>
         </w:numPr>
         <w:kinsoku/>
         <w:wordWrap/>
@@ -7415,7 +13974,7 @@
         <w:widowControl/>
         <w:numPr>
           <w:ilvl w:val="0"/>
-          <w:numId w:val="5"/>
+          <w:numId w:val="6"/>
         </w:numPr>
         <w:kinsoku/>
         <w:wordWrap/>
@@ -7506,7 +14065,7 @@
         <w:widowControl/>
         <w:numPr>
           <w:ilvl w:val="0"/>
-          <w:numId w:val="5"/>
+          <w:numId w:val="6"/>
         </w:numPr>
         <w:kinsoku/>
         <w:wordWrap/>
@@ -7590,6 +14149,47 @@
       </w:pPr>
       <w:r>
         <w:rPr>
+          <w:rFonts w:hint="default" w:ascii="Times New Roman" w:hAnsi="Times New Roman"/>
+          <w:b/>
+          <w:bCs/>
+          <w:color w:val="D2D3D3"/>
+          <w:sz w:val="28"/>
+          <w:szCs w:val="28"/>
+          <w:lang w:val="en-US"/>
+        </w:rPr>
+        <w:t>Restricted Hierarchy:</w:t>
+      </w:r>
+      <w:r>
+        <w:rPr>
+          <w:rFonts w:hint="default" w:ascii="Times New Roman" w:hAnsi="Times New Roman"/>
+          <w:b w:val="0"/>
+          <w:bCs w:val="0"/>
+          <w:color w:val="D2D3D3"/>
+          <w:sz w:val="28"/>
+          <w:szCs w:val="28"/>
+          <w:lang w:val="en-US"/>
+        </w:rPr>
+        <w:t xml:space="preserve"> Only subclasses defined within the same file can inherit from the sealed class.</w:t>
+      </w:r>
+    </w:p>
+    <w:p>
+      <w:pPr>
+        <w:numPr>
+          <w:ilvl w:val="0"/>
+          <w:numId w:val="0"/>
+        </w:numPr>
+        <w:rPr>
+          <w:rFonts w:hint="default" w:ascii="Times New Roman" w:hAnsi="Times New Roman" w:cs="Times New Roman"/>
+          <w:b w:val="0"/>
+          <w:bCs w:val="0"/>
+          <w:color w:val="D2D3D3"/>
+          <w:sz w:val="28"/>
+          <w:szCs w:val="28"/>
+          <w:lang w:val="en-US"/>
+        </w:rPr>
+      </w:pPr>
+      <w:r>
+        <w:rPr>
           <w:rFonts w:hint="default" w:ascii="Times New Roman" w:hAnsi="Times New Roman" w:cs="Times New Roman"/>
           <w:b w:val="0"/>
           <w:bCs w:val="0"/>
@@ -7626,7 +14226,7 @@
         <w:widowControl/>
         <w:numPr>
           <w:ilvl w:val="0"/>
-          <w:numId w:val="5"/>
+          <w:numId w:val="6"/>
         </w:numPr>
         <w:kinsoku/>
         <w:wordWrap/>
@@ -7717,7 +14317,7 @@
         <w:widowControl/>
         <w:numPr>
           <w:ilvl w:val="0"/>
-          <w:numId w:val="5"/>
+          <w:numId w:val="6"/>
         </w:numPr>
         <w:kinsoku/>
         <w:wordWrap/>
@@ -7808,7 +14408,7 @@
         <w:widowControl/>
         <w:numPr>
           <w:ilvl w:val="0"/>
-          <w:numId w:val="5"/>
+          <w:numId w:val="6"/>
         </w:numPr>
         <w:kinsoku/>
         <w:wordWrap/>
@@ -7899,7 +14499,7 @@
         <w:widowControl/>
         <w:numPr>
           <w:ilvl w:val="0"/>
-          <w:numId w:val="5"/>
+          <w:numId w:val="6"/>
         </w:numPr>
         <w:kinsoku/>
         <w:wordWrap/>
@@ -7990,7 +14590,7 @@
         <w:widowControl/>
         <w:numPr>
           <w:ilvl w:val="0"/>
-          <w:numId w:val="5"/>
+          <w:numId w:val="6"/>
         </w:numPr>
         <w:kinsoku/>
         <w:wordWrap/>
@@ -8081,7 +14681,7 @@
         <w:widowControl/>
         <w:numPr>
           <w:ilvl w:val="0"/>
-          <w:numId w:val="5"/>
+          <w:numId w:val="6"/>
         </w:numPr>
         <w:kinsoku/>
         <w:wordWrap/>
@@ -8172,7 +14772,7 @@
         <w:widowControl/>
         <w:numPr>
           <w:ilvl w:val="0"/>
-          <w:numId w:val="5"/>
+          <w:numId w:val="6"/>
         </w:numPr>
         <w:kinsoku/>
         <w:wordWrap/>
@@ -8263,7 +14863,7 @@
         <w:widowControl/>
         <w:numPr>
           <w:ilvl w:val="0"/>
-          <w:numId w:val="5"/>
+          <w:numId w:val="6"/>
         </w:numPr>
         <w:kinsoku/>
         <w:wordWrap/>
@@ -8356,7 +14956,7 @@
     </w:p>
     <w:tbl>
       <w:tblPr>
-        <w:tblStyle w:val="6"/>
+        <w:tblStyle w:val="7"/>
         <w:tblW w:w="0" w:type="auto"/>
         <w:tblInd w:w="0" w:type="dxa"/>
         <w:tblBorders>
@@ -8557,7 +15157,7 @@
               <w:widowControl w:val="0"/>
               <w:numPr>
                 <w:ilvl w:val="0"/>
-                <w:numId w:val="6"/>
+                <w:numId w:val="7"/>
               </w:numPr>
               <w:ind w:left="420" w:leftChars="0" w:hanging="420" w:firstLineChars="0"/>
               <w:jc w:val="left"/>
@@ -8600,7 +15200,7 @@
               <w:widowControl w:val="0"/>
               <w:numPr>
                 <w:ilvl w:val="0"/>
-                <w:numId w:val="6"/>
+                <w:numId w:val="7"/>
               </w:numPr>
               <w:ind w:left="420" w:leftChars="0" w:hanging="420" w:firstLineChars="0"/>
               <w:jc w:val="left"/>
@@ -8643,7 +15243,7 @@
               <w:widowControl w:val="0"/>
               <w:numPr>
                 <w:ilvl w:val="0"/>
-                <w:numId w:val="6"/>
+                <w:numId w:val="7"/>
               </w:numPr>
               <w:ind w:left="420" w:leftChars="0" w:hanging="420" w:firstLineChars="0"/>
               <w:jc w:val="left"/>
@@ -8707,7 +15307,7 @@
               <w:widowControl w:val="0"/>
               <w:numPr>
                 <w:ilvl w:val="0"/>
-                <w:numId w:val="6"/>
+                <w:numId w:val="7"/>
               </w:numPr>
               <w:ind w:left="420" w:leftChars="0" w:hanging="420" w:firstLineChars="0"/>
               <w:jc w:val="left"/>
@@ -8733,7 +15333,7 @@
                 <w:vertAlign w:val="baseline"/>
                 <w:lang w:val="en-US"/>
               </w:rPr>
-              <w:t>Methods with implementations</w:t>
+              <w:t>Methods with implementations.</w:t>
             </w:r>
           </w:p>
         </w:tc>
@@ -8750,7 +15350,7 @@
               <w:widowControl w:val="0"/>
               <w:numPr>
                 <w:ilvl w:val="0"/>
-                <w:numId w:val="6"/>
+                <w:numId w:val="7"/>
               </w:numPr>
               <w:ind w:left="420" w:leftChars="0" w:hanging="420" w:firstLineChars="0"/>
               <w:jc w:val="left"/>
@@ -8776,7 +15376,7 @@
                 <w:vertAlign w:val="baseline"/>
                 <w:lang w:val="en-US"/>
               </w:rPr>
-              <w:t>Methods with and without implementations</w:t>
+              <w:t>Methods with and without implementations.</w:t>
             </w:r>
           </w:p>
         </w:tc>
@@ -8793,7 +15393,7 @@
               <w:widowControl w:val="0"/>
               <w:numPr>
                 <w:ilvl w:val="0"/>
-                <w:numId w:val="6"/>
+                <w:numId w:val="7"/>
               </w:numPr>
               <w:ind w:left="420" w:leftChars="0" w:hanging="420" w:firstLineChars="0"/>
               <w:jc w:val="left"/>
@@ -8819,7 +15419,7 @@
                 <w:vertAlign w:val="baseline"/>
                 <w:lang w:val="en-US"/>
               </w:rPr>
-              <w:t>Method with and without (abstract fun) implementations</w:t>
+              <w:t>Method with and without (abstract fun) implementations.</w:t>
             </w:r>
           </w:p>
         </w:tc>
@@ -8854,7 +15454,7 @@
               <w:widowControl w:val="0"/>
               <w:numPr>
                 <w:ilvl w:val="0"/>
-                <w:numId w:val="6"/>
+                <w:numId w:val="7"/>
               </w:numPr>
               <w:ind w:left="420" w:leftChars="0" w:hanging="420" w:firstLineChars="0"/>
               <w:jc w:val="left"/>
@@ -8880,7 +15480,7 @@
                 <w:vertAlign w:val="baseline"/>
                 <w:lang w:val="en-US"/>
               </w:rPr>
-              <w:t>Should not have method without implementation</w:t>
+              <w:t>Should not have method without implementation.</w:t>
             </w:r>
           </w:p>
         </w:tc>
@@ -8897,7 +15497,7 @@
               <w:widowControl w:val="0"/>
               <w:numPr>
                 <w:ilvl w:val="0"/>
-                <w:numId w:val="6"/>
+                <w:numId w:val="7"/>
               </w:numPr>
               <w:ind w:left="420" w:leftChars="0" w:hanging="420" w:firstLineChars="0"/>
               <w:jc w:val="left"/>
@@ -8923,7 +15523,7 @@
                 <w:vertAlign w:val="baseline"/>
                 <w:lang w:val="en-US"/>
               </w:rPr>
-              <w:t>Should override method without implementation</w:t>
+              <w:t>Should override method without implementation.</w:t>
             </w:r>
           </w:p>
         </w:tc>
@@ -8940,7 +15540,7 @@
               <w:widowControl w:val="0"/>
               <w:numPr>
                 <w:ilvl w:val="0"/>
-                <w:numId w:val="6"/>
+                <w:numId w:val="7"/>
               </w:numPr>
               <w:ind w:left="420" w:leftChars="0" w:hanging="420" w:firstLineChars="0"/>
               <w:jc w:val="left"/>
@@ -8966,7 +15566,7 @@
                 <w:vertAlign w:val="baseline"/>
                 <w:lang w:val="en-US"/>
               </w:rPr>
-              <w:t>Should override method without implementation (abstract fun)</w:t>
+              <w:t>Should override method without implementation (abstract fun).</w:t>
             </w:r>
           </w:p>
         </w:tc>
@@ -9001,7 +15601,7 @@
               <w:widowControl w:val="0"/>
               <w:numPr>
                 <w:ilvl w:val="0"/>
-                <w:numId w:val="6"/>
+                <w:numId w:val="7"/>
               </w:numPr>
               <w:ind w:left="420" w:leftChars="0" w:hanging="420" w:firstLineChars="0"/>
               <w:jc w:val="left"/>
@@ -9027,7 +15627,7 @@
                 <w:vertAlign w:val="baseline"/>
                 <w:lang w:val="en-US"/>
               </w:rPr>
-              <w:t>Can override methods with implementations</w:t>
+              <w:t>Can override methods with implementations.</w:t>
             </w:r>
           </w:p>
         </w:tc>
@@ -9044,7 +15644,7 @@
               <w:widowControl w:val="0"/>
               <w:numPr>
                 <w:ilvl w:val="0"/>
-                <w:numId w:val="6"/>
+                <w:numId w:val="7"/>
               </w:numPr>
               <w:ind w:left="420" w:leftChars="0" w:hanging="420" w:firstLineChars="0"/>
               <w:jc w:val="left"/>
@@ -9070,7 +15670,7 @@
                 <w:vertAlign w:val="baseline"/>
                 <w:lang w:val="en-US"/>
               </w:rPr>
-              <w:t>Can override methods with implementations</w:t>
+              <w:t>Can override methods with implementations.</w:t>
             </w:r>
           </w:p>
         </w:tc>
@@ -9087,7 +15687,7 @@
               <w:widowControl w:val="0"/>
               <w:numPr>
                 <w:ilvl w:val="0"/>
-                <w:numId w:val="6"/>
+                <w:numId w:val="7"/>
               </w:numPr>
               <w:ind w:left="420" w:leftChars="0" w:hanging="420" w:firstLineChars="0"/>
               <w:jc w:val="left"/>
@@ -9113,7 +15713,7 @@
                 <w:vertAlign w:val="baseline"/>
                 <w:lang w:val="en-US"/>
               </w:rPr>
-              <w:t>Cannot override methods with implementation (normal function)</w:t>
+              <w:t>Cannot override methods with implementation (normal function).</w:t>
             </w:r>
           </w:p>
         </w:tc>
@@ -9148,7 +15748,7 @@
               <w:widowControl w:val="0"/>
               <w:numPr>
                 <w:ilvl w:val="0"/>
-                <w:numId w:val="6"/>
+                <w:numId w:val="7"/>
               </w:numPr>
               <w:ind w:left="420" w:leftChars="0" w:hanging="420" w:firstLineChars="0"/>
               <w:jc w:val="left"/>
@@ -9174,7 +15774,7 @@
                 <w:vertAlign w:val="baseline"/>
                 <w:lang w:val="en-US"/>
               </w:rPr>
-              <w:t>Can create an instance</w:t>
+              <w:t>Can create an instance.</w:t>
             </w:r>
           </w:p>
         </w:tc>
@@ -9192,7 +15792,7 @@
               <w:widowControl w:val="0"/>
               <w:numPr>
                 <w:ilvl w:val="0"/>
-                <w:numId w:val="6"/>
+                <w:numId w:val="7"/>
               </w:numPr>
               <w:ind w:left="420" w:leftChars="0" w:hanging="420" w:firstLineChars="0"/>
               <w:jc w:val="left"/>
@@ -9218,7 +15818,7 @@
                 <w:vertAlign w:val="baseline"/>
                 <w:lang w:val="en-US"/>
               </w:rPr>
-              <w:t>Cannot create an instance</w:t>
+              <w:t>Cannot create an instance.</w:t>
             </w:r>
           </w:p>
         </w:tc>
@@ -9235,7 +15835,7 @@
               <w:widowControl w:val="0"/>
               <w:numPr>
                 <w:ilvl w:val="0"/>
-                <w:numId w:val="6"/>
+                <w:numId w:val="7"/>
               </w:numPr>
               <w:ind w:left="420" w:leftChars="0" w:hanging="420" w:firstLineChars="0"/>
               <w:jc w:val="left"/>
@@ -9261,7 +15861,7 @@
                 <w:vertAlign w:val="baseline"/>
                 <w:lang w:val="en-US"/>
               </w:rPr>
-              <w:t>Cannot create an instance</w:t>
+              <w:t>Cannot create an instance.</w:t>
             </w:r>
           </w:p>
         </w:tc>
@@ -9296,7 +15896,7 @@
               <w:widowControl w:val="0"/>
               <w:numPr>
                 <w:ilvl w:val="0"/>
-                <w:numId w:val="6"/>
+                <w:numId w:val="7"/>
               </w:numPr>
               <w:ind w:left="420" w:leftChars="0" w:hanging="420" w:firstLineChars="0"/>
               <w:jc w:val="left"/>
@@ -9322,8 +15922,10 @@
                 <w:vertAlign w:val="baseline"/>
                 <w:lang w:val="en-US"/>
               </w:rPr>
-              <w:t>Cannot have a constructor</w:t>
-            </w:r>
+              <w:t>Can have a constructor.</w:t>
+            </w:r>
+            <w:bookmarkStart w:id="0" w:name="_GoBack"/>
+            <w:bookmarkEnd w:id="0"/>
           </w:p>
         </w:tc>
         <w:tc>
@@ -9339,7 +15941,7 @@
               <w:widowControl w:val="0"/>
               <w:numPr>
                 <w:ilvl w:val="0"/>
-                <w:numId w:val="6"/>
+                <w:numId w:val="7"/>
               </w:numPr>
               <w:ind w:left="420" w:leftChars="0" w:hanging="420" w:firstLineChars="0"/>
               <w:jc w:val="left"/>
@@ -9365,7 +15967,7 @@
                 <w:vertAlign w:val="baseline"/>
                 <w:lang w:val="en-US"/>
               </w:rPr>
-              <w:t>Can have a constructor</w:t>
+              <w:t>Cannot have a constructor.</w:t>
             </w:r>
           </w:p>
         </w:tc>
@@ -9382,7 +15984,7 @@
               <w:widowControl w:val="0"/>
               <w:numPr>
                 <w:ilvl w:val="0"/>
-                <w:numId w:val="6"/>
+                <w:numId w:val="7"/>
               </w:numPr>
               <w:ind w:left="420" w:leftChars="0" w:hanging="420" w:firstLineChars="0"/>
               <w:jc w:val="left"/>
@@ -9408,7 +16010,7 @@
                 <w:vertAlign w:val="baseline"/>
                 <w:lang w:val="en-US"/>
               </w:rPr>
-              <w:t>Can have a constructor</w:t>
+              <w:t>Can have a constructor.</w:t>
             </w:r>
           </w:p>
         </w:tc>
@@ -9443,7 +16045,7 @@
               <w:widowControl w:val="0"/>
               <w:numPr>
                 <w:ilvl w:val="0"/>
-                <w:numId w:val="6"/>
+                <w:numId w:val="7"/>
               </w:numPr>
               <w:ind w:left="420" w:leftChars="0" w:hanging="420" w:firstLineChars="0"/>
               <w:jc w:val="left"/>
@@ -9486,7 +16088,7 @@
               <w:widowControl w:val="0"/>
               <w:numPr>
                 <w:ilvl w:val="0"/>
-                <w:numId w:val="6"/>
+                <w:numId w:val="7"/>
               </w:numPr>
               <w:ind w:left="420" w:leftChars="0" w:hanging="420" w:firstLineChars="0"/>
               <w:jc w:val="left"/>
@@ -9529,7 +16131,7 @@
               <w:widowControl w:val="0"/>
               <w:numPr>
                 <w:ilvl w:val="0"/>
-                <w:numId w:val="6"/>
+                <w:numId w:val="7"/>
               </w:numPr>
               <w:ind w:left="420" w:leftChars="0" w:hanging="420" w:firstLineChars="0"/>
               <w:jc w:val="left"/>
@@ -9590,7 +16192,7 @@
               <w:widowControl w:val="0"/>
               <w:numPr>
                 <w:ilvl w:val="0"/>
-                <w:numId w:val="6"/>
+                <w:numId w:val="7"/>
               </w:numPr>
               <w:ind w:left="420" w:leftChars="0" w:hanging="420" w:firstLineChars="0"/>
               <w:jc w:val="left"/>
@@ -9633,7 +16235,7 @@
               <w:widowControl w:val="0"/>
               <w:numPr>
                 <w:ilvl w:val="0"/>
-                <w:numId w:val="6"/>
+                <w:numId w:val="7"/>
               </w:numPr>
               <w:ind w:left="420" w:leftChars="0" w:hanging="420" w:firstLineChars="0"/>
               <w:jc w:val="left"/>
@@ -9676,7 +16278,7 @@
               <w:widowControl w:val="0"/>
               <w:numPr>
                 <w:ilvl w:val="0"/>
-                <w:numId w:val="6"/>
+                <w:numId w:val="7"/>
               </w:numPr>
               <w:ind w:left="420" w:leftChars="0" w:hanging="420" w:firstLineChars="0"/>
               <w:jc w:val="left"/>
@@ -9745,7 +16347,7 @@
         <w:widowControl/>
         <w:numPr>
           <w:ilvl w:val="0"/>
-          <w:numId w:val="7"/>
+          <w:numId w:val="8"/>
         </w:numPr>
         <w:tabs>
           <w:tab w:val="clear" w:pos="425"/>
@@ -9839,7 +16441,7 @@
         <w:widowControl/>
         <w:numPr>
           <w:ilvl w:val="0"/>
-          <w:numId w:val="7"/>
+          <w:numId w:val="8"/>
         </w:numPr>
         <w:tabs>
           <w:tab w:val="clear" w:pos="425"/>
@@ -9933,7 +16535,7 @@
         <w:widowControl/>
         <w:numPr>
           <w:ilvl w:val="0"/>
-          <w:numId w:val="7"/>
+          <w:numId w:val="8"/>
         </w:numPr>
         <w:tabs>
           <w:tab w:val="clear" w:pos="425"/>
@@ -10027,7 +16629,7 @@
         <w:widowControl/>
         <w:numPr>
           <w:ilvl w:val="0"/>
-          <w:numId w:val="7"/>
+          <w:numId w:val="8"/>
         </w:numPr>
         <w:tabs>
           <w:tab w:val="clear" w:pos="425"/>
@@ -10110,7 +16712,7 @@
     </w:p>
     <w:tbl>
       <w:tblPr>
-        <w:tblStyle w:val="6"/>
+        <w:tblStyle w:val="7"/>
         <w:tblW w:w="0" w:type="auto"/>
         <w:tblInd w:w="0" w:type="dxa"/>
         <w:tblBorders>
@@ -10123,7 +16725,9 @@
         </w:tblBorders>
         <w:tblLayout w:type="autofit"/>
         <w:tblCellMar>
+          <w:top w:w="0" w:type="dxa"/>
           <w:left w:w="108" w:type="dxa"/>
+          <w:bottom w:w="0" w:type="dxa"/>
           <w:right w:w="108" w:type="dxa"/>
         </w:tblCellMar>
       </w:tblPr>
@@ -10142,7 +16746,9 @@
             <w:insideV w:val="single" w:color="FFFFFF" w:themeColor="background1" w:sz="4" w:space="0"/>
           </w:tblBorders>
           <w:tblCellMar>
+            <w:top w:w="0" w:type="dxa"/>
             <w:left w:w="108" w:type="dxa"/>
+            <w:bottom w:w="0" w:type="dxa"/>
             <w:right w:w="108" w:type="dxa"/>
           </w:tblCellMar>
         </w:tblPrEx>
@@ -10156,6 +16762,7 @@
           </w:tcPr>
           <w:p>
             <w:pPr>
+              <w:widowControl w:val="0"/>
               <w:numPr>
                 <w:ilvl w:val="0"/>
                 <w:numId w:val="0"/>
@@ -10197,6 +16804,7 @@
           </w:tcPr>
           <w:p>
             <w:pPr>
+              <w:widowControl w:val="0"/>
               <w:numPr>
                 <w:ilvl w:val="0"/>
                 <w:numId w:val="0"/>
@@ -10240,7 +16848,9 @@
             <w:insideV w:val="single" w:color="FFFFFF" w:themeColor="background1" w:sz="4" w:space="0"/>
           </w:tblBorders>
           <w:tblCellMar>
+            <w:top w:w="0" w:type="dxa"/>
             <w:left w:w="108" w:type="dxa"/>
+            <w:bottom w:w="0" w:type="dxa"/>
             <w:right w:w="108" w:type="dxa"/>
           </w:tblCellMar>
         </w:tblPrEx>
@@ -10254,9 +16864,10 @@
           </w:tcPr>
           <w:p>
             <w:pPr>
-              <w:numPr>
-                <w:ilvl w:val="0"/>
-                <w:numId w:val="8"/>
+              <w:widowControl w:val="0"/>
+              <w:numPr>
+                <w:ilvl w:val="0"/>
+                <w:numId w:val="9"/>
               </w:numPr>
               <w:ind w:left="420" w:leftChars="0" w:hanging="420" w:firstLineChars="0"/>
               <w:jc w:val="left"/>
@@ -10287,9 +16898,10 @@
           </w:p>
           <w:p>
             <w:pPr>
-              <w:numPr>
-                <w:ilvl w:val="0"/>
-                <w:numId w:val="8"/>
+              <w:widowControl w:val="0"/>
+              <w:numPr>
+                <w:ilvl w:val="0"/>
+                <w:numId w:val="9"/>
               </w:numPr>
               <w:ind w:left="420" w:leftChars="0" w:hanging="420" w:firstLineChars="0"/>
               <w:jc w:val="left"/>
@@ -10320,9 +16932,10 @@
           </w:p>
           <w:p>
             <w:pPr>
-              <w:numPr>
-                <w:ilvl w:val="0"/>
-                <w:numId w:val="8"/>
+              <w:widowControl w:val="0"/>
+              <w:numPr>
+                <w:ilvl w:val="0"/>
+                <w:numId w:val="9"/>
               </w:numPr>
               <w:ind w:left="420" w:leftChars="0" w:hanging="420" w:firstLineChars="0"/>
               <w:jc w:val="left"/>
@@ -10362,9 +16975,10 @@
           </w:tcPr>
           <w:p>
             <w:pPr>
-              <w:numPr>
-                <w:ilvl w:val="0"/>
-                <w:numId w:val="8"/>
+              <w:widowControl w:val="0"/>
+              <w:numPr>
+                <w:ilvl w:val="0"/>
+                <w:numId w:val="9"/>
               </w:numPr>
               <w:ind w:left="420" w:leftChars="0" w:hanging="420" w:firstLineChars="0"/>
               <w:jc w:val="left"/>
@@ -10395,9 +17009,10 @@
           </w:p>
           <w:p>
             <w:pPr>
-              <w:numPr>
-                <w:ilvl w:val="0"/>
-                <w:numId w:val="8"/>
+              <w:widowControl w:val="0"/>
+              <w:numPr>
+                <w:ilvl w:val="0"/>
+                <w:numId w:val="9"/>
               </w:numPr>
               <w:ind w:left="420" w:leftChars="0" w:hanging="420" w:firstLineChars="0"/>
               <w:jc w:val="left"/>
@@ -10428,9 +17043,10 @@
           </w:p>
           <w:p>
             <w:pPr>
-              <w:numPr>
-                <w:ilvl w:val="0"/>
-                <w:numId w:val="8"/>
+              <w:widowControl w:val="0"/>
+              <w:numPr>
+                <w:ilvl w:val="0"/>
+                <w:numId w:val="9"/>
               </w:numPr>
               <w:ind w:left="420" w:leftChars="0" w:hanging="420" w:firstLineChars="0"/>
               <w:jc w:val="left"/>
@@ -10461,9 +17077,10 @@
           </w:p>
           <w:p>
             <w:pPr>
-              <w:numPr>
-                <w:ilvl w:val="0"/>
-                <w:numId w:val="8"/>
+              <w:widowControl w:val="0"/>
+              <w:numPr>
+                <w:ilvl w:val="0"/>
+                <w:numId w:val="9"/>
               </w:numPr>
               <w:ind w:left="420" w:leftChars="0" w:hanging="420" w:firstLineChars="0"/>
               <w:jc w:val="left"/>
@@ -10494,9 +17111,10 @@
           </w:p>
           <w:p>
             <w:pPr>
-              <w:numPr>
-                <w:ilvl w:val="0"/>
-                <w:numId w:val="8"/>
+              <w:widowControl w:val="0"/>
+              <w:numPr>
+                <w:ilvl w:val="0"/>
+                <w:numId w:val="9"/>
               </w:numPr>
               <w:ind w:left="420" w:leftChars="0" w:hanging="420" w:firstLineChars="0"/>
               <w:jc w:val="left"/>
@@ -10527,9 +17145,10 @@
           </w:p>
           <w:p>
             <w:pPr>
-              <w:numPr>
-                <w:ilvl w:val="0"/>
-                <w:numId w:val="8"/>
+              <w:widowControl w:val="0"/>
+              <w:numPr>
+                <w:ilvl w:val="0"/>
+                <w:numId w:val="9"/>
               </w:numPr>
               <w:ind w:left="420" w:leftChars="0" w:hanging="420" w:firstLineChars="0"/>
               <w:jc w:val="left"/>
@@ -10560,9 +17179,10 @@
           </w:p>
           <w:p>
             <w:pPr>
-              <w:numPr>
-                <w:ilvl w:val="0"/>
-                <w:numId w:val="8"/>
+              <w:widowControl w:val="0"/>
+              <w:numPr>
+                <w:ilvl w:val="0"/>
+                <w:numId w:val="9"/>
               </w:numPr>
               <w:ind w:left="420" w:leftChars="0" w:hanging="420" w:firstLineChars="0"/>
               <w:jc w:val="left"/>
@@ -10604,7 +17224,9 @@
             <w:insideV w:val="single" w:color="FFFFFF" w:themeColor="background1" w:sz="4" w:space="0"/>
           </w:tblBorders>
           <w:tblCellMar>
+            <w:top w:w="0" w:type="dxa"/>
             <w:left w:w="108" w:type="dxa"/>
+            <w:bottom w:w="0" w:type="dxa"/>
             <w:right w:w="108" w:type="dxa"/>
           </w:tblCellMar>
         </w:tblPrEx>
@@ -10618,9 +17240,10 @@
           </w:tcPr>
           <w:p>
             <w:pPr>
-              <w:numPr>
-                <w:ilvl w:val="0"/>
-                <w:numId w:val="8"/>
+              <w:widowControl w:val="0"/>
+              <w:numPr>
+                <w:ilvl w:val="0"/>
+                <w:numId w:val="9"/>
               </w:numPr>
               <w:ind w:left="420" w:leftChars="0" w:hanging="420" w:firstLineChars="0"/>
               <w:jc w:val="left"/>
@@ -10651,9 +17274,10 @@
           </w:p>
           <w:p>
             <w:pPr>
-              <w:numPr>
-                <w:ilvl w:val="0"/>
-                <w:numId w:val="8"/>
+              <w:widowControl w:val="0"/>
+              <w:numPr>
+                <w:ilvl w:val="0"/>
+                <w:numId w:val="9"/>
               </w:numPr>
               <w:ind w:left="420" w:leftChars="0" w:hanging="420" w:firstLineChars="0"/>
               <w:jc w:val="left"/>
@@ -10680,6 +17304,40 @@
                 <w:lang w:val="en-US"/>
               </w:rPr>
               <w:t>MutableList&lt;String&gt;</w:t>
+            </w:r>
+          </w:p>
+          <w:p>
+            <w:pPr>
+              <w:widowControl w:val="0"/>
+              <w:numPr>
+                <w:ilvl w:val="0"/>
+                <w:numId w:val="9"/>
+              </w:numPr>
+              <w:ind w:left="420" w:leftChars="0" w:hanging="420" w:firstLineChars="0"/>
+              <w:jc w:val="left"/>
+              <w:rPr>
+                <w:rFonts w:hint="default" w:ascii="Times New Roman" w:hAnsi="Times New Roman" w:cs="Times New Roman"/>
+                <w:b w:val="0"/>
+                <w:bCs w:val="0"/>
+                <w:color w:val="D2D3D3"/>
+                <w:sz w:val="28"/>
+                <w:szCs w:val="28"/>
+                <w:vertAlign w:val="baseline"/>
+                <w:lang w:val="en-US"/>
+              </w:rPr>
+            </w:pPr>
+            <w:r>
+              <w:rPr>
+                <w:rFonts w:hint="default" w:ascii="Times New Roman" w:hAnsi="Times New Roman" w:cs="Times New Roman"/>
+                <w:b w:val="0"/>
+                <w:bCs w:val="0"/>
+                <w:color w:val="D2D3D3"/>
+                <w:sz w:val="28"/>
+                <w:szCs w:val="28"/>
+                <w:vertAlign w:val="baseline"/>
+                <w:lang w:val="en-US"/>
+              </w:rPr>
+              <w:t>List&lt;Any&gt;</w:t>
             </w:r>
           </w:p>
         </w:tc>
@@ -10693,9 +17351,10 @@
           </w:tcPr>
           <w:p>
             <w:pPr>
-              <w:numPr>
-                <w:ilvl w:val="0"/>
-                <w:numId w:val="8"/>
+              <w:widowControl w:val="0"/>
+              <w:numPr>
+                <w:ilvl w:val="0"/>
+                <w:numId w:val="9"/>
               </w:numPr>
               <w:ind w:left="420" w:leftChars="0" w:hanging="420" w:firstLineChars="0"/>
               <w:jc w:val="left"/>
@@ -10726,9 +17385,10 @@
           </w:p>
           <w:p>
             <w:pPr>
-              <w:numPr>
-                <w:ilvl w:val="0"/>
-                <w:numId w:val="8"/>
+              <w:widowControl w:val="0"/>
+              <w:numPr>
+                <w:ilvl w:val="0"/>
+                <w:numId w:val="9"/>
               </w:numPr>
               <w:ind w:left="420" w:leftChars="0" w:hanging="420" w:firstLineChars="0"/>
               <w:jc w:val="left"/>
@@ -10759,9 +17419,10 @@
           </w:p>
           <w:p>
             <w:pPr>
-              <w:numPr>
-                <w:ilvl w:val="0"/>
-                <w:numId w:val="8"/>
+              <w:widowControl w:val="0"/>
+              <w:numPr>
+                <w:ilvl w:val="0"/>
+                <w:numId w:val="9"/>
               </w:numPr>
               <w:ind w:left="420" w:leftChars="0" w:hanging="420" w:firstLineChars="0"/>
               <w:jc w:val="left"/>
@@ -10792,9 +17453,10 @@
           </w:p>
           <w:p>
             <w:pPr>
-              <w:numPr>
-                <w:ilvl w:val="0"/>
-                <w:numId w:val="8"/>
+              <w:widowControl w:val="0"/>
+              <w:numPr>
+                <w:ilvl w:val="0"/>
+                <w:numId w:val="9"/>
               </w:numPr>
               <w:ind w:left="420" w:leftChars="0" w:hanging="420" w:firstLineChars="0"/>
               <w:jc w:val="left"/>
@@ -10825,9 +17487,10 @@
           </w:p>
           <w:p>
             <w:pPr>
-              <w:numPr>
-                <w:ilvl w:val="0"/>
-                <w:numId w:val="8"/>
+              <w:widowControl w:val="0"/>
+              <w:numPr>
+                <w:ilvl w:val="0"/>
+                <w:numId w:val="9"/>
               </w:numPr>
               <w:ind w:left="420" w:leftChars="0" w:hanging="420" w:firstLineChars="0"/>
               <w:jc w:val="left"/>
@@ -10858,9 +17521,10 @@
           </w:p>
           <w:p>
             <w:pPr>
-              <w:numPr>
-                <w:ilvl w:val="0"/>
-                <w:numId w:val="8"/>
+              <w:widowControl w:val="0"/>
+              <w:numPr>
+                <w:ilvl w:val="0"/>
+                <w:numId w:val="9"/>
               </w:numPr>
               <w:ind w:left="420" w:leftChars="0" w:hanging="420" w:firstLineChars="0"/>
               <w:jc w:val="left"/>
@@ -10891,9 +17555,10 @@
           </w:p>
           <w:p>
             <w:pPr>
-              <w:numPr>
-                <w:ilvl w:val="0"/>
-                <w:numId w:val="8"/>
+              <w:widowControl w:val="0"/>
+              <w:numPr>
+                <w:ilvl w:val="0"/>
+                <w:numId w:val="9"/>
               </w:numPr>
               <w:ind w:left="420" w:leftChars="0" w:hanging="420" w:firstLineChars="0"/>
               <w:jc w:val="left"/>
@@ -10924,9 +17589,10 @@
           </w:p>
           <w:p>
             <w:pPr>
-              <w:numPr>
-                <w:ilvl w:val="0"/>
-                <w:numId w:val="8"/>
+              <w:widowControl w:val="0"/>
+              <w:numPr>
+                <w:ilvl w:val="0"/>
+                <w:numId w:val="9"/>
               </w:numPr>
               <w:ind w:left="420" w:leftChars="0" w:hanging="420" w:firstLineChars="0"/>
               <w:jc w:val="left"/>
@@ -10957,9 +17623,10 @@
           </w:p>
           <w:p>
             <w:pPr>
-              <w:numPr>
-                <w:ilvl w:val="0"/>
-                <w:numId w:val="8"/>
+              <w:widowControl w:val="0"/>
+              <w:numPr>
+                <w:ilvl w:val="0"/>
+                <w:numId w:val="9"/>
               </w:numPr>
               <w:ind w:left="420" w:leftChars="0" w:hanging="420" w:firstLineChars="0"/>
               <w:jc w:val="left"/>
@@ -10990,9 +17657,10 @@
           </w:p>
           <w:p>
             <w:pPr>
-              <w:numPr>
-                <w:ilvl w:val="0"/>
-                <w:numId w:val="8"/>
+              <w:widowControl w:val="0"/>
+              <w:numPr>
+                <w:ilvl w:val="0"/>
+                <w:numId w:val="9"/>
               </w:numPr>
               <w:ind w:left="420" w:leftChars="0" w:hanging="420" w:firstLineChars="0"/>
               <w:jc w:val="left"/>
@@ -11023,9 +17691,10 @@
           </w:p>
           <w:p>
             <w:pPr>
-              <w:numPr>
-                <w:ilvl w:val="0"/>
-                <w:numId w:val="8"/>
+              <w:widowControl w:val="0"/>
+              <w:numPr>
+                <w:ilvl w:val="0"/>
+                <w:numId w:val="9"/>
               </w:numPr>
               <w:ind w:left="420" w:leftChars="0" w:hanging="420" w:firstLineChars="0"/>
               <w:jc w:val="left"/>
@@ -11067,7 +17736,9 @@
             <w:insideV w:val="single" w:color="FFFFFF" w:themeColor="background1" w:sz="4" w:space="0"/>
           </w:tblBorders>
           <w:tblCellMar>
+            <w:top w:w="0" w:type="dxa"/>
             <w:left w:w="108" w:type="dxa"/>
+            <w:bottom w:w="0" w:type="dxa"/>
             <w:right w:w="108" w:type="dxa"/>
           </w:tblCellMar>
         </w:tblPrEx>
@@ -11081,9 +17752,10 @@
           </w:tcPr>
           <w:p>
             <w:pPr>
-              <w:numPr>
-                <w:ilvl w:val="0"/>
-                <w:numId w:val="8"/>
+              <w:widowControl w:val="0"/>
+              <w:numPr>
+                <w:ilvl w:val="0"/>
+                <w:numId w:val="9"/>
               </w:numPr>
               <w:ind w:left="420" w:leftChars="0" w:hanging="420" w:firstLineChars="0"/>
               <w:jc w:val="left"/>
@@ -11127,9 +17799,10 @@
           </w:p>
           <w:p>
             <w:pPr>
-              <w:numPr>
-                <w:ilvl w:val="0"/>
-                <w:numId w:val="8"/>
+              <w:widowControl w:val="0"/>
+              <w:numPr>
+                <w:ilvl w:val="0"/>
+                <w:numId w:val="9"/>
               </w:numPr>
               <w:ind w:left="420" w:leftChars="0" w:hanging="420" w:firstLineChars="0"/>
               <w:jc w:val="left"/>
@@ -11182,9 +17855,10 @@
           </w:tcPr>
           <w:p>
             <w:pPr>
-              <w:numPr>
-                <w:ilvl w:val="0"/>
-                <w:numId w:val="8"/>
+              <w:widowControl w:val="0"/>
+              <w:numPr>
+                <w:ilvl w:val="0"/>
+                <w:numId w:val="9"/>
               </w:numPr>
               <w:ind w:left="420" w:leftChars="0" w:hanging="420" w:firstLineChars="0"/>
               <w:jc w:val="left"/>
@@ -11226,7 +17900,9 @@
             <w:insideV w:val="single" w:color="FFFFFF" w:themeColor="background1" w:sz="4" w:space="0"/>
           </w:tblBorders>
           <w:tblCellMar>
+            <w:top w:w="0" w:type="dxa"/>
             <w:left w:w="108" w:type="dxa"/>
+            <w:bottom w:w="0" w:type="dxa"/>
             <w:right w:w="108" w:type="dxa"/>
           </w:tblCellMar>
         </w:tblPrEx>
@@ -11240,9 +17916,10 @@
           </w:tcPr>
           <w:p>
             <w:pPr>
-              <w:numPr>
-                <w:ilvl w:val="0"/>
-                <w:numId w:val="8"/>
+              <w:widowControl w:val="0"/>
+              <w:numPr>
+                <w:ilvl w:val="0"/>
+                <w:numId w:val="9"/>
               </w:numPr>
               <w:ind w:left="420" w:leftChars="0" w:hanging="420" w:firstLineChars="0"/>
               <w:jc w:val="left"/>
@@ -11282,9 +17959,10 @@
           </w:tcPr>
           <w:p>
             <w:pPr>
-              <w:numPr>
-                <w:ilvl w:val="0"/>
-                <w:numId w:val="8"/>
+              <w:widowControl w:val="0"/>
+              <w:numPr>
+                <w:ilvl w:val="0"/>
+                <w:numId w:val="9"/>
               </w:numPr>
               <w:ind w:left="420" w:leftChars="0" w:hanging="420" w:firstLineChars="0"/>
               <w:jc w:val="left"/>
@@ -11326,7 +18004,9 @@
             <w:insideV w:val="single" w:color="FFFFFF" w:themeColor="background1" w:sz="4" w:space="0"/>
           </w:tblBorders>
           <w:tblCellMar>
+            <w:top w:w="0" w:type="dxa"/>
             <w:left w:w="108" w:type="dxa"/>
+            <w:bottom w:w="0" w:type="dxa"/>
             <w:right w:w="108" w:type="dxa"/>
           </w:tblCellMar>
         </w:tblPrEx>
@@ -11340,9 +18020,10 @@
           </w:tcPr>
           <w:p>
             <w:pPr>
-              <w:numPr>
-                <w:ilvl w:val="0"/>
-                <w:numId w:val="8"/>
+              <w:widowControl w:val="0"/>
+              <w:numPr>
+                <w:ilvl w:val="0"/>
+                <w:numId w:val="9"/>
               </w:numPr>
               <w:ind w:left="420" w:leftChars="0" w:hanging="420" w:firstLineChars="0"/>
               <w:jc w:val="left"/>
@@ -11382,9 +18063,10 @@
           </w:tcPr>
           <w:p>
             <w:pPr>
-              <w:numPr>
-                <w:ilvl w:val="0"/>
-                <w:numId w:val="8"/>
+              <w:widowControl w:val="0"/>
+              <w:numPr>
+                <w:ilvl w:val="0"/>
+                <w:numId w:val="9"/>
               </w:numPr>
               <w:ind w:left="420" w:leftChars="0" w:hanging="420" w:firstLineChars="0"/>
               <w:jc w:val="left"/>
@@ -11426,7 +18108,9 @@
             <w:insideV w:val="single" w:color="FFFFFF" w:themeColor="background1" w:sz="4" w:space="0"/>
           </w:tblBorders>
           <w:tblCellMar>
+            <w:top w:w="0" w:type="dxa"/>
             <w:left w:w="108" w:type="dxa"/>
+            <w:bottom w:w="0" w:type="dxa"/>
             <w:right w:w="108" w:type="dxa"/>
           </w:tblCellMar>
         </w:tblPrEx>
@@ -11440,9 +18124,10 @@
           </w:tcPr>
           <w:p>
             <w:pPr>
-              <w:numPr>
-                <w:ilvl w:val="0"/>
-                <w:numId w:val="8"/>
+              <w:widowControl w:val="0"/>
+              <w:numPr>
+                <w:ilvl w:val="0"/>
+                <w:numId w:val="9"/>
               </w:numPr>
               <w:ind w:left="420" w:leftChars="0" w:hanging="420" w:firstLineChars="0"/>
               <w:jc w:val="left"/>
@@ -11468,7 +18153,7 @@
                 <w:vertAlign w:val="baseline"/>
                 <w:lang w:val="en-US"/>
               </w:rPr>
-              <w:t>Allow for duplicate items</w:t>
+              <w:t>Allow for duplicate items.</w:t>
             </w:r>
           </w:p>
         </w:tc>
@@ -11482,9 +18167,10 @@
           </w:tcPr>
           <w:p>
             <w:pPr>
-              <w:numPr>
-                <w:ilvl w:val="0"/>
-                <w:numId w:val="8"/>
+              <w:widowControl w:val="0"/>
+              <w:numPr>
+                <w:ilvl w:val="0"/>
+                <w:numId w:val="9"/>
               </w:numPr>
               <w:ind w:left="420" w:leftChars="0" w:hanging="420" w:firstLineChars="0"/>
               <w:jc w:val="left"/>
@@ -11510,7 +18196,7 @@
                 <w:vertAlign w:val="baseline"/>
                 <w:lang w:val="en-US"/>
               </w:rPr>
-              <w:t>Allow for duplicate items</w:t>
+              <w:t>Allow for duplicate items.</w:t>
             </w:r>
           </w:p>
         </w:tc>
@@ -11526,7 +18212,9 @@
             <w:insideV w:val="single" w:color="FFFFFF" w:themeColor="background1" w:sz="4" w:space="0"/>
           </w:tblBorders>
           <w:tblCellMar>
+            <w:top w:w="0" w:type="dxa"/>
             <w:left w:w="108" w:type="dxa"/>
+            <w:bottom w:w="0" w:type="dxa"/>
             <w:right w:w="108" w:type="dxa"/>
           </w:tblCellMar>
         </w:tblPrEx>
@@ -11540,9 +18228,10 @@
           </w:tcPr>
           <w:p>
             <w:pPr>
-              <w:numPr>
-                <w:ilvl w:val="0"/>
-                <w:numId w:val="8"/>
+              <w:widowControl w:val="0"/>
+              <w:numPr>
+                <w:ilvl w:val="0"/>
+                <w:numId w:val="9"/>
               </w:numPr>
               <w:ind w:left="420" w:leftChars="0" w:hanging="420" w:firstLineChars="0"/>
               <w:jc w:val="left"/>
@@ -11568,7 +18257,7 @@
                 <w:vertAlign w:val="baseline"/>
                 <w:lang w:val="en-US"/>
               </w:rPr>
-              <w:t>Allow only items of same data type</w:t>
+              <w:t>Designed to hold elements of the same data type, ensuring type safety. However, you can create a List that holds elements of different data types by using a more general type like Any, which is the supertype of all Kotlin types.</w:t>
             </w:r>
           </w:p>
         </w:tc>
@@ -11582,9 +18271,10 @@
           </w:tcPr>
           <w:p>
             <w:pPr>
-              <w:numPr>
-                <w:ilvl w:val="0"/>
-                <w:numId w:val="8"/>
+              <w:widowControl w:val="0"/>
+              <w:numPr>
+                <w:ilvl w:val="0"/>
+                <w:numId w:val="9"/>
               </w:numPr>
               <w:ind w:left="420" w:leftChars="0" w:hanging="420" w:firstLineChars="0"/>
               <w:jc w:val="left"/>
@@ -11610,7 +18300,7 @@
                 <w:vertAlign w:val="baseline"/>
                 <w:lang w:val="en-US"/>
               </w:rPr>
-              <w:t>Allow items of different data type</w:t>
+              <w:t>Designed to hold elements of the same data type. However, you can also create arrays that hold elements of different types by using the Array&lt;Any&gt; type.</w:t>
             </w:r>
           </w:p>
         </w:tc>
@@ -11626,7 +18316,9 @@
             <w:insideV w:val="single" w:color="FFFFFF" w:themeColor="background1" w:sz="4" w:space="0"/>
           </w:tblBorders>
           <w:tblCellMar>
+            <w:top w:w="0" w:type="dxa"/>
             <w:left w:w="108" w:type="dxa"/>
+            <w:bottom w:w="0" w:type="dxa"/>
             <w:right w:w="108" w:type="dxa"/>
           </w:tblCellMar>
         </w:tblPrEx>
@@ -11640,9 +18332,10 @@
           </w:tcPr>
           <w:p>
             <w:pPr>
-              <w:numPr>
-                <w:ilvl w:val="0"/>
-                <w:numId w:val="8"/>
+              <w:widowControl w:val="0"/>
+              <w:numPr>
+                <w:ilvl w:val="0"/>
+                <w:numId w:val="9"/>
               </w:numPr>
               <w:ind w:left="420" w:leftChars="0" w:hanging="420" w:firstLineChars="0"/>
               <w:jc w:val="left"/>
@@ -11670,8 +18363,6 @@
               </w:rPr>
               <w:t>list</w:t>
             </w:r>
-            <w:bookmarkStart w:id="0" w:name="_GoBack"/>
-            <w:bookmarkEnd w:id="0"/>
           </w:p>
         </w:tc>
         <w:tc>
@@ -11684,9 +18375,10 @@
           </w:tcPr>
           <w:p>
             <w:pPr>
-              <w:numPr>
-                <w:ilvl w:val="0"/>
-                <w:numId w:val="8"/>
+              <w:widowControl w:val="0"/>
+              <w:numPr>
+                <w:ilvl w:val="0"/>
+                <w:numId w:val="9"/>
               </w:numPr>
               <w:ind w:left="420" w:leftChars="0" w:hanging="420" w:firstLineChars="0"/>
               <w:jc w:val="left"/>
@@ -11717,9 +18409,10 @@
           </w:p>
           <w:p>
             <w:pPr>
-              <w:numPr>
-                <w:ilvl w:val="0"/>
-                <w:numId w:val="8"/>
+              <w:widowControl w:val="0"/>
+              <w:numPr>
+                <w:ilvl w:val="0"/>
+                <w:numId w:val="9"/>
               </w:numPr>
               <w:ind w:left="420" w:leftChars="0" w:hanging="420" w:firstLineChars="0"/>
               <w:jc w:val="left"/>
@@ -12198,6 +18891,26 @@
       </w:rPr>
     </w:lvl>
   </w:abstractNum>
+  <w:abstractNum w:abstractNumId="8">
+    <w:nsid w:val="5A536B4D"/>
+    <w:multiLevelType w:val="singleLevel"/>
+    <w:tmpl w:val="5A536B4D"/>
+    <w:lvl w:ilvl="0" w:tentative="0">
+      <w:start w:val="1"/>
+      <w:numFmt w:val="decimal"/>
+      <w:lvlText w:val="%1."/>
+      <w:lvlJc w:val="left"/>
+      <w:pPr>
+        <w:tabs>
+          <w:tab w:val="left" w:pos="425"/>
+        </w:tabs>
+        <w:ind w:left="425" w:leftChars="0" w:hanging="425" w:firstLineChars="0"/>
+      </w:pPr>
+      <w:rPr>
+        <w:rFonts w:hint="default"/>
+      </w:rPr>
+    </w:lvl>
+  </w:abstractNum>
   <w:num w:numId="1">
     <w:abstractNumId w:val="7"/>
   </w:num>
@@ -12208,18 +18921,21 @@
     <w:abstractNumId w:val="4"/>
   </w:num>
   <w:num w:numId="4">
+    <w:abstractNumId w:val="8"/>
+  </w:num>
+  <w:num w:numId="5">
     <w:abstractNumId w:val="3"/>
   </w:num>
-  <w:num w:numId="5">
+  <w:num w:numId="6">
     <w:abstractNumId w:val="2"/>
   </w:num>
-  <w:num w:numId="6">
+  <w:num w:numId="7">
     <w:abstractNumId w:val="5"/>
   </w:num>
-  <w:num w:numId="7">
+  <w:num w:numId="8">
     <w:abstractNumId w:val="6"/>
   </w:num>
-  <w:num w:numId="8">
+  <w:num w:numId="9">
     <w:abstractNumId w:val="0"/>
   </w:num>
 </w:numbering>
@@ -12554,7 +19270,17 @@
       </w:tblCellMar>
     </w:tblPr>
   </w:style>
-  <w:style w:type="table" w:styleId="6">
+  <w:style w:type="character" w:styleId="6">
+    <w:name w:val="HTML Code"/>
+    <w:basedOn w:val="4"/>
+    <w:uiPriority w:val="0"/>
+    <w:rPr>
+      <w:rFonts w:ascii="Courier New" w:hAnsi="Courier New" w:cs="Courier New"/>
+      <w:sz w:val="20"/>
+      <w:szCs w:val="20"/>
+    </w:rPr>
+  </w:style>
+  <w:style w:type="table" w:styleId="7">
     <w:name w:val="Table Grid"/>
     <w:basedOn w:val="5"/>
     <w:qFormat/>
